--- a/docs/thesis/基于Dubbo的道路运输企业在线培训系统设计与实现_论文初稿.docx
+++ b/docs/thesis/基于Dubbo的道路运输企业在线培训系统设计与实现_论文初稿.docx
@@ -142,7 +142,7 @@
         <w:fldChar w:fldCharType="begin"/>
       </w:r>
       <w:r>
-        <w:instrText xml:space="preserve"> HYPERLINK \l _Toc12440 </w:instrText>
+        <w:instrText xml:space="preserve"> HYPERLINK \l _Toc27643 </w:instrText>
       </w:r>
       <w:r>
         <w:fldChar w:fldCharType="separate"/>
@@ -157,7 +157,7 @@
         <w:fldChar w:fldCharType="begin"/>
       </w:r>
       <w:r>
-        <w:instrText xml:space="preserve"> PAGEREF _Toc12440 \h </w:instrText>
+        <w:instrText xml:space="preserve"> PAGEREF _Toc27643 \h </w:instrText>
       </w:r>
       <w:r>
         <w:fldChar w:fldCharType="separate"/>
@@ -183,7 +183,7 @@
         <w:fldChar w:fldCharType="begin"/>
       </w:r>
       <w:r>
-        <w:instrText xml:space="preserve"> HYPERLINK \l _Toc31693 </w:instrText>
+        <w:instrText xml:space="preserve"> HYPERLINK \l _Toc14631 </w:instrText>
       </w:r>
       <w:r>
         <w:fldChar w:fldCharType="separate"/>
@@ -198,7 +198,7 @@
         <w:fldChar w:fldCharType="begin"/>
       </w:r>
       <w:r>
-        <w:instrText xml:space="preserve"> PAGEREF _Toc31693 \h </w:instrText>
+        <w:instrText xml:space="preserve"> PAGEREF _Toc14631 \h </w:instrText>
       </w:r>
       <w:r>
         <w:fldChar w:fldCharType="separate"/>
@@ -224,7 +224,7 @@
         <w:fldChar w:fldCharType="begin"/>
       </w:r>
       <w:r>
-        <w:instrText xml:space="preserve"> HYPERLINK \l _Toc3090 </w:instrText>
+        <w:instrText xml:space="preserve"> HYPERLINK \l _Toc21515 </w:instrText>
       </w:r>
       <w:r>
         <w:fldChar w:fldCharType="separate"/>
@@ -239,7 +239,7 @@
         <w:fldChar w:fldCharType="begin"/>
       </w:r>
       <w:r>
-        <w:instrText xml:space="preserve"> PAGEREF _Toc3090 \h </w:instrText>
+        <w:instrText xml:space="preserve"> PAGEREF _Toc21515 \h </w:instrText>
       </w:r>
       <w:r>
         <w:fldChar w:fldCharType="separate"/>
@@ -265,7 +265,7 @@
         <w:fldChar w:fldCharType="begin"/>
       </w:r>
       <w:r>
-        <w:instrText xml:space="preserve"> HYPERLINK \l _Toc2827 </w:instrText>
+        <w:instrText xml:space="preserve"> HYPERLINK \l _Toc1877 </w:instrText>
       </w:r>
       <w:r>
         <w:fldChar w:fldCharType="separate"/>
@@ -280,7 +280,7 @@
         <w:fldChar w:fldCharType="begin"/>
       </w:r>
       <w:r>
-        <w:instrText xml:space="preserve"> PAGEREF _Toc2827 \h </w:instrText>
+        <w:instrText xml:space="preserve"> PAGEREF _Toc1877 \h </w:instrText>
       </w:r>
       <w:r>
         <w:fldChar w:fldCharType="separate"/>
@@ -306,7 +306,7 @@
         <w:fldChar w:fldCharType="begin"/>
       </w:r>
       <w:r>
-        <w:instrText xml:space="preserve"> HYPERLINK \l _Toc11896 </w:instrText>
+        <w:instrText xml:space="preserve"> HYPERLINK \l _Toc7 </w:instrText>
       </w:r>
       <w:r>
         <w:fldChar w:fldCharType="separate"/>
@@ -321,7 +321,7 @@
         <w:fldChar w:fldCharType="begin"/>
       </w:r>
       <w:r>
-        <w:instrText xml:space="preserve"> PAGEREF _Toc11896 \h </w:instrText>
+        <w:instrText xml:space="preserve"> PAGEREF _Toc7 \h </w:instrText>
       </w:r>
       <w:r>
         <w:fldChar w:fldCharType="separate"/>
@@ -347,7 +347,7 @@
         <w:fldChar w:fldCharType="begin"/>
       </w:r>
       <w:r>
-        <w:instrText xml:space="preserve"> HYPERLINK \l _Toc5146 </w:instrText>
+        <w:instrText xml:space="preserve"> HYPERLINK \l _Toc17135 </w:instrText>
       </w:r>
       <w:r>
         <w:fldChar w:fldCharType="separate"/>
@@ -362,7 +362,7 @@
         <w:fldChar w:fldCharType="begin"/>
       </w:r>
       <w:r>
-        <w:instrText xml:space="preserve"> PAGEREF _Toc5146 \h </w:instrText>
+        <w:instrText xml:space="preserve"> PAGEREF _Toc17135 \h </w:instrText>
       </w:r>
       <w:r>
         <w:fldChar w:fldCharType="separate"/>
@@ -388,7 +388,7 @@
         <w:fldChar w:fldCharType="begin"/>
       </w:r>
       <w:r>
-        <w:instrText xml:space="preserve"> HYPERLINK \l _Toc8358 </w:instrText>
+        <w:instrText xml:space="preserve"> HYPERLINK \l _Toc1331 </w:instrText>
       </w:r>
       <w:r>
         <w:fldChar w:fldCharType="separate"/>
@@ -403,7 +403,7 @@
         <w:fldChar w:fldCharType="begin"/>
       </w:r>
       <w:r>
-        <w:instrText xml:space="preserve"> PAGEREF _Toc8358 \h </w:instrText>
+        <w:instrText xml:space="preserve"> PAGEREF _Toc1331 \h </w:instrText>
       </w:r>
       <w:r>
         <w:fldChar w:fldCharType="separate"/>
@@ -429,7 +429,7 @@
         <w:fldChar w:fldCharType="begin"/>
       </w:r>
       <w:r>
-        <w:instrText xml:space="preserve"> HYPERLINK \l _Toc31514 </w:instrText>
+        <w:instrText xml:space="preserve"> HYPERLINK \l _Toc10144 </w:instrText>
       </w:r>
       <w:r>
         <w:fldChar w:fldCharType="separate"/>
@@ -444,7 +444,7 @@
         <w:fldChar w:fldCharType="begin"/>
       </w:r>
       <w:r>
-        <w:instrText xml:space="preserve"> PAGEREF _Toc31514 \h </w:instrText>
+        <w:instrText xml:space="preserve"> PAGEREF _Toc10144 \h </w:instrText>
       </w:r>
       <w:r>
         <w:fldChar w:fldCharType="separate"/>
@@ -470,7 +470,7 @@
         <w:fldChar w:fldCharType="begin"/>
       </w:r>
       <w:r>
-        <w:instrText xml:space="preserve"> HYPERLINK \l _Toc556 </w:instrText>
+        <w:instrText xml:space="preserve"> HYPERLINK \l _Toc9758 </w:instrText>
       </w:r>
       <w:r>
         <w:fldChar w:fldCharType="separate"/>
@@ -485,7 +485,7 @@
         <w:fldChar w:fldCharType="begin"/>
       </w:r>
       <w:r>
-        <w:instrText xml:space="preserve"> PAGEREF _Toc556 \h </w:instrText>
+        <w:instrText xml:space="preserve"> PAGEREF _Toc9758 \h </w:instrText>
       </w:r>
       <w:r>
         <w:fldChar w:fldCharType="separate"/>
@@ -511,7 +511,7 @@
         <w:fldChar w:fldCharType="begin"/>
       </w:r>
       <w:r>
-        <w:instrText xml:space="preserve"> HYPERLINK \l _Toc9626 </w:instrText>
+        <w:instrText xml:space="preserve"> HYPERLINK \l _Toc21770 </w:instrText>
       </w:r>
       <w:r>
         <w:fldChar w:fldCharType="separate"/>
@@ -526,7 +526,7 @@
         <w:fldChar w:fldCharType="begin"/>
       </w:r>
       <w:r>
-        <w:instrText xml:space="preserve"> PAGEREF _Toc9626 \h </w:instrText>
+        <w:instrText xml:space="preserve"> PAGEREF _Toc21770 \h </w:instrText>
       </w:r>
       <w:r>
         <w:fldChar w:fldCharType="separate"/>
@@ -552,7 +552,7 @@
         <w:fldChar w:fldCharType="begin"/>
       </w:r>
       <w:r>
-        <w:instrText xml:space="preserve"> HYPERLINK \l _Toc23952 </w:instrText>
+        <w:instrText xml:space="preserve"> HYPERLINK \l _Toc30210 </w:instrText>
       </w:r>
       <w:r>
         <w:fldChar w:fldCharType="separate"/>
@@ -567,7 +567,7 @@
         <w:fldChar w:fldCharType="begin"/>
       </w:r>
       <w:r>
-        <w:instrText xml:space="preserve"> PAGEREF _Toc23952 \h </w:instrText>
+        <w:instrText xml:space="preserve"> PAGEREF _Toc30210 \h </w:instrText>
       </w:r>
       <w:r>
         <w:fldChar w:fldCharType="separate"/>
@@ -593,7 +593,7 @@
         <w:fldChar w:fldCharType="begin"/>
       </w:r>
       <w:r>
-        <w:instrText xml:space="preserve"> HYPERLINK \l _Toc10845 </w:instrText>
+        <w:instrText xml:space="preserve"> HYPERLINK \l _Toc17173 </w:instrText>
       </w:r>
       <w:r>
         <w:fldChar w:fldCharType="separate"/>
@@ -608,7 +608,7 @@
         <w:fldChar w:fldCharType="begin"/>
       </w:r>
       <w:r>
-        <w:instrText xml:space="preserve"> PAGEREF _Toc10845 \h </w:instrText>
+        <w:instrText xml:space="preserve"> PAGEREF _Toc17173 \h </w:instrText>
       </w:r>
       <w:r>
         <w:fldChar w:fldCharType="separate"/>
@@ -634,7 +634,7 @@
         <w:fldChar w:fldCharType="begin"/>
       </w:r>
       <w:r>
-        <w:instrText xml:space="preserve"> HYPERLINK \l _Toc5015 </w:instrText>
+        <w:instrText xml:space="preserve"> HYPERLINK \l _Toc24668 </w:instrText>
       </w:r>
       <w:r>
         <w:fldChar w:fldCharType="separate"/>
@@ -649,7 +649,7 @@
         <w:fldChar w:fldCharType="begin"/>
       </w:r>
       <w:r>
-        <w:instrText xml:space="preserve"> PAGEREF _Toc5015 \h </w:instrText>
+        <w:instrText xml:space="preserve"> PAGEREF _Toc24668 \h </w:instrText>
       </w:r>
       <w:r>
         <w:fldChar w:fldCharType="separate"/>
@@ -675,7 +675,7 @@
         <w:fldChar w:fldCharType="begin"/>
       </w:r>
       <w:r>
-        <w:instrText xml:space="preserve"> HYPERLINK \l _Toc8183 </w:instrText>
+        <w:instrText xml:space="preserve"> HYPERLINK \l _Toc32181 </w:instrText>
       </w:r>
       <w:r>
         <w:fldChar w:fldCharType="separate"/>
@@ -690,7 +690,7 @@
         <w:fldChar w:fldCharType="begin"/>
       </w:r>
       <w:r>
-        <w:instrText xml:space="preserve"> PAGEREF _Toc8183 \h </w:instrText>
+        <w:instrText xml:space="preserve"> PAGEREF _Toc32181 \h </w:instrText>
       </w:r>
       <w:r>
         <w:fldChar w:fldCharType="separate"/>
@@ -716,7 +716,7 @@
         <w:fldChar w:fldCharType="begin"/>
       </w:r>
       <w:r>
-        <w:instrText xml:space="preserve"> HYPERLINK \l _Toc15840 </w:instrText>
+        <w:instrText xml:space="preserve"> HYPERLINK \l _Toc32273 </w:instrText>
       </w:r>
       <w:r>
         <w:fldChar w:fldCharType="separate"/>
@@ -731,7 +731,7 @@
         <w:fldChar w:fldCharType="begin"/>
       </w:r>
       <w:r>
-        <w:instrText xml:space="preserve"> PAGEREF _Toc15840 \h </w:instrText>
+        <w:instrText xml:space="preserve"> PAGEREF _Toc32273 \h </w:instrText>
       </w:r>
       <w:r>
         <w:fldChar w:fldCharType="separate"/>
@@ -757,7 +757,7 @@
         <w:fldChar w:fldCharType="begin"/>
       </w:r>
       <w:r>
-        <w:instrText xml:space="preserve"> HYPERLINK \l _Toc2427 </w:instrText>
+        <w:instrText xml:space="preserve"> HYPERLINK \l _Toc3061 </w:instrText>
       </w:r>
       <w:r>
         <w:fldChar w:fldCharType="separate"/>
@@ -772,7 +772,7 @@
         <w:fldChar w:fldCharType="begin"/>
       </w:r>
       <w:r>
-        <w:instrText xml:space="preserve"> PAGEREF _Toc2427 \h </w:instrText>
+        <w:instrText xml:space="preserve"> PAGEREF _Toc3061 \h </w:instrText>
       </w:r>
       <w:r>
         <w:fldChar w:fldCharType="separate"/>
@@ -798,7 +798,7 @@
         <w:fldChar w:fldCharType="begin"/>
       </w:r>
       <w:r>
-        <w:instrText xml:space="preserve"> HYPERLINK \l _Toc11096 </w:instrText>
+        <w:instrText xml:space="preserve"> HYPERLINK \l _Toc11476 </w:instrText>
       </w:r>
       <w:r>
         <w:fldChar w:fldCharType="separate"/>
@@ -813,7 +813,7 @@
         <w:fldChar w:fldCharType="begin"/>
       </w:r>
       <w:r>
-        <w:instrText xml:space="preserve"> PAGEREF _Toc11096 \h </w:instrText>
+        <w:instrText xml:space="preserve"> PAGEREF _Toc11476 \h </w:instrText>
       </w:r>
       <w:r>
         <w:fldChar w:fldCharType="separate"/>
@@ -839,7 +839,7 @@
         <w:fldChar w:fldCharType="begin"/>
       </w:r>
       <w:r>
-        <w:instrText xml:space="preserve"> HYPERLINK \l _Toc6562 </w:instrText>
+        <w:instrText xml:space="preserve"> HYPERLINK \l _Toc17479 </w:instrText>
       </w:r>
       <w:r>
         <w:fldChar w:fldCharType="separate"/>
@@ -854,7 +854,7 @@
         <w:fldChar w:fldCharType="begin"/>
       </w:r>
       <w:r>
-        <w:instrText xml:space="preserve"> PAGEREF _Toc6562 \h </w:instrText>
+        <w:instrText xml:space="preserve"> PAGEREF _Toc17479 \h </w:instrText>
       </w:r>
       <w:r>
         <w:fldChar w:fldCharType="separate"/>
@@ -880,7 +880,7 @@
         <w:fldChar w:fldCharType="begin"/>
       </w:r>
       <w:r>
-        <w:instrText xml:space="preserve"> HYPERLINK \l _Toc27986 </w:instrText>
+        <w:instrText xml:space="preserve"> HYPERLINK \l _Toc17069 </w:instrText>
       </w:r>
       <w:r>
         <w:fldChar w:fldCharType="separate"/>
@@ -895,7 +895,7 @@
         <w:fldChar w:fldCharType="begin"/>
       </w:r>
       <w:r>
-        <w:instrText xml:space="preserve"> PAGEREF _Toc27986 \h </w:instrText>
+        <w:instrText xml:space="preserve"> PAGEREF _Toc17069 \h </w:instrText>
       </w:r>
       <w:r>
         <w:fldChar w:fldCharType="separate"/>
@@ -921,7 +921,7 @@
         <w:fldChar w:fldCharType="begin"/>
       </w:r>
       <w:r>
-        <w:instrText xml:space="preserve"> HYPERLINK \l _Toc2056 </w:instrText>
+        <w:instrText xml:space="preserve"> HYPERLINK \l _Toc8298 </w:instrText>
       </w:r>
       <w:r>
         <w:fldChar w:fldCharType="separate"/>
@@ -936,7 +936,7 @@
         <w:fldChar w:fldCharType="begin"/>
       </w:r>
       <w:r>
-        <w:instrText xml:space="preserve"> PAGEREF _Toc2056 \h </w:instrText>
+        <w:instrText xml:space="preserve"> PAGEREF _Toc8298 \h </w:instrText>
       </w:r>
       <w:r>
         <w:fldChar w:fldCharType="separate"/>
@@ -962,7 +962,7 @@
         <w:fldChar w:fldCharType="begin"/>
       </w:r>
       <w:r>
-        <w:instrText xml:space="preserve"> HYPERLINK \l _Toc25154 </w:instrText>
+        <w:instrText xml:space="preserve"> HYPERLINK \l _Toc18132 </w:instrText>
       </w:r>
       <w:r>
         <w:fldChar w:fldCharType="separate"/>
@@ -977,7 +977,7 @@
         <w:fldChar w:fldCharType="begin"/>
       </w:r>
       <w:r>
-        <w:instrText xml:space="preserve"> PAGEREF _Toc25154 \h </w:instrText>
+        <w:instrText xml:space="preserve"> PAGEREF _Toc18132 \h </w:instrText>
       </w:r>
       <w:r>
         <w:fldChar w:fldCharType="separate"/>
@@ -1003,7 +1003,7 @@
         <w:fldChar w:fldCharType="begin"/>
       </w:r>
       <w:r>
-        <w:instrText xml:space="preserve"> HYPERLINK \l _Toc20852 </w:instrText>
+        <w:instrText xml:space="preserve"> HYPERLINK \l _Toc30052 </w:instrText>
       </w:r>
       <w:r>
         <w:fldChar w:fldCharType="separate"/>
@@ -1018,7 +1018,7 @@
         <w:fldChar w:fldCharType="begin"/>
       </w:r>
       <w:r>
-        <w:instrText xml:space="preserve"> PAGEREF _Toc20852 \h </w:instrText>
+        <w:instrText xml:space="preserve"> PAGEREF _Toc30052 \h </w:instrText>
       </w:r>
       <w:r>
         <w:fldChar w:fldCharType="separate"/>
@@ -1044,7 +1044,7 @@
         <w:fldChar w:fldCharType="begin"/>
       </w:r>
       <w:r>
-        <w:instrText xml:space="preserve"> HYPERLINK \l _Toc21355 </w:instrText>
+        <w:instrText xml:space="preserve"> HYPERLINK \l _Toc8760 </w:instrText>
       </w:r>
       <w:r>
         <w:fldChar w:fldCharType="separate"/>
@@ -1059,7 +1059,7 @@
         <w:fldChar w:fldCharType="begin"/>
       </w:r>
       <w:r>
-        <w:instrText xml:space="preserve"> PAGEREF _Toc21355 \h </w:instrText>
+        <w:instrText xml:space="preserve"> PAGEREF _Toc8760 \h </w:instrText>
       </w:r>
       <w:r>
         <w:fldChar w:fldCharType="separate"/>
@@ -1085,7 +1085,7 @@
         <w:fldChar w:fldCharType="begin"/>
       </w:r>
       <w:r>
-        <w:instrText xml:space="preserve"> HYPERLINK \l _Toc17227 </w:instrText>
+        <w:instrText xml:space="preserve"> HYPERLINK \l _Toc22624 </w:instrText>
       </w:r>
       <w:r>
         <w:fldChar w:fldCharType="separate"/>
@@ -1100,7 +1100,7 @@
         <w:fldChar w:fldCharType="begin"/>
       </w:r>
       <w:r>
-        <w:instrText xml:space="preserve"> PAGEREF _Toc17227 \h </w:instrText>
+        <w:instrText xml:space="preserve"> PAGEREF _Toc22624 \h </w:instrText>
       </w:r>
       <w:r>
         <w:fldChar w:fldCharType="separate"/>
@@ -1126,7 +1126,7 @@
         <w:fldChar w:fldCharType="begin"/>
       </w:r>
       <w:r>
-        <w:instrText xml:space="preserve"> HYPERLINK \l _Toc9484 </w:instrText>
+        <w:instrText xml:space="preserve"> HYPERLINK \l _Toc3435 </w:instrText>
       </w:r>
       <w:r>
         <w:fldChar w:fldCharType="separate"/>
@@ -1141,7 +1141,7 @@
         <w:fldChar w:fldCharType="begin"/>
       </w:r>
       <w:r>
-        <w:instrText xml:space="preserve"> PAGEREF _Toc9484 \h </w:instrText>
+        <w:instrText xml:space="preserve"> PAGEREF _Toc3435 \h </w:instrText>
       </w:r>
       <w:r>
         <w:fldChar w:fldCharType="separate"/>
@@ -1167,7 +1167,7 @@
         <w:fldChar w:fldCharType="begin"/>
       </w:r>
       <w:r>
-        <w:instrText xml:space="preserve"> HYPERLINK \l _Toc29590 </w:instrText>
+        <w:instrText xml:space="preserve"> HYPERLINK \l _Toc32628 </w:instrText>
       </w:r>
       <w:r>
         <w:fldChar w:fldCharType="separate"/>
@@ -1182,7 +1182,7 @@
         <w:fldChar w:fldCharType="begin"/>
       </w:r>
       <w:r>
-        <w:instrText xml:space="preserve"> PAGEREF _Toc29590 \h </w:instrText>
+        <w:instrText xml:space="preserve"> PAGEREF _Toc32628 \h </w:instrText>
       </w:r>
       <w:r>
         <w:fldChar w:fldCharType="separate"/>
@@ -1208,7 +1208,7 @@
         <w:fldChar w:fldCharType="begin"/>
       </w:r>
       <w:r>
-        <w:instrText xml:space="preserve"> HYPERLINK \l _Toc21701 </w:instrText>
+        <w:instrText xml:space="preserve"> HYPERLINK \l _Toc28365 </w:instrText>
       </w:r>
       <w:r>
         <w:fldChar w:fldCharType="separate"/>
@@ -1223,7 +1223,7 @@
         <w:fldChar w:fldCharType="begin"/>
       </w:r>
       <w:r>
-        <w:instrText xml:space="preserve"> PAGEREF _Toc21701 \h </w:instrText>
+        <w:instrText xml:space="preserve"> PAGEREF _Toc28365 \h </w:instrText>
       </w:r>
       <w:r>
         <w:fldChar w:fldCharType="separate"/>
@@ -1249,7 +1249,7 @@
         <w:fldChar w:fldCharType="begin"/>
       </w:r>
       <w:r>
-        <w:instrText xml:space="preserve"> HYPERLINK \l _Toc4677 </w:instrText>
+        <w:instrText xml:space="preserve"> HYPERLINK \l _Toc9623 </w:instrText>
       </w:r>
       <w:r>
         <w:fldChar w:fldCharType="separate"/>
@@ -1264,13 +1264,13 @@
         <w:fldChar w:fldCharType="begin"/>
       </w:r>
       <w:r>
-        <w:instrText xml:space="preserve"> PAGEREF _Toc4677 \h </w:instrText>
+        <w:instrText xml:space="preserve"> PAGEREF _Toc9623 \h </w:instrText>
       </w:r>
       <w:r>
         <w:fldChar w:fldCharType="separate"/>
       </w:r>
       <w:r>
-        <w:t>15</w:t>
+        <w:t>16</w:t>
       </w:r>
       <w:r>
         <w:fldChar w:fldCharType="end"/>
@@ -1290,7 +1290,7 @@
         <w:fldChar w:fldCharType="begin"/>
       </w:r>
       <w:r>
-        <w:instrText xml:space="preserve"> HYPERLINK \l _Toc8266 </w:instrText>
+        <w:instrText xml:space="preserve"> HYPERLINK \l _Toc13097 </w:instrText>
       </w:r>
       <w:r>
         <w:fldChar w:fldCharType="separate"/>
@@ -1305,7 +1305,7 @@
         <w:fldChar w:fldCharType="begin"/>
       </w:r>
       <w:r>
-        <w:instrText xml:space="preserve"> PAGEREF _Toc8266 \h </w:instrText>
+        <w:instrText xml:space="preserve"> PAGEREF _Toc13097 \h </w:instrText>
       </w:r>
       <w:r>
         <w:fldChar w:fldCharType="separate"/>
@@ -1331,7 +1331,7 @@
         <w:fldChar w:fldCharType="begin"/>
       </w:r>
       <w:r>
-        <w:instrText xml:space="preserve"> HYPERLINK \l _Toc9630 </w:instrText>
+        <w:instrText xml:space="preserve"> HYPERLINK \l _Toc29523 </w:instrText>
       </w:r>
       <w:r>
         <w:fldChar w:fldCharType="separate"/>
@@ -1346,7 +1346,7 @@
         <w:fldChar w:fldCharType="begin"/>
       </w:r>
       <w:r>
-        <w:instrText xml:space="preserve"> PAGEREF _Toc9630 \h </w:instrText>
+        <w:instrText xml:space="preserve"> PAGEREF _Toc29523 \h </w:instrText>
       </w:r>
       <w:r>
         <w:fldChar w:fldCharType="separate"/>
@@ -1372,7 +1372,7 @@
         <w:fldChar w:fldCharType="begin"/>
       </w:r>
       <w:r>
-        <w:instrText xml:space="preserve"> HYPERLINK \l _Toc16040 </w:instrText>
+        <w:instrText xml:space="preserve"> HYPERLINK \l _Toc15395 </w:instrText>
       </w:r>
       <w:r>
         <w:fldChar w:fldCharType="separate"/>
@@ -1387,13 +1387,13 @@
         <w:fldChar w:fldCharType="begin"/>
       </w:r>
       <w:r>
-        <w:instrText xml:space="preserve"> PAGEREF _Toc16040 \h </w:instrText>
+        <w:instrText xml:space="preserve"> PAGEREF _Toc15395 \h </w:instrText>
       </w:r>
       <w:r>
         <w:fldChar w:fldCharType="separate"/>
       </w:r>
       <w:r>
-        <w:t>17</w:t>
+        <w:t>18</w:t>
       </w:r>
       <w:r>
         <w:fldChar w:fldCharType="end"/>
@@ -1413,7 +1413,7 @@
         <w:fldChar w:fldCharType="begin"/>
       </w:r>
       <w:r>
-        <w:instrText xml:space="preserve"> HYPERLINK \l _Toc4846 </w:instrText>
+        <w:instrText xml:space="preserve"> HYPERLINK \l _Toc14838 </w:instrText>
       </w:r>
       <w:r>
         <w:fldChar w:fldCharType="separate"/>
@@ -1428,13 +1428,13 @@
         <w:fldChar w:fldCharType="begin"/>
       </w:r>
       <w:r>
-        <w:instrText xml:space="preserve"> PAGEREF _Toc4846 \h </w:instrText>
+        <w:instrText xml:space="preserve"> PAGEREF _Toc14838 \h </w:instrText>
       </w:r>
       <w:r>
         <w:fldChar w:fldCharType="separate"/>
       </w:r>
       <w:r>
-        <w:t>18</w:t>
+        <w:t>19</w:t>
       </w:r>
       <w:r>
         <w:fldChar w:fldCharType="end"/>
@@ -1454,7 +1454,7 @@
         <w:fldChar w:fldCharType="begin"/>
       </w:r>
       <w:r>
-        <w:instrText xml:space="preserve"> HYPERLINK \l _Toc10396 </w:instrText>
+        <w:instrText xml:space="preserve"> HYPERLINK \l _Toc6950 </w:instrText>
       </w:r>
       <w:r>
         <w:fldChar w:fldCharType="separate"/>
@@ -1469,13 +1469,13 @@
         <w:fldChar w:fldCharType="begin"/>
       </w:r>
       <w:r>
-        <w:instrText xml:space="preserve"> PAGEREF _Toc10396 \h </w:instrText>
+        <w:instrText xml:space="preserve"> PAGEREF _Toc6950 \h </w:instrText>
       </w:r>
       <w:r>
         <w:fldChar w:fldCharType="separate"/>
       </w:r>
       <w:r>
-        <w:t>18</w:t>
+        <w:t>19</w:t>
       </w:r>
       <w:r>
         <w:fldChar w:fldCharType="end"/>
@@ -1495,7 +1495,7 @@
         <w:fldChar w:fldCharType="begin"/>
       </w:r>
       <w:r>
-        <w:instrText xml:space="preserve"> HYPERLINK \l _Toc7674 </w:instrText>
+        <w:instrText xml:space="preserve"> HYPERLINK \l _Toc32074 </w:instrText>
       </w:r>
       <w:r>
         <w:fldChar w:fldCharType="separate"/>
@@ -1510,13 +1510,13 @@
         <w:fldChar w:fldCharType="begin"/>
       </w:r>
       <w:r>
-        <w:instrText xml:space="preserve"> PAGEREF _Toc7674 \h </w:instrText>
+        <w:instrText xml:space="preserve"> PAGEREF _Toc32074 \h </w:instrText>
       </w:r>
       <w:r>
         <w:fldChar w:fldCharType="separate"/>
       </w:r>
       <w:r>
-        <w:t>18</w:t>
+        <w:t>19</w:t>
       </w:r>
       <w:r>
         <w:fldChar w:fldCharType="end"/>
@@ -1536,7 +1536,7 @@
         <w:fldChar w:fldCharType="begin"/>
       </w:r>
       <w:r>
-        <w:instrText xml:space="preserve"> HYPERLINK \l _Toc4313 </w:instrText>
+        <w:instrText xml:space="preserve"> HYPERLINK \l _Toc17588 </w:instrText>
       </w:r>
       <w:r>
         <w:fldChar w:fldCharType="separate"/>
@@ -1551,13 +1551,13 @@
         <w:fldChar w:fldCharType="begin"/>
       </w:r>
       <w:r>
-        <w:instrText xml:space="preserve"> PAGEREF _Toc4313 \h </w:instrText>
+        <w:instrText xml:space="preserve"> PAGEREF _Toc17588 \h </w:instrText>
       </w:r>
       <w:r>
         <w:fldChar w:fldCharType="separate"/>
       </w:r>
       <w:r>
-        <w:t>19</w:t>
+        <w:t>20</w:t>
       </w:r>
       <w:r>
         <w:fldChar w:fldCharType="end"/>
@@ -1577,7 +1577,7 @@
         <w:fldChar w:fldCharType="begin"/>
       </w:r>
       <w:r>
-        <w:instrText xml:space="preserve"> HYPERLINK \l _Toc7362 </w:instrText>
+        <w:instrText xml:space="preserve"> HYPERLINK \l _Toc26659 </w:instrText>
       </w:r>
       <w:r>
         <w:fldChar w:fldCharType="separate"/>
@@ -1592,13 +1592,13 @@
         <w:fldChar w:fldCharType="begin"/>
       </w:r>
       <w:r>
-        <w:instrText xml:space="preserve"> PAGEREF _Toc7362 \h </w:instrText>
+        <w:instrText xml:space="preserve"> PAGEREF _Toc26659 \h </w:instrText>
       </w:r>
       <w:r>
         <w:fldChar w:fldCharType="separate"/>
       </w:r>
       <w:r>
-        <w:t>19</w:t>
+        <w:t>20</w:t>
       </w:r>
       <w:r>
         <w:fldChar w:fldCharType="end"/>
@@ -1618,7 +1618,7 @@
         <w:fldChar w:fldCharType="begin"/>
       </w:r>
       <w:r>
-        <w:instrText xml:space="preserve"> HYPERLINK \l _Toc29478 </w:instrText>
+        <w:instrText xml:space="preserve"> HYPERLINK \l _Toc1861 </w:instrText>
       </w:r>
       <w:r>
         <w:fldChar w:fldCharType="separate"/>
@@ -1633,13 +1633,13 @@
         <w:fldChar w:fldCharType="begin"/>
       </w:r>
       <w:r>
-        <w:instrText xml:space="preserve"> PAGEREF _Toc29478 \h </w:instrText>
+        <w:instrText xml:space="preserve"> PAGEREF _Toc1861 \h </w:instrText>
       </w:r>
       <w:r>
         <w:fldChar w:fldCharType="separate"/>
       </w:r>
       <w:r>
-        <w:t>20</w:t>
+        <w:t>21</w:t>
       </w:r>
       <w:r>
         <w:fldChar w:fldCharType="end"/>
@@ -1659,7 +1659,7 @@
         <w:fldChar w:fldCharType="begin"/>
       </w:r>
       <w:r>
-        <w:instrText xml:space="preserve"> HYPERLINK \l _Toc19090 </w:instrText>
+        <w:instrText xml:space="preserve"> HYPERLINK \l _Toc27199 </w:instrText>
       </w:r>
       <w:r>
         <w:fldChar w:fldCharType="separate"/>
@@ -1674,13 +1674,13 @@
         <w:fldChar w:fldCharType="begin"/>
       </w:r>
       <w:r>
-        <w:instrText xml:space="preserve"> PAGEREF _Toc19090 \h </w:instrText>
+        <w:instrText xml:space="preserve"> PAGEREF _Toc27199 \h </w:instrText>
       </w:r>
       <w:r>
         <w:fldChar w:fldCharType="separate"/>
       </w:r>
       <w:r>
-        <w:t>20</w:t>
+        <w:t>22</w:t>
       </w:r>
       <w:r>
         <w:fldChar w:fldCharType="end"/>
@@ -1700,7 +1700,7 @@
         <w:fldChar w:fldCharType="begin"/>
       </w:r>
       <w:r>
-        <w:instrText xml:space="preserve"> HYPERLINK \l _Toc6583 </w:instrText>
+        <w:instrText xml:space="preserve"> HYPERLINK \l _Toc10782 </w:instrText>
       </w:r>
       <w:r>
         <w:fldChar w:fldCharType="separate"/>
@@ -1715,13 +1715,13 @@
         <w:fldChar w:fldCharType="begin"/>
       </w:r>
       <w:r>
-        <w:instrText xml:space="preserve"> PAGEREF _Toc6583 \h </w:instrText>
+        <w:instrText xml:space="preserve"> PAGEREF _Toc10782 \h </w:instrText>
       </w:r>
       <w:r>
         <w:fldChar w:fldCharType="separate"/>
       </w:r>
       <w:r>
-        <w:t>22</w:t>
+        <w:t>23</w:t>
       </w:r>
       <w:r>
         <w:fldChar w:fldCharType="end"/>
@@ -1741,7 +1741,7 @@
         <w:fldChar w:fldCharType="begin"/>
       </w:r>
       <w:r>
-        <w:instrText xml:space="preserve"> HYPERLINK \l _Toc15484 </w:instrText>
+        <w:instrText xml:space="preserve"> HYPERLINK \l _Toc29264 </w:instrText>
       </w:r>
       <w:r>
         <w:fldChar w:fldCharType="separate"/>
@@ -1756,13 +1756,13 @@
         <w:fldChar w:fldCharType="begin"/>
       </w:r>
       <w:r>
-        <w:instrText xml:space="preserve"> PAGEREF _Toc15484 \h </w:instrText>
+        <w:instrText xml:space="preserve"> PAGEREF _Toc29264 \h </w:instrText>
       </w:r>
       <w:r>
         <w:fldChar w:fldCharType="separate"/>
       </w:r>
       <w:r>
-        <w:t>22</w:t>
+        <w:t>23</w:t>
       </w:r>
       <w:r>
         <w:fldChar w:fldCharType="end"/>
@@ -1782,7 +1782,7 @@
         <w:fldChar w:fldCharType="begin"/>
       </w:r>
       <w:r>
-        <w:instrText xml:space="preserve"> HYPERLINK \l _Toc12864 </w:instrText>
+        <w:instrText xml:space="preserve"> HYPERLINK \l _Toc31674 </w:instrText>
       </w:r>
       <w:r>
         <w:fldChar w:fldCharType="separate"/>
@@ -1797,13 +1797,13 @@
         <w:fldChar w:fldCharType="begin"/>
       </w:r>
       <w:r>
-        <w:instrText xml:space="preserve"> PAGEREF _Toc12864 \h </w:instrText>
+        <w:instrText xml:space="preserve"> PAGEREF _Toc31674 \h </w:instrText>
       </w:r>
       <w:r>
         <w:fldChar w:fldCharType="separate"/>
       </w:r>
       <w:r>
-        <w:t>22</w:t>
+        <w:t>23</w:t>
       </w:r>
       <w:r>
         <w:fldChar w:fldCharType="end"/>
@@ -1823,7 +1823,7 @@
         <w:fldChar w:fldCharType="begin"/>
       </w:r>
       <w:r>
-        <w:instrText xml:space="preserve"> HYPERLINK \l _Toc19113 </w:instrText>
+        <w:instrText xml:space="preserve"> HYPERLINK \l _Toc3368 </w:instrText>
       </w:r>
       <w:r>
         <w:fldChar w:fldCharType="separate"/>
@@ -1838,13 +1838,13 @@
         <w:fldChar w:fldCharType="begin"/>
       </w:r>
       <w:r>
-        <w:instrText xml:space="preserve"> PAGEREF _Toc19113 \h </w:instrText>
+        <w:instrText xml:space="preserve"> PAGEREF _Toc3368 \h </w:instrText>
       </w:r>
       <w:r>
         <w:fldChar w:fldCharType="separate"/>
       </w:r>
       <w:r>
-        <w:t>23</w:t>
+        <w:t>24</w:t>
       </w:r>
       <w:r>
         <w:fldChar w:fldCharType="end"/>
@@ -1864,7 +1864,7 @@
         <w:fldChar w:fldCharType="begin"/>
       </w:r>
       <w:r>
-        <w:instrText xml:space="preserve"> HYPERLINK \l _Toc6275 </w:instrText>
+        <w:instrText xml:space="preserve"> HYPERLINK \l _Toc5321 </w:instrText>
       </w:r>
       <w:r>
         <w:fldChar w:fldCharType="separate"/>
@@ -1879,13 +1879,13 @@
         <w:fldChar w:fldCharType="begin"/>
       </w:r>
       <w:r>
-        <w:instrText xml:space="preserve"> PAGEREF _Toc6275 \h </w:instrText>
+        <w:instrText xml:space="preserve"> PAGEREF _Toc5321 \h </w:instrText>
       </w:r>
       <w:r>
         <w:fldChar w:fldCharType="separate"/>
       </w:r>
       <w:r>
-        <w:t>24</w:t>
+        <w:t>25</w:t>
       </w:r>
       <w:r>
         <w:fldChar w:fldCharType="end"/>
@@ -1905,7 +1905,7 @@
         <w:fldChar w:fldCharType="begin"/>
       </w:r>
       <w:r>
-        <w:instrText xml:space="preserve"> HYPERLINK \l _Toc7458 </w:instrText>
+        <w:instrText xml:space="preserve"> HYPERLINK \l _Toc15192 </w:instrText>
       </w:r>
       <w:r>
         <w:fldChar w:fldCharType="separate"/>
@@ -1920,13 +1920,13 @@
         <w:fldChar w:fldCharType="begin"/>
       </w:r>
       <w:r>
-        <w:instrText xml:space="preserve"> PAGEREF _Toc7458 \h </w:instrText>
+        <w:instrText xml:space="preserve"> PAGEREF _Toc15192 \h </w:instrText>
       </w:r>
       <w:r>
         <w:fldChar w:fldCharType="separate"/>
       </w:r>
       <w:r>
-        <w:t>25</w:t>
+        <w:t>26</w:t>
       </w:r>
       <w:r>
         <w:fldChar w:fldCharType="end"/>
@@ -1946,7 +1946,7 @@
         <w:fldChar w:fldCharType="begin"/>
       </w:r>
       <w:r>
-        <w:instrText xml:space="preserve"> HYPERLINK \l _Toc27246 </w:instrText>
+        <w:instrText xml:space="preserve"> HYPERLINK \l _Toc31690 </w:instrText>
       </w:r>
       <w:r>
         <w:fldChar w:fldCharType="separate"/>
@@ -1961,13 +1961,13 @@
         <w:fldChar w:fldCharType="begin"/>
       </w:r>
       <w:r>
-        <w:instrText xml:space="preserve"> PAGEREF _Toc27246 \h </w:instrText>
+        <w:instrText xml:space="preserve"> PAGEREF _Toc31690 \h </w:instrText>
       </w:r>
       <w:r>
         <w:fldChar w:fldCharType="separate"/>
       </w:r>
       <w:r>
-        <w:t>25</w:t>
+        <w:t>26</w:t>
       </w:r>
       <w:r>
         <w:fldChar w:fldCharType="end"/>
@@ -1987,7 +1987,7 @@
         <w:fldChar w:fldCharType="begin"/>
       </w:r>
       <w:r>
-        <w:instrText xml:space="preserve"> HYPERLINK \l _Toc16388 </w:instrText>
+        <w:instrText xml:space="preserve"> HYPERLINK \l _Toc6342 </w:instrText>
       </w:r>
       <w:r>
         <w:fldChar w:fldCharType="separate"/>
@@ -2002,13 +2002,13 @@
         <w:fldChar w:fldCharType="begin"/>
       </w:r>
       <w:r>
-        <w:instrText xml:space="preserve"> PAGEREF _Toc16388 \h </w:instrText>
+        <w:instrText xml:space="preserve"> PAGEREF _Toc6342 \h </w:instrText>
       </w:r>
       <w:r>
         <w:fldChar w:fldCharType="separate"/>
       </w:r>
       <w:r>
-        <w:t>28</w:t>
+        <w:t>29</w:t>
       </w:r>
       <w:r>
         <w:fldChar w:fldCharType="end"/>
@@ -2028,7 +2028,7 @@
         <w:fldChar w:fldCharType="begin"/>
       </w:r>
       <w:r>
-        <w:instrText xml:space="preserve"> HYPERLINK \l _Toc23040 </w:instrText>
+        <w:instrText xml:space="preserve"> HYPERLINK \l _Toc30410 </w:instrText>
       </w:r>
       <w:r>
         <w:fldChar w:fldCharType="separate"/>
@@ -2043,13 +2043,13 @@
         <w:fldChar w:fldCharType="begin"/>
       </w:r>
       <w:r>
-        <w:instrText xml:space="preserve"> PAGEREF _Toc23040 \h </w:instrText>
+        <w:instrText xml:space="preserve"> PAGEREF _Toc30410 \h </w:instrText>
       </w:r>
       <w:r>
         <w:fldChar w:fldCharType="separate"/>
       </w:r>
       <w:r>
-        <w:t>28</w:t>
+        <w:t>29</w:t>
       </w:r>
       <w:r>
         <w:fldChar w:fldCharType="end"/>
@@ -2069,7 +2069,7 @@
         <w:fldChar w:fldCharType="begin"/>
       </w:r>
       <w:r>
-        <w:instrText xml:space="preserve"> HYPERLINK \l _Toc577 </w:instrText>
+        <w:instrText xml:space="preserve"> HYPERLINK \l _Toc3594 </w:instrText>
       </w:r>
       <w:r>
         <w:fldChar w:fldCharType="separate"/>
@@ -2084,13 +2084,13 @@
         <w:fldChar w:fldCharType="begin"/>
       </w:r>
       <w:r>
-        <w:instrText xml:space="preserve"> PAGEREF _Toc577 \h </w:instrText>
+        <w:instrText xml:space="preserve"> PAGEREF _Toc3594 \h </w:instrText>
       </w:r>
       <w:r>
         <w:fldChar w:fldCharType="separate"/>
       </w:r>
       <w:r>
-        <w:t>28</w:t>
+        <w:t>29</w:t>
       </w:r>
       <w:r>
         <w:fldChar w:fldCharType="end"/>
@@ -2110,7 +2110,7 @@
         <w:fldChar w:fldCharType="begin"/>
       </w:r>
       <w:r>
-        <w:instrText xml:space="preserve"> HYPERLINK \l _Toc5010 </w:instrText>
+        <w:instrText xml:space="preserve"> HYPERLINK \l _Toc978 </w:instrText>
       </w:r>
       <w:r>
         <w:fldChar w:fldCharType="separate"/>
@@ -2125,13 +2125,13 @@
         <w:fldChar w:fldCharType="begin"/>
       </w:r>
       <w:r>
-        <w:instrText xml:space="preserve"> PAGEREF _Toc5010 \h </w:instrText>
+        <w:instrText xml:space="preserve"> PAGEREF _Toc978 \h </w:instrText>
       </w:r>
       <w:r>
         <w:fldChar w:fldCharType="separate"/>
       </w:r>
       <w:r>
-        <w:t>30</w:t>
+        <w:t>31</w:t>
       </w:r>
       <w:r>
         <w:fldChar w:fldCharType="end"/>
@@ -2151,7 +2151,7 @@
         <w:fldChar w:fldCharType="begin"/>
       </w:r>
       <w:r>
-        <w:instrText xml:space="preserve"> HYPERLINK \l _Toc15183 </w:instrText>
+        <w:instrText xml:space="preserve"> HYPERLINK \l _Toc16783 </w:instrText>
       </w:r>
       <w:r>
         <w:fldChar w:fldCharType="separate"/>
@@ -2166,13 +2166,13 @@
         <w:fldChar w:fldCharType="begin"/>
       </w:r>
       <w:r>
-        <w:instrText xml:space="preserve"> PAGEREF _Toc15183 \h </w:instrText>
+        <w:instrText xml:space="preserve"> PAGEREF _Toc16783 \h </w:instrText>
       </w:r>
       <w:r>
         <w:fldChar w:fldCharType="separate"/>
       </w:r>
       <w:r>
-        <w:t>31</w:t>
+        <w:t>32</w:t>
       </w:r>
       <w:r>
         <w:fldChar w:fldCharType="end"/>
@@ -2192,7 +2192,7 @@
         <w:fldChar w:fldCharType="begin"/>
       </w:r>
       <w:r>
-        <w:instrText xml:space="preserve"> HYPERLINK \l _Toc828 </w:instrText>
+        <w:instrText xml:space="preserve"> HYPERLINK \l _Toc30215 </w:instrText>
       </w:r>
       <w:r>
         <w:fldChar w:fldCharType="separate"/>
@@ -2207,13 +2207,13 @@
         <w:fldChar w:fldCharType="begin"/>
       </w:r>
       <w:r>
-        <w:instrText xml:space="preserve"> PAGEREF _Toc828 \h </w:instrText>
+        <w:instrText xml:space="preserve"> PAGEREF _Toc30215 \h </w:instrText>
       </w:r>
       <w:r>
         <w:fldChar w:fldCharType="separate"/>
       </w:r>
       <w:r>
-        <w:t>33</w:t>
+        <w:t>34</w:t>
       </w:r>
       <w:r>
         <w:fldChar w:fldCharType="end"/>
@@ -2233,7 +2233,7 @@
         <w:fldChar w:fldCharType="begin"/>
       </w:r>
       <w:r>
-        <w:instrText xml:space="preserve"> HYPERLINK \l _Toc14202 </w:instrText>
+        <w:instrText xml:space="preserve"> HYPERLINK \l _Toc28356 </w:instrText>
       </w:r>
       <w:r>
         <w:fldChar w:fldCharType="separate"/>
@@ -2248,13 +2248,13 @@
         <w:fldChar w:fldCharType="begin"/>
       </w:r>
       <w:r>
-        <w:instrText xml:space="preserve"> PAGEREF _Toc14202 \h </w:instrText>
+        <w:instrText xml:space="preserve"> PAGEREF _Toc28356 \h </w:instrText>
       </w:r>
       <w:r>
         <w:fldChar w:fldCharType="separate"/>
       </w:r>
       <w:r>
-        <w:t>33</w:t>
+        <w:t>34</w:t>
       </w:r>
       <w:r>
         <w:fldChar w:fldCharType="end"/>
@@ -2274,7 +2274,7 @@
         <w:fldChar w:fldCharType="begin"/>
       </w:r>
       <w:r>
-        <w:instrText xml:space="preserve"> HYPERLINK \l _Toc23136 </w:instrText>
+        <w:instrText xml:space="preserve"> HYPERLINK \l _Toc25739 </w:instrText>
       </w:r>
       <w:r>
         <w:fldChar w:fldCharType="separate"/>
@@ -2289,13 +2289,13 @@
         <w:fldChar w:fldCharType="begin"/>
       </w:r>
       <w:r>
-        <w:instrText xml:space="preserve"> PAGEREF _Toc23136 \h </w:instrText>
+        <w:instrText xml:space="preserve"> PAGEREF _Toc25739 \h </w:instrText>
       </w:r>
       <w:r>
         <w:fldChar w:fldCharType="separate"/>
       </w:r>
       <w:r>
-        <w:t>33</w:t>
+        <w:t>34</w:t>
       </w:r>
       <w:r>
         <w:fldChar w:fldCharType="end"/>
@@ -2315,7 +2315,7 @@
         <w:fldChar w:fldCharType="begin"/>
       </w:r>
       <w:r>
-        <w:instrText xml:space="preserve"> HYPERLINK \l _Toc18364 </w:instrText>
+        <w:instrText xml:space="preserve"> HYPERLINK \l _Toc15340 </w:instrText>
       </w:r>
       <w:r>
         <w:fldChar w:fldCharType="separate"/>
@@ -2330,13 +2330,13 @@
         <w:fldChar w:fldCharType="begin"/>
       </w:r>
       <w:r>
-        <w:instrText xml:space="preserve"> PAGEREF _Toc18364 \h </w:instrText>
+        <w:instrText xml:space="preserve"> PAGEREF _Toc15340 \h </w:instrText>
       </w:r>
       <w:r>
         <w:fldChar w:fldCharType="separate"/>
       </w:r>
       <w:r>
-        <w:t>33</w:t>
+        <w:t>34</w:t>
       </w:r>
       <w:r>
         <w:fldChar w:fldCharType="end"/>
@@ -2356,7 +2356,7 @@
         <w:fldChar w:fldCharType="begin"/>
       </w:r>
       <w:r>
-        <w:instrText xml:space="preserve"> HYPERLINK \l _Toc32429 </w:instrText>
+        <w:instrText xml:space="preserve"> HYPERLINK \l _Toc16796 </w:instrText>
       </w:r>
       <w:r>
         <w:fldChar w:fldCharType="separate"/>
@@ -2371,13 +2371,13 @@
         <w:fldChar w:fldCharType="begin"/>
       </w:r>
       <w:r>
-        <w:instrText xml:space="preserve"> PAGEREF _Toc32429 \h </w:instrText>
+        <w:instrText xml:space="preserve"> PAGEREF _Toc16796 \h </w:instrText>
       </w:r>
       <w:r>
         <w:fldChar w:fldCharType="separate"/>
       </w:r>
       <w:r>
-        <w:t>34</w:t>
+        <w:t>35</w:t>
       </w:r>
       <w:r>
         <w:fldChar w:fldCharType="end"/>
@@ -2411,7 +2411,7 @@
         <w:pStyle w:val="3"/>
         <w:spacing w:after="360"/>
       </w:pPr>
-      <w:bookmarkStart w:id="0" w:name="_Toc12440"/>
+      <w:bookmarkStart w:id="0" w:name="_Toc27643"/>
       <w:r>
         <w:t>摘要</w:t>
       </w:r>
@@ -2450,7 +2450,7 @@
         <w:pStyle w:val="3"/>
         <w:spacing w:after="360"/>
       </w:pPr>
-      <w:bookmarkStart w:id="1" w:name="_Toc31693"/>
+      <w:bookmarkStart w:id="1" w:name="_Toc14631"/>
       <w:r>
         <w:t>Abstract</w:t>
       </w:r>
@@ -2497,7 +2497,7 @@
         <w:pStyle w:val="3"/>
         <w:pageBreakBefore w:val="0"/>
       </w:pPr>
-      <w:bookmarkStart w:id="2" w:name="_Toc3090"/>
+      <w:bookmarkStart w:id="2" w:name="_Toc21515"/>
       <w:r>
         <w:t>1 绪论</w:t>
       </w:r>
@@ -2508,7 +2508,7 @@
         <w:pStyle w:val="4"/>
         <w:pageBreakBefore w:val="0"/>
       </w:pPr>
-      <w:bookmarkStart w:id="3" w:name="_Toc2827"/>
+      <w:bookmarkStart w:id="3" w:name="_Toc1877"/>
       <w:r>
         <w:t>1.1 研究背景与问题提出</w:t>
       </w:r>
@@ -2569,7 +2569,7 @@
         <w:pStyle w:val="4"/>
         <w:pageBreakBefore w:val="0"/>
       </w:pPr>
-      <w:bookmarkStart w:id="4" w:name="_Toc11896"/>
+      <w:bookmarkStart w:id="4" w:name="_Toc7"/>
       <w:r>
         <w:t>1.2 研究目标与意义</w:t>
       </w:r>
@@ -2604,7 +2604,7 @@
         <w:pStyle w:val="4"/>
         <w:pageBreakBefore w:val="0"/>
       </w:pPr>
-      <w:bookmarkStart w:id="5" w:name="_Toc5146"/>
+      <w:bookmarkStart w:id="5" w:name="_Toc17135"/>
       <w:r>
         <w:t>1.3 国内外相关研究进展</w:t>
       </w:r>
@@ -2767,7 +2767,7 @@
         <w:pStyle w:val="4"/>
         <w:pageBreakBefore w:val="0"/>
       </w:pPr>
-      <w:bookmarkStart w:id="6" w:name="_Toc8358"/>
+      <w:bookmarkStart w:id="6" w:name="_Toc1331"/>
       <w:r>
         <w:t>1.4 研究方法与论文组织</w:t>
       </w:r>
@@ -2786,7 +2786,7 @@
         <w:jc w:val="both"/>
       </w:pPr>
       <w:r>
-        <w:t>验证材料按形成方式区分为领域规则测试、数据库和消息组件集成测试、浏览器接口契约测试、真实接口回归及待开展的真实媒体实验。同一结果只在对应范围内使用，重复运行不累加为额外样本。本文以2026年9月9日已有验收记录为截止依据，引用历史测试说明已经发生的结果；编写论文期间进行的代码阅读和文档校对不表述为重新执行全量系统测试。</w:t>
+        <w:t>验证材料按形成方式区分为领域规则测试、数据库和消息组件集成测试、浏览器接口契约测试、真实接口回归及待开展的真实媒体实验。同一结果只在对应范围内使用，重复运行不累加为额外样本。本文的实现说明核对至2026年9月13日提交96a8d84，测试结果仍以9月9日存档验收为依据；后续代码的静态核查不代表这些测试已经在新版本重新执行。</w:t>
       </w:r>
     </w:p>
     <w:p>
@@ -2802,7 +2802,7 @@
         <w:pStyle w:val="3"/>
         <w:pageBreakBefore/>
       </w:pPr>
-      <w:bookmarkStart w:id="7" w:name="_Toc31514"/>
+      <w:bookmarkStart w:id="7" w:name="_Toc10144"/>
       <w:r>
         <w:t>2 相关理论与关键技术</w:t>
       </w:r>
@@ -2813,7 +2813,7 @@
         <w:pStyle w:val="4"/>
         <w:pageBreakBefore w:val="0"/>
       </w:pPr>
-      <w:bookmarkStart w:id="8" w:name="_Toc556"/>
+      <w:bookmarkStart w:id="8" w:name="_Toc9758"/>
       <w:r>
         <w:t>2.1 服务边界与远程调用</w:t>
       </w:r>
@@ -2866,7 +2866,7 @@
         <w:pStyle w:val="4"/>
         <w:pageBreakBefore w:val="0"/>
       </w:pPr>
-      <w:bookmarkStart w:id="9" w:name="_Toc9626"/>
+      <w:bookmarkStart w:id="9" w:name="_Toc21770"/>
       <w:r>
         <w:t>2.2 状态机与有效学时</w:t>
       </w:r>
@@ -2924,7 +2924,7 @@
         <w:pStyle w:val="4"/>
         <w:pageBreakBefore w:val="0"/>
       </w:pPr>
-      <w:bookmarkStart w:id="10" w:name="_Toc23952"/>
+      <w:bookmarkStart w:id="10" w:name="_Toc30210"/>
       <w:r>
         <w:t>2.3 本地事务与消息最终一致性</w:t>
       </w:r>
@@ -2986,7 +2986,7 @@
         <w:pStyle w:val="4"/>
         <w:pageBreakBefore w:val="0"/>
       </w:pPr>
-      <w:bookmarkStart w:id="11" w:name="_Toc10845"/>
+      <w:bookmarkStart w:id="11" w:name="_Toc17173"/>
       <w:r>
         <w:t>2.4 身份抽验与信息保护</w:t>
       </w:r>
@@ -3057,7 +3057,7 @@
         <w:pStyle w:val="4"/>
         <w:pageBreakBefore w:val="0"/>
       </w:pPr>
-      <w:bookmarkStart w:id="12" w:name="_Toc5015"/>
+      <w:bookmarkStart w:id="12" w:name="_Toc24668"/>
       <w:r>
         <w:t>2.5 前后端与持久化技术选择</w:t>
       </w:r>
@@ -3093,7 +3093,7 @@
         <w:pStyle w:val="3"/>
         <w:pageBreakBefore/>
       </w:pPr>
-      <w:bookmarkStart w:id="13" w:name="_Toc8183"/>
+      <w:bookmarkStart w:id="13" w:name="_Toc32181"/>
       <w:r>
         <w:t>3 需求与可行性分析</w:t>
       </w:r>
@@ -3104,7 +3104,7 @@
         <w:pStyle w:val="4"/>
         <w:pageBreakBefore w:val="0"/>
       </w:pPr>
-      <w:bookmarkStart w:id="14" w:name="_Toc15840"/>
+      <w:bookmarkStart w:id="14" w:name="_Toc32273"/>
       <w:r>
         <w:t>3.1 用户角色与业务范围</w:t>
       </w:r>
@@ -3123,7 +3123,7 @@
         <w:jc w:val="both"/>
       </w:pPr>
       <w:r>
-        <w:t>论文中的学时监管指企业管理员对本企业学习过程的查询和核对。虽然项目已经整理行政区域数据范围规则，但行业管理机构跨企业监管还需要独立授权模型，不能把行政区域字段存在等同于跨企业监管已经实现。车辆模块的范围也限定为车牌、所属企业、可选部门和启停状态等台账信息，不引入驾驶员绑定或营运证生命周期。</w:t>
+        <w:t>论文中的学时监管指企业管理员对本企业学习过程的查询和核对。虽然项目已经整理行政区域数据范围规则，但行业管理机构跨企业监管还需要独立授权模型，不能把行政区域字段存在等同于跨企业监管已经实现。车辆模块维护车牌、企业、可选部门及启停状态，并支持人员可选绑定一辆本企业车辆，同一车辆可关联多人；不承担营运证生命周期或驾驶员调度。</w:t>
       </w:r>
     </w:p>
     <w:p>
@@ -3514,7 +3514,7 @@
         <w:pStyle w:val="4"/>
         <w:pageBreakBefore w:val="0"/>
       </w:pPr>
-      <w:bookmarkStart w:id="15" w:name="_Toc2427"/>
+      <w:bookmarkStart w:id="15" w:name="_Toc3061"/>
       <w:r>
         <w:t>3.2 培训业务流程与功能需求</w:t>
       </w:r>
@@ -3525,7 +3525,7 @@
         <w:pStyle w:val="5"/>
         <w:pageBreakBefore w:val="0"/>
       </w:pPr>
-      <w:bookmarkStart w:id="16" w:name="_Toc11096"/>
+      <w:bookmarkStart w:id="16" w:name="_Toc11476"/>
       <w:r>
         <w:t>3.2.1 课程与计划发布</w:t>
       </w:r>
@@ -3536,7 +3536,7 @@
         <w:jc w:val="both"/>
       </w:pPr>
       <w:r>
-        <w:t>企业管理员先维护课程基本信息及视频课件，再选择课程与参训学员建立培训计划。计划支持“仅学习”和“学习加考试”两种模式。发布至少需要一门课程和一名学员；需要考试时，还应具有有效试卷及判定配置。发布过程既是状态变化，也是形成任务依据的时间点，应保存课程、课件、规定时长和相关规则的快照。</w:t>
+        <w:t>企业管理员先维护课程基本信息及视频课件，再选择课程与参训学员建立培训计划。计划支持“仅学习”和“学习加考试”两种模式。周期按自然日设置，新建或更新时将起始日归一为00:00:00、结束日归一为23:59:59，允许同日培训。发布至少需要一门课程和一名学员；需要考试时，还应具有有效试卷及判定配置。发布过程应保存课程、课件、规定时长和相关规则的快照。</w:t>
       </w:r>
     </w:p>
     <w:p>
@@ -3552,7 +3552,7 @@
         <w:pStyle w:val="5"/>
         <w:pageBreakBefore w:val="0"/>
       </w:pPr>
-      <w:bookmarkStart w:id="17" w:name="_Toc6562"/>
+      <w:bookmarkStart w:id="17" w:name="_Toc17479"/>
       <w:r>
         <w:t>3.2.2 学习与异常恢复</w:t>
       </w:r>
@@ -3579,7 +3579,7 @@
         <w:pStyle w:val="5"/>
         <w:pageBreakBefore w:val="0"/>
       </w:pPr>
-      <w:bookmarkStart w:id="18" w:name="_Toc27986"/>
+      <w:bookmarkStart w:id="18" w:name="_Toc17069"/>
       <w:r>
         <w:t>3.2.3 抽验与考试</w:t>
       </w:r>
@@ -3598,7 +3598,7 @@
         <w:jc w:val="both"/>
       </w:pPr>
       <w:r>
-        <w:t>考试需求包括开始时间、截止时间、答案保存、交卷和成绩查询。截止时间以服务端为准，判分依据发布后的题目快照。答案自动保存必须处理连续编辑导致的请求覆盖问题，重复交卷不能产生重复成绩。两种计划模式的完成条件分别为满足学习要求，以及学习要求和考试及格条件同时成立；本文不把需要考试理解为已经强制规定“学完才能进入考试”。</w:t>
+        <w:t>考试需求包括开始时间、截止时间、答案保存、交卷和成绩查询。开始或继续进行中的考试前，服务端要求学习已完成；已有交卷结果仍可读取。截止时间以服务端为准，判分依据发布后的题目快照。答案自动保存须避免连续请求覆盖，重复交卷不能产生重复成绩。仅学习模式以学习完成为结业条件，学习加考试模式还要求考试及格。全部有效参训任务结业后，计划可提前结束；已结业学员在原培训周期内仍可回看，过期或取消后不再取得播放授权。</w:t>
       </w:r>
     </w:p>
     <w:p>
@@ -3606,7 +3606,7 @@
         <w:pStyle w:val="5"/>
         <w:pageBreakBefore w:val="0"/>
       </w:pPr>
-      <w:bookmarkStart w:id="19" w:name="_Toc2056"/>
+      <w:bookmarkStart w:id="19" w:name="_Toc8298"/>
       <w:r>
         <w:t>3.2.4 档案与统计</w:t>
       </w:r>
@@ -3617,7 +3617,7 @@
         <w:jc w:val="both"/>
       </w:pPr>
       <w:r>
-        <w:t>学员档案展示本人计划、课程规定学时、已确认学时和成绩；管理端进一步查询本企业会话、受理事件与抽验记录。计划自然结束后仍须保留只读访问，未学习课程按发布快照显示零进度。查询操作不创建进度行、不启动考试、不推进计划生命周期，防止查看历史记录改变记录本身。</w:t>
+        <w:t>学员档案展示本人计划、课程规定学时、已确认学时和成绩；管理端进一步查询本企业会话、受理事件与抽验记录。档案支持受控预览签到、签退及抽验照片，无照片的历史记录仍按原记录展示。计划结束后保留只读访问，未学习课程按发布快照显示零进度。档案查询不创建进度行、不启动考试、不推进计划生命周期，防止查看历史记录改变记录本身。</w:t>
       </w:r>
     </w:p>
     <w:p>
@@ -3633,7 +3633,7 @@
         <w:pStyle w:val="4"/>
         <w:pageBreakBefore w:val="0"/>
       </w:pPr>
-      <w:bookmarkStart w:id="20" w:name="_Toc25154"/>
+      <w:bookmarkStart w:id="20" w:name="_Toc18132"/>
       <w:r>
         <w:t>3.3 非功能需求</w:t>
       </w:r>
@@ -3668,7 +3668,7 @@
         <w:pStyle w:val="4"/>
         <w:pageBreakBefore w:val="0"/>
       </w:pPr>
-      <w:bookmarkStart w:id="21" w:name="_Toc20852"/>
+      <w:bookmarkStart w:id="21" w:name="_Toc30052"/>
       <w:r>
         <w:t>3.4 方案可行性与选择</w:t>
       </w:r>
@@ -4263,7 +4263,7 @@
         <w:pStyle w:val="3"/>
         <w:pageBreakBefore/>
       </w:pPr>
-      <w:bookmarkStart w:id="22" w:name="_Toc21355"/>
+      <w:bookmarkStart w:id="22" w:name="_Toc8760"/>
       <w:r>
         <w:t>4 系统设计</w:t>
       </w:r>
@@ -4274,7 +4274,7 @@
         <w:pStyle w:val="4"/>
         <w:pageBreakBefore w:val="0"/>
       </w:pPr>
-      <w:bookmarkStart w:id="23" w:name="_Toc17227"/>
+      <w:bookmarkStart w:id="23" w:name="_Toc22624"/>
       <w:r>
         <w:t>4.1 总体架构</w:t>
       </w:r>
@@ -4364,7 +4364,7 @@
         <w:pStyle w:val="4"/>
         <w:pageBreakBefore w:val="0"/>
       </w:pPr>
-      <w:bookmarkStart w:id="24" w:name="_Toc9484"/>
+      <w:bookmarkStart w:id="24" w:name="_Toc3435"/>
       <w:r>
         <w:t>4.2 数据模型与发布快照</w:t>
       </w:r>
@@ -4375,7 +4375,7 @@
         <w:pStyle w:val="5"/>
         <w:pageBreakBefore w:val="0"/>
       </w:pPr>
-      <w:bookmarkStart w:id="25" w:name="_Toc29590"/>
+      <w:bookmarkStart w:id="25" w:name="_Toc32628"/>
       <w:r>
         <w:t>4.2.1 主要业务实体</w:t>
       </w:r>
@@ -4386,7 +4386,7 @@
         <w:jc w:val="both"/>
       </w:pPr>
       <w:r>
-        <w:t>数据模型围绕企业、计划参训任务和学习会话组织。一个企业包含多名用户和多辆车辆；一个培训计划分配给多名学员，形成独立任务；任务关联课程快照，并产生学习会话和进度；会话包含受理事件与抽验任务，抽验任务包含零次或多次提交。考试记录关联试卷快照及答案，完成条件由学习与考试结果共同解释。</w:t>
+        <w:t>数据模型围绕企业、计划参训任务和学习会话组织。一个企业包含多名用户和多辆车辆，用户以可空vehicle_id关联至多一辆本企业车辆，车辆可关联多名用户；该字段通过非唯一索引支持查询，未声明物理外键。一个计划分配给多名学员，形成任务并关联课程快照；任务产生学习会话和进度，会话包含事件与抽验任务，抽验任务可有零次或多次提交。考试记录关联试卷快照及答案。图4-2补充人员车辆关系，照片对象引用由表4-1说明。</w:t>
       </w:r>
     </w:p>
     <w:p>
@@ -4878,7 +4878,7 @@
               <w:rPr>
                 <w:sz w:val="21"/>
               </w:rPr>
-              <w:t>学习会话与当前状态</w:t>
+              <w:t>会话、当次核验凭据及签到签退照片引用</w:t>
             </w:r>
           </w:p>
         </w:tc>
@@ -4898,7 +4898,7 @@
               <w:rPr>
                 <w:sz w:val="21"/>
               </w:rPr>
-              <w:t>限定消息处理上下文</w:t>
+              <w:t>约束动作、序号及有效期；事件受理后留档</w:t>
             </w:r>
           </w:p>
         </w:tc>
@@ -5124,7 +5124,7 @@
               <w:rPr>
                 <w:sz w:val="21"/>
               </w:rPr>
-              <w:t>抽验要求与实际提交</w:t>
+              <w:t>抽验要求、实际提交及照片引用</w:t>
             </w:r>
           </w:p>
         </w:tc>
@@ -5144,7 +5144,7 @@
               <w:rPr>
                 <w:sz w:val="21"/>
               </w:rPr>
-              <w:t>保留零提交超时记录</w:t>
+              <w:t>保留零提交超时；照片按权限预览</w:t>
             </w:r>
           </w:p>
         </w:tc>
@@ -5313,6 +5313,170 @@
           </w:p>
         </w:tc>
       </w:tr>
+      <w:tr>
+        <w:tblPrEx>
+          <w:tblBorders>
+            <w:top w:val="single" w:color="D9D9D9" w:sz="4" w:space="0"/>
+            <w:left w:val="single" w:color="D9D9D9" w:sz="4" w:space="0"/>
+            <w:bottom w:val="single" w:color="D9D9D9" w:sz="4" w:space="0"/>
+            <w:right w:val="single" w:color="D9D9D9" w:sz="4" w:space="0"/>
+            <w:insideH w:val="single" w:color="D9D9D9" w:sz="4" w:space="0"/>
+            <w:insideV w:val="single" w:color="D9D9D9" w:sz="4" w:space="0"/>
+          </w:tblBorders>
+          <w:tblCellMar>
+            <w:top w:w="75" w:type="dxa"/>
+            <w:left w:w="75" w:type="dxa"/>
+            <w:bottom w:w="75" w:type="dxa"/>
+            <w:right w:w="75" w:type="dxa"/>
+          </w:tblCellMar>
+        </w:tblPrEx>
+        <w:trPr>
+          <w:cantSplit/>
+          <w:jc w:val="center"/>
+        </w:trPr>
+        <w:tc>
+          <w:tcPr>
+            <w:tcW w:w="2098" w:type="dxa"/>
+            <w:vAlign w:val="center"/>
+          </w:tcPr>
+          <w:p>
+            <w:pPr>
+              <w:keepNext w:val="0"/>
+              <w:spacing w:before="40" w:after="40" w:line="300" w:lineRule="auto"/>
+              <w:ind w:firstLine="0"/>
+              <w:jc w:val="left"/>
+            </w:pPr>
+            <w:r>
+              <w:rPr>
+                <w:sz w:val="21"/>
+              </w:rPr>
+              <w:t>sys_user、train_vehicle</w:t>
+            </w:r>
+          </w:p>
+        </w:tc>
+        <w:tc>
+          <w:tcPr>
+            <w:tcW w:w="3175" w:type="dxa"/>
+            <w:vAlign w:val="center"/>
+          </w:tcPr>
+          <w:p>
+            <w:pPr>
+              <w:keepNext w:val="0"/>
+              <w:spacing w:before="40" w:after="40" w:line="300" w:lineRule="auto"/>
+              <w:ind w:firstLine="0"/>
+              <w:jc w:val="left"/>
+            </w:pPr>
+            <w:r>
+              <w:rPr>
+                <w:sz w:val="21"/>
+              </w:rPr>
+              <w:t>企业人员及可选车辆绑定</w:t>
+            </w:r>
+          </w:p>
+        </w:tc>
+        <w:tc>
+          <w:tcPr>
+            <w:tcW w:w="3798" w:type="dxa"/>
+            <w:vAlign w:val="center"/>
+          </w:tcPr>
+          <w:p>
+            <w:pPr>
+              <w:keepNext w:val="0"/>
+              <w:spacing w:before="40" w:after="40" w:line="300" w:lineRule="auto"/>
+              <w:ind w:firstLine="0"/>
+              <w:jc w:val="left"/>
+            </w:pPr>
+            <w:r>
+              <w:rPr>
+                <w:sz w:val="21"/>
+              </w:rPr>
+              <w:t>每人至多一车，同车可多人；无物理外键</w:t>
+            </w:r>
+          </w:p>
+        </w:tc>
+      </w:tr>
+      <w:tr>
+        <w:tblPrEx>
+          <w:tblBorders>
+            <w:top w:val="single" w:color="D9D9D9" w:sz="4" w:space="0"/>
+            <w:left w:val="single" w:color="D9D9D9" w:sz="4" w:space="0"/>
+            <w:bottom w:val="single" w:color="D9D9D9" w:sz="4" w:space="0"/>
+            <w:right w:val="single" w:color="D9D9D9" w:sz="4" w:space="0"/>
+            <w:insideH w:val="single" w:color="D9D9D9" w:sz="4" w:space="0"/>
+            <w:insideV w:val="single" w:color="D9D9D9" w:sz="4" w:space="0"/>
+          </w:tblBorders>
+          <w:tblCellMar>
+            <w:top w:w="75" w:type="dxa"/>
+            <w:left w:w="75" w:type="dxa"/>
+            <w:bottom w:w="75" w:type="dxa"/>
+            <w:right w:w="75" w:type="dxa"/>
+          </w:tblCellMar>
+        </w:tblPrEx>
+        <w:trPr>
+          <w:cantSplit/>
+          <w:jc w:val="center"/>
+        </w:trPr>
+        <w:tc>
+          <w:tcPr>
+            <w:tcW w:w="2098" w:type="dxa"/>
+            <w:vAlign w:val="center"/>
+          </w:tcPr>
+          <w:p>
+            <w:pPr>
+              <w:keepNext w:val="0"/>
+              <w:spacing w:before="40" w:after="40" w:line="300" w:lineRule="auto"/>
+              <w:ind w:firstLine="0"/>
+              <w:jc w:val="left"/>
+            </w:pPr>
+            <w:r>
+              <w:rPr>
+                <w:sz w:val="21"/>
+              </w:rPr>
+              <w:t>train_storage_object</w:t>
+            </w:r>
+          </w:p>
+        </w:tc>
+        <w:tc>
+          <w:tcPr>
+            <w:tcW w:w="3175" w:type="dxa"/>
+            <w:vAlign w:val="center"/>
+          </w:tcPr>
+          <w:p>
+            <w:pPr>
+              <w:keepNext w:val="0"/>
+              <w:spacing w:before="40" w:after="40" w:line="300" w:lineRule="auto"/>
+              <w:ind w:firstLine="0"/>
+              <w:jc w:val="left"/>
+            </w:pPr>
+            <w:r>
+              <w:rPr>
+                <w:sz w:val="21"/>
+              </w:rPr>
+              <w:t>私有照片元数据及所有者</w:t>
+            </w:r>
+          </w:p>
+        </w:tc>
+        <w:tc>
+          <w:tcPr>
+            <w:tcW w:w="3798" w:type="dxa"/>
+            <w:vAlign w:val="center"/>
+          </w:tcPr>
+          <w:p>
+            <w:pPr>
+              <w:keepNext w:val="0"/>
+              <w:spacing w:before="40" w:after="40" w:line="300" w:lineRule="auto"/>
+              <w:ind w:firstLine="0"/>
+              <w:jc w:val="left"/>
+            </w:pPr>
+            <w:r>
+              <w:rPr>
+                <w:sz w:val="21"/>
+              </w:rPr>
+              <w:t>平台本人照片可无企业；学习照按企业授权</w:t>
+            </w:r>
+          </w:p>
+        </w:tc>
+      </w:tr>
     </w:tbl>
     <w:p>
       <w:pPr>
@@ -5324,7 +5488,7 @@
         <w:pStyle w:val="5"/>
         <w:pageBreakBefore w:val="0"/>
       </w:pPr>
-      <w:bookmarkStart w:id="26" w:name="_Toc21701"/>
+      <w:bookmarkStart w:id="26" w:name="_Toc28365"/>
       <w:r>
         <w:t>4.2.2 快照与历史解释</w:t>
       </w:r>
@@ -5351,7 +5515,7 @@
         <w:pStyle w:val="5"/>
         <w:pageBreakBefore w:val="0"/>
       </w:pPr>
-      <w:bookmarkStart w:id="27" w:name="_Toc4677"/>
+      <w:bookmarkStart w:id="27" w:name="_Toc9623"/>
       <w:r>
         <w:t>4.2.3 唯一性与删除约束</w:t>
       </w:r>
@@ -5370,7 +5534,7 @@
         <w:jc w:val="both"/>
       </w:pPr>
       <w:r>
-        <w:t>部门可作为车辆的可选归属。绑定部门时检查其有效性和企业归属，删除部门前检查车辆引用，避免台账指向失效对象。车辆启停保留历史记录，当前没有车辆删除接口。该设计将“暂时不使用”和“从历史上移除”区分开来，也与培训档案需要持续追溯的目标保持一致。</w:t>
+        <w:t>部门可作为车辆的可选归属。绑定部门时检查其有效性和企业归属，删除部门前检查车辆引用，避免台账指向失效对象。人员新绑定须选择启用车辆，原绑定车辆停用后允许保留原值。车辆启停保留历史记录，当前没有车辆删除接口。车辆选项查询使用人员新增或编辑权限，车辆页另可分页查看绑定人员，不将两类操作混为同一授权入口。</w:t>
       </w:r>
     </w:p>
     <w:p>
@@ -5378,7 +5542,7 @@
         <w:pStyle w:val="4"/>
         <w:pageBreakBefore w:val="0"/>
       </w:pPr>
-      <w:bookmarkStart w:id="28" w:name="_Toc8266"/>
+      <w:bookmarkStart w:id="28" w:name="_Toc13097"/>
       <w:r>
         <w:t>4.3 学习消息处理流程</w:t>
       </w:r>
@@ -5452,7 +5616,7 @@
         <w:jc w:val="both"/>
       </w:pPr>
       <w:r>
-        <w:t>消息响应区分协议受理和业务确认。ACK说明消息在协议层被受理，PROGRESS_CONFIRMED才携带服务端确认的学习结果；页面也可通过只读状态接口恢复当前值。如果浏览器只在收到ACK后自行增加展示学时，就会把通信成功误当成业务累计成功。设计因此让确认结果反向驱动页面显示。</w:t>
+        <w:t>消息响应区分协议受理和业务确认。ACK说明消息在协议层被受理，PROGRESS_CONFIRMED才携带服务端确认的学习结果；页面也可通过只读状态接口恢复当前值。实时信封seq按JSON数字序列化，业务Long标识仍采用字符串策略。首次绑定的总等待上限为30秒，重连不重新延长该期限；超时后提示重试。页面不能只在收到ACK后自行增加学时，确认结果才是累计值的依据。</w:t>
       </w:r>
     </w:p>
     <w:p>
@@ -5468,7 +5632,7 @@
         <w:pStyle w:val="4"/>
         <w:pageBreakBefore w:val="0"/>
       </w:pPr>
-      <w:bookmarkStart w:id="29" w:name="_Toc9630"/>
+      <w:bookmarkStart w:id="29" w:name="_Toc29523"/>
       <w:r>
         <w:t>4.4 抽验与考试状态设计</w:t>
       </w:r>
@@ -5479,7 +5643,7 @@
         <w:jc w:val="both"/>
       </w:pPr>
       <w:r>
-        <w:t>抽验任务创建后记录截止时间并使学习进入核验等待状态。截止前提交图像时，服务调用模型适配器，保存本次提交结果，再根据结果更新任务。没有提交而达到截止时间时，任务进入超时状态，提交列表保持为空。管理员查询以任务为主表，再附带提交集合，才能完整展示“要求已经产生但学员没有响应”的情况。</w:t>
+        <w:t>抽验任务创建后记录截止时间并使学习进入核验等待状态。截止前提交图像时，服务调用模型适配器，保存本次结果，再更新任务；未提交而到期时，任务进入超时状态，提交列表保持为空。启用人脸抽验的会话还要求签到、签退前完成当次照片核验。服务端检查本人会话、动作状态和客户端实例，成功后保存与动作及下一事件序号绑定、60秒有效的凭据；事件事务再次校验并消费凭据，序号推进后不能跨事件复用。未启用抽验的会话不要求该凭据。</w:t>
       </w:r>
     </w:p>
     <w:p>
@@ -5495,7 +5659,7 @@
         <w:jc w:val="both"/>
       </w:pPr>
       <w:r>
-        <w:t>计划完成状态采用模式相关的判定。设L表示达到学习要求，E表示考试及格，M表示计划模式，则仅学习模式完成条件为L，学习加考试模式为L与E同时成立。这里的逻辑表达只说明完成条件，不强行改变学习与考试的进入顺序。学习结果通过异步事件到达时，消费者还需要检查已有状态，防止迟到事件将已完成任务降级。</w:t>
+        <w:t>计划按培训模式判定结业：设L为学习完成，E为考试及格，仅学习模式要求L，学习加考试模式要求L与E同时成立，且考试准入须先满足L。全部有效任务结业后，计划可由PUBLISHED或IN_PROGRESS提前转为FINISHED，排除空计划及取消任务。任务提交后用新事务刷新计划，失败由生命周期扫描补偿。个人结业、计划状态和播放期限分别判断，提前结束不缩短已结业学员在原周期内的回看期限。迟到学习事件不得使已完成任务降级。</w:t>
       </w:r>
     </w:p>
     <w:p>
@@ -5503,7 +5667,7 @@
         <w:pStyle w:val="4"/>
         <w:pageBreakBefore w:val="0"/>
       </w:pPr>
-      <w:bookmarkStart w:id="30" w:name="_Toc16040"/>
+      <w:bookmarkStart w:id="30" w:name="_Toc15395"/>
       <w:r>
         <w:t>4.5 安全与只读查询设计</w:t>
       </w:r>
@@ -5522,7 +5686,7 @@
         <w:jc w:val="both"/>
       </w:pPr>
       <w:r>
-        <w:t>历史档案使用专门的查询路径。查询先获得有权访问的已发布任务和快照，再读取当前页的学时及成绩；不存在进度的课程补零显示。对已结束任务只计算展示状态，不触发生命周期刷新或考试初始化。管理员档案按任务、课程、会话、事件和抽验逐层展开，避免一次响应加载所有高频日志。</w:t>
+        <w:t>历史档案使用专门的查询路径。查询先获得有权访问的已发布任务和快照，再读取当前页学时及成绩；不存在进度的课程补零显示，不触发生命周期刷新或考试初始化。本人任务列表也以发布快照汇总完整要求学时，缺少学习记录按零，汇总不创建进度；学习详情的进度入口则仍可初始化学习进度，不能将所有查询统称为只读。管理员档案按任务、课程、会话、事件和抽验逐层展开，避免一次加载全部高频日志。</w:t>
       </w:r>
     </w:p>
     <w:p>
@@ -5530,7 +5694,7 @@
         <w:jc w:val="both"/>
       </w:pPr>
       <w:r>
-        <w:t>档案响应控制字段范围，不返回原始照片、内部幂等响应及与页面无关的认证信息。媒体访问通过短期签名及私有对象权限保护，但签名地址仍具有临时访问能力，不能出现在公开论文截图或日志中。本文以结构图和测试汇总展示实现，不使用缺乏来源标注的界面截图替代真实实验结果。</w:t>
+        <w:t>档案不公开照片摘要和内部幂等响应；签到、签退及抽验照片通过短期签名预览。访问校验企业、所有者或统计权限及对象类型、状态，平台管理员不经企业学习照片入口读取。私有照片禁止覆盖，旧记录不回填；签名期限不同于保存期限，统一到期清理策略仍需完善。签名地址不得进入公开截图或日志。</w:t>
       </w:r>
     </w:p>
     <w:p>
@@ -5538,7 +5702,7 @@
         <w:pStyle w:val="3"/>
         <w:pageBreakBefore/>
       </w:pPr>
-      <w:bookmarkStart w:id="31" w:name="_Toc4846"/>
+      <w:bookmarkStart w:id="31" w:name="_Toc14838"/>
       <w:r>
         <w:t>5 系统实现</w:t>
       </w:r>
@@ -5549,7 +5713,7 @@
         <w:pStyle w:val="4"/>
         <w:pageBreakBefore w:val="0"/>
       </w:pPr>
-      <w:bookmarkStart w:id="32" w:name="_Toc10396"/>
+      <w:bookmarkStart w:id="32" w:name="_Toc6950"/>
       <w:r>
         <w:t>5.1 工程组织与基础管理实现</w:t>
       </w:r>
@@ -5568,7 +5732,7 @@
         <w:jc w:val="both"/>
       </w:pPr>
       <w:r>
-        <w:t>基础管理的实现重点在于组织归属及引用约束。新增或调整人员时，服务核验企业和部门关系；车辆操作校验车牌唯一性及部门有效性；删除部门前检查相关引用。启停操作与删除的含义分开，保留后续档案解释所需的基础记录。真实接口验收以另一企业账号尝试修改已存在车辆，验证后端拒绝越权请求，说明隔离机制不只存在于页面筛选条件中。</w:t>
+        <w:t>基础管理的实现重点在于组织归属及引用约束。新增或调整人员时，服务核验企业、部门和可选车辆关系；车辆操作校验车牌唯一性及部门有效性。本人资料接口只允许修改姓名、手机号，不接受他人标识或权限字段，个人菜单还提供登记照维护入口。无企业归属的平台管理员可维护本人登记照，对象按所有者隔离；操作他人仍按管理权限及企业归属校验。历史真实接口验收已验证跨企业车辆修改被拒绝，新增绑定和个人资料能力的验证状态另行记录。</w:t>
       </w:r>
     </w:p>
     <w:p>
@@ -5576,7 +5740,7 @@
         <w:jc w:val="both"/>
       </w:pPr>
       <w:r>
-        <w:t>认证使用RSA签名的访问令牌、Redis刷新令牌轮换和HttpOnly Cookie。刷新与退出涉及服务端会话状态，CSRF双提交用于保护Cookie认证下的修改请求。WebSocket连接沿用认证上下文，随后完成学习会话绑定。项目本机演示采用HTTP和WS，TLS终止、HTTPS摄像头安全上下文与WSS部署仍属于后续环境验证内容。</w:t>
+        <w:t>认证使用RSA签名的访问令牌、Redis刷新令牌轮换和HttpOnly Cookie，CSRF双提交保护修改请求。内置学员权限以student:%前缀初始化，迁移只补齐完全未授权的内置学员角色，不覆盖已有授权。WebSocket认证过滤器调整顺序，防止安全链空上下文覆盖握手身份，连接随后完成学习会话绑定。本机演示采用HTTP和WS，TLS终止、HTTPS摄像头安全上下文与WSS部署仍需环境验证。</w:t>
       </w:r>
     </w:p>
     <w:p>
@@ -5584,7 +5748,7 @@
         <w:pStyle w:val="4"/>
         <w:pageBreakBefore w:val="0"/>
       </w:pPr>
-      <w:bookmarkStart w:id="33" w:name="_Toc7674"/>
+      <w:bookmarkStart w:id="33" w:name="_Toc32074"/>
       <w:r>
         <w:t>5.2 课程资源与计划实现</w:t>
       </w:r>
@@ -5603,7 +5767,7 @@
         <w:jc w:val="both"/>
       </w:pPr>
       <w:r>
-        <w:t>计划发布将选定课程和课件规则复制为快照，并创建学员参训任务。任务独立保存学习、考试和完成状态，基础课程后续修改不直接回写任务快照。学员端查询根据本人任务构建课程目录，不依赖用户自行提交的课程清单。未学习的课程在档案中显示为零进度，而无需提前插入所有学习累计行。</w:t>
+        <w:t>计划发布将课程和课件规则复制为快照，并创建独立保存学习、考试和完成状态的参训任务，基础课程后续修改不回写快照。自然日周期仍使用日期时间字段，未设置批量回写历史计划的迁移；播放授权采用now &lt; endAt，因此不将结束日23:59:59之后的小数秒描述为仍可播放。学员课程目录和要求学时来源于本人任务的发布快照，档案中的未学习课程补零显示，无需提前插入学习累计行。</w:t>
       </w:r>
     </w:p>
     <w:p>
@@ -5619,7 +5783,7 @@
         <w:pStyle w:val="4"/>
         <w:pageBreakBefore w:val="0"/>
       </w:pPr>
-      <w:bookmarkStart w:id="34" w:name="_Toc4313"/>
+      <w:bookmarkStart w:id="34" w:name="_Toc17588"/>
       <w:r>
         <w:t>5.3 有效学时与补学实现</w:t>
       </w:r>
@@ -5662,7 +5826,7 @@
         <w:pStyle w:val="4"/>
         <w:pageBreakBefore w:val="0"/>
       </w:pPr>
-      <w:bookmarkStart w:id="35" w:name="_Toc7362"/>
+      <w:bookmarkStart w:id="35" w:name="_Toc26659"/>
       <w:r>
         <w:t>5.4 幂等与异步结果实现</w:t>
       </w:r>
@@ -5697,7 +5861,7 @@
         <w:pStyle w:val="4"/>
         <w:pageBreakBefore w:val="0"/>
       </w:pPr>
-      <w:bookmarkStart w:id="36" w:name="_Toc29478"/>
+      <w:bookmarkStart w:id="36" w:name="_Toc1861"/>
       <w:r>
         <w:t>5.5 抽验与考试实现</w:t>
       </w:r>
@@ -5708,7 +5872,7 @@
         <w:jc w:val="both"/>
       </w:pPr>
       <w:r>
-        <w:t>FaceCheckServiceImpl管理抽验任务、提交日志与截止条件，模型适配器提供人脸检测和相似度计算。任务创建与照片提交分开保存，管理员可查询超时而零提交的抽验。登记图像元数据与私有文件访问受权限控制，档案响应只呈现核验状态及业务需要的摘要。测试替身可以稳定产生通过、失败或超时输入，从而验证流程，但不能用这些输入计算真人识别准确率。</w:t>
+        <w:t>FaceCheckServiceImpl管理抽验任务、提交日志和签到签退核验，模型适配器提供人脸检测及相似度计算。学习页面通过摄像头采集照片，关闭、卸载或迟到请求结束时释放设备；登记照另可选图上传。签到签退照片先保存待消费引用，只有对应事件通过凭据检查后才写入正式会话档案，抽验提交保存照片对象引用。私有预览失败或历史无照片时按缺失状态展示，不视为已留存证据。测试替身可验证流程，不能据此计算真人识别准确率或证明活体检测能力。</w:t>
       </w:r>
     </w:p>
     <w:p>
@@ -5724,7 +5888,7 @@
         <w:jc w:val="both"/>
       </w:pPr>
       <w:r>
-        <w:t>考试服务维护服务端截止时间、答案和判分结果。前端将答案保存串行化，避免快速更改答案时多个请求无序覆盖；最终提交由后端判定是否仍可处理。成绩查询只读取当前保存结果，不因打开档案而开始考试。对于需要考试的任务，考试及格与学习完成共同构成结业条件，任何一项未满足都不能展示为完成。</w:t>
+        <w:t>考试服务维护服务端截止时间、答案和判分结果，在开始或继续进行中的考试前检查学习完成，保留已交卷结果查询。前端串行保存答案，最终交卷由后端判定是否仍可处理；成绩查询不启动考试。学习完成且考试及格才满足考核模式的个人结业条件。首页“待考试”筛选目前仍按考试状态和计划有效期统计，未加入学习完成条件，因此该数值不能解释为当前可参加考试的任务数。</w:t>
       </w:r>
     </w:p>
     <w:p>
@@ -5732,7 +5896,7 @@
         <w:pStyle w:val="4"/>
         <w:pageBreakBefore w:val="0"/>
       </w:pPr>
-      <w:bookmarkStart w:id="37" w:name="_Toc19090"/>
+      <w:bookmarkStart w:id="37" w:name="_Toc27199"/>
       <w:r>
         <w:t>5.6 档案聚合与界面交互实现</w:t>
       </w:r>
@@ -5751,7 +5915,7 @@
         <w:jc w:val="both"/>
       </w:pPr>
       <w:r>
-        <w:t>管理员从任务详情进入课程学时，再进入会话与抽验。抽验详情同时展示任务状态及提交次数，零次提交仍保留该任务。车辆页面提供新增、编辑和启停等基础操作，服务端校验失败返回可解释结果。页面在连接中断、学时不足和抽验等待时提供与服务端状态一致的操作入口，减少用户凭播放画面推断业务完成情况。</w:t>
+        <w:t>管理员从任务详情逐层查看课程、会话与抽验，零次提交仍保留任务，并可按权限预览已有照片。任务列表汇总要求学时与有效学时，详情分别展示课程有效学时和视频最高确认位置，时长到秒、百分比限制在0～100；位置进度达到100%不替代服务端结业状态。工作区标签按路径保留访问入口及最近查询参数，支持关闭操作，但不缓存组件状态；试卷改用独立详情页。上述页面调整不改变权限和学时计算规则。</w:t>
       </w:r>
     </w:p>
     <w:p>
@@ -5759,7 +5923,7 @@
         <w:jc w:val="both"/>
       </w:pPr>
       <w:r>
-        <w:t>论文对界面功能的判断结合页面实现、接口契约和真实接口回归。UI夹具测试适合验证筛选、分页和详情展示，在数据可控的条件下稳定重现边界状态；它无法证明真实媒体已经完成上传、抽验与结业。因此，本文采用功能说明和验证表展示这些页面，不把模拟成绩截图包装成企业真实培训成果。</w:t>
+        <w:t>播放器串行处理课件切换并忽略旧请求、旧播放器事件，只有连接和状态允许时才尝试自动播放下一课件，断线、抽验或页面隐藏会中断衔接。独立抽验查询只返回待处理任务，已终止会话的状态响应可附带最近失败或超时结果，页面据此恢复提示，不自行猜测超时原因。UI夹具可验证交互边界，但不能证明真实媒体闭环；本文沿用功能说明和验证表，不将模拟成绩作为企业真实培训成果。</w:t>
       </w:r>
     </w:p>
     <w:p>
@@ -5767,7 +5931,7 @@
         <w:pStyle w:val="3"/>
         <w:pageBreakBefore/>
       </w:pPr>
-      <w:bookmarkStart w:id="38" w:name="_Toc6583"/>
+      <w:bookmarkStart w:id="38" w:name="_Toc10782"/>
       <w:r>
         <w:t>6 测试与结果分析</w:t>
       </w:r>
@@ -5778,7 +5942,7 @@
         <w:pStyle w:val="4"/>
         <w:pageBreakBefore w:val="0"/>
       </w:pPr>
-      <w:bookmarkStart w:id="39" w:name="_Toc15484"/>
+      <w:bookmarkStart w:id="39" w:name="_Toc29264"/>
       <w:r>
         <w:t>6.1 验证设计与数据来源</w:t>
       </w:r>
@@ -5797,7 +5961,7 @@
         <w:jc w:val="both"/>
       </w:pPr>
       <w:r>
-        <w:t>本文测试结果取自项目保存的2026年9月7日至9日验收材料及机器可读报告，以9月9日CI记录为最新统一口径。后端作业对应提交fcbb506，前端作业对应7ca2f94；记录说明两次提交之间前端源码与工作流没有变化。本文保留这一版本差异，不将不同作业描述为在同一提交和同一环境下同时运行。</w:t>
+        <w:t>本文测试结果取自2026年9月7日至9日存档材料。后端CI对应fcbb506，前端对应7ca2f94；记录说明两次提交之间前端源码与工作流没有变化。实现说明已增量核对至9月13日96a8d84，该版本的新增或修改测试未在本次执行，不并入历史通过数量。本文保留执行版本与环境差异，不把静态核查描述为新版本验收。</w:t>
       </w:r>
     </w:p>
     <w:p>
@@ -5813,7 +5977,7 @@
         <w:pStyle w:val="4"/>
         <w:pageBreakBefore w:val="0"/>
       </w:pPr>
-      <w:bookmarkStart w:id="40" w:name="_Toc12864"/>
+      <w:bookmarkStart w:id="40" w:name="_Toc31674"/>
       <w:r>
         <w:t>6.2 自动化测试结果</w:t>
       </w:r>
@@ -5824,7 +5988,7 @@
         <w:jc w:val="both"/>
       </w:pPr>
       <w:r>
-        <w:t>表6-1列出9月9日最新记录。数据库与RabbitMQ项目是后端210项中的子集；前端单元、条件守卫和UI契约采用各自计数，不与后端项数相加后构造一个“系统通过率”。条件跳过表示没有满足实验依赖，既不是通过，也不直接等同于程序失败。</w:t>
+        <w:t>表6-1列出9月9日存档结果，适用版本见6.1节。数据库与RabbitMQ项目是后端210项中的子集；前端单元、条件守卫和UI契约分别计数，不与后端相加构造“系统通过率”。条件跳过表示实验依赖未满足，既不是通过，也不直接等同于程序失败。</w:t>
       </w:r>
     </w:p>
     <w:p>
@@ -5832,7 +5996,7 @@
         <w:pStyle w:val="15"/>
       </w:pPr>
       <w:r>
-        <w:t>表6-1 最新自动化验证结果</w:t>
+        <w:t>表6-1 2026年9月9日自动化验证记录</w:t>
       </w:r>
     </w:p>
     <w:tbl>
@@ -6999,7 +7163,7 @@
         <w:pStyle w:val="4"/>
         <w:pageBreakBefore w:val="0"/>
       </w:pPr>
-      <w:bookmarkStart w:id="41" w:name="_Toc19113"/>
+      <w:bookmarkStart w:id="41" w:name="_Toc3368"/>
       <w:r>
         <w:t>6.3 核心业务用例分析</w:t>
       </w:r>
@@ -7994,7 +8158,7 @@
         <w:pStyle w:val="4"/>
         <w:pageBreakBefore w:val="0"/>
       </w:pPr>
-      <w:bookmarkStart w:id="42" w:name="_Toc6275"/>
+      <w:bookmarkStart w:id="42" w:name="_Toc5321"/>
       <w:r>
         <w:t>6.4 合成计时实验与结果解释</w:t>
       </w:r>
@@ -8448,7 +8612,7 @@
         <w:pStyle w:val="4"/>
         <w:pageBreakBefore w:val="0"/>
       </w:pPr>
-      <w:bookmarkStart w:id="43" w:name="_Toc7458"/>
+      <w:bookmarkStart w:id="43" w:name="_Toc15192"/>
       <w:r>
         <w:t>6.5 集成问题与修复验证</w:t>
       </w:r>
@@ -8483,7 +8647,7 @@
         <w:pStyle w:val="4"/>
         <w:pageBreakBefore w:val="0"/>
       </w:pPr>
-      <w:bookmarkStart w:id="44" w:name="_Toc27246"/>
+      <w:bookmarkStart w:id="44" w:name="_Toc31690"/>
       <w:r>
         <w:t>6.6 性能指标与尚未完成的实验</w:t>
       </w:r>
@@ -9845,7 +10009,7 @@
         <w:jc w:val="both"/>
       </w:pPr>
       <w:r>
-        <w:t>这些未完成项目限制了结论范围。当前可以确认系统存在相应实现路径，并在规则、组件和部分接口层面获得验证；不能确认所有真实依赖组合后的业务闭环已经验收。后续实验应保留失败记录、代码版本、数据初态和时间信息，采用独立任务重跑，避免通过直接修改数据库完成状态制造成功结果。</w:t>
+        <w:t>这些未完成项目限制了结论范围。9月13日版本已具有人员车辆绑定、个人资料、签到签退核验、照片留档、自然日周期、先学后考、提前结业和播放恢复的实现及相关测试代码；本次只核对代码与论文，未执行这些新场景。后续应补验核验凭据过期及跨事件复用、照片越权预览、同日与到期边界、学习未完成时开考、全员结业后的周期内回看，以及断线切片恢复。实验须保留失败记录、代码版本、数据初态和时间信息，不以直接修改数据库状态制造成功结果。</w:t>
       </w:r>
     </w:p>
     <w:p>
@@ -9870,7 +10034,7 @@
         <w:pStyle w:val="3"/>
         <w:pageBreakBefore/>
       </w:pPr>
-      <w:bookmarkStart w:id="45" w:name="_Toc16388"/>
+      <w:bookmarkStart w:id="45" w:name="_Toc6342"/>
       <w:r>
         <w:t>7 总结与展望</w:t>
       </w:r>
@@ -9881,7 +10045,7 @@
         <w:pStyle w:val="4"/>
         <w:pageBreakBefore w:val="0"/>
       </w:pPr>
-      <w:bookmarkStart w:id="46" w:name="_Toc23040"/>
+      <w:bookmarkStart w:id="46" w:name="_Toc30410"/>
       <w:r>
         <w:t>7.1 研究总结</w:t>
       </w:r>
@@ -9916,7 +10080,7 @@
         <w:pStyle w:val="4"/>
         <w:pageBreakBefore w:val="0"/>
       </w:pPr>
-      <w:bookmarkStart w:id="47" w:name="_Toc577"/>
+      <w:bookmarkStart w:id="47" w:name="_Toc3594"/>
       <w:r>
         <w:t>7.2 局限与后续工作</w:t>
       </w:r>
@@ -9951,7 +10115,7 @@
         <w:pStyle w:val="3"/>
         <w:pageBreakBefore/>
       </w:pPr>
-      <w:bookmarkStart w:id="48" w:name="_Toc5010"/>
+      <w:bookmarkStart w:id="48" w:name="_Toc978"/>
       <w:r>
         <w:t>致谢</w:t>
       </w:r>
@@ -9979,7 +10143,7 @@
         <w:pageBreakBefore/>
         <w:spacing w:after="360"/>
       </w:pPr>
-      <w:bookmarkStart w:id="49" w:name="_Toc15183"/>
+      <w:bookmarkStart w:id="49" w:name="_Toc16783"/>
       <w:r>
         <w:t>参考文献</w:t>
       </w:r>
@@ -10746,7 +10910,7 @@
         <w:pStyle w:val="3"/>
         <w:pageBreakBefore/>
       </w:pPr>
-      <w:bookmarkStart w:id="50" w:name="_Toc828"/>
+      <w:bookmarkStart w:id="50" w:name="_Toc30215"/>
       <w:r>
         <w:t>附录A 项目证据与复现入口</w:t>
       </w:r>
@@ -10757,14 +10921,14 @@
         <w:jc w:val="both"/>
       </w:pPr>
       <w:r>
-        <w:t>本附录列出论文实现与测试结论的仓库证据。路径以项目根目录为基准，正文所述测试沿用存档执行结果，论文编写期间没有重新执行全量项目测试。后端CI对应fcbb506，前端CI对应7ca2f94；写作核查时仓库HEAD为374d762。</w:t>
+        <w:t>本附录列出论文实现与测试结论的仓库证据。路径以项目根目录为基准，实现说明于2026年9月13日增量核对至提交96a8d84，覆盖CHG-20260913-01～15；具体条目、文件范围及论文版本登记在docs/changes/2026-09-13-since-09-07.md。测试仍引用存档执行结果，后端CI为fcbb506、前端CI为7ca2f94，本次未重跑业务测试。</w:t>
       </w:r>
     </w:p>
     <w:p>
       <w:pPr>
         <w:pStyle w:val="4"/>
       </w:pPr>
-      <w:bookmarkStart w:id="51" w:name="_Toc14202"/>
+      <w:bookmarkStart w:id="51" w:name="_Toc28356"/>
       <w:r>
         <w:t>A.1 业务与实现</w:t>
       </w:r>
@@ -10782,7 +10946,7 @@
       <w:pPr>
         <w:pStyle w:val="4"/>
       </w:pPr>
-      <w:bookmarkStart w:id="52" w:name="_Toc23136"/>
+      <w:bookmarkStart w:id="52" w:name="_Toc25739"/>
       <w:r>
         <w:t>A.2 测试与数据</w:t>
       </w:r>
@@ -10800,7 +10964,7 @@
       <w:pPr>
         <w:pStyle w:val="4"/>
       </w:pPr>
-      <w:bookmarkStart w:id="53" w:name="_Toc18364"/>
+      <w:bookmarkStart w:id="53" w:name="_Toc15340"/>
       <w:r>
         <w:t>A.3 待开展实验</w:t>
       </w:r>
@@ -10885,7 +11049,7 @@
         <w:pStyle w:val="3"/>
         <w:pageBreakBefore/>
       </w:pPr>
-      <w:bookmarkStart w:id="54" w:name="_Toc32429"/>
+      <w:bookmarkStart w:id="54" w:name="_Toc16796"/>
       <w:r>
         <w:t>附录B 初稿排版约定与待补信息</w:t>
       </w:r>

--- a/docs/thesis/基于Dubbo的道路运输企业在线培训系统设计与实现_论文初稿.docx
+++ b/docs/thesis/基于Dubbo的道路运输企业在线培训系统设计与实现_论文初稿.docx
@@ -31,6 +31,98 @@
         <w:t>在线培训系统设计与实现</w:t>
       </w:r>
     </w:p>
+    <w:p xmlns:w="http://schemas.openxmlformats.org/wordprocessingml/2006/main" xmlns:w14="http://schemas.microsoft.com/office/word/2010/wordml" xmlns:wpc="http://schemas.microsoft.com/office/word/2010/wordprocessingCanvas" xmlns:cx="http://schemas.microsoft.com/office/drawing/2014/chartex" xmlns:cx1="http://schemas.microsoft.com/office/drawing/2015/9/8/chartex" xmlns:cx2="http://schemas.microsoft.com/office/drawing/2015/10/21/chartex" xmlns:cx3="http://schemas.microsoft.com/office/drawing/2016/5/9/chartex" xmlns:cx4="http://schemas.microsoft.com/office/drawing/2016/5/10/chartex" xmlns:cx5="http://schemas.microsoft.com/office/drawing/2016/5/11/chartex" xmlns:cx6="http://schemas.microsoft.com/office/drawing/2016/5/12/chartex" xmlns:cx7="http://schemas.microsoft.com/office/drawing/2016/5/13/chartex" xmlns:cx8="http://schemas.microsoft.com/office/drawing/2016/5/14/chartex" xmlns:mc="http://schemas.openxmlformats.org/markup-compatibility/2006" xmlns:o="urn:schemas-microsoft-com:office:office" xmlns:r="http://schemas.openxmlformats.org/officeDocument/2006/relationships" xmlns:m="http://schemas.openxmlformats.org/officeDocument/2006/math" xmlns:v="urn:schemas-microsoft-com:vml" xmlns:wp14="http://schemas.microsoft.com/office/word/2010/wordprocessingDrawing" xmlns:wp="http://schemas.openxmlformats.org/drawingml/2006/wordprocessingDrawing" xmlns:w10="urn:schemas-microsoft-com:office:word" xmlns:w15="http://schemas.microsoft.com/office/word/2012/wordml" xmlns:wpg="http://schemas.microsoft.com/office/word/2010/wordprocessingGroup" xmlns:wpi="http://schemas.microsoft.com/office/word/2010/wordprocessingInk" xmlns:wne="http://schemas.microsoft.com/office/word/2006/wordml" xmlns:wps="http://schemas.microsoft.com/office/word/2010/wordprocessingShape" xmlns:wpsCustomData="http://www.wps.cn/officeDocument/2013/wpsCustomData">
+      <w:pPr>
+        <w:spacing w:after="360"/>
+        <w:ind w:left="936" w:firstLine="0"/>
+        <w:jc w:val="left"/>
+        <w:tabs>
+          <w:tab w:val="center" w:pos="3216"/>
+          <w:tab w:val="left" w:pos="4296"/>
+          <w:tab w:val="center" w:pos="7056"/>
+          <w:tab w:val="left" w:pos="8136"/>
+        </w:tabs>
+      </w:pPr>
+      <w:r>
+        <w:t>姓　　名：</w:t>
+      </w:r>
+      <w:r>
+        <w:rPr>
+          <w:u w:val="single"/>
+        </w:rPr>
+        <w:tab/>
+        <w:t>李剑</w:t>
+        <w:tab/>
+      </w:r>
+      <w:r>
+        <w:t>　　准考证号：</w:t>
+      </w:r>
+      <w:r>
+        <w:rPr>
+          <w:u w:val="single"/>
+        </w:rPr>
+        <w:tab/>
+        <w:t>010121202820</w:t>
+        <w:tab/>
+      </w:r>
+    </w:p>
+    <w:p xmlns:w="http://schemas.openxmlformats.org/wordprocessingml/2006/main" xmlns:w14="http://schemas.microsoft.com/office/word/2010/wordml" xmlns:wpc="http://schemas.microsoft.com/office/word/2010/wordprocessingCanvas" xmlns:cx="http://schemas.microsoft.com/office/drawing/2014/chartex" xmlns:cx1="http://schemas.microsoft.com/office/drawing/2015/9/8/chartex" xmlns:cx2="http://schemas.microsoft.com/office/drawing/2015/10/21/chartex" xmlns:cx3="http://schemas.microsoft.com/office/drawing/2016/5/9/chartex" xmlns:cx4="http://schemas.microsoft.com/office/drawing/2016/5/10/chartex" xmlns:cx5="http://schemas.microsoft.com/office/drawing/2016/5/11/chartex" xmlns:cx6="http://schemas.microsoft.com/office/drawing/2016/5/12/chartex" xmlns:cx7="http://schemas.microsoft.com/office/drawing/2016/5/13/chartex" xmlns:cx8="http://schemas.microsoft.com/office/drawing/2016/5/14/chartex" xmlns:mc="http://schemas.openxmlformats.org/markup-compatibility/2006" xmlns:o="urn:schemas-microsoft-com:office:office" xmlns:r="http://schemas.openxmlformats.org/officeDocument/2006/relationships" xmlns:m="http://schemas.openxmlformats.org/officeDocument/2006/math" xmlns:v="urn:schemas-microsoft-com:vml" xmlns:wp14="http://schemas.microsoft.com/office/word/2010/wordprocessingDrawing" xmlns:wp="http://schemas.openxmlformats.org/drawingml/2006/wordprocessingDrawing" xmlns:w10="urn:schemas-microsoft-com:office:word" xmlns:w15="http://schemas.microsoft.com/office/word/2012/wordml" xmlns:wpg="http://schemas.microsoft.com/office/word/2010/wordprocessingGroup" xmlns:wpi="http://schemas.microsoft.com/office/word/2010/wordprocessingInk" xmlns:wne="http://schemas.microsoft.com/office/word/2006/wordml" xmlns:wps="http://schemas.microsoft.com/office/word/2010/wordprocessingShape" xmlns:wpsCustomData="http://www.wps.cn/officeDocument/2013/wpsCustomData">
+      <w:pPr>
+        <w:spacing w:after="360"/>
+        <w:ind w:left="936" w:firstLine="0"/>
+        <w:jc w:val="left"/>
+        <w:tabs>
+          <w:tab w:val="center" w:pos="3216"/>
+          <w:tab w:val="left" w:pos="4296"/>
+          <w:tab w:val="center" w:pos="7056"/>
+          <w:tab w:val="left" w:pos="8136"/>
+        </w:tabs>
+      </w:pPr>
+      <w:r>
+        <w:t>专业名称：</w:t>
+      </w:r>
+      <w:r>
+        <w:rPr>
+          <w:u w:val="single"/>
+        </w:rPr>
+        <w:tab/>
+        <w:t>计算机科学与技术</w:t>
+        <w:tab/>
+      </w:r>
+      <w:r>
+        <w:t>　　专业代码：</w:t>
+      </w:r>
+      <w:r>
+        <w:rPr>
+          <w:u w:val="single"/>
+        </w:rPr>
+        <w:tab/>
+        <w:t>080901</w:t>
+        <w:tab/>
+      </w:r>
+    </w:p>
+    <w:p xmlns:w="http://schemas.openxmlformats.org/wordprocessingml/2006/main" xmlns:w14="http://schemas.microsoft.com/office/word/2010/wordml" xmlns:wpc="http://schemas.microsoft.com/office/word/2010/wordprocessingCanvas" xmlns:cx="http://schemas.microsoft.com/office/drawing/2014/chartex" xmlns:cx1="http://schemas.microsoft.com/office/drawing/2015/9/8/chartex" xmlns:cx2="http://schemas.microsoft.com/office/drawing/2015/10/21/chartex" xmlns:cx3="http://schemas.microsoft.com/office/drawing/2016/5/9/chartex" xmlns:cx4="http://schemas.microsoft.com/office/drawing/2016/5/10/chartex" xmlns:cx5="http://schemas.microsoft.com/office/drawing/2016/5/11/chartex" xmlns:cx6="http://schemas.microsoft.com/office/drawing/2016/5/12/chartex" xmlns:cx7="http://schemas.microsoft.com/office/drawing/2016/5/13/chartex" xmlns:cx8="http://schemas.microsoft.com/office/drawing/2016/5/14/chartex" xmlns:mc="http://schemas.openxmlformats.org/markup-compatibility/2006" xmlns:o="urn:schemas-microsoft-com:office:office" xmlns:r="http://schemas.openxmlformats.org/officeDocument/2006/relationships" xmlns:m="http://schemas.openxmlformats.org/officeDocument/2006/math" xmlns:v="urn:schemas-microsoft-com:vml" xmlns:wp14="http://schemas.microsoft.com/office/word/2010/wordprocessingDrawing" xmlns:wp="http://schemas.openxmlformats.org/drawingml/2006/wordprocessingDrawing" xmlns:w10="urn:schemas-microsoft-com:office:word" xmlns:w15="http://schemas.microsoft.com/office/word/2012/wordml" xmlns:wpg="http://schemas.microsoft.com/office/word/2010/wordprocessingGroup" xmlns:wpi="http://schemas.microsoft.com/office/word/2010/wordprocessingInk" xmlns:wne="http://schemas.microsoft.com/office/word/2006/wordml" xmlns:wps="http://schemas.microsoft.com/office/word/2010/wordprocessingShape" xmlns:wpsCustomData="http://www.wps.cn/officeDocument/2013/wpsCustomData">
+      <w:pPr>
+        <w:spacing w:after="360"/>
+        <w:ind w:left="2856" w:firstLine="0"/>
+        <w:jc w:val="left"/>
+        <w:tabs>
+          <w:tab w:val="center" w:pos="5136"/>
+          <w:tab w:val="left" w:pos="6216"/>
+        </w:tabs>
+      </w:pPr>
+      <w:r>
+        <w:t>指导教师：</w:t>
+      </w:r>
+      <w:r>
+        <w:rPr>
+          <w:u w:val="single"/>
+        </w:rPr>
+        <w:tab/>
+        <w:t>王鲁瑞</w:t>
+        <w:tab/>
+      </w:r>
+    </w:p>
     <w:p>
       <w:pPr>
         <w:spacing w:after="360"/>
@@ -38,36 +130,6 @@
         <w:jc w:val="center"/>
       </w:pPr>
       <w:r>
-        <w:t>姓　　名：____________　　准考证号：____________</w:t>
-      </w:r>
-    </w:p>
-    <w:p>
-      <w:pPr>
-        <w:spacing w:after="360"/>
-        <w:ind w:firstLine="0"/>
-        <w:jc w:val="center"/>
-      </w:pPr>
-      <w:r>
-        <w:t>专业名称：____________　　专业代码：____________</w:t>
-      </w:r>
-    </w:p>
-    <w:p>
-      <w:pPr>
-        <w:spacing w:after="360"/>
-        <w:ind w:firstLine="0"/>
-        <w:jc w:val="center"/>
-      </w:pPr>
-      <w:r>
-        <w:t>指导教师：____________</w:t>
-      </w:r>
-    </w:p>
-    <w:p>
-      <w:pPr>
-        <w:spacing w:after="360"/>
-        <w:ind w:firstLine="0"/>
-        <w:jc w:val="center"/>
-      </w:pPr>
-      <w:r>
         <w:t>时间：2026年9月</w:t>
       </w:r>
     </w:p>
@@ -92,13 +154,26 @@
         <w:t>本人承诺，在毕业设计（论文）的各种检查、评比中，如经本人所在学院或学校认定有抄袭、剽窃等行为，愿按学校有关规定接受处理，并承担相应法律责任。</w:t>
       </w:r>
     </w:p>
-    <w:p>
+    <w:p xmlns:w="http://schemas.openxmlformats.org/wordprocessingml/2006/main" xmlns:w14="http://schemas.microsoft.com/office/word/2010/wordml" xmlns:wpc="http://schemas.microsoft.com/office/word/2010/wordprocessingCanvas" xmlns:cx="http://schemas.microsoft.com/office/drawing/2014/chartex" xmlns:cx1="http://schemas.microsoft.com/office/drawing/2015/9/8/chartex" xmlns:cx2="http://schemas.microsoft.com/office/drawing/2015/10/21/chartex" xmlns:cx3="http://schemas.microsoft.com/office/drawing/2016/5/9/chartex" xmlns:cx4="http://schemas.microsoft.com/office/drawing/2016/5/10/chartex" xmlns:cx5="http://schemas.microsoft.com/office/drawing/2016/5/11/chartex" xmlns:cx6="http://schemas.microsoft.com/office/drawing/2016/5/12/chartex" xmlns:cx7="http://schemas.microsoft.com/office/drawing/2016/5/13/chartex" xmlns:cx8="http://schemas.microsoft.com/office/drawing/2016/5/14/chartex" xmlns:mc="http://schemas.openxmlformats.org/markup-compatibility/2006" xmlns:o="urn:schemas-microsoft-com:office:office" xmlns:r="http://schemas.openxmlformats.org/officeDocument/2006/relationships" xmlns:m="http://schemas.openxmlformats.org/officeDocument/2006/math" xmlns:v="urn:schemas-microsoft-com:vml" xmlns:wp14="http://schemas.microsoft.com/office/word/2010/wordprocessingDrawing" xmlns:wp="http://schemas.openxmlformats.org/drawingml/2006/wordprocessingDrawing" xmlns:w10="urn:schemas-microsoft-com:office:word" xmlns:w15="http://schemas.microsoft.com/office/word/2012/wordml" xmlns:wpg="http://schemas.microsoft.com/office/word/2010/wordprocessingGroup" xmlns:wpi="http://schemas.microsoft.com/office/word/2010/wordprocessingInk" xmlns:wne="http://schemas.microsoft.com/office/word/2006/wordml" xmlns:wps="http://schemas.microsoft.com/office/word/2010/wordprocessingShape" xmlns:wpsCustomData="http://www.wps.cn/officeDocument/2013/wpsCustomData">
       <w:pPr>
         <w:spacing w:before="1200"/>
-        <w:jc w:val="right"/>
-      </w:pPr>
-      <w:r>
-        <w:t>承诺人：________________</w:t>
+        <w:ind w:left="5952" w:firstLine="0"/>
+        <w:jc w:val="left"/>
+        <w:tabs>
+          <w:tab w:val="center" w:pos="7992"/>
+          <w:tab w:val="left" w:pos="9072"/>
+        </w:tabs>
+      </w:pPr>
+      <w:r>
+        <w:t>承诺人：</w:t>
+      </w:r>
+      <w:r>
+        <w:rPr>
+          <w:u w:val="single"/>
+        </w:rPr>
+        <w:tab/>
+        <w:t>李剑</w:t>
+        <w:tab/>
       </w:r>
     </w:p>
     <w:p>

--- a/docs/thesis/基于Dubbo的道路运输企业在线培训系统设计与实现_论文初稿.docx
+++ b/docs/thesis/基于Dubbo的道路运输企业在线培训系统设计与实现_论文初稿.docx
@@ -4,198 +4,1081 @@
   <w:body>
     <w:p>
       <w:pPr>
+        <w:spacing w:line="360" w:lineRule="auto"/>
+        <w:rPr>
+          <w:rFonts w:hint="eastAsia" w:ascii="宋体" w:hAnsi="宋体"/>
+          <w:szCs w:val="21"/>
+          <w:u w:val="single"/>
+        </w:rPr>
+      </w:pPr>
+      <w:r>
+        <mc:AlternateContent>
+          <mc:Choice Requires="wpg">
+            <w:drawing>
+              <wp:anchor distT="0" distB="0" distL="114300" distR="114300" simplePos="0" relativeHeight="251659264" behindDoc="0" locked="0" layoutInCell="1" allowOverlap="1">
+                <wp:simplePos x="0" y="0"/>
+                <wp:positionH relativeFrom="column">
+                  <wp:posOffset>106680</wp:posOffset>
+                </wp:positionH>
+                <wp:positionV relativeFrom="paragraph">
+                  <wp:posOffset>91440</wp:posOffset>
+                </wp:positionV>
+                <wp:extent cx="5645150" cy="1374775"/>
+                <wp:effectExtent l="0" t="0" r="12700" b="15875"/>
+                <wp:wrapNone/>
+                <wp:docPr id="6" name="组合 6"/>
+                <wp:cNvGraphicFramePr/>
+                <a:graphic xmlns:a="http://schemas.openxmlformats.org/drawingml/2006/main">
+                  <a:graphicData uri="http://schemas.microsoft.com/office/word/2010/wordprocessingGroup">
+                    <wpg:wgp>
+                      <wpg:cNvGrpSpPr/>
+                      <wpg:grpSpPr>
+                        <a:xfrm>
+                          <a:off x="0" y="0"/>
+                          <a:ext cx="5645150" cy="1374775"/>
+                          <a:chOff x="2241" y="2198"/>
+                          <a:chExt cx="6285" cy="1411"/>
+                        </a:xfrm>
+                      </wpg:grpSpPr>
+                      <pic:pic xmlns:pic="http://schemas.openxmlformats.org/drawingml/2006/picture">
+                        <pic:nvPicPr>
+                          <pic:cNvPr id="4" name="图片 3" descr="633758469746283750KmZCWaOQdYlGf6h"/>
+                          <pic:cNvPicPr>
+                            <a:picLocks noChangeAspect="1"/>
+                          </pic:cNvPicPr>
+                        </pic:nvPicPr>
+                        <pic:blipFill>
+                          <a:blip r:embed="rId11"/>
+                          <a:stretch>
+                            <a:fillRect/>
+                          </a:stretch>
+                        </pic:blipFill>
+                        <pic:spPr>
+                          <a:xfrm>
+                            <a:off x="2241" y="2198"/>
+                            <a:ext cx="1455" cy="1411"/>
+                          </a:xfrm>
+                          <a:prstGeom prst="rect">
+                            <a:avLst/>
+                          </a:prstGeom>
+                          <a:noFill/>
+                          <a:ln>
+                            <a:noFill/>
+                          </a:ln>
+                        </pic:spPr>
+                      </pic:pic>
+                      <pic:pic xmlns:pic="http://schemas.openxmlformats.org/drawingml/2006/picture">
+                        <pic:nvPicPr>
+                          <pic:cNvPr id="5" name="图片 4" descr="633741041570540000qsZKB576OqRTJ"/>
+                          <pic:cNvPicPr>
+                            <a:picLocks noChangeAspect="1"/>
+                          </pic:cNvPicPr>
+                        </pic:nvPicPr>
+                        <pic:blipFill>
+                          <a:blip r:embed="rId12"/>
+                          <a:srcRect l="2963" t="15224" r="16321" b="32622"/>
+                          <a:stretch>
+                            <a:fillRect/>
+                          </a:stretch>
+                        </pic:blipFill>
+                        <pic:spPr>
+                          <a:xfrm>
+                            <a:off x="4206" y="2465"/>
+                            <a:ext cx="4320" cy="825"/>
+                          </a:xfrm>
+                          <a:prstGeom prst="rect">
+                            <a:avLst/>
+                          </a:prstGeom>
+                          <a:noFill/>
+                          <a:ln>
+                            <a:noFill/>
+                          </a:ln>
+                        </pic:spPr>
+                      </pic:pic>
+                    </wpg:wgp>
+                  </a:graphicData>
+                </a:graphic>
+              </wp:anchor>
+            </w:drawing>
+          </mc:Choice>
+          <mc:Fallback>
+            <w:pict>
+              <v:group id="_x0000_s1026" o:spid="_x0000_s1026" o:spt="203" style="position:absolute;left:0pt;margin-left:8.4pt;margin-top:7.2pt;height:108.25pt;width:444.5pt;z-index:251659264;mso-width-relative:page;mso-height-relative:page;" coordorigin="2241,2198" coordsize="6285,1411" o:gfxdata="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">
+                <o:lock v:ext="edit" aspectratio="f"/>
+                <v:shape id="图片 3" o:spid="_x0000_s1026" o:spt="75" alt="633758469746283750KmZCWaOQdYlGf6h" type="#_x0000_t75" style="position:absolute;left:2241;top:2198;height:1411;width:1455;" filled="f" o:preferrelative="t" stroked="f" coordsize="21600,21600" o:gfxdata="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">
+                  <v:fill on="f" focussize="0,0"/>
+                  <v:stroke on="f"/>
+                  <v:imagedata r:id="rId11" o:title=""/>
+                  <o:lock v:ext="edit" aspectratio="t"/>
+                </v:shape>
+                <v:shape id="图片 4" o:spid="_x0000_s1026" o:spt="75" alt="633741041570540000qsZKB576OqRTJ" type="#_x0000_t75" style="position:absolute;left:4206;top:2465;height:825;width:4320;" filled="f" o:preferrelative="t" stroked="f" coordsize="21600,21600" o:gfxdata="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">
+                  <v:fill on="f" focussize="0,0"/>
+                  <v:stroke on="f"/>
+                  <v:imagedata r:id="rId12" cropleft="1942f" croptop="9977f" cropright="10696f" cropbottom="21379f" o:title=""/>
+                  <o:lock v:ext="edit" aspectratio="t"/>
+                </v:shape>
+              </v:group>
+            </w:pict>
+          </mc:Fallback>
+        </mc:AlternateContent>
+      </w:r>
+      <w:r>
+        <w:rPr>
+          <w:rFonts w:hint="eastAsia" w:ascii="宋体" w:hAnsi="宋体"/>
+          <w:szCs w:val="21"/>
+        </w:rPr>
+        <w:t xml:space="preserve">                                               </w:t>
+      </w:r>
+    </w:p>
+    <w:p>
+      <w:pPr>
+        <w:spacing w:line="360" w:lineRule="auto"/>
+        <w:rPr>
+          <w:rFonts w:hint="eastAsia" w:ascii="宋体" w:hAnsi="宋体"/>
+          <w:sz w:val="32"/>
+          <w:szCs w:val="32"/>
+        </w:rPr>
+      </w:pPr>
+      <w:r>
+        <w:rPr>
+          <w:rFonts w:hint="eastAsia" w:ascii="宋体" w:hAnsi="宋体"/>
+          <w:sz w:val="32"/>
+          <w:szCs w:val="32"/>
+        </w:rPr>
+        <w:t xml:space="preserve">     </w:t>
+      </w:r>
+    </w:p>
+    <w:p>
+      <w:pPr>
+        <w:spacing w:line="360" w:lineRule="auto"/>
+        <w:rPr>
+          <w:rFonts w:hint="eastAsia" w:ascii="宋体" w:hAnsi="宋体"/>
+          <w:sz w:val="32"/>
+          <w:szCs w:val="32"/>
+        </w:rPr>
+      </w:pPr>
+      <w:r>
+        <w:rPr>
+          <w:rFonts w:hint="eastAsia" w:ascii="宋体" w:hAnsi="宋体"/>
+          <w:sz w:val="32"/>
+          <w:szCs w:val="32"/>
+        </w:rPr>
+        <w:t xml:space="preserve">                </w:t>
+      </w:r>
+    </w:p>
+    <w:p>
+      <w:pPr>
+        <w:jc w:val="center"/>
+        <w:rPr>
+          <w:rFonts w:hint="eastAsia" w:ascii="黑体" w:hAnsi="宋体" w:eastAsia="黑体"/>
+          <w:sz w:val="40"/>
+          <w:szCs w:val="40"/>
+        </w:rPr>
+      </w:pPr>
+    </w:p>
+    <w:p>
+      <w:pPr>
+        <w:jc w:val="center"/>
+        <w:rPr>
+          <w:rFonts w:hint="eastAsia" w:ascii="黑体" w:hAnsi="宋体" w:eastAsia="黑体"/>
+          <w:sz w:val="84"/>
+          <w:szCs w:val="84"/>
+        </w:rPr>
+      </w:pPr>
+      <w:r>
+        <w:rPr>
+          <w:rFonts w:hint="eastAsia" w:ascii="黑体" w:hAnsi="宋体" w:eastAsia="黑体"/>
+          <w:sz w:val="84"/>
+          <w:szCs w:val="84"/>
+        </w:rPr>
+        <w:t>自考毕业论文</w:t>
+      </w:r>
+    </w:p>
+    <w:p>
+      <w:pPr>
+        <w:snapToGrid w:val="0"/>
+        <w:spacing w:before="0" w:after="0" w:line="1720" w:lineRule="exact"/>
+        <w:ind w:left="0" w:right="0" w:firstLine="0"/>
+        <w:jc w:val="left"/>
+      </w:pPr>
+    </w:p>
+    <w:tbl>
+      <w:tblPr>
+        <w:tblStyle w:val="35"/>
+        <w:tblW w:w="8240" w:type="dxa"/>
+        <w:tblInd w:w="280" w:type="dxa"/>
+        <w:tblBorders>
+          <w:top w:val="none" w:color="auto" w:sz="0" w:space="0"/>
+          <w:left w:val="none" w:color="auto" w:sz="0" w:space="0"/>
+          <w:bottom w:val="none" w:color="auto" w:sz="0" w:space="0"/>
+          <w:right w:val="none" w:color="auto" w:sz="0" w:space="0"/>
+          <w:insideH w:val="none" w:color="auto" w:sz="0" w:space="0"/>
+          <w:insideV w:val="none" w:color="auto" w:sz="0" w:space="0"/>
+        </w:tblBorders>
+        <w:tblLayout w:type="fixed"/>
+        <w:tblCellMar>
+          <w:top w:w="0" w:type="dxa"/>
+          <w:left w:w="0" w:type="dxa"/>
+          <w:bottom w:w="0" w:type="dxa"/>
+          <w:right w:w="0" w:type="dxa"/>
+        </w:tblCellMar>
+      </w:tblPr>
+      <w:tblGrid>
+        <w:gridCol w:w="1000"/>
+        <w:gridCol w:w="7240"/>
+      </w:tblGrid>
+      <w:tr>
+        <w:tblPrEx>
+          <w:tblBorders>
+            <w:top w:val="none" w:color="auto" w:sz="0" w:space="0"/>
+            <w:left w:val="none" w:color="auto" w:sz="0" w:space="0"/>
+            <w:bottom w:val="none" w:color="auto" w:sz="0" w:space="0"/>
+            <w:right w:val="none" w:color="auto" w:sz="0" w:space="0"/>
+            <w:insideH w:val="none" w:color="auto" w:sz="0" w:space="0"/>
+            <w:insideV w:val="none" w:color="auto" w:sz="0" w:space="0"/>
+          </w:tblBorders>
+          <w:tblCellMar>
+            <w:top w:w="0" w:type="dxa"/>
+            <w:left w:w="0" w:type="dxa"/>
+            <w:bottom w:w="0" w:type="dxa"/>
+            <w:right w:w="0" w:type="dxa"/>
+          </w:tblCellMar>
+        </w:tblPrEx>
+        <w:tc>
+          <w:tcPr>
+            <w:tcW w:w="1000" w:type="dxa"/>
+            <w:vAlign w:val="bottom"/>
+          </w:tcPr>
+          <w:p>
+            <w:pPr>
+              <w:snapToGrid w:val="0"/>
+              <w:spacing w:before="0" w:after="0" w:line="640" w:lineRule="exact"/>
+              <w:ind w:left="0" w:right="0" w:firstLine="0"/>
+              <w:jc w:val="left"/>
+            </w:pPr>
+            <w:r>
+              <w:rPr>
+                <w:rFonts w:hint="eastAsia" w:ascii="黑体" w:hAnsi="黑体" w:eastAsia="黑体" w:cs="黑体"/>
+                <w:color w:val="000000"/>
+                <w:sz w:val="32"/>
+                <w:szCs w:val="32"/>
+              </w:rPr>
+              <w:t>题目：</w:t>
+            </w:r>
+          </w:p>
+        </w:tc>
+        <w:tc>
+          <w:tcPr>
+            <w:tcW w:w="7240" w:type="dxa"/>
+            <w:tcBorders>
+              <w:bottom w:val="single" w:color="000000" w:sz="4" w:space="0"/>
+            </w:tcBorders>
+            <w:vAlign w:val="bottom"/>
+          </w:tcPr>
+          <w:p>
+            <w:pPr>
+              <w:snapToGrid w:val="0"/>
+              <w:spacing w:before="0" w:after="0" w:line="640" w:lineRule="exact"/>
+              <w:ind w:left="0" w:right="0" w:firstLine="0"/>
+              <w:jc w:val="center"/>
+            </w:pPr>
+            <w:r>
+              <w:rPr>
+                <w:rFonts w:ascii="黑体" w:hAnsi="黑体" w:eastAsia="黑体"/>
+                <w:color w:val="000000"/>
+                <w:sz w:val="44"/>
+              </w:rPr>
+              <w:t>基于Dubbo的道路运输企业</w:t>
+            </w:r>
+          </w:p>
+        </w:tc>
+      </w:tr>
+    </w:tbl>
+    <w:p>
+      <w:pPr>
+        <w:snapToGrid w:val="0"/>
+        <w:spacing w:before="0" w:after="0" w:line="20" w:lineRule="exact"/>
+        <w:ind w:left="0" w:right="0" w:firstLine="0"/>
+        <w:jc w:val="left"/>
+      </w:pPr>
+    </w:p>
+    <w:tbl>
+      <w:tblPr>
+        <w:tblStyle w:val="35"/>
+        <w:tblW w:w="8240" w:type="dxa"/>
+        <w:tblInd w:w="280" w:type="dxa"/>
+        <w:tblBorders>
+          <w:top w:val="none" w:color="auto" w:sz="0" w:space="0"/>
+          <w:left w:val="none" w:color="auto" w:sz="0" w:space="0"/>
+          <w:bottom w:val="none" w:color="auto" w:sz="0" w:space="0"/>
+          <w:right w:val="none" w:color="auto" w:sz="0" w:space="0"/>
+          <w:insideH w:val="none" w:color="auto" w:sz="0" w:space="0"/>
+          <w:insideV w:val="none" w:color="auto" w:sz="0" w:space="0"/>
+        </w:tblBorders>
+        <w:tblLayout w:type="fixed"/>
+        <w:tblCellMar>
+          <w:top w:w="0" w:type="dxa"/>
+          <w:left w:w="0" w:type="dxa"/>
+          <w:bottom w:w="0" w:type="dxa"/>
+          <w:right w:w="0" w:type="dxa"/>
+        </w:tblCellMar>
+      </w:tblPr>
+      <w:tblGrid>
+        <w:gridCol w:w="1000"/>
+        <w:gridCol w:w="7240"/>
+      </w:tblGrid>
+      <w:tr>
+        <w:tblPrEx>
+          <w:tblBorders>
+            <w:top w:val="none" w:color="auto" w:sz="0" w:space="0"/>
+            <w:left w:val="none" w:color="auto" w:sz="0" w:space="0"/>
+            <w:bottom w:val="none" w:color="auto" w:sz="0" w:space="0"/>
+            <w:right w:val="none" w:color="auto" w:sz="0" w:space="0"/>
+            <w:insideH w:val="none" w:color="auto" w:sz="0" w:space="0"/>
+            <w:insideV w:val="none" w:color="auto" w:sz="0" w:space="0"/>
+          </w:tblBorders>
+          <w:tblCellMar>
+            <w:top w:w="0" w:type="dxa"/>
+            <w:left w:w="0" w:type="dxa"/>
+            <w:bottom w:w="0" w:type="dxa"/>
+            <w:right w:w="0" w:type="dxa"/>
+          </w:tblCellMar>
+        </w:tblPrEx>
+        <w:tc>
+          <w:tcPr>
+            <w:tcW w:w="1000" w:type="dxa"/>
+            <w:vAlign w:val="bottom"/>
+          </w:tcPr>
+          <w:p>
+            <w:pPr>
+              <w:snapToGrid w:val="0"/>
+              <w:spacing w:before="0" w:after="0" w:line="640" w:lineRule="exact"/>
+              <w:ind w:left="0" w:right="0" w:firstLine="0"/>
+              <w:jc w:val="left"/>
+            </w:pPr>
+          </w:p>
+        </w:tc>
+        <w:tc>
+          <w:tcPr>
+            <w:tcW w:w="7240" w:type="dxa"/>
+            <w:tcBorders>
+              <w:bottom w:val="single" w:color="000000" w:sz="4" w:space="0"/>
+            </w:tcBorders>
+            <w:vAlign w:val="bottom"/>
+          </w:tcPr>
+          <w:p>
+            <w:pPr>
+              <w:snapToGrid w:val="0"/>
+              <w:spacing w:before="0" w:after="0" w:line="640" w:lineRule="exact"/>
+              <w:ind w:left="0" w:right="0" w:firstLine="0"/>
+              <w:jc w:val="center"/>
+            </w:pPr>
+            <w:r>
+              <w:rPr>
+                <w:rFonts w:ascii="黑体" w:hAnsi="黑体" w:eastAsia="黑体"/>
+                <w:color w:val="000000"/>
+                <w:sz w:val="44"/>
+              </w:rPr>
+              <w:t>在线培训系统设计与实现</w:t>
+            </w:r>
+          </w:p>
+        </w:tc>
+      </w:tr>
+    </w:tbl>
+    <w:p>
+      <w:pPr>
+        <w:snapToGrid w:val="0"/>
+        <w:spacing w:before="0" w:after="0" w:line="680" w:lineRule="exact"/>
+        <w:ind w:left="0" w:right="0" w:firstLine="0"/>
+        <w:jc w:val="left"/>
+      </w:pPr>
+    </w:p>
+    <w:tbl>
+      <w:tblPr>
+        <w:tblStyle w:val="35"/>
+        <w:tblW w:w="8240" w:type="dxa"/>
+        <w:tblInd w:w="280" w:type="dxa"/>
+        <w:tblBorders>
+          <w:top w:val="none" w:color="auto" w:sz="0" w:space="0"/>
+          <w:left w:val="none" w:color="auto" w:sz="0" w:space="0"/>
+          <w:bottom w:val="none" w:color="auto" w:sz="0" w:space="0"/>
+          <w:right w:val="none" w:color="auto" w:sz="0" w:space="0"/>
+          <w:insideH w:val="none" w:color="auto" w:sz="0" w:space="0"/>
+          <w:insideV w:val="none" w:color="auto" w:sz="0" w:space="0"/>
+        </w:tblBorders>
+        <w:tblLayout w:type="fixed"/>
+        <w:tblCellMar>
+          <w:top w:w="0" w:type="dxa"/>
+          <w:left w:w="0" w:type="dxa"/>
+          <w:bottom w:w="0" w:type="dxa"/>
+          <w:right w:w="0" w:type="dxa"/>
+        </w:tblCellMar>
+      </w:tblPr>
+      <w:tblGrid>
+        <w:gridCol w:w="1600"/>
+        <w:gridCol w:w="2400"/>
+        <w:gridCol w:w="320"/>
+        <w:gridCol w:w="1600"/>
+        <w:gridCol w:w="2320"/>
+      </w:tblGrid>
+      <w:tr>
+        <w:tblPrEx>
+          <w:tblBorders>
+            <w:top w:val="none" w:color="auto" w:sz="0" w:space="0"/>
+            <w:left w:val="none" w:color="auto" w:sz="0" w:space="0"/>
+            <w:bottom w:val="none" w:color="auto" w:sz="0" w:space="0"/>
+            <w:right w:val="none" w:color="auto" w:sz="0" w:space="0"/>
+            <w:insideH w:val="none" w:color="auto" w:sz="0" w:space="0"/>
+            <w:insideV w:val="none" w:color="auto" w:sz="0" w:space="0"/>
+          </w:tblBorders>
+          <w:tblCellMar>
+            <w:top w:w="0" w:type="dxa"/>
+            <w:left w:w="0" w:type="dxa"/>
+            <w:bottom w:w="0" w:type="dxa"/>
+            <w:right w:w="0" w:type="dxa"/>
+          </w:tblCellMar>
+        </w:tblPrEx>
+        <w:tc>
+          <w:tcPr>
+            <w:tcW w:w="1600" w:type="dxa"/>
+            <w:vAlign w:val="bottom"/>
+          </w:tcPr>
+          <w:p>
+            <w:pPr>
+              <w:snapToGrid w:val="0"/>
+              <w:spacing w:before="0" w:after="0" w:line="480" w:lineRule="exact"/>
+              <w:ind w:left="0" w:right="0" w:firstLine="0"/>
+              <w:jc w:val="left"/>
+            </w:pPr>
+            <w:r>
+              <w:rPr>
+                <w:rFonts w:hint="eastAsia" w:ascii="黑体" w:hAnsi="黑体" w:eastAsia="黑体" w:cs="黑体"/>
+                <w:color w:val="000000"/>
+                <w:sz w:val="32"/>
+                <w:szCs w:val="32"/>
+              </w:rPr>
+              <w:t>姓　　名：</w:t>
+            </w:r>
+          </w:p>
+        </w:tc>
+        <w:tc>
+          <w:tcPr>
+            <w:tcW w:w="2400" w:type="dxa"/>
+            <w:tcBorders>
+              <w:bottom w:val="single" w:color="000000" w:sz="4" w:space="0"/>
+            </w:tcBorders>
+            <w:vAlign w:val="bottom"/>
+          </w:tcPr>
+          <w:p>
+            <w:pPr>
+              <w:snapToGrid w:val="0"/>
+              <w:spacing w:before="0" w:after="0" w:line="480" w:lineRule="exact"/>
+              <w:ind w:left="0" w:right="0" w:firstLine="0"/>
+              <w:jc w:val="center"/>
+            </w:pPr>
+            <w:r>
+              <w:rPr>
+                <w:rFonts w:ascii="宋体" w:hAnsi="宋体" w:eastAsia="宋体"/>
+                <w:color w:val="000000"/>
+                <w:sz w:val="32"/>
+                <w:szCs w:val="32"/>
+              </w:rPr>
+              <w:t>李剑</w:t>
+            </w:r>
+          </w:p>
+        </w:tc>
+        <w:tc>
+          <w:tcPr>
+            <w:tcW w:w="320" w:type="dxa"/>
+            <w:vAlign w:val="bottom"/>
+          </w:tcPr>
+          <w:p>
+            <w:pPr>
+              <w:snapToGrid w:val="0"/>
+              <w:spacing w:before="0" w:after="0" w:line="480" w:lineRule="exact"/>
+              <w:ind w:left="0" w:right="0" w:firstLine="0"/>
+              <w:jc w:val="left"/>
+            </w:pPr>
+          </w:p>
+        </w:tc>
+        <w:tc>
+          <w:tcPr>
+            <w:tcW w:w="1600" w:type="dxa"/>
+            <w:vAlign w:val="bottom"/>
+          </w:tcPr>
+          <w:p>
+            <w:pPr>
+              <w:snapToGrid w:val="0"/>
+              <w:spacing w:before="0" w:after="0" w:line="480" w:lineRule="exact"/>
+              <w:ind w:left="0" w:right="0" w:firstLine="0"/>
+              <w:jc w:val="left"/>
+            </w:pPr>
+            <w:r>
+              <w:rPr>
+                <w:rFonts w:hint="eastAsia" w:ascii="黑体" w:hAnsi="黑体" w:eastAsia="黑体" w:cs="黑体"/>
+                <w:color w:val="000000"/>
+                <w:sz w:val="32"/>
+                <w:szCs w:val="32"/>
+              </w:rPr>
+              <w:t>准考证号：</w:t>
+            </w:r>
+          </w:p>
+        </w:tc>
+        <w:tc>
+          <w:tcPr>
+            <w:tcW w:w="2320" w:type="dxa"/>
+            <w:tcBorders>
+              <w:bottom w:val="single" w:color="000000" w:sz="4" w:space="0"/>
+            </w:tcBorders>
+            <w:vAlign w:val="bottom"/>
+          </w:tcPr>
+          <w:p>
+            <w:pPr>
+              <w:snapToGrid w:val="0"/>
+              <w:spacing w:before="0" w:after="0" w:line="480" w:lineRule="exact"/>
+              <w:ind w:left="0" w:right="0" w:firstLine="0"/>
+              <w:jc w:val="center"/>
+            </w:pPr>
+            <w:r>
+              <w:rPr>
+                <w:rFonts w:ascii="宋体" w:hAnsi="宋体" w:eastAsia="宋体"/>
+                <w:color w:val="000000"/>
+                <w:sz w:val="32"/>
+                <w:szCs w:val="32"/>
+              </w:rPr>
+              <w:t>010121202820</w:t>
+            </w:r>
+          </w:p>
+        </w:tc>
+      </w:tr>
+    </w:tbl>
+    <w:p>
+      <w:pPr>
+        <w:snapToGrid w:val="0"/>
+        <w:spacing w:before="0" w:after="0" w:line="760" w:lineRule="exact"/>
+        <w:ind w:left="0" w:right="0" w:firstLine="0"/>
+        <w:jc w:val="left"/>
+      </w:pPr>
+    </w:p>
+    <w:tbl>
+      <w:tblPr>
+        <w:tblStyle w:val="35"/>
+        <w:tblW w:w="8240" w:type="dxa"/>
+        <w:tblInd w:w="280" w:type="dxa"/>
+        <w:tblBorders>
+          <w:top w:val="none" w:color="auto" w:sz="0" w:space="0"/>
+          <w:left w:val="none" w:color="auto" w:sz="0" w:space="0"/>
+          <w:bottom w:val="none" w:color="auto" w:sz="0" w:space="0"/>
+          <w:right w:val="none" w:color="auto" w:sz="0" w:space="0"/>
+          <w:insideH w:val="none" w:color="auto" w:sz="0" w:space="0"/>
+          <w:insideV w:val="none" w:color="auto" w:sz="0" w:space="0"/>
+        </w:tblBorders>
+        <w:tblLayout w:type="fixed"/>
+        <w:tblCellMar>
+          <w:top w:w="0" w:type="dxa"/>
+          <w:left w:w="0" w:type="dxa"/>
+          <w:bottom w:w="0" w:type="dxa"/>
+          <w:right w:w="0" w:type="dxa"/>
+        </w:tblCellMar>
+      </w:tblPr>
+      <w:tblGrid>
+        <w:gridCol w:w="1600"/>
+        <w:gridCol w:w="2400"/>
+        <w:gridCol w:w="320"/>
+        <w:gridCol w:w="1600"/>
+        <w:gridCol w:w="2320"/>
+      </w:tblGrid>
+      <w:tr>
+        <w:tblPrEx>
+          <w:tblBorders>
+            <w:top w:val="none" w:color="auto" w:sz="0" w:space="0"/>
+            <w:left w:val="none" w:color="auto" w:sz="0" w:space="0"/>
+            <w:bottom w:val="none" w:color="auto" w:sz="0" w:space="0"/>
+            <w:right w:val="none" w:color="auto" w:sz="0" w:space="0"/>
+            <w:insideH w:val="none" w:color="auto" w:sz="0" w:space="0"/>
+            <w:insideV w:val="none" w:color="auto" w:sz="0" w:space="0"/>
+          </w:tblBorders>
+          <w:tblCellMar>
+            <w:top w:w="0" w:type="dxa"/>
+            <w:left w:w="0" w:type="dxa"/>
+            <w:bottom w:w="0" w:type="dxa"/>
+            <w:right w:w="0" w:type="dxa"/>
+          </w:tblCellMar>
+        </w:tblPrEx>
+        <w:tc>
+          <w:tcPr>
+            <w:tcW w:w="1600" w:type="dxa"/>
+            <w:vAlign w:val="bottom"/>
+          </w:tcPr>
+          <w:p>
+            <w:pPr>
+              <w:snapToGrid w:val="0"/>
+              <w:spacing w:before="0" w:after="0" w:line="480" w:lineRule="exact"/>
+              <w:ind w:left="0" w:right="0" w:firstLine="0"/>
+              <w:jc w:val="left"/>
+            </w:pPr>
+            <w:r>
+              <w:rPr>
+                <w:rFonts w:hint="eastAsia" w:ascii="黑体" w:hAnsi="黑体" w:eastAsia="黑体" w:cs="黑体"/>
+                <w:color w:val="000000"/>
+                <w:sz w:val="32"/>
+                <w:szCs w:val="32"/>
+              </w:rPr>
+              <w:t>专业名称：</w:t>
+            </w:r>
+          </w:p>
+        </w:tc>
+        <w:tc>
+          <w:tcPr>
+            <w:tcW w:w="2400" w:type="dxa"/>
+            <w:tcBorders>
+              <w:bottom w:val="single" w:color="000000" w:sz="4" w:space="0"/>
+            </w:tcBorders>
+            <w:vAlign w:val="bottom"/>
+          </w:tcPr>
+          <w:p>
+            <w:pPr>
+              <w:snapToGrid w:val="0"/>
+              <w:spacing w:before="0" w:after="0" w:line="480" w:lineRule="exact"/>
+              <w:ind w:left="0" w:right="0" w:firstLine="0"/>
+              <w:jc w:val="center"/>
+            </w:pPr>
+            <w:r>
+              <w:rPr>
+                <w:rFonts w:ascii="宋体" w:hAnsi="宋体" w:eastAsia="宋体"/>
+                <w:color w:val="000000"/>
+                <w:sz w:val="30"/>
+                <w:szCs w:val="30"/>
+              </w:rPr>
+              <w:t>计算机科学与技术</w:t>
+            </w:r>
+          </w:p>
+        </w:tc>
+        <w:tc>
+          <w:tcPr>
+            <w:tcW w:w="320" w:type="dxa"/>
+            <w:vAlign w:val="bottom"/>
+          </w:tcPr>
+          <w:p>
+            <w:pPr>
+              <w:snapToGrid w:val="0"/>
+              <w:spacing w:before="0" w:after="0" w:line="480" w:lineRule="exact"/>
+              <w:ind w:left="0" w:right="0" w:firstLine="0"/>
+              <w:jc w:val="left"/>
+              <w:rPr>
+                <w:rFonts w:hint="eastAsia" w:eastAsia="宋体"/>
+                <w:lang w:val="en-US" w:eastAsia="zh-CN"/>
+              </w:rPr>
+            </w:pPr>
+            <w:r>
+              <w:rPr>
+                <w:rFonts w:hint="eastAsia"/>
+                <w:lang w:val="en-US" w:eastAsia="zh-CN"/>
+              </w:rPr>
+              <w:t xml:space="preserve"> </w:t>
+            </w:r>
+          </w:p>
+        </w:tc>
+        <w:tc>
+          <w:tcPr>
+            <w:tcW w:w="1600" w:type="dxa"/>
+            <w:vAlign w:val="bottom"/>
+          </w:tcPr>
+          <w:p>
+            <w:pPr>
+              <w:snapToGrid w:val="0"/>
+              <w:spacing w:before="0" w:after="0" w:line="480" w:lineRule="exact"/>
+              <w:ind w:left="0" w:right="0" w:firstLine="0"/>
+              <w:jc w:val="left"/>
+            </w:pPr>
+            <w:r>
+              <w:rPr>
+                <w:rFonts w:hint="eastAsia" w:ascii="黑体" w:hAnsi="黑体" w:eastAsia="黑体" w:cs="黑体"/>
+                <w:color w:val="000000"/>
+                <w:sz w:val="32"/>
+                <w:szCs w:val="32"/>
+              </w:rPr>
+              <w:t>专业代码：</w:t>
+            </w:r>
+          </w:p>
+        </w:tc>
+        <w:tc>
+          <w:tcPr>
+            <w:tcW w:w="2320" w:type="dxa"/>
+            <w:tcBorders>
+              <w:bottom w:val="single" w:color="000000" w:sz="4" w:space="0"/>
+            </w:tcBorders>
+            <w:vAlign w:val="bottom"/>
+          </w:tcPr>
+          <w:p>
+            <w:pPr>
+              <w:snapToGrid w:val="0"/>
+              <w:spacing w:before="0" w:after="0" w:line="480" w:lineRule="exact"/>
+              <w:ind w:left="0" w:right="0" w:firstLine="0"/>
+              <w:jc w:val="center"/>
+            </w:pPr>
+            <w:r>
+              <w:rPr>
+                <w:rFonts w:ascii="宋体" w:hAnsi="宋体" w:eastAsia="宋体"/>
+                <w:color w:val="000000"/>
+                <w:sz w:val="32"/>
+                <w:szCs w:val="32"/>
+              </w:rPr>
+              <w:t>080901</w:t>
+            </w:r>
+          </w:p>
+        </w:tc>
+      </w:tr>
+    </w:tbl>
+    <w:p>
+      <w:pPr>
+        <w:snapToGrid w:val="0"/>
+        <w:spacing w:before="0" w:after="0" w:line="760" w:lineRule="exact"/>
+        <w:ind w:left="0" w:right="0" w:firstLine="0"/>
+        <w:jc w:val="left"/>
+      </w:pPr>
+    </w:p>
+    <w:tbl>
+      <w:tblPr>
+        <w:tblStyle w:val="35"/>
+        <w:tblW w:w="8240" w:type="dxa"/>
+        <w:tblInd w:w="280" w:type="dxa"/>
+        <w:tblBorders>
+          <w:top w:val="none" w:color="auto" w:sz="0" w:space="0"/>
+          <w:left w:val="none" w:color="auto" w:sz="0" w:space="0"/>
+          <w:bottom w:val="none" w:color="auto" w:sz="0" w:space="0"/>
+          <w:right w:val="none" w:color="auto" w:sz="0" w:space="0"/>
+          <w:insideH w:val="none" w:color="auto" w:sz="0" w:space="0"/>
+          <w:insideV w:val="none" w:color="auto" w:sz="0" w:space="0"/>
+        </w:tblBorders>
+        <w:tblLayout w:type="fixed"/>
+        <w:tblCellMar>
+          <w:top w:w="0" w:type="dxa"/>
+          <w:left w:w="0" w:type="dxa"/>
+          <w:bottom w:w="0" w:type="dxa"/>
+          <w:right w:w="0" w:type="dxa"/>
+        </w:tblCellMar>
+      </w:tblPr>
+      <w:tblGrid>
+        <w:gridCol w:w="1600"/>
+        <w:gridCol w:w="6640"/>
+      </w:tblGrid>
+      <w:tr>
+        <w:tblPrEx>
+          <w:tblBorders>
+            <w:top w:val="none" w:color="auto" w:sz="0" w:space="0"/>
+            <w:left w:val="none" w:color="auto" w:sz="0" w:space="0"/>
+            <w:bottom w:val="none" w:color="auto" w:sz="0" w:space="0"/>
+            <w:right w:val="none" w:color="auto" w:sz="0" w:space="0"/>
+            <w:insideH w:val="none" w:color="auto" w:sz="0" w:space="0"/>
+            <w:insideV w:val="none" w:color="auto" w:sz="0" w:space="0"/>
+          </w:tblBorders>
+          <w:tblCellMar>
+            <w:top w:w="0" w:type="dxa"/>
+            <w:left w:w="0" w:type="dxa"/>
+            <w:bottom w:w="0" w:type="dxa"/>
+            <w:right w:w="0" w:type="dxa"/>
+          </w:tblCellMar>
+        </w:tblPrEx>
+        <w:tc>
+          <w:tcPr>
+            <w:tcW w:w="1600" w:type="dxa"/>
+            <w:vAlign w:val="bottom"/>
+          </w:tcPr>
+          <w:p>
+            <w:pPr>
+              <w:snapToGrid w:val="0"/>
+              <w:spacing w:before="0" w:after="0" w:line="480" w:lineRule="exact"/>
+              <w:ind w:left="0" w:right="0" w:firstLine="0"/>
+              <w:jc w:val="left"/>
+            </w:pPr>
+            <w:r>
+              <w:rPr>
+                <w:rFonts w:hint="eastAsia" w:ascii="黑体" w:hAnsi="黑体" w:eastAsia="黑体" w:cs="黑体"/>
+                <w:color w:val="000000"/>
+                <w:sz w:val="32"/>
+                <w:szCs w:val="32"/>
+              </w:rPr>
+              <w:t>指导教师：</w:t>
+            </w:r>
+          </w:p>
+        </w:tc>
+        <w:tc>
+          <w:tcPr>
+            <w:tcW w:w="6640" w:type="dxa"/>
+            <w:tcBorders>
+              <w:bottom w:val="single" w:color="000000" w:sz="4" w:space="0"/>
+            </w:tcBorders>
+            <w:vAlign w:val="bottom"/>
+          </w:tcPr>
+          <w:p>
+            <w:pPr>
+              <w:snapToGrid w:val="0"/>
+              <w:spacing w:before="0" w:after="0" w:line="480" w:lineRule="exact"/>
+              <w:ind w:left="0" w:right="0" w:firstLine="0"/>
+              <w:jc w:val="center"/>
+            </w:pPr>
+            <w:r>
+              <w:rPr>
+                <w:rFonts w:ascii="宋体" w:hAnsi="宋体" w:eastAsia="宋体"/>
+                <w:color w:val="000000"/>
+                <w:sz w:val="32"/>
+                <w:szCs w:val="32"/>
+              </w:rPr>
+              <w:t>王鲁瑞</w:t>
+            </w:r>
+          </w:p>
+        </w:tc>
+      </w:tr>
+    </w:tbl>
+    <w:p>
+      <w:pPr>
+        <w:snapToGrid w:val="0"/>
+        <w:spacing w:before="0" w:after="0" w:line="760" w:lineRule="exact"/>
+        <w:ind w:left="0" w:right="0" w:firstLine="0"/>
+        <w:jc w:val="left"/>
+      </w:pPr>
+    </w:p>
+    <w:tbl>
+      <w:tblPr>
+        <w:tblStyle w:val="35"/>
+        <w:tblW w:w="8240" w:type="dxa"/>
+        <w:tblInd w:w="280" w:type="dxa"/>
+        <w:tblBorders>
+          <w:top w:val="none" w:color="auto" w:sz="0" w:space="0"/>
+          <w:left w:val="none" w:color="auto" w:sz="0" w:space="0"/>
+          <w:bottom w:val="none" w:color="auto" w:sz="0" w:space="0"/>
+          <w:right w:val="none" w:color="auto" w:sz="0" w:space="0"/>
+          <w:insideH w:val="none" w:color="auto" w:sz="0" w:space="0"/>
+          <w:insideV w:val="none" w:color="auto" w:sz="0" w:space="0"/>
+        </w:tblBorders>
+        <w:tblLayout w:type="fixed"/>
+        <w:tblCellMar>
+          <w:top w:w="0" w:type="dxa"/>
+          <w:left w:w="0" w:type="dxa"/>
+          <w:bottom w:w="0" w:type="dxa"/>
+          <w:right w:w="0" w:type="dxa"/>
+        </w:tblCellMar>
+      </w:tblPr>
+      <w:tblGrid>
+        <w:gridCol w:w="1600"/>
+        <w:gridCol w:w="6640"/>
+      </w:tblGrid>
+      <w:tr>
+        <w:tblPrEx>
+          <w:tblBorders>
+            <w:top w:val="none" w:color="auto" w:sz="0" w:space="0"/>
+            <w:left w:val="none" w:color="auto" w:sz="0" w:space="0"/>
+            <w:bottom w:val="none" w:color="auto" w:sz="0" w:space="0"/>
+            <w:right w:val="none" w:color="auto" w:sz="0" w:space="0"/>
+            <w:insideH w:val="none" w:color="auto" w:sz="0" w:space="0"/>
+            <w:insideV w:val="none" w:color="auto" w:sz="0" w:space="0"/>
+          </w:tblBorders>
+          <w:tblCellMar>
+            <w:top w:w="0" w:type="dxa"/>
+            <w:left w:w="0" w:type="dxa"/>
+            <w:bottom w:w="0" w:type="dxa"/>
+            <w:right w:w="0" w:type="dxa"/>
+          </w:tblCellMar>
+        </w:tblPrEx>
+        <w:tc>
+          <w:tcPr>
+            <w:tcW w:w="1600" w:type="dxa"/>
+            <w:vAlign w:val="bottom"/>
+          </w:tcPr>
+          <w:p>
+            <w:pPr>
+              <w:snapToGrid w:val="0"/>
+              <w:spacing w:before="0" w:after="0" w:line="480" w:lineRule="exact"/>
+              <w:ind w:left="0" w:right="0" w:firstLine="0"/>
+              <w:jc w:val="left"/>
+            </w:pPr>
+            <w:r>
+              <w:rPr>
+                <w:rFonts w:hint="eastAsia" w:ascii="黑体" w:hAnsi="黑体" w:eastAsia="黑体" w:cs="黑体"/>
+                <w:color w:val="000000"/>
+                <w:sz w:val="32"/>
+                <w:szCs w:val="32"/>
+              </w:rPr>
+              <w:t>时　　间：</w:t>
+            </w:r>
+          </w:p>
+        </w:tc>
+        <w:tc>
+          <w:tcPr>
+            <w:tcW w:w="6640" w:type="dxa"/>
+            <w:tcBorders>
+              <w:bottom w:val="single" w:color="000000" w:sz="4" w:space="0"/>
+            </w:tcBorders>
+            <w:vAlign w:val="bottom"/>
+          </w:tcPr>
+          <w:p>
+            <w:pPr>
+              <w:snapToGrid w:val="0"/>
+              <w:spacing w:before="0" w:after="0" w:line="480" w:lineRule="exact"/>
+              <w:ind w:left="0" w:right="0" w:firstLine="0"/>
+              <w:jc w:val="center"/>
+            </w:pPr>
+            <w:r>
+              <w:rPr>
+                <w:rFonts w:ascii="宋体" w:hAnsi="宋体" w:eastAsia="宋体"/>
+                <w:color w:val="000000"/>
+                <w:sz w:val="32"/>
+                <w:szCs w:val="32"/>
+              </w:rPr>
+              <w:t>2026年9月</w:t>
+            </w:r>
+          </w:p>
+        </w:tc>
+      </w:tr>
+    </w:tbl>
+    <w:p>
+      <w:pPr>
         <w:pStyle w:val="167"/>
         <w:spacing w:before="1000" w:after="1300"/>
-      </w:pPr>
+        <w:sectPr>
+          <w:headerReference r:id="rId6" w:type="first"/>
+          <w:headerReference r:id="rId5" w:type="default"/>
+          <w:pgSz w:w="11906" w:h="16838"/>
+          <w:pgMar w:top="1417" w:right="1417" w:bottom="1417" w:left="1417" w:header="680" w:footer="680" w:gutter="0"/>
+          <w:pgBorders>
+            <w:top w:val="none" w:sz="0" w:space="0"/>
+            <w:left w:val="none" w:sz="0" w:space="0"/>
+            <w:bottom w:val="none" w:sz="0" w:space="0"/>
+            <w:right w:val="none" w:sz="0" w:space="0"/>
+          </w:pgBorders>
+          <w:cols w:space="720" w:num="1"/>
+          <w:titlePg/>
+          <w:docGrid w:linePitch="360" w:charSpace="0"/>
+        </w:sectPr>
+      </w:pPr>
+    </w:p>
+    <w:p/>
+    <w:p>
+      <w:pPr>
+        <w:pStyle w:val="167"/>
+      </w:pPr>
+      <w:r>
+        <w:t>诚信承诺书</w:t>
+      </w:r>
+    </w:p>
+    <w:p>
+      <w:pPr>
+        <w:keepNext w:val="0"/>
+        <w:keepLines w:val="0"/>
+        <w:pageBreakBefore w:val="0"/>
+        <w:widowControl w:val="0"/>
+        <w:kinsoku/>
+        <w:wordWrap/>
+        <w:overflowPunct/>
+        <w:topLinePunct w:val="0"/>
+        <w:autoSpaceDE/>
+        <w:autoSpaceDN/>
+        <w:bidi w:val="0"/>
+        <w:adjustRightInd/>
+        <w:snapToGrid/>
+        <w:spacing w:line="360" w:lineRule="auto"/>
+        <w:ind w:firstLine="480" w:firstLineChars="200"/>
+        <w:jc w:val="left"/>
+        <w:textAlignment w:val="auto"/>
+        <w:rPr>
+          <w:rFonts w:hint="eastAsia" w:ascii="宋体" w:hAnsi="宋体" w:eastAsia="宋体" w:cs="宋体"/>
+          <w:sz w:val="24"/>
+          <w:szCs w:val="24"/>
+        </w:rPr>
+      </w:pPr>
+      <w:r>
+        <w:t>本人承诺，在毕业设计（论文）的各种检查、评比中，如经本人所在学院或学校认定有抄袭、剽窃等行为，愿按学校有关规定接受处理，并承担相应法律责任。</w:t>
+      </w:r>
+    </w:p>
+    <w:p>
+      <w:pPr>
+        <w:keepNext w:val="0"/>
+        <w:keepLines w:val="0"/>
+        <w:pageBreakBefore w:val="0"/>
+        <w:widowControl w:val="0"/>
+        <w:kinsoku/>
+        <w:wordWrap/>
+        <w:overflowPunct/>
+        <w:topLinePunct w:val="0"/>
+        <w:autoSpaceDE/>
+        <w:autoSpaceDN/>
+        <w:bidi w:val="0"/>
+        <w:adjustRightInd/>
+        <w:snapToGrid/>
+        <w:spacing w:line="360" w:lineRule="auto"/>
+        <w:ind w:firstLine="480" w:firstLineChars="200"/>
+        <w:jc w:val="left"/>
+        <w:textAlignment w:val="auto"/>
+        <w:rPr>
+          <w:rFonts w:hint="eastAsia" w:ascii="宋体" w:hAnsi="宋体" w:eastAsia="宋体" w:cs="宋体"/>
+          <w:sz w:val="24"/>
+          <w:szCs w:val="24"/>
+        </w:rPr>
+      </w:pPr>
+    </w:p>
+    <w:p>
+      <w:pPr>
+        <w:keepNext w:val="0"/>
+        <w:keepLines w:val="0"/>
+        <w:pageBreakBefore w:val="0"/>
+        <w:widowControl w:val="0"/>
+        <w:kinsoku/>
+        <w:wordWrap/>
+        <w:overflowPunct/>
+        <w:topLinePunct w:val="0"/>
+        <w:autoSpaceDE/>
+        <w:autoSpaceDN/>
+        <w:bidi w:val="0"/>
+        <w:adjustRightInd/>
+        <w:snapToGrid/>
+        <w:spacing w:line="360" w:lineRule="auto"/>
+        <w:ind w:firstLine="480" w:firstLineChars="200"/>
+        <w:jc w:val="center"/>
+        <w:textAlignment w:val="auto"/>
+        <w:rPr>
+          <w:rFonts w:hint="default" w:ascii="宋体" w:hAnsi="宋体" w:eastAsia="宋体" w:cs="宋体"/>
+          <w:sz w:val="24"/>
+          <w:szCs w:val="24"/>
+          <w:lang w:val="en-US" w:eastAsia="zh-CN"/>
+        </w:rPr>
+      </w:pPr>
+      <w:r>
+        <w:rPr>
+          <w:rFonts w:hint="eastAsia" w:ascii="宋体" w:hAnsi="宋体" w:eastAsia="宋体" w:cs="宋体"/>
+          <w:sz w:val="24"/>
+          <w:szCs w:val="24"/>
+          <w:lang w:val="en-US" w:eastAsia="zh-CN"/>
+        </w:rPr>
+        <w:t xml:space="preserve">                      承诺人：</w:t>
+      </w:r>
+    </w:p>
+    <w:p>
+      <w:pPr>
+        <w:ind w:firstLine="3340" w:firstLineChars="0"/>
+      </w:pPr>
+      <w:r>
+        <w:rPr>
+          <w:rFonts w:hint="eastAsia" w:ascii="宋体" w:hAnsi="宋体" w:eastAsia="宋体" w:cs="宋体"/>
+          <w:sz w:val="24"/>
+          <w:szCs w:val="24"/>
+          <w:lang w:val="en-US" w:eastAsia="zh-CN"/>
+        </w:rPr>
+        <w:t xml:space="preserve">                   时  间：</w:t>
+      </w:r>
+      <w:r>
+        <w:br w:type="page"/>
+      </w:r>
+    </w:p>
+    <w:p>
+      <w:pPr>
+        <w:pStyle w:val="167"/>
+      </w:pPr>
+      <w:r>
+        <w:t>目录</w:t>
+      </w:r>
       <w:bookmarkStart w:id="55" w:name="_GoBack"/>
       <w:bookmarkEnd w:id="55"/>
-      <w:r>
-        <w:t>自考毕业论文</w:t>
-      </w:r>
-    </w:p>
-    <w:p>
-      <w:pPr>
-        <w:pStyle w:val="34"/>
-        <w:pBdr>
-          <w:bottom w:val="none" w:color="auto" w:sz="0" w:space="0"/>
-        </w:pBdr>
-        <w:spacing w:after="1100"/>
-      </w:pPr>
-      <w:r>
-        <w:t>基于Dubbo的道路运输企业</w:t>
-      </w:r>
-      <w:r>
-        <w:br w:type="textWrapping"/>
-      </w:r>
-      <w:r>
-        <w:t>在线培训系统设计与实现</w:t>
-      </w:r>
-    </w:p>
-    <w:p xmlns:w="http://schemas.openxmlformats.org/wordprocessingml/2006/main" xmlns:w14="http://schemas.microsoft.com/office/word/2010/wordml" xmlns:wpc="http://schemas.microsoft.com/office/word/2010/wordprocessingCanvas" xmlns:cx="http://schemas.microsoft.com/office/drawing/2014/chartex" xmlns:cx1="http://schemas.microsoft.com/office/drawing/2015/9/8/chartex" xmlns:cx2="http://schemas.microsoft.com/office/drawing/2015/10/21/chartex" xmlns:cx3="http://schemas.microsoft.com/office/drawing/2016/5/9/chartex" xmlns:cx4="http://schemas.microsoft.com/office/drawing/2016/5/10/chartex" xmlns:cx5="http://schemas.microsoft.com/office/drawing/2016/5/11/chartex" xmlns:cx6="http://schemas.microsoft.com/office/drawing/2016/5/12/chartex" xmlns:cx7="http://schemas.microsoft.com/office/drawing/2016/5/13/chartex" xmlns:cx8="http://schemas.microsoft.com/office/drawing/2016/5/14/chartex" xmlns:mc="http://schemas.openxmlformats.org/markup-compatibility/2006" xmlns:o="urn:schemas-microsoft-com:office:office" xmlns:r="http://schemas.openxmlformats.org/officeDocument/2006/relationships" xmlns:m="http://schemas.openxmlformats.org/officeDocument/2006/math" xmlns:v="urn:schemas-microsoft-com:vml" xmlns:wp14="http://schemas.microsoft.com/office/word/2010/wordprocessingDrawing" xmlns:wp="http://schemas.openxmlformats.org/drawingml/2006/wordprocessingDrawing" xmlns:w10="urn:schemas-microsoft-com:office:word" xmlns:w15="http://schemas.microsoft.com/office/word/2012/wordml" xmlns:wpg="http://schemas.microsoft.com/office/word/2010/wordprocessingGroup" xmlns:wpi="http://schemas.microsoft.com/office/word/2010/wordprocessingInk" xmlns:wne="http://schemas.microsoft.com/office/word/2006/wordml" xmlns:wps="http://schemas.microsoft.com/office/word/2010/wordprocessingShape" xmlns:wpsCustomData="http://www.wps.cn/officeDocument/2013/wpsCustomData">
-      <w:pPr>
-        <w:spacing w:after="360"/>
-        <w:ind w:left="936" w:firstLine="0"/>
-        <w:jc w:val="left"/>
-        <w:tabs>
-          <w:tab w:val="center" w:pos="3216"/>
-          <w:tab w:val="left" w:pos="4296"/>
-          <w:tab w:val="center" w:pos="7056"/>
-          <w:tab w:val="left" w:pos="8136"/>
-        </w:tabs>
-      </w:pPr>
-      <w:r>
-        <w:t>姓　　名：</w:t>
-      </w:r>
-      <w:r>
-        <w:rPr>
-          <w:u w:val="single"/>
-        </w:rPr>
-        <w:tab/>
-        <w:t>李剑</w:t>
-        <w:tab/>
-      </w:r>
-      <w:r>
-        <w:t>　　准考证号：</w:t>
-      </w:r>
-      <w:r>
-        <w:rPr>
-          <w:u w:val="single"/>
-        </w:rPr>
-        <w:tab/>
-        <w:t>010121202820</w:t>
-        <w:tab/>
-      </w:r>
-    </w:p>
-    <w:p xmlns:w="http://schemas.openxmlformats.org/wordprocessingml/2006/main" xmlns:w14="http://schemas.microsoft.com/office/word/2010/wordml" xmlns:wpc="http://schemas.microsoft.com/office/word/2010/wordprocessingCanvas" xmlns:cx="http://schemas.microsoft.com/office/drawing/2014/chartex" xmlns:cx1="http://schemas.microsoft.com/office/drawing/2015/9/8/chartex" xmlns:cx2="http://schemas.microsoft.com/office/drawing/2015/10/21/chartex" xmlns:cx3="http://schemas.microsoft.com/office/drawing/2016/5/9/chartex" xmlns:cx4="http://schemas.microsoft.com/office/drawing/2016/5/10/chartex" xmlns:cx5="http://schemas.microsoft.com/office/drawing/2016/5/11/chartex" xmlns:cx6="http://schemas.microsoft.com/office/drawing/2016/5/12/chartex" xmlns:cx7="http://schemas.microsoft.com/office/drawing/2016/5/13/chartex" xmlns:cx8="http://schemas.microsoft.com/office/drawing/2016/5/14/chartex" xmlns:mc="http://schemas.openxmlformats.org/markup-compatibility/2006" xmlns:o="urn:schemas-microsoft-com:office:office" xmlns:r="http://schemas.openxmlformats.org/officeDocument/2006/relationships" xmlns:m="http://schemas.openxmlformats.org/officeDocument/2006/math" xmlns:v="urn:schemas-microsoft-com:vml" xmlns:wp14="http://schemas.microsoft.com/office/word/2010/wordprocessingDrawing" xmlns:wp="http://schemas.openxmlformats.org/drawingml/2006/wordprocessingDrawing" xmlns:w10="urn:schemas-microsoft-com:office:word" xmlns:w15="http://schemas.microsoft.com/office/word/2012/wordml" xmlns:wpg="http://schemas.microsoft.com/office/word/2010/wordprocessingGroup" xmlns:wpi="http://schemas.microsoft.com/office/word/2010/wordprocessingInk" xmlns:wne="http://schemas.microsoft.com/office/word/2006/wordml" xmlns:wps="http://schemas.microsoft.com/office/word/2010/wordprocessingShape" xmlns:wpsCustomData="http://www.wps.cn/officeDocument/2013/wpsCustomData">
-      <w:pPr>
-        <w:spacing w:after="360"/>
-        <w:ind w:left="936" w:firstLine="0"/>
-        <w:jc w:val="left"/>
-        <w:tabs>
-          <w:tab w:val="center" w:pos="3216"/>
-          <w:tab w:val="left" w:pos="4296"/>
-          <w:tab w:val="center" w:pos="7056"/>
-          <w:tab w:val="left" w:pos="8136"/>
-        </w:tabs>
-      </w:pPr>
-      <w:r>
-        <w:t>专业名称：</w:t>
-      </w:r>
-      <w:r>
-        <w:rPr>
-          <w:u w:val="single"/>
-        </w:rPr>
-        <w:tab/>
-        <w:t>计算机科学与技术</w:t>
-        <w:tab/>
-      </w:r>
-      <w:r>
-        <w:t>　　专业代码：</w:t>
-      </w:r>
-      <w:r>
-        <w:rPr>
-          <w:u w:val="single"/>
-        </w:rPr>
-        <w:tab/>
-        <w:t>080901</w:t>
-        <w:tab/>
-      </w:r>
-    </w:p>
-    <w:p xmlns:w="http://schemas.openxmlformats.org/wordprocessingml/2006/main" xmlns:w14="http://schemas.microsoft.com/office/word/2010/wordml" xmlns:wpc="http://schemas.microsoft.com/office/word/2010/wordprocessingCanvas" xmlns:cx="http://schemas.microsoft.com/office/drawing/2014/chartex" xmlns:cx1="http://schemas.microsoft.com/office/drawing/2015/9/8/chartex" xmlns:cx2="http://schemas.microsoft.com/office/drawing/2015/10/21/chartex" xmlns:cx3="http://schemas.microsoft.com/office/drawing/2016/5/9/chartex" xmlns:cx4="http://schemas.microsoft.com/office/drawing/2016/5/10/chartex" xmlns:cx5="http://schemas.microsoft.com/office/drawing/2016/5/11/chartex" xmlns:cx6="http://schemas.microsoft.com/office/drawing/2016/5/12/chartex" xmlns:cx7="http://schemas.microsoft.com/office/drawing/2016/5/13/chartex" xmlns:cx8="http://schemas.microsoft.com/office/drawing/2016/5/14/chartex" xmlns:mc="http://schemas.openxmlformats.org/markup-compatibility/2006" xmlns:o="urn:schemas-microsoft-com:office:office" xmlns:r="http://schemas.openxmlformats.org/officeDocument/2006/relationships" xmlns:m="http://schemas.openxmlformats.org/officeDocument/2006/math" xmlns:v="urn:schemas-microsoft-com:vml" xmlns:wp14="http://schemas.microsoft.com/office/word/2010/wordprocessingDrawing" xmlns:wp="http://schemas.openxmlformats.org/drawingml/2006/wordprocessingDrawing" xmlns:w10="urn:schemas-microsoft-com:office:word" xmlns:w15="http://schemas.microsoft.com/office/word/2012/wordml" xmlns:wpg="http://schemas.microsoft.com/office/word/2010/wordprocessingGroup" xmlns:wpi="http://schemas.microsoft.com/office/word/2010/wordprocessingInk" xmlns:wne="http://schemas.microsoft.com/office/word/2006/wordml" xmlns:wps="http://schemas.microsoft.com/office/word/2010/wordprocessingShape" xmlns:wpsCustomData="http://www.wps.cn/officeDocument/2013/wpsCustomData">
-      <w:pPr>
-        <w:spacing w:after="360"/>
-        <w:ind w:left="2856" w:firstLine="0"/>
-        <w:jc w:val="left"/>
-        <w:tabs>
-          <w:tab w:val="center" w:pos="5136"/>
-          <w:tab w:val="left" w:pos="6216"/>
-        </w:tabs>
-      </w:pPr>
-      <w:r>
-        <w:t>指导教师：</w:t>
-      </w:r>
-      <w:r>
-        <w:rPr>
-          <w:u w:val="single"/>
-        </w:rPr>
-        <w:tab/>
-        <w:t>王鲁瑞</w:t>
-        <w:tab/>
-      </w:r>
-    </w:p>
-    <w:p>
-      <w:pPr>
-        <w:spacing w:after="360"/>
-        <w:ind w:firstLine="0"/>
-        <w:jc w:val="center"/>
-      </w:pPr>
-      <w:r>
-        <w:t>时间：2026年9月</w:t>
-      </w:r>
-    </w:p>
-    <w:p>
-      <w:r>
-        <w:br w:type="page"/>
-      </w:r>
-    </w:p>
-    <w:p>
-      <w:pPr>
-        <w:pStyle w:val="167"/>
-      </w:pPr>
-      <w:r>
-        <w:t>诚信承诺书</w:t>
-      </w:r>
-    </w:p>
-    <w:p>
-      <w:pPr>
-        <w:jc w:val="both"/>
-      </w:pPr>
-      <w:r>
-        <w:t>本人承诺，在毕业设计（论文）的各种检查、评比中，如经本人所在学院或学校认定有抄袭、剽窃等行为，愿按学校有关规定接受处理，并承担相应法律责任。</w:t>
-      </w:r>
-    </w:p>
-    <w:p xmlns:w="http://schemas.openxmlformats.org/wordprocessingml/2006/main" xmlns:w14="http://schemas.microsoft.com/office/word/2010/wordml" xmlns:wpc="http://schemas.microsoft.com/office/word/2010/wordprocessingCanvas" xmlns:cx="http://schemas.microsoft.com/office/drawing/2014/chartex" xmlns:cx1="http://schemas.microsoft.com/office/drawing/2015/9/8/chartex" xmlns:cx2="http://schemas.microsoft.com/office/drawing/2015/10/21/chartex" xmlns:cx3="http://schemas.microsoft.com/office/drawing/2016/5/9/chartex" xmlns:cx4="http://schemas.microsoft.com/office/drawing/2016/5/10/chartex" xmlns:cx5="http://schemas.microsoft.com/office/drawing/2016/5/11/chartex" xmlns:cx6="http://schemas.microsoft.com/office/drawing/2016/5/12/chartex" xmlns:cx7="http://schemas.microsoft.com/office/drawing/2016/5/13/chartex" xmlns:cx8="http://schemas.microsoft.com/office/drawing/2016/5/14/chartex" xmlns:mc="http://schemas.openxmlformats.org/markup-compatibility/2006" xmlns:o="urn:schemas-microsoft-com:office:office" xmlns:r="http://schemas.openxmlformats.org/officeDocument/2006/relationships" xmlns:m="http://schemas.openxmlformats.org/officeDocument/2006/math" xmlns:v="urn:schemas-microsoft-com:vml" xmlns:wp14="http://schemas.microsoft.com/office/word/2010/wordprocessingDrawing" xmlns:wp="http://schemas.openxmlformats.org/drawingml/2006/wordprocessingDrawing" xmlns:w10="urn:schemas-microsoft-com:office:word" xmlns:w15="http://schemas.microsoft.com/office/word/2012/wordml" xmlns:wpg="http://schemas.microsoft.com/office/word/2010/wordprocessingGroup" xmlns:wpi="http://schemas.microsoft.com/office/word/2010/wordprocessingInk" xmlns:wne="http://schemas.microsoft.com/office/word/2006/wordml" xmlns:wps="http://schemas.microsoft.com/office/word/2010/wordprocessingShape" xmlns:wpsCustomData="http://www.wps.cn/officeDocument/2013/wpsCustomData">
-      <w:pPr>
-        <w:spacing w:before="1200"/>
-        <w:ind w:left="5952" w:firstLine="0"/>
-        <w:jc w:val="left"/>
-        <w:tabs>
-          <w:tab w:val="center" w:pos="7992"/>
-          <w:tab w:val="left" w:pos="9072"/>
-        </w:tabs>
-      </w:pPr>
-      <w:r>
-        <w:t>承诺人：</w:t>
-      </w:r>
-      <w:r>
-        <w:rPr>
-          <w:u w:val="single"/>
-        </w:rPr>
-        <w:tab/>
-        <w:t>李剑</w:t>
-        <w:tab/>
-      </w:r>
-    </w:p>
-    <w:p>
-      <w:pPr>
-        <w:jc w:val="right"/>
-      </w:pPr>
-      <w:r>
-        <w:t>时间：2026年9月</w:t>
-      </w:r>
-    </w:p>
-    <w:p>
-      <w:r>
-        <w:br w:type="page"/>
-      </w:r>
-    </w:p>
-    <w:p>
-      <w:pPr>
-        <w:pStyle w:val="167"/>
-      </w:pPr>
-      <w:r>
-        <w:t>目录</w:t>
-      </w:r>
     </w:p>
     <w:p>
       <w:pPr>
@@ -2472,10 +3355,14 @@
     <w:p>
       <w:pPr>
         <w:sectPr>
-          <w:headerReference r:id="rId5" w:type="default"/>
-          <w:footerReference r:id="rId6" w:type="default"/>
           <w:pgSz w:w="11906" w:h="16838"/>
           <w:pgMar w:top="1417" w:right="1417" w:bottom="1417" w:left="1417" w:header="680" w:footer="680" w:gutter="0"/>
+          <w:pgBorders>
+            <w:top w:val="none" w:sz="0" w:space="0"/>
+            <w:left w:val="none" w:sz="0" w:space="0"/>
+            <w:bottom w:val="none" w:sz="0" w:space="0"/>
+            <w:right w:val="none" w:sz="0" w:space="0"/>
+          </w:pgBorders>
           <w:cols w:space="720" w:num="1"/>
           <w:docGrid w:linePitch="360" w:charSpace="0"/>
         </w:sectPr>
@@ -2557,12 +3444,18 @@
     <w:p>
       <w:pPr>
         <w:sectPr>
-          <w:headerReference r:id="rId7" w:type="default"/>
-          <w:footerReference r:id="rId8" w:type="default"/>
+          <w:footerReference r:id="rId7" w:type="default"/>
           <w:pgSz w:w="11906" w:h="16838"/>
           <w:pgMar w:top="1417" w:right="1417" w:bottom="1417" w:left="1417" w:header="680" w:footer="680" w:gutter="0"/>
+          <w:pgBorders>
+            <w:top w:val="none" w:sz="0" w:space="0"/>
+            <w:left w:val="none" w:sz="0" w:space="0"/>
+            <w:bottom w:val="none" w:sz="0" w:space="0"/>
+            <w:right w:val="none" w:sz="0" w:space="0"/>
+          </w:pgBorders>
           <w:pgNumType w:fmt="upperRoman" w:start="1"/>
           <w:cols w:space="720" w:num="1"/>
+          <w:titlePg/>
           <w:docGrid w:linePitch="360" w:charSpace="0"/>
         </w:sectPr>
       </w:pPr>
@@ -3245,14 +4138,6 @@
       </w:tblGrid>
       <w:tr>
         <w:tblPrEx>
-          <w:tblBorders>
-            <w:top w:val="single" w:color="D9D9D9" w:sz="4" w:space="0"/>
-            <w:left w:val="single" w:color="D9D9D9" w:sz="4" w:space="0"/>
-            <w:bottom w:val="single" w:color="D9D9D9" w:sz="4" w:space="0"/>
-            <w:right w:val="single" w:color="D9D9D9" w:sz="4" w:space="0"/>
-            <w:insideH w:val="single" w:color="D9D9D9" w:sz="4" w:space="0"/>
-            <w:insideV w:val="single" w:color="D9D9D9" w:sz="4" w:space="0"/>
-          </w:tblBorders>
           <w:tblCellMar>
             <w:top w:w="75" w:type="dxa"/>
             <w:left w:w="75" w:type="dxa"/>
@@ -4388,7 +5273,7 @@
                     </pic:cNvPicPr>
                   </pic:nvPicPr>
                   <pic:blipFill>
-                    <a:blip r:embed="rId12"/>
+                    <a:blip r:embed="rId13"/>
                     <a:stretch>
                       <a:fillRect/>
                     </a:stretch>
@@ -4489,7 +5374,7 @@
                     </pic:cNvPicPr>
                   </pic:nvPicPr>
                   <pic:blipFill>
-                    <a:blip r:embed="rId13"/>
+                    <a:blip r:embed="rId14"/>
                     <a:stretch>
                       <a:fillRect/>
                     </a:stretch>
@@ -5656,7 +6541,7 @@
                     </pic:cNvPicPr>
                   </pic:nvPicPr>
                   <pic:blipFill>
-                    <a:blip r:embed="rId14"/>
+                    <a:blip r:embed="rId15"/>
                     <a:stretch>
                       <a:fillRect/>
                     </a:stretch>
@@ -11155,12 +12040,19 @@
       </w:r>
     </w:p>
     <w:sectPr>
-      <w:headerReference r:id="rId9" w:type="default"/>
-      <w:footerReference r:id="rId10" w:type="default"/>
+      <w:headerReference r:id="rId8" w:type="default"/>
+      <w:footerReference r:id="rId9" w:type="default"/>
       <w:pgSz w:w="11906" w:h="16838"/>
       <w:pgMar w:top="1417" w:right="1417" w:bottom="1417" w:left="1417" w:header="680" w:footer="680" w:gutter="0"/>
+      <w:pgBorders>
+        <w:top w:val="none" w:sz="0" w:space="0"/>
+        <w:left w:val="none" w:sz="0" w:space="0"/>
+        <w:bottom w:val="none" w:sz="0" w:space="0"/>
+        <w:right w:val="none" w:sz="0" w:space="0"/>
+      </w:pgBorders>
       <w:pgNumType w:fmt="decimal" w:start="1"/>
       <w:cols w:space="720" w:num="1"/>
+      <w:titlePg/>
       <w:docGrid w:linePitch="360" w:charSpace="0"/>
     </w:sectPr>
   </w:body>
@@ -11197,7 +12089,21 @@
   <w:p>
     <w:pPr>
       <w:pStyle w:val="25"/>
+      <w:ind w:firstLine="0"/>
+      <w:jc w:val="center"/>
     </w:pPr>
+    <w:r>
+      <w:fldChar w:fldCharType="begin"/>
+    </w:r>
+    <w:r>
+      <w:instrText xml:space="preserve"> PAGE </w:instrText>
+    </w:r>
+    <w:r>
+      <w:fldChar w:fldCharType="separate"/>
+    </w:r>
+    <w:r>
+      <w:fldChar w:fldCharType="end"/>
+    </w:r>
   </w:p>
 </w:ftr>
 </file>
@@ -11226,30 +12132,6 @@
 </w:ftr>
 </file>
 
-<file path=word/footer3.xml><?xml version="1.0" encoding="utf-8"?>
-<w:ftr xmlns:wpc="http://schemas.microsoft.com/office/word/2010/wordprocessingCanvas" xmlns:mc="http://schemas.openxmlformats.org/markup-compatibility/2006" xmlns:o="urn:schemas-microsoft-com:office:office" xmlns:r="http://schemas.openxmlformats.org/officeDocument/2006/relationships" xmlns:m="http://schemas.openxmlformats.org/officeDocument/2006/math" xmlns:v="urn:schemas-microsoft-com:vml" xmlns:wp14="http://schemas.microsoft.com/office/word/2010/wordprocessingDrawing" xmlns:wp="http://schemas.openxmlformats.org/drawingml/2006/wordprocessingDrawing" xmlns:w10="urn:schemas-microsoft-com:office:word" xmlns:w="http://schemas.openxmlformats.org/wordprocessingml/2006/main" xmlns:w14="http://schemas.microsoft.com/office/word/2010/wordml" xmlns:w15="http://schemas.microsoft.com/office/word/2012/wordml" xmlns:wpg="http://schemas.microsoft.com/office/word/2010/wordprocessingGroup" xmlns:wpi="http://schemas.microsoft.com/office/word/2010/wordprocessingInk" xmlns:wne="http://schemas.microsoft.com/office/word/2006/wordml" xmlns:wps="http://schemas.microsoft.com/office/word/2010/wordprocessingShape" xmlns:wpsCustomData="http://www.wps.cn/officeDocument/2013/wpsCustomData" mc:Ignorable="w14 w15 wp14">
-  <w:p>
-    <w:pPr>
-      <w:pStyle w:val="25"/>
-      <w:ind w:firstLine="0"/>
-      <w:jc w:val="center"/>
-    </w:pPr>
-    <w:r>
-      <w:fldChar w:fldCharType="begin"/>
-    </w:r>
-    <w:r>
-      <w:instrText xml:space="preserve"> PAGE </w:instrText>
-    </w:r>
-    <w:r>
-      <w:fldChar w:fldCharType="separate"/>
-    </w:r>
-    <w:r>
-      <w:fldChar w:fldCharType="end"/>
-    </w:r>
-  </w:p>
-</w:ftr>
-</file>
-
 <file path=word/footnotes.xml><?xml version="1.0" encoding="utf-8"?>
 <w:footnotes xmlns:wpc="http://schemas.microsoft.com/office/word/2010/wordprocessingCanvas" xmlns:mc="http://schemas.openxmlformats.org/markup-compatibility/2006" xmlns:o="urn:schemas-microsoft-com:office:office" xmlns:r="http://schemas.openxmlformats.org/officeDocument/2006/relationships" xmlns:m="http://schemas.openxmlformats.org/officeDocument/2006/math" xmlns:v="urn:schemas-microsoft-com:vml" xmlns:wp14="http://schemas.microsoft.com/office/word/2010/wordprocessingDrawing" xmlns:wp="http://schemas.openxmlformats.org/drawingml/2006/wordprocessingDrawing" xmlns:w="http://schemas.openxmlformats.org/wordprocessingml/2006/main" xmlns:w14="http://schemas.microsoft.com/office/word/2010/wordml" xmlns:w15="http://schemas.microsoft.com/office/word/2012/wordml" xmlns:w10="urn:schemas-microsoft-com:office:word" xmlns:wpg="http://schemas.microsoft.com/office/word/2010/wordprocessingGroup" xmlns:wpi="http://schemas.microsoft.com/office/word/2010/wordprocessingInk" xmlns:wne="http://schemas.microsoft.com/office/word/2006/wordml" xmlns:wps="http://schemas.microsoft.com/office/word/2010/wordprocessingShape" xmlns:wpsCustomData="http://www.wps.cn/officeDocument/2013/wpsCustomData" mc:Ignorable="w14 w15 wp14">
   <w:footnote w:type="separator" w:id="0">
@@ -11280,9 +12162,50 @@
   <w:p>
     <w:pPr>
       <w:pStyle w:val="26"/>
-      <w:spacing w:line="240" w:lineRule="auto"/>
-      <w:ind w:firstLine="0"/>
+      <w:ind w:left="0" w:leftChars="0" w:firstLine="0" w:firstLineChars="0"/>
+      <w:rPr>
+        <w:rFonts w:hint="default"/>
+        <w:b/>
+        <w:bCs/>
+        <w:lang w:val="en-US" w:eastAsia="zh-CN"/>
+      </w:rPr>
     </w:pPr>
+    <w:r>
+      <w:rPr>
+        <w:rFonts w:hint="eastAsia"/>
+        <w:b/>
+        <w:bCs/>
+      </w:rPr>
+      <w:t xml:space="preserve"> </w:t>
+    </w:r>
+    <w:r>
+      <w:rPr>
+        <w:rFonts w:hint="eastAsia"/>
+        <w:sz w:val="18"/>
+        <w:szCs w:val="18"/>
+      </w:rPr>
+      <w:t>重庆理工大学毕业设计（论文）</w:t>
+    </w:r>
+    <w:r>
+      <w:rPr>
+        <w:rFonts w:hint="eastAsia"/>
+      </w:rPr>
+      <w:t xml:space="preserve">                                    </w:t>
+    </w:r>
+    <w:r>
+      <w:rPr>
+        <w:rFonts w:hint="eastAsia"/>
+        <w:lang w:val="en-US" w:eastAsia="zh-CN"/>
+      </w:rPr>
+      <w:t xml:space="preserve">   </w:t>
+    </w:r>
+    <w:r>
+      <w:rPr>
+        <w:rFonts w:ascii="宋体" w:hAnsi="宋体" w:eastAsia="宋体"/>
+        <w:sz w:val="18"/>
+      </w:rPr>
+      <w:t>基于Dubbo的道路运输企业在线培训系统设计与实现</w:t>
+    </w:r>
   </w:p>
 </w:hdr>
 </file>
@@ -11292,33 +12215,8 @@
   <w:p>
     <w:pPr>
       <w:pStyle w:val="26"/>
-      <w:tabs>
-        <w:tab w:val="right" w:pos="9071"/>
-      </w:tabs>
-      <w:spacing w:line="240" w:lineRule="auto"/>
-      <w:ind w:firstLine="0"/>
+      <w:ind w:left="0" w:leftChars="0" w:firstLine="0" w:firstLineChars="0"/>
     </w:pPr>
-    <w:r>
-      <w:rPr>
-        <w:rFonts w:ascii="宋体" w:hAnsi="宋体" w:eastAsia="宋体"/>
-        <w:sz w:val="18"/>
-      </w:rPr>
-      <w:t>重庆理工大学毕业设计（论文）</w:t>
-    </w:r>
-    <w:r>
-      <w:rPr>
-        <w:rFonts w:ascii="宋体" w:hAnsi="宋体" w:eastAsia="宋体"/>
-        <w:sz w:val="18"/>
-      </w:rPr>
-      <w:tab/>
-    </w:r>
-    <w:r>
-      <w:rPr>
-        <w:rFonts w:ascii="宋体" w:hAnsi="宋体" w:eastAsia="宋体"/>
-        <w:sz w:val="18"/>
-      </w:rPr>
-      <w:t>基于Dubbo的道路运输企业在线培训系统设计与实现</w:t>
-    </w:r>
   </w:p>
 </w:hdr>
 </file>
@@ -11529,9 +12427,9 @@
     <w:lsdException w:uiPriority="99" w:name="index 7"/>
     <w:lsdException w:uiPriority="99" w:name="index 8"/>
     <w:lsdException w:uiPriority="99" w:name="index 9"/>
-    <w:lsdException w:unhideWhenUsed="0" w:uiPriority="0" w:semiHidden="0" w:name="toc 1"/>
-    <w:lsdException w:unhideWhenUsed="0" w:uiPriority="0" w:semiHidden="0" w:name="toc 2"/>
-    <w:lsdException w:unhideWhenUsed="0" w:uiPriority="0" w:semiHidden="0" w:name="toc 3"/>
+    <w:lsdException w:qFormat="1" w:unhideWhenUsed="0" w:uiPriority="0" w:semiHidden="0" w:name="toc 1"/>
+    <w:lsdException w:qFormat="1" w:unhideWhenUsed="0" w:uiPriority="0" w:semiHidden="0" w:name="toc 2"/>
+    <w:lsdException w:qFormat="1" w:unhideWhenUsed="0" w:uiPriority="0" w:semiHidden="0" w:name="toc 3"/>
     <w:lsdException w:uiPriority="39" w:name="toc 4"/>
     <w:lsdException w:uiPriority="39" w:name="toc 5"/>
     <w:lsdException w:uiPriority="39" w:name="toc 6"/>
@@ -11541,8 +12439,8 @@
     <w:lsdException w:uiPriority="99" w:name="Normal Indent"/>
     <w:lsdException w:uiPriority="99" w:name="footnote text"/>
     <w:lsdException w:uiPriority="99" w:name="annotation text"/>
-    <w:lsdException w:uiPriority="99" w:semiHidden="0" w:name="header"/>
-    <w:lsdException w:uiPriority="99" w:semiHidden="0" w:name="footer"/>
+    <w:lsdException w:qFormat="1" w:uiPriority="99" w:semiHidden="0" w:name="header"/>
+    <w:lsdException w:qFormat="1" w:uiPriority="99" w:semiHidden="0" w:name="footer"/>
     <w:lsdException w:uiPriority="99" w:name="index heading"/>
     <w:lsdException w:qFormat="1" w:uiPriority="35" w:name="caption"/>
     <w:lsdException w:uiPriority="99" w:name="table of figures"/>
@@ -11555,31 +12453,31 @@
     <w:lsdException w:uiPriority="99" w:name="endnote reference"/>
     <w:lsdException w:uiPriority="99" w:name="endnote text"/>
     <w:lsdException w:uiPriority="99" w:name="table of authorities"/>
-    <w:lsdException w:uiPriority="99" w:semiHidden="0" w:name="macro"/>
+    <w:lsdException w:qFormat="1" w:uiPriority="99" w:semiHidden="0" w:name="macro"/>
     <w:lsdException w:uiPriority="99" w:name="toa heading"/>
-    <w:lsdException w:uiPriority="99" w:semiHidden="0" w:name="List"/>
-    <w:lsdException w:uiPriority="99" w:semiHidden="0" w:name="List Bullet"/>
-    <w:lsdException w:uiPriority="99" w:semiHidden="0" w:name="List Number"/>
-    <w:lsdException w:uiPriority="99" w:semiHidden="0" w:name="List 2"/>
-    <w:lsdException w:uiPriority="99" w:semiHidden="0" w:name="List 3"/>
+    <w:lsdException w:qFormat="1" w:uiPriority="99" w:semiHidden="0" w:name="List"/>
+    <w:lsdException w:qFormat="1" w:uiPriority="99" w:semiHidden="0" w:name="List Bullet"/>
+    <w:lsdException w:qFormat="1" w:uiPriority="99" w:semiHidden="0" w:name="List Number"/>
+    <w:lsdException w:qFormat="1" w:uiPriority="99" w:semiHidden="0" w:name="List 2"/>
+    <w:lsdException w:qFormat="1" w:uiPriority="99" w:semiHidden="0" w:name="List 3"/>
     <w:lsdException w:uiPriority="99" w:name="List 4"/>
     <w:lsdException w:uiPriority="99" w:name="List 5"/>
-    <w:lsdException w:uiPriority="99" w:semiHidden="0" w:name="List Bullet 2"/>
-    <w:lsdException w:uiPriority="99" w:semiHidden="0" w:name="List Bullet 3"/>
+    <w:lsdException w:qFormat="1" w:uiPriority="99" w:semiHidden="0" w:name="List Bullet 2"/>
+    <w:lsdException w:qFormat="1" w:uiPriority="99" w:semiHidden="0" w:name="List Bullet 3"/>
     <w:lsdException w:uiPriority="99" w:name="List Bullet 4"/>
     <w:lsdException w:uiPriority="99" w:name="List Bullet 5"/>
-    <w:lsdException w:uiPriority="99" w:semiHidden="0" w:name="List Number 2"/>
-    <w:lsdException w:uiPriority="99" w:semiHidden="0" w:name="List Number 3"/>
+    <w:lsdException w:qFormat="1" w:uiPriority="99" w:semiHidden="0" w:name="List Number 2"/>
+    <w:lsdException w:qFormat="1" w:uiPriority="99" w:semiHidden="0" w:name="List Number 3"/>
     <w:lsdException w:uiPriority="99" w:name="List Number 4"/>
     <w:lsdException w:uiPriority="99" w:name="List Number 5"/>
     <w:lsdException w:qFormat="1" w:unhideWhenUsed="0" w:uiPriority="10" w:semiHidden="0" w:name="Title"/>
     <w:lsdException w:uiPriority="99" w:name="Closing"/>
     <w:lsdException w:uiPriority="99" w:name="Signature"/>
     <w:lsdException w:uiPriority="1" w:name="Default Paragraph Font"/>
-    <w:lsdException w:uiPriority="99" w:semiHidden="0" w:name="Body Text"/>
+    <w:lsdException w:qFormat="1" w:uiPriority="99" w:semiHidden="0" w:name="Body Text"/>
     <w:lsdException w:uiPriority="99" w:name="Body Text Indent"/>
-    <w:lsdException w:uiPriority="99" w:semiHidden="0" w:name="List Continue"/>
-    <w:lsdException w:uiPriority="99" w:semiHidden="0" w:name="List Continue 2"/>
+    <w:lsdException w:qFormat="1" w:uiPriority="99" w:semiHidden="0" w:name="List Continue"/>
+    <w:lsdException w:qFormat="1" w:uiPriority="99" w:semiHidden="0" w:name="List Continue 2"/>
     <w:lsdException w:qFormat="1" w:uiPriority="99" w:semiHidden="0" w:name="List Continue 3"/>
     <w:lsdException w:uiPriority="99" w:name="List Continue 4"/>
     <w:lsdException w:uiPriority="99" w:name="List Continue 5"/>
@@ -11590,8 +12488,8 @@
     <w:lsdException w:uiPriority="99" w:name="Body Text First Indent"/>
     <w:lsdException w:uiPriority="99" w:name="Body Text First Indent 2"/>
     <w:lsdException w:uiPriority="99" w:name="Note Heading"/>
-    <w:lsdException w:uiPriority="99" w:semiHidden="0" w:name="Body Text 2"/>
-    <w:lsdException w:uiPriority="99" w:semiHidden="0" w:name="Body Text 3"/>
+    <w:lsdException w:qFormat="1" w:uiPriority="99" w:semiHidden="0" w:name="Body Text 2"/>
+    <w:lsdException w:qFormat="1" w:uiPriority="99" w:semiHidden="0" w:name="Body Text 3"/>
     <w:lsdException w:uiPriority="99" w:name="Body Text Indent 2"/>
     <w:lsdException w:uiPriority="99" w:name="Body Text Indent 3"/>
     <w:lsdException w:uiPriority="99" w:name="Block Text"/>
@@ -11661,107 +12559,107 @@
     <w:lsdException w:qFormat="1" w:unhideWhenUsed="0" w:uiPriority="59" w:semiHidden="0" w:name="Table Grid"/>
     <w:lsdException w:uiPriority="99" w:name="Table Theme"/>
     <w:lsdException w:qFormat="1" w:unhideWhenUsed="0" w:uiPriority="1" w:semiHidden="0" w:name="No Spacing"/>
-    <w:lsdException w:unhideWhenUsed="0" w:uiPriority="60" w:semiHidden="0" w:name="Light Shading"/>
+    <w:lsdException w:qFormat="1" w:unhideWhenUsed="0" w:uiPriority="60" w:semiHidden="0" w:name="Light Shading"/>
     <w:lsdException w:qFormat="1" w:unhideWhenUsed="0" w:uiPriority="61" w:semiHidden="0" w:name="Light List"/>
     <w:lsdException w:qFormat="1" w:unhideWhenUsed="0" w:uiPriority="62" w:semiHidden="0" w:name="Light Grid"/>
-    <w:lsdException w:unhideWhenUsed="0" w:uiPriority="63" w:semiHidden="0" w:name="Medium Shading 1"/>
-    <w:lsdException w:unhideWhenUsed="0" w:uiPriority="64" w:semiHidden="0" w:name="Medium Shading 2"/>
+    <w:lsdException w:qFormat="1" w:unhideWhenUsed="0" w:uiPriority="63" w:semiHidden="0" w:name="Medium Shading 1"/>
+    <w:lsdException w:qFormat="1" w:unhideWhenUsed="0" w:uiPriority="64" w:semiHidden="0" w:name="Medium Shading 2"/>
     <w:lsdException w:unhideWhenUsed="0" w:uiPriority="65" w:semiHidden="0" w:name="Medium List 1"/>
     <w:lsdException w:unhideWhenUsed="0" w:uiPriority="66" w:semiHidden="0" w:name="Medium List 2"/>
     <w:lsdException w:unhideWhenUsed="0" w:uiPriority="67" w:semiHidden="0" w:name="Medium Grid 1"/>
-    <w:lsdException w:unhideWhenUsed="0" w:uiPriority="68" w:semiHidden="0" w:name="Medium Grid 2"/>
-    <w:lsdException w:unhideWhenUsed="0" w:uiPriority="69" w:semiHidden="0" w:name="Medium Grid 3"/>
-    <w:lsdException w:unhideWhenUsed="0" w:uiPriority="70" w:semiHidden="0" w:name="Dark List"/>
-    <w:lsdException w:unhideWhenUsed="0" w:uiPriority="71" w:semiHidden="0" w:name="Colorful Shading"/>
+    <w:lsdException w:qFormat="1" w:unhideWhenUsed="0" w:uiPriority="68" w:semiHidden="0" w:name="Medium Grid 2"/>
+    <w:lsdException w:qFormat="1" w:unhideWhenUsed="0" w:uiPriority="69" w:semiHidden="0" w:name="Medium Grid 3"/>
+    <w:lsdException w:qFormat="1" w:unhideWhenUsed="0" w:uiPriority="70" w:semiHidden="0" w:name="Dark List"/>
+    <w:lsdException w:qFormat="1" w:unhideWhenUsed="0" w:uiPriority="71" w:semiHidden="0" w:name="Colorful Shading"/>
     <w:lsdException w:unhideWhenUsed="0" w:uiPriority="72" w:semiHidden="0" w:name="Colorful List"/>
-    <w:lsdException w:unhideWhenUsed="0" w:uiPriority="73" w:semiHidden="0" w:name="Colorful Grid"/>
-    <w:lsdException w:unhideWhenUsed="0" w:uiPriority="60" w:semiHidden="0" w:name="Light Shading Accent 1"/>
-    <w:lsdException w:unhideWhenUsed="0" w:uiPriority="61" w:semiHidden="0" w:name="Light List Accent 1"/>
+    <w:lsdException w:qFormat="1" w:unhideWhenUsed="0" w:uiPriority="73" w:semiHidden="0" w:name="Colorful Grid"/>
+    <w:lsdException w:qFormat="1" w:unhideWhenUsed="0" w:uiPriority="60" w:semiHidden="0" w:name="Light Shading Accent 1"/>
+    <w:lsdException w:qFormat="1" w:unhideWhenUsed="0" w:uiPriority="61" w:semiHidden="0" w:name="Light List Accent 1"/>
     <w:lsdException w:qFormat="1" w:unhideWhenUsed="0" w:uiPriority="62" w:semiHidden="0" w:name="Light Grid Accent 1"/>
-    <w:lsdException w:unhideWhenUsed="0" w:uiPriority="63" w:semiHidden="0" w:name="Medium Shading 1 Accent 1"/>
-    <w:lsdException w:unhideWhenUsed="0" w:uiPriority="64" w:semiHidden="0" w:name="Medium Shading 2 Accent 1"/>
-    <w:lsdException w:unhideWhenUsed="0" w:uiPriority="65" w:semiHidden="0" w:name="Medium List 1 Accent 1"/>
+    <w:lsdException w:qFormat="1" w:unhideWhenUsed="0" w:uiPriority="63" w:semiHidden="0" w:name="Medium Shading 1 Accent 1"/>
+    <w:lsdException w:qFormat="1" w:unhideWhenUsed="0" w:uiPriority="64" w:semiHidden="0" w:name="Medium Shading 2 Accent 1"/>
+    <w:lsdException w:qFormat="1" w:unhideWhenUsed="0" w:uiPriority="65" w:semiHidden="0" w:name="Medium List 1 Accent 1"/>
     <w:lsdException w:qFormat="1" w:unhideWhenUsed="0" w:uiPriority="34" w:semiHidden="0" w:name="List Paragraph"/>
     <w:lsdException w:qFormat="1" w:unhideWhenUsed="0" w:uiPriority="29" w:semiHidden="0" w:name="Quote"/>
     <w:lsdException w:qFormat="1" w:unhideWhenUsed="0" w:uiPriority="30" w:semiHidden="0" w:name="Intense Quote"/>
-    <w:lsdException w:unhideWhenUsed="0" w:uiPriority="66" w:semiHidden="0" w:name="Medium List 2 Accent 1"/>
-    <w:lsdException w:unhideWhenUsed="0" w:uiPriority="67" w:semiHidden="0" w:name="Medium Grid 1 Accent 1"/>
-    <w:lsdException w:unhideWhenUsed="0" w:uiPriority="68" w:semiHidden="0" w:name="Medium Grid 2 Accent 1"/>
-    <w:lsdException w:unhideWhenUsed="0" w:uiPriority="69" w:semiHidden="0" w:name="Medium Grid 3 Accent 1"/>
-    <w:lsdException w:unhideWhenUsed="0" w:uiPriority="70" w:semiHidden="0" w:name="Dark List Accent 1"/>
-    <w:lsdException w:unhideWhenUsed="0" w:uiPriority="71" w:semiHidden="0" w:name="Colorful Shading Accent 1"/>
-    <w:lsdException w:unhideWhenUsed="0" w:uiPriority="72" w:semiHidden="0" w:name="Colorful List Accent 1"/>
-    <w:lsdException w:unhideWhenUsed="0" w:uiPriority="73" w:semiHidden="0" w:name="Colorful Grid Accent 1"/>
+    <w:lsdException w:qFormat="1" w:unhideWhenUsed="0" w:uiPriority="66" w:semiHidden="0" w:name="Medium List 2 Accent 1"/>
+    <w:lsdException w:qFormat="1" w:unhideWhenUsed="0" w:uiPriority="67" w:semiHidden="0" w:name="Medium Grid 1 Accent 1"/>
+    <w:lsdException w:qFormat="1" w:unhideWhenUsed="0" w:uiPriority="68" w:semiHidden="0" w:name="Medium Grid 2 Accent 1"/>
+    <w:lsdException w:qFormat="1" w:unhideWhenUsed="0" w:uiPriority="69" w:semiHidden="0" w:name="Medium Grid 3 Accent 1"/>
+    <w:lsdException w:qFormat="1" w:unhideWhenUsed="0" w:uiPriority="70" w:semiHidden="0" w:name="Dark List Accent 1"/>
+    <w:lsdException w:qFormat="1" w:unhideWhenUsed="0" w:uiPriority="71" w:semiHidden="0" w:name="Colorful Shading Accent 1"/>
+    <w:lsdException w:qFormat="1" w:unhideWhenUsed="0" w:uiPriority="72" w:semiHidden="0" w:name="Colorful List Accent 1"/>
+    <w:lsdException w:qFormat="1" w:unhideWhenUsed="0" w:uiPriority="73" w:semiHidden="0" w:name="Colorful Grid Accent 1"/>
     <w:lsdException w:unhideWhenUsed="0" w:uiPriority="60" w:semiHidden="0" w:name="Light Shading Accent 2"/>
     <w:lsdException w:unhideWhenUsed="0" w:uiPriority="61" w:semiHidden="0" w:name="Light List Accent 2"/>
     <w:lsdException w:qFormat="1" w:unhideWhenUsed="0" w:uiPriority="62" w:semiHidden="0" w:name="Light Grid Accent 2"/>
-    <w:lsdException w:unhideWhenUsed="0" w:uiPriority="63" w:semiHidden="0" w:name="Medium Shading 1 Accent 2"/>
+    <w:lsdException w:qFormat="1" w:unhideWhenUsed="0" w:uiPriority="63" w:semiHidden="0" w:name="Medium Shading 1 Accent 2"/>
     <w:lsdException w:unhideWhenUsed="0" w:uiPriority="64" w:semiHidden="0" w:name="Medium Shading 2 Accent 2"/>
-    <w:lsdException w:unhideWhenUsed="0" w:uiPriority="65" w:semiHidden="0" w:name="Medium List 1 Accent 2"/>
+    <w:lsdException w:qFormat="1" w:unhideWhenUsed="0" w:uiPriority="65" w:semiHidden="0" w:name="Medium List 1 Accent 2"/>
     <w:lsdException w:unhideWhenUsed="0" w:uiPriority="66" w:semiHidden="0" w:name="Medium List 2 Accent 2"/>
-    <w:lsdException w:unhideWhenUsed="0" w:uiPriority="67" w:semiHidden="0" w:name="Medium Grid 1 Accent 2"/>
-    <w:lsdException w:unhideWhenUsed="0" w:uiPriority="68" w:semiHidden="0" w:name="Medium Grid 2 Accent 2"/>
-    <w:lsdException w:unhideWhenUsed="0" w:uiPriority="69" w:semiHidden="0" w:name="Medium Grid 3 Accent 2"/>
-    <w:lsdException w:unhideWhenUsed="0" w:uiPriority="70" w:semiHidden="0" w:name="Dark List Accent 2"/>
-    <w:lsdException w:unhideWhenUsed="0" w:uiPriority="71" w:semiHidden="0" w:name="Colorful Shading Accent 2"/>
-    <w:lsdException w:unhideWhenUsed="0" w:uiPriority="72" w:semiHidden="0" w:name="Colorful List Accent 2"/>
-    <w:lsdException w:unhideWhenUsed="0" w:uiPriority="73" w:semiHidden="0" w:name="Colorful Grid Accent 2"/>
+    <w:lsdException w:qFormat="1" w:unhideWhenUsed="0" w:uiPriority="67" w:semiHidden="0" w:name="Medium Grid 1 Accent 2"/>
+    <w:lsdException w:qFormat="1" w:unhideWhenUsed="0" w:uiPriority="68" w:semiHidden="0" w:name="Medium Grid 2 Accent 2"/>
+    <w:lsdException w:qFormat="1" w:unhideWhenUsed="0" w:uiPriority="69" w:semiHidden="0" w:name="Medium Grid 3 Accent 2"/>
+    <w:lsdException w:qFormat="1" w:unhideWhenUsed="0" w:uiPriority="70" w:semiHidden="0" w:name="Dark List Accent 2"/>
+    <w:lsdException w:qFormat="1" w:unhideWhenUsed="0" w:uiPriority="71" w:semiHidden="0" w:name="Colorful Shading Accent 2"/>
+    <w:lsdException w:qFormat="1" w:unhideWhenUsed="0" w:uiPriority="72" w:semiHidden="0" w:name="Colorful List Accent 2"/>
+    <w:lsdException w:qFormat="1" w:unhideWhenUsed="0" w:uiPriority="73" w:semiHidden="0" w:name="Colorful Grid Accent 2"/>
     <w:lsdException w:qFormat="1" w:unhideWhenUsed="0" w:uiPriority="60" w:semiHidden="0" w:name="Light Shading Accent 3"/>
     <w:lsdException w:qFormat="1" w:unhideWhenUsed="0" w:uiPriority="61" w:semiHidden="0" w:name="Light List Accent 3"/>
-    <w:lsdException w:unhideWhenUsed="0" w:uiPriority="62" w:semiHidden="0" w:name="Light Grid Accent 3"/>
+    <w:lsdException w:qFormat="1" w:unhideWhenUsed="0" w:uiPriority="62" w:semiHidden="0" w:name="Light Grid Accent 3"/>
     <w:lsdException w:unhideWhenUsed="0" w:uiPriority="63" w:semiHidden="0" w:name="Medium Shading 1 Accent 3"/>
-    <w:lsdException w:unhideWhenUsed="0" w:uiPriority="64" w:semiHidden="0" w:name="Medium Shading 2 Accent 3"/>
-    <w:lsdException w:unhideWhenUsed="0" w:uiPriority="65" w:semiHidden="0" w:name="Medium List 1 Accent 3"/>
-    <w:lsdException w:unhideWhenUsed="0" w:uiPriority="66" w:semiHidden="0" w:name="Medium List 2 Accent 3"/>
-    <w:lsdException w:unhideWhenUsed="0" w:uiPriority="67" w:semiHidden="0" w:name="Medium Grid 1 Accent 3"/>
-    <w:lsdException w:unhideWhenUsed="0" w:uiPriority="68" w:semiHidden="0" w:name="Medium Grid 2 Accent 3"/>
-    <w:lsdException w:unhideWhenUsed="0" w:uiPriority="69" w:semiHidden="0" w:name="Medium Grid 3 Accent 3"/>
-    <w:lsdException w:unhideWhenUsed="0" w:uiPriority="70" w:semiHidden="0" w:name="Dark List Accent 3"/>
-    <w:lsdException w:unhideWhenUsed="0" w:uiPriority="71" w:semiHidden="0" w:name="Colorful Shading Accent 3"/>
-    <w:lsdException w:unhideWhenUsed="0" w:uiPriority="72" w:semiHidden="0" w:name="Colorful List Accent 3"/>
-    <w:lsdException w:unhideWhenUsed="0" w:uiPriority="73" w:semiHidden="0" w:name="Colorful Grid Accent 3"/>
+    <w:lsdException w:qFormat="1" w:unhideWhenUsed="0" w:uiPriority="64" w:semiHidden="0" w:name="Medium Shading 2 Accent 3"/>
+    <w:lsdException w:qFormat="1" w:unhideWhenUsed="0" w:uiPriority="65" w:semiHidden="0" w:name="Medium List 1 Accent 3"/>
+    <w:lsdException w:qFormat="1" w:unhideWhenUsed="0" w:uiPriority="66" w:semiHidden="0" w:name="Medium List 2 Accent 3"/>
+    <w:lsdException w:qFormat="1" w:unhideWhenUsed="0" w:uiPriority="67" w:semiHidden="0" w:name="Medium Grid 1 Accent 3"/>
+    <w:lsdException w:qFormat="1" w:unhideWhenUsed="0" w:uiPriority="68" w:semiHidden="0" w:name="Medium Grid 2 Accent 3"/>
+    <w:lsdException w:qFormat="1" w:unhideWhenUsed="0" w:uiPriority="69" w:semiHidden="0" w:name="Medium Grid 3 Accent 3"/>
+    <w:lsdException w:qFormat="1" w:unhideWhenUsed="0" w:uiPriority="70" w:semiHidden="0" w:name="Dark List Accent 3"/>
+    <w:lsdException w:qFormat="1" w:unhideWhenUsed="0" w:uiPriority="71" w:semiHidden="0" w:name="Colorful Shading Accent 3"/>
+    <w:lsdException w:qFormat="1" w:unhideWhenUsed="0" w:uiPriority="72" w:semiHidden="0" w:name="Colorful List Accent 3"/>
+    <w:lsdException w:qFormat="1" w:unhideWhenUsed="0" w:uiPriority="73" w:semiHidden="0" w:name="Colorful Grid Accent 3"/>
     <w:lsdException w:unhideWhenUsed="0" w:uiPriority="60" w:semiHidden="0" w:name="Light Shading Accent 4"/>
-    <w:lsdException w:unhideWhenUsed="0" w:uiPriority="61" w:semiHidden="0" w:name="Light List Accent 4"/>
+    <w:lsdException w:qFormat="1" w:unhideWhenUsed="0" w:uiPriority="61" w:semiHidden="0" w:name="Light List Accent 4"/>
     <w:lsdException w:unhideWhenUsed="0" w:uiPriority="62" w:semiHidden="0" w:name="Light Grid Accent 4"/>
     <w:lsdException w:unhideWhenUsed="0" w:uiPriority="63" w:semiHidden="0" w:name="Medium Shading 1 Accent 4"/>
-    <w:lsdException w:unhideWhenUsed="0" w:uiPriority="64" w:semiHidden="0" w:name="Medium Shading 2 Accent 4"/>
-    <w:lsdException w:unhideWhenUsed="0" w:uiPriority="65" w:semiHidden="0" w:name="Medium List 1 Accent 4"/>
-    <w:lsdException w:unhideWhenUsed="0" w:uiPriority="66" w:semiHidden="0" w:name="Medium List 2 Accent 4"/>
-    <w:lsdException w:unhideWhenUsed="0" w:uiPriority="67" w:semiHidden="0" w:name="Medium Grid 1 Accent 4"/>
-    <w:lsdException w:unhideWhenUsed="0" w:uiPriority="68" w:semiHidden="0" w:name="Medium Grid 2 Accent 4"/>
-    <w:lsdException w:unhideWhenUsed="0" w:uiPriority="69" w:semiHidden="0" w:name="Medium Grid 3 Accent 4"/>
-    <w:lsdException w:unhideWhenUsed="0" w:uiPriority="70" w:semiHidden="0" w:name="Dark List Accent 4"/>
-    <w:lsdException w:unhideWhenUsed="0" w:uiPriority="71" w:semiHidden="0" w:name="Colorful Shading Accent 4"/>
-    <w:lsdException w:unhideWhenUsed="0" w:uiPriority="72" w:semiHidden="0" w:name="Colorful List Accent 4"/>
-    <w:lsdException w:unhideWhenUsed="0" w:uiPriority="73" w:semiHidden="0" w:name="Colorful Grid Accent 4"/>
+    <w:lsdException w:qFormat="1" w:unhideWhenUsed="0" w:uiPriority="64" w:semiHidden="0" w:name="Medium Shading 2 Accent 4"/>
+    <w:lsdException w:qFormat="1" w:unhideWhenUsed="0" w:uiPriority="65" w:semiHidden="0" w:name="Medium List 1 Accent 4"/>
+    <w:lsdException w:qFormat="1" w:unhideWhenUsed="0" w:uiPriority="66" w:semiHidden="0" w:name="Medium List 2 Accent 4"/>
+    <w:lsdException w:qFormat="1" w:unhideWhenUsed="0" w:uiPriority="67" w:semiHidden="0" w:name="Medium Grid 1 Accent 4"/>
+    <w:lsdException w:qFormat="1" w:unhideWhenUsed="0" w:uiPriority="68" w:semiHidden="0" w:name="Medium Grid 2 Accent 4"/>
+    <w:lsdException w:qFormat="1" w:unhideWhenUsed="0" w:uiPriority="69" w:semiHidden="0" w:name="Medium Grid 3 Accent 4"/>
+    <w:lsdException w:qFormat="1" w:unhideWhenUsed="0" w:uiPriority="70" w:semiHidden="0" w:name="Dark List Accent 4"/>
+    <w:lsdException w:qFormat="1" w:unhideWhenUsed="0" w:uiPriority="71" w:semiHidden="0" w:name="Colorful Shading Accent 4"/>
+    <w:lsdException w:qFormat="1" w:unhideWhenUsed="0" w:uiPriority="72" w:semiHidden="0" w:name="Colorful List Accent 4"/>
+    <w:lsdException w:qFormat="1" w:unhideWhenUsed="0" w:uiPriority="73" w:semiHidden="0" w:name="Colorful Grid Accent 4"/>
     <w:lsdException w:qFormat="1" w:unhideWhenUsed="0" w:uiPriority="60" w:semiHidden="0" w:name="Light Shading Accent 5"/>
-    <w:lsdException w:unhideWhenUsed="0" w:uiPriority="61" w:semiHidden="0" w:name="Light List Accent 5"/>
+    <w:lsdException w:qFormat="1" w:unhideWhenUsed="0" w:uiPriority="61" w:semiHidden="0" w:name="Light List Accent 5"/>
     <w:lsdException w:unhideWhenUsed="0" w:uiPriority="62" w:semiHidden="0" w:name="Light Grid Accent 5"/>
-    <w:lsdException w:unhideWhenUsed="0" w:uiPriority="63" w:semiHidden="0" w:name="Medium Shading 1 Accent 5"/>
+    <w:lsdException w:qFormat="1" w:unhideWhenUsed="0" w:uiPriority="63" w:semiHidden="0" w:name="Medium Shading 1 Accent 5"/>
     <w:lsdException w:unhideWhenUsed="0" w:uiPriority="64" w:semiHidden="0" w:name="Medium Shading 2 Accent 5"/>
     <w:lsdException w:unhideWhenUsed="0" w:uiPriority="65" w:semiHidden="0" w:name="Medium List 1 Accent 5"/>
-    <w:lsdException w:unhideWhenUsed="0" w:uiPriority="66" w:semiHidden="0" w:name="Medium List 2 Accent 5"/>
-    <w:lsdException w:unhideWhenUsed="0" w:uiPriority="67" w:semiHidden="0" w:name="Medium Grid 1 Accent 5"/>
-    <w:lsdException w:unhideWhenUsed="0" w:uiPriority="68" w:semiHidden="0" w:name="Medium Grid 2 Accent 5"/>
-    <w:lsdException w:unhideWhenUsed="0" w:uiPriority="69" w:semiHidden="0" w:name="Medium Grid 3 Accent 5"/>
-    <w:lsdException w:unhideWhenUsed="0" w:uiPriority="70" w:semiHidden="0" w:name="Dark List Accent 5"/>
-    <w:lsdException w:unhideWhenUsed="0" w:uiPriority="71" w:semiHidden="0" w:name="Colorful Shading Accent 5"/>
-    <w:lsdException w:unhideWhenUsed="0" w:uiPriority="72" w:semiHidden="0" w:name="Colorful List Accent 5"/>
-    <w:lsdException w:unhideWhenUsed="0" w:uiPriority="73" w:semiHidden="0" w:name="Colorful Grid Accent 5"/>
-    <w:lsdException w:unhideWhenUsed="0" w:uiPriority="60" w:semiHidden="0" w:name="Light Shading Accent 6"/>
+    <w:lsdException w:qFormat="1" w:unhideWhenUsed="0" w:uiPriority="66" w:semiHidden="0" w:name="Medium List 2 Accent 5"/>
+    <w:lsdException w:qFormat="1" w:unhideWhenUsed="0" w:uiPriority="67" w:semiHidden="0" w:name="Medium Grid 1 Accent 5"/>
+    <w:lsdException w:qFormat="1" w:unhideWhenUsed="0" w:uiPriority="68" w:semiHidden="0" w:name="Medium Grid 2 Accent 5"/>
+    <w:lsdException w:qFormat="1" w:unhideWhenUsed="0" w:uiPriority="69" w:semiHidden="0" w:name="Medium Grid 3 Accent 5"/>
+    <w:lsdException w:qFormat="1" w:unhideWhenUsed="0" w:uiPriority="70" w:semiHidden="0" w:name="Dark List Accent 5"/>
+    <w:lsdException w:qFormat="1" w:unhideWhenUsed="0" w:uiPriority="71" w:semiHidden="0" w:name="Colorful Shading Accent 5"/>
+    <w:lsdException w:qFormat="1" w:unhideWhenUsed="0" w:uiPriority="72" w:semiHidden="0" w:name="Colorful List Accent 5"/>
+    <w:lsdException w:qFormat="1" w:unhideWhenUsed="0" w:uiPriority="73" w:semiHidden="0" w:name="Colorful Grid Accent 5"/>
+    <w:lsdException w:qFormat="1" w:unhideWhenUsed="0" w:uiPriority="60" w:semiHidden="0" w:name="Light Shading Accent 6"/>
     <w:lsdException w:unhideWhenUsed="0" w:uiPriority="61" w:semiHidden="0" w:name="Light List Accent 6"/>
     <w:lsdException w:qFormat="1" w:unhideWhenUsed="0" w:uiPriority="62" w:semiHidden="0" w:name="Light Grid Accent 6"/>
     <w:lsdException w:unhideWhenUsed="0" w:uiPriority="63" w:semiHidden="0" w:name="Medium Shading 1 Accent 6"/>
-    <w:lsdException w:unhideWhenUsed="0" w:uiPriority="64" w:semiHidden="0" w:name="Medium Shading 2 Accent 6"/>
-    <w:lsdException w:unhideWhenUsed="0" w:uiPriority="65" w:semiHidden="0" w:name="Medium List 1 Accent 6"/>
-    <w:lsdException w:unhideWhenUsed="0" w:uiPriority="66" w:semiHidden="0" w:name="Medium List 2 Accent 6"/>
+    <w:lsdException w:qFormat="1" w:unhideWhenUsed="0" w:uiPriority="64" w:semiHidden="0" w:name="Medium Shading 2 Accent 6"/>
+    <w:lsdException w:qFormat="1" w:unhideWhenUsed="0" w:uiPriority="65" w:semiHidden="0" w:name="Medium List 1 Accent 6"/>
+    <w:lsdException w:qFormat="1" w:unhideWhenUsed="0" w:uiPriority="66" w:semiHidden="0" w:name="Medium List 2 Accent 6"/>
     <w:lsdException w:unhideWhenUsed="0" w:uiPriority="67" w:semiHidden="0" w:name="Medium Grid 1 Accent 6"/>
-    <w:lsdException w:unhideWhenUsed="0" w:uiPriority="68" w:semiHidden="0" w:name="Medium Grid 2 Accent 6"/>
-    <w:lsdException w:unhideWhenUsed="0" w:uiPriority="69" w:semiHidden="0" w:name="Medium Grid 3 Accent 6"/>
+    <w:lsdException w:qFormat="1" w:unhideWhenUsed="0" w:uiPriority="68" w:semiHidden="0" w:name="Medium Grid 2 Accent 6"/>
+    <w:lsdException w:qFormat="1" w:unhideWhenUsed="0" w:uiPriority="69" w:semiHidden="0" w:name="Medium Grid 3 Accent 6"/>
     <w:lsdException w:unhideWhenUsed="0" w:uiPriority="70" w:semiHidden="0" w:name="Dark List Accent 6"/>
     <w:lsdException w:unhideWhenUsed="0" w:uiPriority="71" w:semiHidden="0" w:name="Colorful Shading Accent 6"/>
-    <w:lsdException w:unhideWhenUsed="0" w:uiPriority="72" w:semiHidden="0" w:name="Colorful List Accent 6"/>
-    <w:lsdException w:unhideWhenUsed="0" w:uiPriority="73" w:semiHidden="0" w:name="Colorful Grid Accent 6"/>
+    <w:lsdException w:qFormat="1" w:unhideWhenUsed="0" w:uiPriority="72" w:semiHidden="0" w:name="Colorful List Accent 6"/>
+    <w:lsdException w:qFormat="1" w:unhideWhenUsed="0" w:uiPriority="73" w:semiHidden="0" w:name="Colorful Grid Accent 6"/>
   </w:latentStyles>
   <w:style w:type="paragraph" w:default="1" w:styleId="1">
     <w:name w:val="Normal"/>
@@ -12034,6 +12932,7 @@
     <w:name w:val="macro"/>
     <w:link w:val="150"/>
     <w:unhideWhenUsed/>
+    <w:qFormat/>
     <w:uiPriority w:val="99"/>
     <w:pPr>
       <w:tabs>
@@ -12058,6 +12957,7 @@
     <w:name w:val="List 3"/>
     <w:basedOn w:val="1"/>
     <w:unhideWhenUsed/>
+    <w:qFormat/>
     <w:uiPriority w:val="99"/>
     <w:pPr>
       <w:ind w:left="1080" w:hanging="360"/>
@@ -12068,6 +12968,7 @@
     <w:name w:val="List Number 2"/>
     <w:basedOn w:val="1"/>
     <w:unhideWhenUsed/>
+    <w:qFormat/>
     <w:uiPriority w:val="99"/>
     <w:pPr>
       <w:numPr>
@@ -12081,6 +12982,7 @@
     <w:name w:val="List Number"/>
     <w:basedOn w:val="1"/>
     <w:unhideWhenUsed/>
+    <w:qFormat/>
     <w:uiPriority w:val="99"/>
     <w:pPr>
       <w:numPr>
@@ -12116,6 +13018,7 @@
     <w:name w:val="List Bullet"/>
     <w:basedOn w:val="1"/>
     <w:unhideWhenUsed/>
+    <w:qFormat/>
     <w:uiPriority w:val="99"/>
     <w:pPr>
       <w:numPr>
@@ -12130,6 +13033,7 @@
     <w:basedOn w:val="1"/>
     <w:link w:val="149"/>
     <w:unhideWhenUsed/>
+    <w:qFormat/>
     <w:uiPriority w:val="99"/>
     <w:pPr>
       <w:spacing w:after="120"/>
@@ -12143,6 +13047,7 @@
     <w:name w:val="List Bullet 3"/>
     <w:basedOn w:val="1"/>
     <w:unhideWhenUsed/>
+    <w:qFormat/>
     <w:uiPriority w:val="99"/>
     <w:pPr>
       <w:numPr>
@@ -12157,6 +13062,7 @@
     <w:basedOn w:val="1"/>
     <w:link w:val="147"/>
     <w:unhideWhenUsed/>
+    <w:qFormat/>
     <w:uiPriority w:val="99"/>
     <w:pPr>
       <w:spacing w:after="120"/>
@@ -12166,6 +13072,7 @@
     <w:name w:val="List Number 3"/>
     <w:basedOn w:val="1"/>
     <w:unhideWhenUsed/>
+    <w:qFormat/>
     <w:uiPriority w:val="99"/>
     <w:pPr>
       <w:numPr>
@@ -12179,6 +13086,7 @@
     <w:name w:val="List 2"/>
     <w:basedOn w:val="1"/>
     <w:unhideWhenUsed/>
+    <w:qFormat/>
     <w:uiPriority w:val="99"/>
     <w:pPr>
       <w:ind w:left="720" w:hanging="360"/>
@@ -12189,6 +13097,7 @@
     <w:name w:val="List Continue"/>
     <w:basedOn w:val="1"/>
     <w:unhideWhenUsed/>
+    <w:qFormat/>
     <w:uiPriority w:val="99"/>
     <w:pPr>
       <w:spacing w:after="120"/>
@@ -12200,6 +13109,7 @@
     <w:name w:val="List Bullet 2"/>
     <w:basedOn w:val="1"/>
     <w:unhideWhenUsed/>
+    <w:qFormat/>
     <w:uiPriority w:val="99"/>
     <w:pPr>
       <w:numPr>
@@ -12211,6 +13121,7 @@
   </w:style>
   <w:style w:type="paragraph" w:styleId="24">
     <w:name w:val="toc 3"/>
+    <w:qFormat/>
     <w:uiPriority w:val="0"/>
     <w:pPr>
       <w:spacing w:after="0" w:line="360" w:lineRule="auto"/>
@@ -12229,6 +13140,7 @@
     <w:basedOn w:val="1"/>
     <w:link w:val="139"/>
     <w:unhideWhenUsed/>
+    <w:qFormat/>
     <w:uiPriority w:val="99"/>
     <w:pPr>
       <w:tabs>
@@ -12243,6 +13155,7 @@
     <w:basedOn w:val="1"/>
     <w:link w:val="138"/>
     <w:unhideWhenUsed/>
+    <w:qFormat/>
     <w:uiPriority w:val="99"/>
     <w:pPr>
       <w:spacing w:after="0" w:line="240" w:lineRule="auto"/>
@@ -12250,6 +13163,7 @@
   </w:style>
   <w:style w:type="paragraph" w:styleId="27">
     <w:name w:val="toc 1"/>
+    <w:qFormat/>
     <w:uiPriority w:val="0"/>
     <w:pPr>
       <w:spacing w:after="0" w:line="360" w:lineRule="auto"/>
@@ -12289,6 +13203,7 @@
     <w:name w:val="List"/>
     <w:basedOn w:val="1"/>
     <w:unhideWhenUsed/>
+    <w:qFormat/>
     <w:uiPriority w:val="99"/>
     <w:pPr>
       <w:ind w:left="360" w:hanging="360"/>
@@ -12297,6 +13212,7 @@
   </w:style>
   <w:style w:type="paragraph" w:styleId="30">
     <w:name w:val="toc 2"/>
+    <w:qFormat/>
     <w:uiPriority w:val="0"/>
     <w:pPr>
       <w:spacing w:after="0" w:line="360" w:lineRule="auto"/>
@@ -12315,6 +13231,7 @@
     <w:basedOn w:val="1"/>
     <w:link w:val="148"/>
     <w:unhideWhenUsed/>
+    <w:qFormat/>
     <w:uiPriority w:val="99"/>
     <w:pPr>
       <w:spacing w:after="120" w:line="480" w:lineRule="auto"/>
@@ -12324,6 +13241,7 @@
     <w:name w:val="List Continue 2"/>
     <w:basedOn w:val="1"/>
     <w:unhideWhenUsed/>
+    <w:qFormat/>
     <w:uiPriority w:val="99"/>
     <w:pPr>
       <w:spacing w:after="120"/>
@@ -12394,6 +13312,7 @@
   <w:style w:type="table" w:styleId="37">
     <w:name w:val="Light Shading"/>
     <w:basedOn w:val="35"/>
+    <w:qFormat/>
     <w:uiPriority w:val="60"/>
     <w:pPr>
       <w:spacing w:after="0" w:line="240" w:lineRule="auto"/>
@@ -12493,6 +13412,7 @@
   <w:style w:type="table" w:styleId="38">
     <w:name w:val="Light Shading Accent 1"/>
     <w:basedOn w:val="35"/>
+    <w:qFormat/>
     <w:uiPriority w:val="60"/>
     <w:pPr>
       <w:spacing w:after="0" w:line="240" w:lineRule="auto"/>
@@ -12990,6 +13910,7 @@
   <w:style w:type="table" w:styleId="43">
     <w:name w:val="Light Shading Accent 6"/>
     <w:basedOn w:val="35"/>
+    <w:qFormat/>
     <w:uiPriority w:val="60"/>
     <w:pPr>
       <w:spacing w:after="0" w:line="240" w:lineRule="auto"/>
@@ -13183,6 +14104,7 @@
   <w:style w:type="table" w:styleId="45">
     <w:name w:val="Light List Accent 1"/>
     <w:basedOn w:val="35"/>
+    <w:qFormat/>
     <w:uiPriority w:val="61"/>
     <w:pPr>
       <w:spacing w:after="0" w:line="240" w:lineRule="auto"/>
@@ -13463,6 +14385,7 @@
   <w:style w:type="table" w:styleId="48">
     <w:name w:val="Light List Accent 4"/>
     <w:basedOn w:val="35"/>
+    <w:qFormat/>
     <w:uiPriority w:val="61"/>
     <w:pPr>
       <w:spacing w:after="0" w:line="240" w:lineRule="auto"/>
@@ -13556,6 +14479,7 @@
   <w:style w:type="table" w:styleId="49">
     <w:name w:val="Light List Accent 5"/>
     <w:basedOn w:val="35"/>
+    <w:qFormat/>
     <w:uiPriority w:val="61"/>
     <w:pPr>
       <w:spacing w:after="0" w:line="240" w:lineRule="auto"/>
@@ -14123,6 +15047,7 @@
   <w:style w:type="table" w:styleId="54">
     <w:name w:val="Light Grid Accent 3"/>
     <w:basedOn w:val="35"/>
+    <w:qFormat/>
     <w:uiPriority w:val="62"/>
     <w:pPr>
       <w:spacing w:after="0" w:line="240" w:lineRule="auto"/>
@@ -14628,6 +15553,7 @@
   <w:style w:type="table" w:styleId="58">
     <w:name w:val="Medium Shading 1"/>
     <w:basedOn w:val="35"/>
+    <w:qFormat/>
     <w:uiPriority w:val="63"/>
     <w:pPr>
       <w:spacing w:after="0" w:line="240" w:lineRule="auto"/>
@@ -14735,6 +15661,7 @@
   <w:style w:type="table" w:styleId="59">
     <w:name w:val="Medium Shading 1 Accent 1"/>
     <w:basedOn w:val="35"/>
+    <w:qFormat/>
     <w:uiPriority w:val="63"/>
     <w:pPr>
       <w:spacing w:after="0" w:line="240" w:lineRule="auto"/>
@@ -14842,6 +15769,7 @@
   <w:style w:type="table" w:styleId="60">
     <w:name w:val="Medium Shading 1 Accent 2"/>
     <w:basedOn w:val="35"/>
+    <w:qFormat/>
     <w:uiPriority w:val="63"/>
     <w:pPr>
       <w:spacing w:after="0" w:line="240" w:lineRule="auto"/>
@@ -15163,6 +16091,7 @@
   <w:style w:type="table" w:styleId="63">
     <w:name w:val="Medium Shading 1 Accent 5"/>
     <w:basedOn w:val="35"/>
+    <w:qFormat/>
     <w:uiPriority w:val="63"/>
     <w:pPr>
       <w:spacing w:after="0" w:line="240" w:lineRule="auto"/>
@@ -15377,6 +16306,7 @@
   <w:style w:type="table" w:styleId="65">
     <w:name w:val="Medium Shading 2"/>
     <w:basedOn w:val="35"/>
+    <w:qFormat/>
     <w:uiPriority w:val="64"/>
     <w:pPr>
       <w:spacing w:after="0" w:line="240" w:lineRule="auto"/>
@@ -15542,6 +16472,7 @@
   <w:style w:type="table" w:styleId="66">
     <w:name w:val="Medium Shading 2 Accent 1"/>
     <w:basedOn w:val="35"/>
+    <w:qFormat/>
     <w:uiPriority w:val="64"/>
     <w:pPr>
       <w:spacing w:after="0" w:line="240" w:lineRule="auto"/>
@@ -15872,6 +16803,7 @@
   <w:style w:type="table" w:styleId="68">
     <w:name w:val="Medium Shading 2 Accent 3"/>
     <w:basedOn w:val="35"/>
+    <w:qFormat/>
     <w:uiPriority w:val="64"/>
     <w:pPr>
       <w:spacing w:after="0" w:line="240" w:lineRule="auto"/>
@@ -16037,6 +16969,7 @@
   <w:style w:type="table" w:styleId="69">
     <w:name w:val="Medium Shading 2 Accent 4"/>
     <w:basedOn w:val="35"/>
+    <w:qFormat/>
     <w:uiPriority w:val="64"/>
     <w:pPr>
       <w:spacing w:after="0" w:line="240" w:lineRule="auto"/>
@@ -16367,6 +17300,7 @@
   <w:style w:type="table" w:styleId="71">
     <w:name w:val="Medium Shading 2 Accent 6"/>
     <w:basedOn w:val="35"/>
+    <w:qFormat/>
     <w:uiPriority w:val="64"/>
     <w:pPr>
       <w:spacing w:after="0" w:line="240" w:lineRule="auto"/>
@@ -16622,6 +17556,7 @@
   <w:style w:type="table" w:styleId="73">
     <w:name w:val="Medium List 1 Accent 1"/>
     <w:basedOn w:val="35"/>
+    <w:qFormat/>
     <w:uiPriority w:val="65"/>
     <w:pPr>
       <w:spacing w:after="0" w:line="240" w:lineRule="auto"/>
@@ -16712,6 +17647,7 @@
   <w:style w:type="table" w:styleId="74">
     <w:name w:val="Medium List 1 Accent 2"/>
     <w:basedOn w:val="35"/>
+    <w:qFormat/>
     <w:uiPriority w:val="65"/>
     <w:pPr>
       <w:spacing w:after="0" w:line="240" w:lineRule="auto"/>
@@ -16802,6 +17738,7 @@
   <w:style w:type="table" w:styleId="75">
     <w:name w:val="Medium List 1 Accent 3"/>
     <w:basedOn w:val="35"/>
+    <w:qFormat/>
     <w:uiPriority w:val="65"/>
     <w:pPr>
       <w:spacing w:after="0" w:line="240" w:lineRule="auto"/>
@@ -16892,6 +17829,7 @@
   <w:style w:type="table" w:styleId="76">
     <w:name w:val="Medium List 1 Accent 4"/>
     <w:basedOn w:val="35"/>
+    <w:qFormat/>
     <w:uiPriority w:val="65"/>
     <w:pPr>
       <w:spacing w:after="0" w:line="240" w:lineRule="auto"/>
@@ -17072,6 +18010,7 @@
   <w:style w:type="table" w:styleId="78">
     <w:name w:val="Medium List 1 Accent 6"/>
     <w:basedOn w:val="35"/>
+    <w:qFormat/>
     <w:uiPriority w:val="65"/>
     <w:pPr>
       <w:spacing w:after="0" w:line="240" w:lineRule="auto"/>
@@ -17291,6 +18230,7 @@
   <w:style w:type="table" w:styleId="80">
     <w:name w:val="Medium List 2 Accent 1"/>
     <w:basedOn w:val="35"/>
+    <w:qFormat/>
     <w:uiPriority w:val="66"/>
     <w:pPr>
       <w:spacing w:after="0" w:line="240" w:lineRule="auto"/>
@@ -17549,6 +18489,7 @@
   <w:style w:type="table" w:styleId="82">
     <w:name w:val="Medium List 2 Accent 3"/>
     <w:basedOn w:val="35"/>
+    <w:qFormat/>
     <w:uiPriority w:val="66"/>
     <w:pPr>
       <w:spacing w:after="0" w:line="240" w:lineRule="auto"/>
@@ -17678,6 +18619,7 @@
   <w:style w:type="table" w:styleId="83">
     <w:name w:val="Medium List 2 Accent 4"/>
     <w:basedOn w:val="35"/>
+    <w:qFormat/>
     <w:uiPriority w:val="66"/>
     <w:pPr>
       <w:spacing w:after="0" w:line="240" w:lineRule="auto"/>
@@ -17807,6 +18749,7 @@
   <w:style w:type="table" w:styleId="84">
     <w:name w:val="Medium List 2 Accent 5"/>
     <w:basedOn w:val="35"/>
+    <w:qFormat/>
     <w:uiPriority w:val="66"/>
     <w:pPr>
       <w:spacing w:after="0" w:line="240" w:lineRule="auto"/>
@@ -17936,6 +18879,7 @@
   <w:style w:type="table" w:styleId="85">
     <w:name w:val="Medium List 2 Accent 6"/>
     <w:basedOn w:val="35"/>
+    <w:qFormat/>
     <w:uiPriority w:val="66"/>
     <w:pPr>
       <w:spacing w:after="0" w:line="240" w:lineRule="auto"/>
@@ -18134,6 +19078,7 @@
   <w:style w:type="table" w:styleId="87">
     <w:name w:val="Medium Grid 1 Accent 1"/>
     <w:basedOn w:val="35"/>
+    <w:qFormat/>
     <w:uiPriority w:val="67"/>
     <w:pPr>
       <w:spacing w:after="0" w:line="240" w:lineRule="auto"/>
@@ -18203,6 +19148,7 @@
   <w:style w:type="table" w:styleId="88">
     <w:name w:val="Medium Grid 1 Accent 2"/>
     <w:basedOn w:val="35"/>
+    <w:qFormat/>
     <w:uiPriority w:val="67"/>
     <w:pPr>
       <w:spacing w:after="0" w:line="240" w:lineRule="auto"/>
@@ -18272,6 +19218,7 @@
   <w:style w:type="table" w:styleId="89">
     <w:name w:val="Medium Grid 1 Accent 3"/>
     <w:basedOn w:val="35"/>
+    <w:qFormat/>
     <w:uiPriority w:val="67"/>
     <w:pPr>
       <w:spacing w:after="0" w:line="240" w:lineRule="auto"/>
@@ -18341,6 +19288,7 @@
   <w:style w:type="table" w:styleId="90">
     <w:name w:val="Medium Grid 1 Accent 4"/>
     <w:basedOn w:val="35"/>
+    <w:qFormat/>
     <w:uiPriority w:val="67"/>
     <w:pPr>
       <w:spacing w:after="0" w:line="240" w:lineRule="auto"/>
@@ -18410,6 +19358,7 @@
   <w:style w:type="table" w:styleId="91">
     <w:name w:val="Medium Grid 1 Accent 5"/>
     <w:basedOn w:val="35"/>
+    <w:qFormat/>
     <w:uiPriority w:val="67"/>
     <w:pPr>
       <w:spacing w:after="0" w:line="240" w:lineRule="auto"/>
@@ -18548,6 +19497,7 @@
   <w:style w:type="table" w:styleId="93">
     <w:name w:val="Medium Grid 2"/>
     <w:basedOn w:val="35"/>
+    <w:qFormat/>
     <w:uiPriority w:val="68"/>
     <w:pPr>
       <w:spacing w:after="0" w:line="240" w:lineRule="auto"/>
@@ -18694,6 +19644,7 @@
   <w:style w:type="table" w:styleId="94">
     <w:name w:val="Medium Grid 2 Accent 1"/>
     <w:basedOn w:val="35"/>
+    <w:qFormat/>
     <w:uiPriority w:val="68"/>
     <w:pPr>
       <w:spacing w:after="0" w:line="240" w:lineRule="auto"/>
@@ -18840,6 +19791,7 @@
   <w:style w:type="table" w:styleId="95">
     <w:name w:val="Medium Grid 2 Accent 2"/>
     <w:basedOn w:val="35"/>
+    <w:qFormat/>
     <w:uiPriority w:val="68"/>
     <w:pPr>
       <w:spacing w:after="0" w:line="240" w:lineRule="auto"/>
@@ -18986,6 +19938,7 @@
   <w:style w:type="table" w:styleId="96">
     <w:name w:val="Medium Grid 2 Accent 3"/>
     <w:basedOn w:val="35"/>
+    <w:qFormat/>
     <w:uiPriority w:val="68"/>
     <w:pPr>
       <w:spacing w:after="0" w:line="240" w:lineRule="auto"/>
@@ -19132,6 +20085,7 @@
   <w:style w:type="table" w:styleId="97">
     <w:name w:val="Medium Grid 2 Accent 4"/>
     <w:basedOn w:val="35"/>
+    <w:qFormat/>
     <w:uiPriority w:val="68"/>
     <w:pPr>
       <w:spacing w:after="0" w:line="240" w:lineRule="auto"/>
@@ -19278,6 +20232,7 @@
   <w:style w:type="table" w:styleId="98">
     <w:name w:val="Medium Grid 2 Accent 5"/>
     <w:basedOn w:val="35"/>
+    <w:qFormat/>
     <w:uiPriority w:val="68"/>
     <w:pPr>
       <w:spacing w:after="0" w:line="240" w:lineRule="auto"/>
@@ -19424,6 +20379,7 @@
   <w:style w:type="table" w:styleId="99">
     <w:name w:val="Medium Grid 2 Accent 6"/>
     <w:basedOn w:val="35"/>
+    <w:qFormat/>
     <w:uiPriority w:val="68"/>
     <w:pPr>
       <w:spacing w:after="0" w:line="240" w:lineRule="auto"/>
@@ -19570,6 +20526,7 @@
   <w:style w:type="table" w:styleId="100">
     <w:name w:val="Medium Grid 3"/>
     <w:basedOn w:val="35"/>
+    <w:qFormat/>
     <w:uiPriority w:val="69"/>
     <w:pPr>
       <w:spacing w:after="0" w:line="240" w:lineRule="auto"/>
@@ -19727,6 +20684,7 @@
   <w:style w:type="table" w:styleId="101">
     <w:name w:val="Medium Grid 3 Accent 1"/>
     <w:basedOn w:val="35"/>
+    <w:qFormat/>
     <w:uiPriority w:val="69"/>
     <w:pPr>
       <w:spacing w:after="0" w:line="240" w:lineRule="auto"/>
@@ -19884,6 +20842,7 @@
   <w:style w:type="table" w:styleId="102">
     <w:name w:val="Medium Grid 3 Accent 2"/>
     <w:basedOn w:val="35"/>
+    <w:qFormat/>
     <w:uiPriority w:val="69"/>
     <w:pPr>
       <w:spacing w:after="0" w:line="240" w:lineRule="auto"/>
@@ -20041,6 +21000,7 @@
   <w:style w:type="table" w:styleId="103">
     <w:name w:val="Medium Grid 3 Accent 3"/>
     <w:basedOn w:val="35"/>
+    <w:qFormat/>
     <w:uiPriority w:val="69"/>
     <w:pPr>
       <w:spacing w:after="0" w:line="240" w:lineRule="auto"/>
@@ -20198,6 +21158,7 @@
   <w:style w:type="table" w:styleId="104">
     <w:name w:val="Medium Grid 3 Accent 4"/>
     <w:basedOn w:val="35"/>
+    <w:qFormat/>
     <w:uiPriority w:val="69"/>
     <w:pPr>
       <w:spacing w:after="0" w:line="240" w:lineRule="auto"/>
@@ -20355,6 +21316,7 @@
   <w:style w:type="table" w:styleId="105">
     <w:name w:val="Medium Grid 3 Accent 5"/>
     <w:basedOn w:val="35"/>
+    <w:qFormat/>
     <w:uiPriority w:val="69"/>
     <w:pPr>
       <w:spacing w:after="0" w:line="240" w:lineRule="auto"/>
@@ -20512,6 +21474,7 @@
   <w:style w:type="table" w:styleId="106">
     <w:name w:val="Medium Grid 3 Accent 6"/>
     <w:basedOn w:val="35"/>
+    <w:qFormat/>
     <w:uiPriority w:val="69"/>
     <w:pPr>
       <w:spacing w:after="0" w:line="240" w:lineRule="auto"/>
@@ -20669,6 +21632,7 @@
   <w:style w:type="table" w:styleId="107">
     <w:name w:val="Dark List"/>
     <w:basedOn w:val="35"/>
+    <w:qFormat/>
     <w:uiPriority w:val="70"/>
     <w:pPr>
       <w:spacing w:after="0" w:line="240" w:lineRule="auto"/>
@@ -20784,6 +21748,7 @@
   <w:style w:type="table" w:styleId="108">
     <w:name w:val="Dark List Accent 1"/>
     <w:basedOn w:val="35"/>
+    <w:qFormat/>
     <w:uiPriority w:val="70"/>
     <w:pPr>
       <w:spacing w:after="0" w:line="240" w:lineRule="auto"/>
@@ -20899,6 +21864,7 @@
   <w:style w:type="table" w:styleId="109">
     <w:name w:val="Dark List Accent 2"/>
     <w:basedOn w:val="35"/>
+    <w:qFormat/>
     <w:uiPriority w:val="70"/>
     <w:pPr>
       <w:spacing w:after="0" w:line="240" w:lineRule="auto"/>
@@ -21014,6 +21980,7 @@
   <w:style w:type="table" w:styleId="110">
     <w:name w:val="Dark List Accent 3"/>
     <w:basedOn w:val="35"/>
+    <w:qFormat/>
     <w:uiPriority w:val="70"/>
     <w:pPr>
       <w:spacing w:after="0" w:line="240" w:lineRule="auto"/>
@@ -21129,6 +22096,7 @@
   <w:style w:type="table" w:styleId="111">
     <w:name w:val="Dark List Accent 4"/>
     <w:basedOn w:val="35"/>
+    <w:qFormat/>
     <w:uiPriority w:val="70"/>
     <w:pPr>
       <w:spacing w:after="0" w:line="240" w:lineRule="auto"/>
@@ -21244,6 +22212,7 @@
   <w:style w:type="table" w:styleId="112">
     <w:name w:val="Dark List Accent 5"/>
     <w:basedOn w:val="35"/>
+    <w:qFormat/>
     <w:uiPriority w:val="70"/>
     <w:pPr>
       <w:spacing w:after="0" w:line="240" w:lineRule="auto"/>
@@ -21474,6 +22443,7 @@
   <w:style w:type="table" w:styleId="114">
     <w:name w:val="Colorful Shading"/>
     <w:basedOn w:val="35"/>
+    <w:qFormat/>
     <w:uiPriority w:val="71"/>
     <w:pPr>
       <w:spacing w:after="0" w:line="240" w:lineRule="auto"/>
@@ -21622,6 +22592,7 @@
   <w:style w:type="table" w:styleId="115">
     <w:name w:val="Colorful Shading Accent 1"/>
     <w:basedOn w:val="35"/>
+    <w:qFormat/>
     <w:uiPriority w:val="71"/>
     <w:pPr>
       <w:spacing w:after="0" w:line="240" w:lineRule="auto"/>
@@ -21770,6 +22741,7 @@
   <w:style w:type="table" w:styleId="116">
     <w:name w:val="Colorful Shading Accent 2"/>
     <w:basedOn w:val="35"/>
+    <w:qFormat/>
     <w:uiPriority w:val="71"/>
     <w:pPr>
       <w:spacing w:after="0" w:line="240" w:lineRule="auto"/>
@@ -21918,6 +22890,7 @@
   <w:style w:type="table" w:styleId="117">
     <w:name w:val="Colorful Shading Accent 3"/>
     <w:basedOn w:val="35"/>
+    <w:qFormat/>
     <w:uiPriority w:val="71"/>
     <w:pPr>
       <w:spacing w:after="0" w:line="240" w:lineRule="auto"/>
@@ -22046,6 +23019,7 @@
   <w:style w:type="table" w:styleId="118">
     <w:name w:val="Colorful Shading Accent 4"/>
     <w:basedOn w:val="35"/>
+    <w:qFormat/>
     <w:uiPriority w:val="71"/>
     <w:pPr>
       <w:spacing w:after="0" w:line="240" w:lineRule="auto"/>
@@ -22194,6 +23168,7 @@
   <w:style w:type="table" w:styleId="119">
     <w:name w:val="Colorful Shading Accent 5"/>
     <w:basedOn w:val="35"/>
+    <w:qFormat/>
     <w:uiPriority w:val="71"/>
     <w:pPr>
       <w:spacing w:after="0" w:line="240" w:lineRule="auto"/>
@@ -22582,6 +23557,7 @@
   <w:style w:type="table" w:styleId="122">
     <w:name w:val="Colorful List Accent 1"/>
     <w:basedOn w:val="35"/>
+    <w:qFormat/>
     <w:uiPriority w:val="72"/>
     <w:pPr>
       <w:spacing w:after="0" w:line="240" w:lineRule="auto"/>
@@ -22674,6 +23650,7 @@
   <w:style w:type="table" w:styleId="123">
     <w:name w:val="Colorful List Accent 2"/>
     <w:basedOn w:val="35"/>
+    <w:qFormat/>
     <w:uiPriority w:val="72"/>
     <w:pPr>
       <w:spacing w:after="0" w:line="240" w:lineRule="auto"/>
@@ -22766,6 +23743,7 @@
   <w:style w:type="table" w:styleId="124">
     <w:name w:val="Colorful List Accent 3"/>
     <w:basedOn w:val="35"/>
+    <w:qFormat/>
     <w:uiPriority w:val="72"/>
     <w:pPr>
       <w:spacing w:after="0" w:line="240" w:lineRule="auto"/>
@@ -22858,6 +23836,7 @@
   <w:style w:type="table" w:styleId="125">
     <w:name w:val="Colorful List Accent 4"/>
     <w:basedOn w:val="35"/>
+    <w:qFormat/>
     <w:uiPriority w:val="72"/>
     <w:pPr>
       <w:spacing w:after="0" w:line="240" w:lineRule="auto"/>
@@ -22950,6 +23929,7 @@
   <w:style w:type="table" w:styleId="126">
     <w:name w:val="Colorful List Accent 5"/>
     <w:basedOn w:val="35"/>
+    <w:qFormat/>
     <w:uiPriority w:val="72"/>
     <w:pPr>
       <w:spacing w:after="0" w:line="240" w:lineRule="auto"/>
@@ -23042,6 +24022,7 @@
   <w:style w:type="table" w:styleId="127">
     <w:name w:val="Colorful List Accent 6"/>
     <w:basedOn w:val="35"/>
+    <w:qFormat/>
     <w:uiPriority w:val="72"/>
     <w:pPr>
       <w:spacing w:after="0" w:line="240" w:lineRule="auto"/>
@@ -23134,6 +24115,7 @@
   <w:style w:type="table" w:styleId="128">
     <w:name w:val="Colorful Grid"/>
     <w:basedOn w:val="35"/>
+    <w:qFormat/>
     <w:uiPriority w:val="73"/>
     <w:pPr>
       <w:spacing w:after="0" w:line="240" w:lineRule="auto"/>
@@ -23230,6 +24212,7 @@
   <w:style w:type="table" w:styleId="129">
     <w:name w:val="Colorful Grid Accent 1"/>
     <w:basedOn w:val="35"/>
+    <w:qFormat/>
     <w:uiPriority w:val="73"/>
     <w:pPr>
       <w:spacing w:after="0" w:line="240" w:lineRule="auto"/>
@@ -23326,6 +24309,7 @@
   <w:style w:type="table" w:styleId="130">
     <w:name w:val="Colorful Grid Accent 2"/>
     <w:basedOn w:val="35"/>
+    <w:qFormat/>
     <w:uiPriority w:val="73"/>
     <w:pPr>
       <w:spacing w:after="0" w:line="240" w:lineRule="auto"/>
@@ -23422,6 +24406,7 @@
   <w:style w:type="table" w:styleId="131">
     <w:name w:val="Colorful Grid Accent 3"/>
     <w:basedOn w:val="35"/>
+    <w:qFormat/>
     <w:uiPriority w:val="73"/>
     <w:pPr>
       <w:spacing w:after="0" w:line="240" w:lineRule="auto"/>
@@ -23518,6 +24503,7 @@
   <w:style w:type="table" w:styleId="132">
     <w:name w:val="Colorful Grid Accent 4"/>
     <w:basedOn w:val="35"/>
+    <w:qFormat/>
     <w:uiPriority w:val="73"/>
     <w:pPr>
       <w:spacing w:after="0" w:line="240" w:lineRule="auto"/>
@@ -23614,6 +24600,7 @@
   <w:style w:type="table" w:styleId="133">
     <w:name w:val="Colorful Grid Accent 5"/>
     <w:basedOn w:val="35"/>
+    <w:qFormat/>
     <w:uiPriority w:val="73"/>
     <w:pPr>
       <w:spacing w:after="0" w:line="240" w:lineRule="auto"/>
@@ -23710,6 +24697,7 @@
   <w:style w:type="table" w:styleId="134">
     <w:name w:val="Colorful Grid Accent 6"/>
     <w:basedOn w:val="35"/>
+    <w:qFormat/>
     <w:uiPriority w:val="73"/>
     <w:pPr>
       <w:spacing w:after="0" w:line="240" w:lineRule="auto"/>
@@ -23827,12 +24815,14 @@
     <w:name w:val="Header Char"/>
     <w:basedOn w:val="135"/>
     <w:link w:val="26"/>
+    <w:qFormat/>
     <w:uiPriority w:val="99"/>
   </w:style>
   <w:style w:type="character" w:customStyle="1" w:styleId="139">
     <w:name w:val="Footer Char"/>
     <w:basedOn w:val="135"/>
     <w:link w:val="25"/>
+    <w:qFormat/>
     <w:uiPriority w:val="99"/>
   </w:style>
   <w:style w:type="paragraph" w:styleId="140">
@@ -23853,6 +24843,7 @@
     <w:name w:val="Heading 1 Char"/>
     <w:basedOn w:val="135"/>
     <w:link w:val="3"/>
+    <w:qFormat/>
     <w:uiPriority w:val="9"/>
     <w:rPr>
       <w:rFonts w:asciiTheme="majorHAnsi" w:hAnsiTheme="majorHAnsi" w:eastAsiaTheme="majorEastAsia" w:cstheme="majorBidi"/>
@@ -23867,6 +24858,7 @@
     <w:name w:val="Heading 2 Char"/>
     <w:basedOn w:val="135"/>
     <w:link w:val="4"/>
+    <w:qFormat/>
     <w:uiPriority w:val="9"/>
     <w:rPr>
       <w:rFonts w:asciiTheme="majorHAnsi" w:hAnsiTheme="majorHAnsi" w:eastAsiaTheme="majorEastAsia" w:cstheme="majorBidi"/>
@@ -23886,6 +24878,7 @@
     <w:name w:val="Heading 3 Char"/>
     <w:basedOn w:val="135"/>
     <w:link w:val="5"/>
+    <w:qFormat/>
     <w:uiPriority w:val="9"/>
     <w:rPr>
       <w:rFonts w:asciiTheme="majorHAnsi" w:hAnsiTheme="majorHAnsi" w:eastAsiaTheme="majorEastAsia" w:cstheme="majorBidi"/>
@@ -23903,6 +24896,7 @@
     <w:name w:val="Title Char"/>
     <w:basedOn w:val="135"/>
     <w:link w:val="34"/>
+    <w:qFormat/>
     <w:uiPriority w:val="10"/>
     <w:rPr>
       <w:rFonts w:asciiTheme="majorHAnsi" w:hAnsiTheme="majorHAnsi" w:eastAsiaTheme="majorEastAsia" w:cstheme="majorBidi"/>
@@ -23917,6 +24911,7 @@
     <w:name w:val="Subtitle Char"/>
     <w:basedOn w:val="135"/>
     <w:link w:val="28"/>
+    <w:qFormat/>
     <w:uiPriority w:val="11"/>
     <w:rPr>
       <w:rFonts w:asciiTheme="majorHAnsi" w:hAnsiTheme="majorHAnsi" w:eastAsiaTheme="majorEastAsia" w:cstheme="majorBidi"/>
@@ -23947,18 +24942,21 @@
     <w:name w:val="Body Text Char"/>
     <w:basedOn w:val="135"/>
     <w:link w:val="19"/>
+    <w:qFormat/>
     <w:uiPriority w:val="99"/>
   </w:style>
   <w:style w:type="character" w:customStyle="1" w:styleId="148">
     <w:name w:val="Body Text 2 Char"/>
     <w:basedOn w:val="135"/>
     <w:link w:val="31"/>
+    <w:qFormat/>
     <w:uiPriority w:val="99"/>
   </w:style>
   <w:style w:type="character" w:customStyle="1" w:styleId="149">
     <w:name w:val="Body Text 3 Char"/>
     <w:basedOn w:val="135"/>
     <w:link w:val="17"/>
+    <w:qFormat/>
     <w:uiPriority w:val="99"/>
     <w:rPr>
       <w:sz w:val="16"/>
@@ -23969,6 +24967,7 @@
     <w:name w:val="Macro Text Char"/>
     <w:basedOn w:val="135"/>
     <w:link w:val="2"/>
+    <w:qFormat/>
     <w:uiPriority w:val="99"/>
     <w:rPr>
       <w:rFonts w:ascii="Courier" w:hAnsi="Courier"/>
@@ -23998,6 +24997,7 @@
     <w:name w:val="Quote Char"/>
     <w:basedOn w:val="135"/>
     <w:link w:val="151"/>
+    <w:qFormat/>
     <w:uiPriority w:val="29"/>
     <w:rPr>
       <w:i/>
@@ -24015,6 +25015,7 @@
     <w:basedOn w:val="135"/>
     <w:link w:val="6"/>
     <w:semiHidden/>
+    <w:qFormat/>
     <w:uiPriority w:val="9"/>
     <w:rPr>
       <w:rFonts w:asciiTheme="majorHAnsi" w:hAnsiTheme="majorHAnsi" w:eastAsiaTheme="majorEastAsia" w:cstheme="majorBidi"/>
@@ -24035,6 +25036,7 @@
     <w:basedOn w:val="135"/>
     <w:link w:val="7"/>
     <w:semiHidden/>
+    <w:qFormat/>
     <w:uiPriority w:val="9"/>
     <w:rPr>
       <w:rFonts w:asciiTheme="majorHAnsi" w:hAnsiTheme="majorHAnsi" w:eastAsiaTheme="majorEastAsia" w:cstheme="majorBidi"/>
@@ -24059,6 +25061,7 @@
     <w:basedOn w:val="135"/>
     <w:link w:val="9"/>
     <w:semiHidden/>
+    <w:qFormat/>
     <w:uiPriority w:val="9"/>
     <w:rPr>
       <w:rFonts w:asciiTheme="majorHAnsi" w:hAnsiTheme="majorHAnsi" w:eastAsiaTheme="majorEastAsia" w:cstheme="majorBidi"/>
@@ -24080,6 +25083,7 @@
     <w:basedOn w:val="135"/>
     <w:link w:val="10"/>
     <w:semiHidden/>
+    <w:qFormat/>
     <w:uiPriority w:val="9"/>
     <w:rPr>
       <w:rFonts w:asciiTheme="majorHAnsi" w:hAnsiTheme="majorHAnsi" w:eastAsiaTheme="majorEastAsia" w:cstheme="majorBidi"/>
@@ -24098,6 +25102,7 @@
     <w:basedOn w:val="135"/>
     <w:link w:val="11"/>
     <w:semiHidden/>
+    <w:qFormat/>
     <w:uiPriority w:val="9"/>
     <w:rPr>
       <w:rFonts w:asciiTheme="majorHAnsi" w:hAnsiTheme="majorHAnsi" w:eastAsiaTheme="majorEastAsia" w:cstheme="majorBidi"/>
@@ -24257,6 +25262,7 @@
   <w:style w:type="paragraph" w:customStyle="1" w:styleId="167">
     <w:name w:val="Front Title"/>
     <w:basedOn w:val="3"/>
+    <w:qFormat/>
     <w:uiPriority w:val="0"/>
     <w:pPr>
       <w:spacing w:after="360"/>
@@ -24273,6 +25279,7 @@
   <w:style w:type="paragraph" w:customStyle="1" w:styleId="168">
     <w:name w:val="English Abstract"/>
     <w:basedOn w:val="1"/>
+    <w:qFormat/>
     <w:uiPriority w:val="0"/>
     <w:rPr>
       <w:rFonts w:ascii="Times New Roman" w:hAnsi="Times New Roman" w:eastAsia="宋体"/>
@@ -24283,6 +25290,7 @@
   <w:style w:type="paragraph" w:customStyle="1" w:styleId="169">
     <w:name w:val="Reference"/>
     <w:basedOn w:val="1"/>
+    <w:qFormat/>
     <w:uiPriority w:val="0"/>
     <w:pPr>
       <w:spacing w:after="120"/>
@@ -24292,6 +25300,7 @@
   <w:style w:type="paragraph" w:customStyle="1" w:styleId="170">
     <w:name w:val="Small Body"/>
     <w:basedOn w:val="1"/>
+    <w:qFormat/>
     <w:uiPriority w:val="0"/>
     <w:pPr>
       <w:ind w:firstLine="0"/>
@@ -24625,10 +25634,31 @@
 </file>
 
 <file path=customXml/item1.xml><?xml version="1.0" encoding="utf-8"?>
+<s:customData xmlns="http://www.wps.cn/officeDocument/2013/wpsCustomData" xmlns:s="http://www.wps.cn/officeDocument/2013/wpsCustomData">
+  <customSectProps>
+    <customSectPr/>
+    <customSectPr/>
+    <customSectPr/>
+  </customSectProps>
+  <customShpExts>
+    <customShpInfo spid="_x0000_s1026" textRotate="1"/>
+  </customShpExts>
+</s:customData>
+</file>
+
+<file path=customXml/item2.xml><?xml version="1.0" encoding="utf-8"?>
 <b:Sources xmlns:b="http://schemas.openxmlformats.org/officeDocument/2006/bibliography" xmlns="http://schemas.openxmlformats.org/officeDocument/2006/bibliography" SelectedStyle="/APA.XSL" StyleName="APA"/>
 </file>
 
 <file path=customXml/itemProps1.xml><?xml version="1.0" encoding="utf-8"?>
+<ds:datastoreItem xmlns:ds="http://schemas.openxmlformats.org/officeDocument/2006/customXml" ds:itemID="{B1977F7D-205B-4081-913C-38D41E755F92}">
+  <ds:schemaRefs>
+    <ds:schemaRef ds:uri="http://www.wps.cn/officeDocument/2013/wpsCustomData"/>
+  </ds:schemaRefs>
+</ds:datastoreItem>
+</file>
+
+<file path=customXml/itemProps2.xml><?xml version="1.0" encoding="utf-8"?>
 <ds:datastoreItem xmlns:ds="http://schemas.openxmlformats.org/officeDocument/2006/customXml" ds:itemID="{EF278816-EC6F-A645-907D-7F25AECB1D4A}">
   <ds:schemaRefs/>
 </ds:datastoreItem>

--- a/docs/thesis/基于Dubbo的道路运输企业在线培训系统设计与实现_论文初稿.docx
+++ b/docs/thesis/基于Dubbo的道路运输企业在线培训系统设计与实现_论文初稿.docx
@@ -1077,8 +1077,6 @@
       <w:r>
         <w:t>目录</w:t>
       </w:r>
-      <w:bookmarkStart w:id="55" w:name="_GoBack"/>
-      <w:bookmarkEnd w:id="55"/>
     </w:p>
     <w:p>
       <w:pPr>
@@ -3356,7 +3354,7 @@
       <w:pPr>
         <w:sectPr>
           <w:pgSz w:w="11906" w:h="16838"/>
-          <w:pgMar w:top="1417" w:right="1417" w:bottom="1417" w:left="1417" w:header="680" w:footer="680" w:gutter="0"/>
+          <w:pgMar w:top="1417" w:right="1417" w:bottom="1417" w:left="1417" w:header="737" w:footer="680" w:gutter="0"/>
           <w:pgBorders>
             <w:top w:val="none" w:sz="0" w:space="0"/>
             <w:left w:val="none" w:sz="0" w:space="0"/>
@@ -3558,6 +3556,8 @@
       <w:r>
         <w:t>第二个目标是保持培训规则和完成结果的一致含义。课程内容会调整，题库会维护，人员会更换部门，而已经发布的任务需要保留当时的课程规则与考试内容。系统以发布快照固定任务依据，以学习结果事件更新完成状态，并将历史查询从学习操作中分离出来。这样，当前配置的变化不会无声地改写既有培训记录。</w:t>
       </w:r>
+      <w:bookmarkStart w:id="55" w:name="_GoBack"/>
+      <w:bookmarkEnd w:id="55"/>
     </w:p>
     <w:p>
       <w:pPr>
@@ -4138,6 +4138,14 @@
       </w:tblGrid>
       <w:tr>
         <w:tblPrEx>
+          <w:tblBorders>
+            <w:top w:val="single" w:color="D9D9D9" w:sz="4" w:space="0"/>
+            <w:left w:val="single" w:color="D9D9D9" w:sz="4" w:space="0"/>
+            <w:bottom w:val="single" w:color="D9D9D9" w:sz="4" w:space="0"/>
+            <w:right w:val="single" w:color="D9D9D9" w:sz="4" w:space="0"/>
+            <w:insideH w:val="single" w:color="D9D9D9" w:sz="4" w:space="0"/>
+            <w:insideV w:val="single" w:color="D9D9D9" w:sz="4" w:space="0"/>
+          </w:tblBorders>
           <w:tblCellMar>
             <w:top w:w="75" w:type="dxa"/>
             <w:left w:w="75" w:type="dxa"/>
@@ -8693,14 +8701,6 @@
       </w:tr>
       <w:tr>
         <w:tblPrEx>
-          <w:tblBorders>
-            <w:top w:val="single" w:color="D9D9D9" w:sz="4" w:space="0"/>
-            <w:left w:val="single" w:color="D9D9D9" w:sz="4" w:space="0"/>
-            <w:bottom w:val="single" w:color="D9D9D9" w:sz="4" w:space="0"/>
-            <w:right w:val="single" w:color="D9D9D9" w:sz="4" w:space="0"/>
-            <w:insideH w:val="single" w:color="D9D9D9" w:sz="4" w:space="0"/>
-            <w:insideV w:val="single" w:color="D9D9D9" w:sz="4" w:space="0"/>
-          </w:tblBorders>
           <w:tblCellMar>
             <w:top w:w="75" w:type="dxa"/>
             <w:left w:w="75" w:type="dxa"/>
@@ -12162,7 +12162,17 @@
   <w:p>
     <w:pPr>
       <w:pStyle w:val="26"/>
+      <w:widowControl w:val="0"/>
+      <w:pBdr>
+        <w:bottom w:val="single" w:color="auto" w:sz="6" w:space="1"/>
+      </w:pBdr>
+      <w:tabs>
+        <w:tab w:val="right" w:pos="8306"/>
+      </w:tabs>
+      <w:snapToGrid w:val="0"/>
+      <w:spacing w:after="0" w:line="240" w:lineRule="auto"/>
       <w:ind w:left="0" w:leftChars="0" w:firstLine="0" w:firstLineChars="0"/>
+      <w:jc w:val="center"/>
       <w:rPr>
         <w:rFonts w:hint="default"/>
         <w:b/>
@@ -12172,37 +12182,45 @@
     </w:pPr>
     <w:r>
       <w:rPr>
-        <w:rFonts w:hint="eastAsia"/>
-        <w:b/>
-        <w:bCs/>
-      </w:rPr>
-      <w:t xml:space="preserve"> </w:t>
+        <w:rFonts w:hint="eastAsia" w:cs="Times New Roman"/>
+        <w:kern w:val="2"/>
+        <w:sz w:val="18"/>
+        <w:szCs w:val="18"/>
+        <w:u w:val="none"/>
+        <w:lang w:eastAsia="zh-CN"/>
+      </w:rPr>
+      <w:t xml:space="preserve">重庆理工大学毕业设计（论文）                                    </w:t>
     </w:r>
     <w:r>
       <w:rPr>
-        <w:rFonts w:hint="eastAsia"/>
+        <w:rFonts w:hint="eastAsia" w:cs="Times New Roman"/>
+        <w:kern w:val="2"/>
         <w:sz w:val="18"/>
         <w:szCs w:val="18"/>
-      </w:rPr>
-      <w:t>重庆理工大学毕业设计（论文）</w:t>
+        <w:u w:val="none"/>
+        <w:lang w:val="en-US" w:eastAsia="zh-CN"/>
+      </w:rPr>
+      <w:t xml:space="preserve">       </w:t>
     </w:r>
     <w:r>
       <w:rPr>
-        <w:rFonts w:hint="eastAsia"/>
-      </w:rPr>
-      <w:t xml:space="preserve">                                    </w:t>
+        <w:rFonts w:hint="eastAsia" w:cs="Times New Roman"/>
+        <w:kern w:val="2"/>
+        <w:sz w:val="18"/>
+        <w:szCs w:val="18"/>
+        <w:u w:val="none"/>
+        <w:lang w:eastAsia="zh-CN"/>
+      </w:rPr>
+      <w:t xml:space="preserve">        </w:t>
     </w:r>
     <w:r>
       <w:rPr>
-        <w:rFonts w:hint="eastAsia"/>
+        <w:rFonts w:hint="eastAsia" w:cs="Times New Roman"/>
+        <w:kern w:val="2"/>
+        <w:sz w:val="18"/>
+        <w:szCs w:val="18"/>
+        <w:u w:val="none"/>
         <w:lang w:val="en-US" w:eastAsia="zh-CN"/>
-      </w:rPr>
-      <w:t xml:space="preserve">   </w:t>
-    </w:r>
-    <w:r>
-      <w:rPr>
-        <w:rFonts w:ascii="宋体" w:hAnsi="宋体" w:eastAsia="宋体"/>
-        <w:sz w:val="18"/>
       </w:rPr>
       <w:t>基于Dubbo的道路运输企业在线培训系统设计与实现</w:t>
     </w:r>

--- a/docs/thesis/基于Dubbo的道路运输企业在线培训系统设计与实现_论文初稿.docx
+++ b/docs/thesis/基于Dubbo的道路运输企业在线培训系统设计与实现_论文初稿.docx
@@ -103,7 +103,7 @@
           </mc:Choice>
           <mc:Fallback>
             <w:pict>
-              <v:group id="_x0000_s1026" o:spid="_x0000_s1026" o:spt="203" style="position:absolute;left:0pt;margin-left:8.4pt;margin-top:7.2pt;height:108.25pt;width:444.5pt;z-index:251659264;mso-width-relative:page;mso-height-relative:page;" coordorigin="2241,2198" coordsize="6285,1411" o:gfxdata="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">
+              <v:group id="_x0000_s1026" o:spid="_x0000_s1026" o:spt="203" style="position:absolute;left:0pt;margin-left:8.4pt;margin-top:7.2pt;height:108.25pt;width:444.5pt;z-index:251659264;mso-width-relative:page;mso-height-relative:page;" coordorigin="2241,2198" coordsize="6285,1411" o:gfxdata="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">
                 <o:lock v:ext="edit" aspectratio="f"/>
                 <v:shape id="图片 3" o:spid="_x0000_s1026" o:spt="75" alt="633758469746283750KmZCWaOQdYlGf6h" type="#_x0000_t75" style="position:absolute;left:2241;top:2198;height:1411;width:1455;" filled="f" o:preferrelative="t" stroked="f" coordsize="21600,21600" o:gfxdata="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">
                   <v:fill on="f" focussize="0,0"/>
@@ -3382,7 +3382,18 @@
         <w:jc w:val="both"/>
       </w:pPr>
       <w:r>
-        <w:t>道路运输企业在线培训需要记录学员参加的课程、有效学时、身份抽验和考核结果，浏览器播放进度与课程完成标记难以单独说明培训过程。针对重复上报、网络中断、跨服务状态同步和历史档案查询等问题，本研究以企业培训平台为对象，采用业务建模、方案比较、源码核查和分层测试方法，设计并实现基于Dubbo的在线培训系统。系统以发布快照固定课程规则，通过服务端时间与媒体位置共同约束有效学时，利用本地事务和Outbox传递学习结果，并以独立抽验任务保留零提交超时记录。已有验收记录显示，后端210项测试中208项通过、2项因真实依赖条件跳过，11项数据库集成测试全部通过；合成抖动输入使100秒媒体计入95秒，验证了课件结束后继续补学的必要性。系统形成了从培训任务到会话、事件及成绩的查询链路，支持企业范围内的数据隔离和历史只读访问。研究结果为企业培训过程留痕提供了实现方案，真实媒体闭环、真人核验效果及生产并发能力仍需进一步验证。</w:t>
+        <w:t>道路运输企业在线培训需要记录学员参加的课程、有效学时、身份抽验和考核结果，浏览器播放进度与课程完成标记难以单独说明培训过程。针对重复上报、网络中断、跨服务状态同步和历史档案查询等问题，本研究以企业培训平台为对象，采用业务建模、方案比较、源码核查和分层测试方法，设计并实现基于Dubbo的在线培训系统。系统以发布快照固定课程规则，通过服务端时间与媒体位置共同约束有效学时，利用本地事务和Outbox传递学习结果，并以独立抽验任务保留零提交超时记录。</w:t>
+      </w:r>
+      <w:r>
+        <w:rPr>
+          <w:rFonts w:ascii="宋体" w:hAnsi="宋体" w:eastAsia="宋体" w:cs="宋体"/>
+          <w:sz w:val="24"/>
+          <w:szCs w:val="24"/>
+        </w:rPr>
+        <w:t>系统测试结果表明，核心业务链路及数据库集成场景能够按预期运行；在模拟网络抖动场景下，100秒媒体播放累计95秒有效学时，能够识别播放异常造成的学时损失，并支持课件结束后的继续补学。系统形成了从培训任务、学习会话、过程事件到学习成绩的完整查询链路，支持企业范围内的数据隔离与历史记录只读访问。研究结果表明，本文方案能够实现在线培训过程的有效学时计算、异常学习识别和结果留痕，可为企业在线培训过程监管与结果追溯提供实现参考</w:t>
+      </w:r>
+      <w:r>
+        <w:t>。</w:t>
       </w:r>
     </w:p>
     <w:p>
@@ -3421,7 +3432,31 @@
         <w:pStyle w:val="168"/>
       </w:pPr>
       <w:r>
-        <w:t>Online training in road transport enterprises requires records of assigned courses, credited learning time, identity checks, and assessment results. Browser playback progress and course completion markers alone do not adequately describe the training process. This study examines an enterprise training platform and combines business modelling, design comparison, source code inspection, and layered testing to develop an online training system based on Dubbo. Published snapshots preserve course requirements. Server elapsed time and media position jointly constrain credited learning time, while local transactions and a transactional outbox propagate learning outcomes. Separate identity check tasks preserve timeout records even when no image is submitted. Archived verification reports show that 208 of 210 backend tests passed, with two skipped because real external dependencies were unavailable; all 11 database integration tests passed. A synthetic timing case credited 95 seconds for 100 seconds of media progress under alternating reporting intervals, demonstrating the need for supplementary playback after the media reaches its end. The system connects training tasks with sessions, accepted events, and examination results, supporting enterprise data isolation and read-only historical access. The work provides an implementation for traceable training records. End-to-end media training, real-person verification performance, and production concurrency remain subject to further validation.</w:t>
+        <w:t>Online</w:t>
+      </w:r>
+      <w:r>
+        <w:rPr>
+          <w:rFonts w:hint="eastAsia"/>
+        </w:rPr>
+        <w:t xml:space="preserve"> training for road transport enterprises requires records of the courses attended by trainees, credited learning time, identity verification checks, and assessment results. Browser playback progress and course completion markers alone are insufficient to fully represent the training process. To address issues such as duplicate reporting, network interruptions, cross-service state synchronization, and historical record retrieval, this study takes an enterprise training platform as the research object and adopts business modelling, solution comparison, source code inspection, and layered testing to design and implement an online training system based on Dubbo. The system uses published snapshots to preserve course rules, jointly constrains credited learning time through server-side elapsed time and media position, propagates learning outcomes through local transactions and a transactional Outbox mechanism, and employs independent identity verification tasks to retain timeout records </w:t>
+      </w:r>
+      <w:bookmarkStart w:id="55" w:name="_GoBack"/>
+      <w:bookmarkEnd w:id="55"/>
+      <w:r>
+        <w:rPr>
+          <w:rFonts w:hint="eastAsia"/>
+        </w:rPr>
+        <w:t>even when no verification submission is made. System testing shows that the core business workflows and database integration scenarios operate as expected. Under simulated network jitter, 100 seconds of media playback resulted in 95 seconds of credited learning time, enabling the system to identify learning-time loss caused by playback abnormalities and support supplementary learning after the courseware reaches its end. The system establishes a complete query chain from training tasks and learning sessions to process events and learning results, while supporting enterprise-level data isolation and read-only access to historical records. The results indicate that the proposed solution can effectively support credited learning-time calculation, abnormal learning detection, and training-result traceability in online training, providing a practical implementation reference for enterprise training-process supervision and result trackin</w:t>
+      </w:r>
+      <w:r>
+        <w:rPr>
+          <w:rFonts w:hint="eastAsia"/>
+          <w:lang w:val="en-US" w:eastAsia="zh-CN"/>
+        </w:rPr>
+        <w:t>g</w:t>
+      </w:r>
+      <w:r>
+        <w:t>.</w:t>
       </w:r>
     </w:p>
     <w:p>
@@ -3436,7 +3471,17 @@
         <w:t xml:space="preserve">Key words: </w:t>
       </w:r>
       <w:r>
-        <w:t>road transport training; microservices; credited learning time; eventual consistency; training records</w:t>
+        <w:t>road transport training; microservices; credited</w:t>
+      </w:r>
+      <w:r>
+        <w:rPr>
+          <w:rFonts w:hint="eastAsia"/>
+          <w:lang w:val="en-US" w:eastAsia="zh-CN"/>
+        </w:rPr>
+        <w:t xml:space="preserve"> </w:t>
+      </w:r>
+      <w:r>
+        <w:t>learning time; eventual consistency; training records</w:t>
       </w:r>
     </w:p>
     <w:p>
@@ -3556,8 +3601,6 @@
       <w:r>
         <w:t>第二个目标是保持培训规则和完成结果的一致含义。课程内容会调整，题库会维护，人员会更换部门，而已经发布的任务需要保留当时的课程规则与考试内容。系统以发布快照固定任务依据，以学习结果事件更新完成状态，并将历史查询从学习操作中分离出来。这样，当前配置的变化不会无声地改写既有培训记录。</w:t>
       </w:r>
-      <w:bookmarkStart w:id="55" w:name="_GoBack"/>
-      <w:bookmarkEnd w:id="55"/>
     </w:p>
     <w:p>
       <w:pPr>
@@ -8599,14 +8642,6 @@
       </w:tr>
       <w:tr>
         <w:tblPrEx>
-          <w:tblBorders>
-            <w:top w:val="single" w:color="D9D9D9" w:sz="4" w:space="0"/>
-            <w:left w:val="single" w:color="D9D9D9" w:sz="4" w:space="0"/>
-            <w:bottom w:val="single" w:color="D9D9D9" w:sz="4" w:space="0"/>
-            <w:right w:val="single" w:color="D9D9D9" w:sz="4" w:space="0"/>
-            <w:insideH w:val="single" w:color="D9D9D9" w:sz="4" w:space="0"/>
-            <w:insideV w:val="single" w:color="D9D9D9" w:sz="4" w:space="0"/>
-          </w:tblBorders>
           <w:tblCellMar>
             <w:top w:w="75" w:type="dxa"/>
             <w:left w:w="75" w:type="dxa"/>
@@ -8701,6 +8736,14 @@
       </w:tr>
       <w:tr>
         <w:tblPrEx>
+          <w:tblBorders>
+            <w:top w:val="single" w:color="D9D9D9" w:sz="4" w:space="0"/>
+            <w:left w:val="single" w:color="D9D9D9" w:sz="4" w:space="0"/>
+            <w:bottom w:val="single" w:color="D9D9D9" w:sz="4" w:space="0"/>
+            <w:right w:val="single" w:color="D9D9D9" w:sz="4" w:space="0"/>
+            <w:insideH w:val="single" w:color="D9D9D9" w:sz="4" w:space="0"/>
+            <w:insideV w:val="single" w:color="D9D9D9" w:sz="4" w:space="0"/>
+          </w:tblBorders>
           <w:tblCellMar>
             <w:top w:w="75" w:type="dxa"/>
             <w:left w:w="75" w:type="dxa"/>
@@ -12420,7 +12463,7 @@
   <w:docDefaults>
     <w:rPrDefault>
       <w:rPr>
-        <w:rFonts w:asciiTheme="minorHAnsi" w:hAnsiTheme="minorHAnsi" w:eastAsiaTheme="minorEastAsia" w:cstheme="minorBidi"/>
+        <w:rFonts w:ascii="Times New Roman" w:hAnsi="Times New Roman" w:eastAsia="宋体" w:cs="Times New Roman"/>
       </w:rPr>
     </w:rPrDefault>
     <w:pPrDefault/>
@@ -12491,7 +12534,7 @@
     <w:lsdException w:qFormat="1" w:unhideWhenUsed="0" w:uiPriority="10" w:semiHidden="0" w:name="Title"/>
     <w:lsdException w:uiPriority="99" w:name="Closing"/>
     <w:lsdException w:uiPriority="99" w:name="Signature"/>
-    <w:lsdException w:uiPriority="1" w:name="Default Paragraph Font"/>
+    <w:lsdException w:qFormat="1" w:uiPriority="1" w:name="Default Paragraph Font"/>
     <w:lsdException w:qFormat="1" w:uiPriority="99" w:semiHidden="0" w:name="Body Text"/>
     <w:lsdException w:uiPriority="99" w:name="Body Text Indent"/>
     <w:lsdException w:qFormat="1" w:uiPriority="99" w:semiHidden="0" w:name="List Continue"/>
@@ -12582,9 +12625,9 @@
     <w:lsdException w:qFormat="1" w:unhideWhenUsed="0" w:uiPriority="62" w:semiHidden="0" w:name="Light Grid"/>
     <w:lsdException w:qFormat="1" w:unhideWhenUsed="0" w:uiPriority="63" w:semiHidden="0" w:name="Medium Shading 1"/>
     <w:lsdException w:qFormat="1" w:unhideWhenUsed="0" w:uiPriority="64" w:semiHidden="0" w:name="Medium Shading 2"/>
-    <w:lsdException w:unhideWhenUsed="0" w:uiPriority="65" w:semiHidden="0" w:name="Medium List 1"/>
-    <w:lsdException w:unhideWhenUsed="0" w:uiPriority="66" w:semiHidden="0" w:name="Medium List 2"/>
-    <w:lsdException w:unhideWhenUsed="0" w:uiPriority="67" w:semiHidden="0" w:name="Medium Grid 1"/>
+    <w:lsdException w:qFormat="1" w:unhideWhenUsed="0" w:uiPriority="65" w:semiHidden="0" w:name="Medium List 1"/>
+    <w:lsdException w:qFormat="1" w:unhideWhenUsed="0" w:uiPriority="66" w:semiHidden="0" w:name="Medium List 2"/>
+    <w:lsdException w:qFormat="1" w:unhideWhenUsed="0" w:uiPriority="67" w:semiHidden="0" w:name="Medium Grid 1"/>
     <w:lsdException w:qFormat="1" w:unhideWhenUsed="0" w:uiPriority="68" w:semiHidden="0" w:name="Medium Grid 2"/>
     <w:lsdException w:qFormat="1" w:unhideWhenUsed="0" w:uiPriority="69" w:semiHidden="0" w:name="Medium Grid 3"/>
     <w:lsdException w:qFormat="1" w:unhideWhenUsed="0" w:uiPriority="70" w:semiHidden="0" w:name="Dark List"/>
@@ -12608,13 +12651,13 @@
     <w:lsdException w:qFormat="1" w:unhideWhenUsed="0" w:uiPriority="71" w:semiHidden="0" w:name="Colorful Shading Accent 1"/>
     <w:lsdException w:qFormat="1" w:unhideWhenUsed="0" w:uiPriority="72" w:semiHidden="0" w:name="Colorful List Accent 1"/>
     <w:lsdException w:qFormat="1" w:unhideWhenUsed="0" w:uiPriority="73" w:semiHidden="0" w:name="Colorful Grid Accent 1"/>
-    <w:lsdException w:unhideWhenUsed="0" w:uiPriority="60" w:semiHidden="0" w:name="Light Shading Accent 2"/>
-    <w:lsdException w:unhideWhenUsed="0" w:uiPriority="61" w:semiHidden="0" w:name="Light List Accent 2"/>
+    <w:lsdException w:qFormat="1" w:unhideWhenUsed="0" w:uiPriority="60" w:semiHidden="0" w:name="Light Shading Accent 2"/>
+    <w:lsdException w:qFormat="1" w:unhideWhenUsed="0" w:uiPriority="61" w:semiHidden="0" w:name="Light List Accent 2"/>
     <w:lsdException w:qFormat="1" w:unhideWhenUsed="0" w:uiPriority="62" w:semiHidden="0" w:name="Light Grid Accent 2"/>
     <w:lsdException w:qFormat="1" w:unhideWhenUsed="0" w:uiPriority="63" w:semiHidden="0" w:name="Medium Shading 1 Accent 2"/>
-    <w:lsdException w:unhideWhenUsed="0" w:uiPriority="64" w:semiHidden="0" w:name="Medium Shading 2 Accent 2"/>
+    <w:lsdException w:qFormat="1" w:unhideWhenUsed="0" w:uiPriority="64" w:semiHidden="0" w:name="Medium Shading 2 Accent 2"/>
     <w:lsdException w:qFormat="1" w:unhideWhenUsed="0" w:uiPriority="65" w:semiHidden="0" w:name="Medium List 1 Accent 2"/>
-    <w:lsdException w:unhideWhenUsed="0" w:uiPriority="66" w:semiHidden="0" w:name="Medium List 2 Accent 2"/>
+    <w:lsdException w:qFormat="1" w:unhideWhenUsed="0" w:uiPriority="66" w:semiHidden="0" w:name="Medium List 2 Accent 2"/>
     <w:lsdException w:qFormat="1" w:unhideWhenUsed="0" w:uiPriority="67" w:semiHidden="0" w:name="Medium Grid 1 Accent 2"/>
     <w:lsdException w:qFormat="1" w:unhideWhenUsed="0" w:uiPriority="68" w:semiHidden="0" w:name="Medium Grid 2 Accent 2"/>
     <w:lsdException w:qFormat="1" w:unhideWhenUsed="0" w:uiPriority="69" w:semiHidden="0" w:name="Medium Grid 3 Accent 2"/>
@@ -12625,7 +12668,7 @@
     <w:lsdException w:qFormat="1" w:unhideWhenUsed="0" w:uiPriority="60" w:semiHidden="0" w:name="Light Shading Accent 3"/>
     <w:lsdException w:qFormat="1" w:unhideWhenUsed="0" w:uiPriority="61" w:semiHidden="0" w:name="Light List Accent 3"/>
     <w:lsdException w:qFormat="1" w:unhideWhenUsed="0" w:uiPriority="62" w:semiHidden="0" w:name="Light Grid Accent 3"/>
-    <w:lsdException w:unhideWhenUsed="0" w:uiPriority="63" w:semiHidden="0" w:name="Medium Shading 1 Accent 3"/>
+    <w:lsdException w:qFormat="1" w:unhideWhenUsed="0" w:uiPriority="63" w:semiHidden="0" w:name="Medium Shading 1 Accent 3"/>
     <w:lsdException w:qFormat="1" w:unhideWhenUsed="0" w:uiPriority="64" w:semiHidden="0" w:name="Medium Shading 2 Accent 3"/>
     <w:lsdException w:qFormat="1" w:unhideWhenUsed="0" w:uiPriority="65" w:semiHidden="0" w:name="Medium List 1 Accent 3"/>
     <w:lsdException w:qFormat="1" w:unhideWhenUsed="0" w:uiPriority="66" w:semiHidden="0" w:name="Medium List 2 Accent 3"/>
@@ -12636,10 +12679,10 @@
     <w:lsdException w:qFormat="1" w:unhideWhenUsed="0" w:uiPriority="71" w:semiHidden="0" w:name="Colorful Shading Accent 3"/>
     <w:lsdException w:qFormat="1" w:unhideWhenUsed="0" w:uiPriority="72" w:semiHidden="0" w:name="Colorful List Accent 3"/>
     <w:lsdException w:qFormat="1" w:unhideWhenUsed="0" w:uiPriority="73" w:semiHidden="0" w:name="Colorful Grid Accent 3"/>
-    <w:lsdException w:unhideWhenUsed="0" w:uiPriority="60" w:semiHidden="0" w:name="Light Shading Accent 4"/>
+    <w:lsdException w:qFormat="1" w:unhideWhenUsed="0" w:uiPriority="60" w:semiHidden="0" w:name="Light Shading Accent 4"/>
     <w:lsdException w:qFormat="1" w:unhideWhenUsed="0" w:uiPriority="61" w:semiHidden="0" w:name="Light List Accent 4"/>
-    <w:lsdException w:unhideWhenUsed="0" w:uiPriority="62" w:semiHidden="0" w:name="Light Grid Accent 4"/>
-    <w:lsdException w:unhideWhenUsed="0" w:uiPriority="63" w:semiHidden="0" w:name="Medium Shading 1 Accent 4"/>
+    <w:lsdException w:qFormat="1" w:unhideWhenUsed="0" w:uiPriority="62" w:semiHidden="0" w:name="Light Grid Accent 4"/>
+    <w:lsdException w:qFormat="1" w:unhideWhenUsed="0" w:uiPriority="63" w:semiHidden="0" w:name="Medium Shading 1 Accent 4"/>
     <w:lsdException w:qFormat="1" w:unhideWhenUsed="0" w:uiPriority="64" w:semiHidden="0" w:name="Medium Shading 2 Accent 4"/>
     <w:lsdException w:qFormat="1" w:unhideWhenUsed="0" w:uiPriority="65" w:semiHidden="0" w:name="Medium List 1 Accent 4"/>
     <w:lsdException w:qFormat="1" w:unhideWhenUsed="0" w:uiPriority="66" w:semiHidden="0" w:name="Medium List 2 Accent 4"/>
@@ -12652,10 +12695,10 @@
     <w:lsdException w:qFormat="1" w:unhideWhenUsed="0" w:uiPriority="73" w:semiHidden="0" w:name="Colorful Grid Accent 4"/>
     <w:lsdException w:qFormat="1" w:unhideWhenUsed="0" w:uiPriority="60" w:semiHidden="0" w:name="Light Shading Accent 5"/>
     <w:lsdException w:qFormat="1" w:unhideWhenUsed="0" w:uiPriority="61" w:semiHidden="0" w:name="Light List Accent 5"/>
-    <w:lsdException w:unhideWhenUsed="0" w:uiPriority="62" w:semiHidden="0" w:name="Light Grid Accent 5"/>
+    <w:lsdException w:qFormat="1" w:unhideWhenUsed="0" w:uiPriority="62" w:semiHidden="0" w:name="Light Grid Accent 5"/>
     <w:lsdException w:qFormat="1" w:unhideWhenUsed="0" w:uiPriority="63" w:semiHidden="0" w:name="Medium Shading 1 Accent 5"/>
-    <w:lsdException w:unhideWhenUsed="0" w:uiPriority="64" w:semiHidden="0" w:name="Medium Shading 2 Accent 5"/>
-    <w:lsdException w:unhideWhenUsed="0" w:uiPriority="65" w:semiHidden="0" w:name="Medium List 1 Accent 5"/>
+    <w:lsdException w:qFormat="1" w:unhideWhenUsed="0" w:uiPriority="64" w:semiHidden="0" w:name="Medium Shading 2 Accent 5"/>
+    <w:lsdException w:qFormat="1" w:unhideWhenUsed="0" w:uiPriority="65" w:semiHidden="0" w:name="Medium List 1 Accent 5"/>
     <w:lsdException w:qFormat="1" w:unhideWhenUsed="0" w:uiPriority="66" w:semiHidden="0" w:name="Medium List 2 Accent 5"/>
     <w:lsdException w:qFormat="1" w:unhideWhenUsed="0" w:uiPriority="67" w:semiHidden="0" w:name="Medium Grid 1 Accent 5"/>
     <w:lsdException w:qFormat="1" w:unhideWhenUsed="0" w:uiPriority="68" w:semiHidden="0" w:name="Medium Grid 2 Accent 5"/>
@@ -12665,13 +12708,13 @@
     <w:lsdException w:qFormat="1" w:unhideWhenUsed="0" w:uiPriority="72" w:semiHidden="0" w:name="Colorful List Accent 5"/>
     <w:lsdException w:qFormat="1" w:unhideWhenUsed="0" w:uiPriority="73" w:semiHidden="0" w:name="Colorful Grid Accent 5"/>
     <w:lsdException w:qFormat="1" w:unhideWhenUsed="0" w:uiPriority="60" w:semiHidden="0" w:name="Light Shading Accent 6"/>
-    <w:lsdException w:unhideWhenUsed="0" w:uiPriority="61" w:semiHidden="0" w:name="Light List Accent 6"/>
+    <w:lsdException w:qFormat="1" w:unhideWhenUsed="0" w:uiPriority="61" w:semiHidden="0" w:name="Light List Accent 6"/>
     <w:lsdException w:qFormat="1" w:unhideWhenUsed="0" w:uiPriority="62" w:semiHidden="0" w:name="Light Grid Accent 6"/>
-    <w:lsdException w:unhideWhenUsed="0" w:uiPriority="63" w:semiHidden="0" w:name="Medium Shading 1 Accent 6"/>
+    <w:lsdException w:qFormat="1" w:unhideWhenUsed="0" w:uiPriority="63" w:semiHidden="0" w:name="Medium Shading 1 Accent 6"/>
     <w:lsdException w:qFormat="1" w:unhideWhenUsed="0" w:uiPriority="64" w:semiHidden="0" w:name="Medium Shading 2 Accent 6"/>
     <w:lsdException w:qFormat="1" w:unhideWhenUsed="0" w:uiPriority="65" w:semiHidden="0" w:name="Medium List 1 Accent 6"/>
     <w:lsdException w:qFormat="1" w:unhideWhenUsed="0" w:uiPriority="66" w:semiHidden="0" w:name="Medium List 2 Accent 6"/>
-    <w:lsdException w:unhideWhenUsed="0" w:uiPriority="67" w:semiHidden="0" w:name="Medium Grid 1 Accent 6"/>
+    <w:lsdException w:qFormat="1" w:unhideWhenUsed="0" w:uiPriority="67" w:semiHidden="0" w:name="Medium Grid 1 Accent 6"/>
     <w:lsdException w:qFormat="1" w:unhideWhenUsed="0" w:uiPriority="68" w:semiHidden="0" w:name="Medium Grid 2 Accent 6"/>
     <w:lsdException w:qFormat="1" w:unhideWhenUsed="0" w:uiPriority="69" w:semiHidden="0" w:name="Medium Grid 3 Accent 6"/>
     <w:lsdException w:unhideWhenUsed="0" w:uiPriority="70" w:semiHidden="0" w:name="Dark List Accent 6"/>
@@ -12930,6 +12973,7 @@
     <w:name w:val="Default Paragraph Font"/>
     <w:semiHidden/>
     <w:unhideWhenUsed/>
+    <w:qFormat/>
     <w:uiPriority w:val="1"/>
   </w:style>
   <w:style w:type="table" w:default="1" w:styleId="35">
@@ -13530,6 +13574,7 @@
   <w:style w:type="table" w:styleId="39">
     <w:name w:val="Light Shading Accent 2"/>
     <w:basedOn w:val="35"/>
+    <w:qFormat/>
     <w:uiPriority w:val="60"/>
     <w:pPr>
       <w:spacing w:after="0" w:line="240" w:lineRule="auto"/>
@@ -13729,6 +13774,7 @@
   <w:style w:type="table" w:styleId="41">
     <w:name w:val="Light Shading Accent 4"/>
     <w:basedOn w:val="35"/>
+    <w:qFormat/>
     <w:uiPriority w:val="60"/>
     <w:pPr>
       <w:spacing w:after="0" w:line="240" w:lineRule="auto"/>
@@ -14216,6 +14262,7 @@
   <w:style w:type="table" w:styleId="46">
     <w:name w:val="Light List Accent 2"/>
     <w:basedOn w:val="35"/>
+    <w:qFormat/>
     <w:uiPriority w:val="61"/>
     <w:pPr>
       <w:spacing w:after="0" w:line="240" w:lineRule="auto"/>
@@ -14591,6 +14638,7 @@
   <w:style w:type="table" w:styleId="50">
     <w:name w:val="Light List Accent 6"/>
     <w:basedOn w:val="35"/>
+    <w:qFormat/>
     <w:uiPriority w:val="61"/>
     <w:pPr>
       <w:spacing w:after="0" w:line="240" w:lineRule="auto"/>
@@ -15192,6 +15240,7 @@
   <w:style w:type="table" w:styleId="55">
     <w:name w:val="Light Grid Accent 4"/>
     <w:basedOn w:val="35"/>
+    <w:qFormat/>
     <w:uiPriority w:val="62"/>
     <w:pPr>
       <w:spacing w:after="0" w:line="240" w:lineRule="auto"/>
@@ -15318,6 +15367,7 @@
   <w:style w:type="table" w:styleId="56">
     <w:name w:val="Light Grid Accent 5"/>
     <w:basedOn w:val="35"/>
+    <w:qFormat/>
     <w:uiPriority w:val="62"/>
     <w:pPr>
       <w:spacing w:after="0" w:line="240" w:lineRule="auto"/>
@@ -15895,6 +15945,7 @@
   <w:style w:type="table" w:styleId="61">
     <w:name w:val="Medium Shading 1 Accent 3"/>
     <w:basedOn w:val="35"/>
+    <w:qFormat/>
     <w:uiPriority w:val="63"/>
     <w:pPr>
       <w:spacing w:after="0" w:line="240" w:lineRule="auto"/>
@@ -16002,6 +16053,7 @@
   <w:style w:type="table" w:styleId="62">
     <w:name w:val="Medium Shading 1 Accent 4"/>
     <w:basedOn w:val="35"/>
+    <w:qFormat/>
     <w:uiPriority w:val="63"/>
     <w:pPr>
       <w:spacing w:after="0" w:line="240" w:lineRule="auto"/>
@@ -16217,6 +16269,7 @@
   <w:style w:type="table" w:styleId="64">
     <w:name w:val="Medium Shading 1 Accent 6"/>
     <w:basedOn w:val="35"/>
+    <w:qFormat/>
     <w:uiPriority w:val="63"/>
     <w:pPr>
       <w:spacing w:after="0" w:line="240" w:lineRule="auto"/>
@@ -16656,6 +16709,7 @@
   <w:style w:type="table" w:styleId="67">
     <w:name w:val="Medium Shading 2 Accent 2"/>
     <w:basedOn w:val="35"/>
+    <w:qFormat/>
     <w:uiPriority w:val="64"/>
     <w:pPr>
       <w:spacing w:after="0" w:line="240" w:lineRule="auto"/>
@@ -17153,6 +17207,7 @@
   <w:style w:type="table" w:styleId="70">
     <w:name w:val="Medium Shading 2 Accent 5"/>
     <w:basedOn w:val="35"/>
+    <w:qFormat/>
     <w:uiPriority w:val="64"/>
     <w:pPr>
       <w:spacing w:after="0" w:line="240" w:lineRule="auto"/>
@@ -17484,6 +17539,7 @@
   <w:style w:type="table" w:styleId="72">
     <w:name w:val="Medium List 1"/>
     <w:basedOn w:val="35"/>
+    <w:qFormat/>
     <w:uiPriority w:val="65"/>
     <w:pPr>
       <w:spacing w:after="0" w:line="240" w:lineRule="auto"/>
@@ -17938,6 +17994,7 @@
   <w:style w:type="table" w:styleId="77">
     <w:name w:val="Medium List 1 Accent 5"/>
     <w:basedOn w:val="35"/>
+    <w:qFormat/>
     <w:uiPriority w:val="65"/>
     <w:pPr>
       <w:spacing w:after="0" w:line="240" w:lineRule="auto"/>
@@ -18119,6 +18176,7 @@
   <w:style w:type="table" w:styleId="79">
     <w:name w:val="Medium List 2"/>
     <w:basedOn w:val="35"/>
+    <w:qFormat/>
     <w:uiPriority w:val="66"/>
     <w:pPr>
       <w:spacing w:after="0" w:line="240" w:lineRule="auto"/>
@@ -18378,6 +18436,7 @@
   <w:style w:type="table" w:styleId="81">
     <w:name w:val="Medium List 2 Accent 2"/>
     <w:basedOn w:val="35"/>
+    <w:qFormat/>
     <w:uiPriority w:val="66"/>
     <w:pPr>
       <w:spacing w:after="0" w:line="240" w:lineRule="auto"/>
@@ -19027,6 +19086,7 @@
   <w:style w:type="table" w:styleId="86">
     <w:name w:val="Medium Grid 1"/>
     <w:basedOn w:val="35"/>
+    <w:qFormat/>
     <w:uiPriority w:val="67"/>
     <w:pPr>
       <w:spacing w:after="0" w:line="240" w:lineRule="auto"/>
@@ -19446,6 +19506,7 @@
   <w:style w:type="table" w:styleId="92">
     <w:name w:val="Medium Grid 1 Accent 6"/>
     <w:basedOn w:val="35"/>
+    <w:qFormat/>
     <w:uiPriority w:val="67"/>
     <w:pPr>
       <w:spacing w:after="0" w:line="240" w:lineRule="auto"/>

--- a/docs/thesis/基于Dubbo的道路运输企业在线培训系统设计与实现_论文初稿.docx
+++ b/docs/thesis/基于Dubbo的道路运输企业在线培训系统设计与实现_论文初稿.docx
@@ -11,6 +11,8 @@
           <w:u w:val="single"/>
         </w:rPr>
       </w:pPr>
+      <w:bookmarkStart w:id="54" w:name="_GoBack"/>
+      <w:bookmarkEnd w:id="54"/>
       <w:r>
         <mc:AlternateContent>
           <mc:Choice Requires="wpg">
@@ -1098,7 +1100,7 @@
         <w:fldChar w:fldCharType="begin"/>
       </w:r>
       <w:r>
-        <w:instrText xml:space="preserve"> HYPERLINK \l _Toc27643 </w:instrText>
+        <w:instrText xml:space="preserve"> HYPERLINK \l _Toc12278 </w:instrText>
       </w:r>
       <w:r>
         <w:fldChar w:fldCharType="separate"/>
@@ -1113,7 +1115,7 @@
         <w:fldChar w:fldCharType="begin"/>
       </w:r>
       <w:r>
-        <w:instrText xml:space="preserve"> PAGEREF _Toc27643 \h </w:instrText>
+        <w:instrText xml:space="preserve"> PAGEREF _Toc12278 \h </w:instrText>
       </w:r>
       <w:r>
         <w:fldChar w:fldCharType="separate"/>
@@ -1139,7 +1141,7 @@
         <w:fldChar w:fldCharType="begin"/>
       </w:r>
       <w:r>
-        <w:instrText xml:space="preserve"> HYPERLINK \l _Toc14631 </w:instrText>
+        <w:instrText xml:space="preserve"> HYPERLINK \l _Toc17515 </w:instrText>
       </w:r>
       <w:r>
         <w:fldChar w:fldCharType="separate"/>
@@ -1154,7 +1156,7 @@
         <w:fldChar w:fldCharType="begin"/>
       </w:r>
       <w:r>
-        <w:instrText xml:space="preserve"> PAGEREF _Toc14631 \h </w:instrText>
+        <w:instrText xml:space="preserve"> PAGEREF _Toc17515 \h </w:instrText>
       </w:r>
       <w:r>
         <w:fldChar w:fldCharType="separate"/>
@@ -1180,7 +1182,7 @@
         <w:fldChar w:fldCharType="begin"/>
       </w:r>
       <w:r>
-        <w:instrText xml:space="preserve"> HYPERLINK \l _Toc21515 </w:instrText>
+        <w:instrText xml:space="preserve"> HYPERLINK \l _Toc11858 </w:instrText>
       </w:r>
       <w:r>
         <w:fldChar w:fldCharType="separate"/>
@@ -1195,7 +1197,7 @@
         <w:fldChar w:fldCharType="begin"/>
       </w:r>
       <w:r>
-        <w:instrText xml:space="preserve"> PAGEREF _Toc21515 \h </w:instrText>
+        <w:instrText xml:space="preserve"> PAGEREF _Toc11858 \h </w:instrText>
       </w:r>
       <w:r>
         <w:fldChar w:fldCharType="separate"/>
@@ -1221,7 +1223,7 @@
         <w:fldChar w:fldCharType="begin"/>
       </w:r>
       <w:r>
-        <w:instrText xml:space="preserve"> HYPERLINK \l _Toc1877 </w:instrText>
+        <w:instrText xml:space="preserve"> HYPERLINK \l _Toc16185 </w:instrText>
       </w:r>
       <w:r>
         <w:fldChar w:fldCharType="separate"/>
@@ -1236,7 +1238,7 @@
         <w:fldChar w:fldCharType="begin"/>
       </w:r>
       <w:r>
-        <w:instrText xml:space="preserve"> PAGEREF _Toc1877 \h </w:instrText>
+        <w:instrText xml:space="preserve"> PAGEREF _Toc16185 \h </w:instrText>
       </w:r>
       <w:r>
         <w:fldChar w:fldCharType="separate"/>
@@ -1262,7 +1264,7 @@
         <w:fldChar w:fldCharType="begin"/>
       </w:r>
       <w:r>
-        <w:instrText xml:space="preserve"> HYPERLINK \l _Toc7 </w:instrText>
+        <w:instrText xml:space="preserve"> HYPERLINK \l _Toc4957 </w:instrText>
       </w:r>
       <w:r>
         <w:fldChar w:fldCharType="separate"/>
@@ -1277,7 +1279,7 @@
         <w:fldChar w:fldCharType="begin"/>
       </w:r>
       <w:r>
-        <w:instrText xml:space="preserve"> PAGEREF _Toc7 \h </w:instrText>
+        <w:instrText xml:space="preserve"> PAGEREF _Toc4957 \h </w:instrText>
       </w:r>
       <w:r>
         <w:fldChar w:fldCharType="separate"/>
@@ -1303,7 +1305,7 @@
         <w:fldChar w:fldCharType="begin"/>
       </w:r>
       <w:r>
-        <w:instrText xml:space="preserve"> HYPERLINK \l _Toc17135 </w:instrText>
+        <w:instrText xml:space="preserve"> HYPERLINK \l _Toc27221 </w:instrText>
       </w:r>
       <w:r>
         <w:fldChar w:fldCharType="separate"/>
@@ -1318,7 +1320,7 @@
         <w:fldChar w:fldCharType="begin"/>
       </w:r>
       <w:r>
-        <w:instrText xml:space="preserve"> PAGEREF _Toc17135 \h </w:instrText>
+        <w:instrText xml:space="preserve"> PAGEREF _Toc27221 \h </w:instrText>
       </w:r>
       <w:r>
         <w:fldChar w:fldCharType="separate"/>
@@ -1344,7 +1346,7 @@
         <w:fldChar w:fldCharType="begin"/>
       </w:r>
       <w:r>
-        <w:instrText xml:space="preserve"> HYPERLINK \l _Toc1331 </w:instrText>
+        <w:instrText xml:space="preserve"> HYPERLINK \l _Toc29552 </w:instrText>
       </w:r>
       <w:r>
         <w:fldChar w:fldCharType="separate"/>
@@ -1359,7 +1361,7 @@
         <w:fldChar w:fldCharType="begin"/>
       </w:r>
       <w:r>
-        <w:instrText xml:space="preserve"> PAGEREF _Toc1331 \h </w:instrText>
+        <w:instrText xml:space="preserve"> PAGEREF _Toc29552 \h </w:instrText>
       </w:r>
       <w:r>
         <w:fldChar w:fldCharType="separate"/>
@@ -1385,7 +1387,7 @@
         <w:fldChar w:fldCharType="begin"/>
       </w:r>
       <w:r>
-        <w:instrText xml:space="preserve"> HYPERLINK \l _Toc10144 </w:instrText>
+        <w:instrText xml:space="preserve"> HYPERLINK \l _Toc21894 </w:instrText>
       </w:r>
       <w:r>
         <w:fldChar w:fldCharType="separate"/>
@@ -1400,7 +1402,7 @@
         <w:fldChar w:fldCharType="begin"/>
       </w:r>
       <w:r>
-        <w:instrText xml:space="preserve"> PAGEREF _Toc10144 \h </w:instrText>
+        <w:instrText xml:space="preserve"> PAGEREF _Toc21894 \h </w:instrText>
       </w:r>
       <w:r>
         <w:fldChar w:fldCharType="separate"/>
@@ -1426,7 +1428,7 @@
         <w:fldChar w:fldCharType="begin"/>
       </w:r>
       <w:r>
-        <w:instrText xml:space="preserve"> HYPERLINK \l _Toc9758 </w:instrText>
+        <w:instrText xml:space="preserve"> HYPERLINK \l _Toc193 </w:instrText>
       </w:r>
       <w:r>
         <w:fldChar w:fldCharType="separate"/>
@@ -1441,7 +1443,7 @@
         <w:fldChar w:fldCharType="begin"/>
       </w:r>
       <w:r>
-        <w:instrText xml:space="preserve"> PAGEREF _Toc9758 \h </w:instrText>
+        <w:instrText xml:space="preserve"> PAGEREF _Toc193 \h </w:instrText>
       </w:r>
       <w:r>
         <w:fldChar w:fldCharType="separate"/>
@@ -1467,7 +1469,7 @@
         <w:fldChar w:fldCharType="begin"/>
       </w:r>
       <w:r>
-        <w:instrText xml:space="preserve"> HYPERLINK \l _Toc21770 </w:instrText>
+        <w:instrText xml:space="preserve"> HYPERLINK \l _Toc28045 </w:instrText>
       </w:r>
       <w:r>
         <w:fldChar w:fldCharType="separate"/>
@@ -1482,7 +1484,7 @@
         <w:fldChar w:fldCharType="begin"/>
       </w:r>
       <w:r>
-        <w:instrText xml:space="preserve"> PAGEREF _Toc21770 \h </w:instrText>
+        <w:instrText xml:space="preserve"> PAGEREF _Toc28045 \h </w:instrText>
       </w:r>
       <w:r>
         <w:fldChar w:fldCharType="separate"/>
@@ -1508,7 +1510,7 @@
         <w:fldChar w:fldCharType="begin"/>
       </w:r>
       <w:r>
-        <w:instrText xml:space="preserve"> HYPERLINK \l _Toc30210 </w:instrText>
+        <w:instrText xml:space="preserve"> HYPERLINK \l _Toc29411 </w:instrText>
       </w:r>
       <w:r>
         <w:fldChar w:fldCharType="separate"/>
@@ -1523,7 +1525,7 @@
         <w:fldChar w:fldCharType="begin"/>
       </w:r>
       <w:r>
-        <w:instrText xml:space="preserve"> PAGEREF _Toc30210 \h </w:instrText>
+        <w:instrText xml:space="preserve"> PAGEREF _Toc29411 \h </w:instrText>
       </w:r>
       <w:r>
         <w:fldChar w:fldCharType="separate"/>
@@ -1549,7 +1551,7 @@
         <w:fldChar w:fldCharType="begin"/>
       </w:r>
       <w:r>
-        <w:instrText xml:space="preserve"> HYPERLINK \l _Toc17173 </w:instrText>
+        <w:instrText xml:space="preserve"> HYPERLINK \l _Toc31262 </w:instrText>
       </w:r>
       <w:r>
         <w:fldChar w:fldCharType="separate"/>
@@ -1564,7 +1566,7 @@
         <w:fldChar w:fldCharType="begin"/>
       </w:r>
       <w:r>
-        <w:instrText xml:space="preserve"> PAGEREF _Toc17173 \h </w:instrText>
+        <w:instrText xml:space="preserve"> PAGEREF _Toc31262 \h </w:instrText>
       </w:r>
       <w:r>
         <w:fldChar w:fldCharType="separate"/>
@@ -1590,7 +1592,7 @@
         <w:fldChar w:fldCharType="begin"/>
       </w:r>
       <w:r>
-        <w:instrText xml:space="preserve"> HYPERLINK \l _Toc24668 </w:instrText>
+        <w:instrText xml:space="preserve"> HYPERLINK \l _Toc28521 </w:instrText>
       </w:r>
       <w:r>
         <w:fldChar w:fldCharType="separate"/>
@@ -1605,7 +1607,7 @@
         <w:fldChar w:fldCharType="begin"/>
       </w:r>
       <w:r>
-        <w:instrText xml:space="preserve"> PAGEREF _Toc24668 \h </w:instrText>
+        <w:instrText xml:space="preserve"> PAGEREF _Toc28521 \h </w:instrText>
       </w:r>
       <w:r>
         <w:fldChar w:fldCharType="separate"/>
@@ -1631,7 +1633,7 @@
         <w:fldChar w:fldCharType="begin"/>
       </w:r>
       <w:r>
-        <w:instrText xml:space="preserve"> HYPERLINK \l _Toc32181 </w:instrText>
+        <w:instrText xml:space="preserve"> HYPERLINK \l _Toc15496 </w:instrText>
       </w:r>
       <w:r>
         <w:fldChar w:fldCharType="separate"/>
@@ -1646,13 +1648,13 @@
         <w:fldChar w:fldCharType="begin"/>
       </w:r>
       <w:r>
-        <w:instrText xml:space="preserve"> PAGEREF _Toc32181 \h </w:instrText>
+        <w:instrText xml:space="preserve"> PAGEREF _Toc15496 \h </w:instrText>
       </w:r>
       <w:r>
         <w:fldChar w:fldCharType="separate"/>
       </w:r>
       <w:r>
-        <w:t>9</w:t>
+        <w:t>8</w:t>
       </w:r>
       <w:r>
         <w:fldChar w:fldCharType="end"/>
@@ -1672,7 +1674,7 @@
         <w:fldChar w:fldCharType="begin"/>
       </w:r>
       <w:r>
-        <w:instrText xml:space="preserve"> HYPERLINK \l _Toc32273 </w:instrText>
+        <w:instrText xml:space="preserve"> HYPERLINK \l _Toc9306 </w:instrText>
       </w:r>
       <w:r>
         <w:fldChar w:fldCharType="separate"/>
@@ -1687,13 +1689,13 @@
         <w:fldChar w:fldCharType="begin"/>
       </w:r>
       <w:r>
-        <w:instrText xml:space="preserve"> PAGEREF _Toc32273 \h </w:instrText>
+        <w:instrText xml:space="preserve"> PAGEREF _Toc9306 \h </w:instrText>
       </w:r>
       <w:r>
         <w:fldChar w:fldCharType="separate"/>
       </w:r>
       <w:r>
-        <w:t>9</w:t>
+        <w:t>8</w:t>
       </w:r>
       <w:r>
         <w:fldChar w:fldCharType="end"/>
@@ -1713,7 +1715,7 @@
         <w:fldChar w:fldCharType="begin"/>
       </w:r>
       <w:r>
-        <w:instrText xml:space="preserve"> HYPERLINK \l _Toc3061 </w:instrText>
+        <w:instrText xml:space="preserve"> HYPERLINK \l _Toc15554 </w:instrText>
       </w:r>
       <w:r>
         <w:fldChar w:fldCharType="separate"/>
@@ -1728,13 +1730,13 @@
         <w:fldChar w:fldCharType="begin"/>
       </w:r>
       <w:r>
-        <w:instrText xml:space="preserve"> PAGEREF _Toc3061 \h </w:instrText>
+        <w:instrText xml:space="preserve"> PAGEREF _Toc15554 \h </w:instrText>
       </w:r>
       <w:r>
         <w:fldChar w:fldCharType="separate"/>
       </w:r>
       <w:r>
-        <w:t>9</w:t>
+        <w:t>8</w:t>
       </w:r>
       <w:r>
         <w:fldChar w:fldCharType="end"/>
@@ -1754,7 +1756,7 @@
         <w:fldChar w:fldCharType="begin"/>
       </w:r>
       <w:r>
-        <w:instrText xml:space="preserve"> HYPERLINK \l _Toc11476 </w:instrText>
+        <w:instrText xml:space="preserve"> HYPERLINK \l _Toc2976 </w:instrText>
       </w:r>
       <w:r>
         <w:fldChar w:fldCharType="separate"/>
@@ -1769,13 +1771,13 @@
         <w:fldChar w:fldCharType="begin"/>
       </w:r>
       <w:r>
-        <w:instrText xml:space="preserve"> PAGEREF _Toc11476 \h </w:instrText>
+        <w:instrText xml:space="preserve"> PAGEREF _Toc2976 \h </w:instrText>
       </w:r>
       <w:r>
         <w:fldChar w:fldCharType="separate"/>
       </w:r>
       <w:r>
-        <w:t>9</w:t>
+        <w:t>8</w:t>
       </w:r>
       <w:r>
         <w:fldChar w:fldCharType="end"/>
@@ -1795,7 +1797,7 @@
         <w:fldChar w:fldCharType="begin"/>
       </w:r>
       <w:r>
-        <w:instrText xml:space="preserve"> HYPERLINK \l _Toc17479 </w:instrText>
+        <w:instrText xml:space="preserve"> HYPERLINK \l _Toc32693 </w:instrText>
       </w:r>
       <w:r>
         <w:fldChar w:fldCharType="separate"/>
@@ -1810,13 +1812,13 @@
         <w:fldChar w:fldCharType="begin"/>
       </w:r>
       <w:r>
-        <w:instrText xml:space="preserve"> PAGEREF _Toc17479 \h </w:instrText>
+        <w:instrText xml:space="preserve"> PAGEREF _Toc32693 \h </w:instrText>
       </w:r>
       <w:r>
         <w:fldChar w:fldCharType="separate"/>
       </w:r>
       <w:r>
-        <w:t>10</w:t>
+        <w:t>9</w:t>
       </w:r>
       <w:r>
         <w:fldChar w:fldCharType="end"/>
@@ -1836,7 +1838,7 @@
         <w:fldChar w:fldCharType="begin"/>
       </w:r>
       <w:r>
-        <w:instrText xml:space="preserve"> HYPERLINK \l _Toc17069 </w:instrText>
+        <w:instrText xml:space="preserve"> HYPERLINK \l _Toc18073 </w:instrText>
       </w:r>
       <w:r>
         <w:fldChar w:fldCharType="separate"/>
@@ -1851,13 +1853,13 @@
         <w:fldChar w:fldCharType="begin"/>
       </w:r>
       <w:r>
-        <w:instrText xml:space="preserve"> PAGEREF _Toc17069 \h </w:instrText>
+        <w:instrText xml:space="preserve"> PAGEREF _Toc18073 \h </w:instrText>
       </w:r>
       <w:r>
         <w:fldChar w:fldCharType="separate"/>
       </w:r>
       <w:r>
-        <w:t>10</w:t>
+        <w:t>9</w:t>
       </w:r>
       <w:r>
         <w:fldChar w:fldCharType="end"/>
@@ -1877,7 +1879,7 @@
         <w:fldChar w:fldCharType="begin"/>
       </w:r>
       <w:r>
-        <w:instrText xml:space="preserve"> HYPERLINK \l _Toc8298 </w:instrText>
+        <w:instrText xml:space="preserve"> HYPERLINK \l _Toc30967 </w:instrText>
       </w:r>
       <w:r>
         <w:fldChar w:fldCharType="separate"/>
@@ -1892,13 +1894,13 @@
         <w:fldChar w:fldCharType="begin"/>
       </w:r>
       <w:r>
-        <w:instrText xml:space="preserve"> PAGEREF _Toc8298 \h </w:instrText>
+        <w:instrText xml:space="preserve"> PAGEREF _Toc30967 \h </w:instrText>
       </w:r>
       <w:r>
         <w:fldChar w:fldCharType="separate"/>
       </w:r>
       <w:r>
-        <w:t>10</w:t>
+        <w:t>9</w:t>
       </w:r>
       <w:r>
         <w:fldChar w:fldCharType="end"/>
@@ -1918,7 +1920,7 @@
         <w:fldChar w:fldCharType="begin"/>
       </w:r>
       <w:r>
-        <w:instrText xml:space="preserve"> HYPERLINK \l _Toc18132 </w:instrText>
+        <w:instrText xml:space="preserve"> HYPERLINK \l _Toc15209 </w:instrText>
       </w:r>
       <w:r>
         <w:fldChar w:fldCharType="separate"/>
@@ -1933,13 +1935,13 @@
         <w:fldChar w:fldCharType="begin"/>
       </w:r>
       <w:r>
-        <w:instrText xml:space="preserve"> PAGEREF _Toc18132 \h </w:instrText>
+        <w:instrText xml:space="preserve"> PAGEREF _Toc15209 \h </w:instrText>
       </w:r>
       <w:r>
         <w:fldChar w:fldCharType="separate"/>
       </w:r>
       <w:r>
-        <w:t>11</w:t>
+        <w:t>10</w:t>
       </w:r>
       <w:r>
         <w:fldChar w:fldCharType="end"/>
@@ -1959,7 +1961,7 @@
         <w:fldChar w:fldCharType="begin"/>
       </w:r>
       <w:r>
-        <w:instrText xml:space="preserve"> HYPERLINK \l _Toc30052 </w:instrText>
+        <w:instrText xml:space="preserve"> HYPERLINK \l _Toc23391 </w:instrText>
       </w:r>
       <w:r>
         <w:fldChar w:fldCharType="separate"/>
@@ -1974,13 +1976,13 @@
         <w:fldChar w:fldCharType="begin"/>
       </w:r>
       <w:r>
-        <w:instrText xml:space="preserve"> PAGEREF _Toc30052 \h </w:instrText>
+        <w:instrText xml:space="preserve"> PAGEREF _Toc23391 \h </w:instrText>
       </w:r>
       <w:r>
         <w:fldChar w:fldCharType="separate"/>
       </w:r>
       <w:r>
-        <w:t>11</w:t>
+        <w:t>10</w:t>
       </w:r>
       <w:r>
         <w:fldChar w:fldCharType="end"/>
@@ -2000,7 +2002,7 @@
         <w:fldChar w:fldCharType="begin"/>
       </w:r>
       <w:r>
-        <w:instrText xml:space="preserve"> HYPERLINK \l _Toc8760 </w:instrText>
+        <w:instrText xml:space="preserve"> HYPERLINK \l _Toc10700 </w:instrText>
       </w:r>
       <w:r>
         <w:fldChar w:fldCharType="separate"/>
@@ -2015,13 +2017,13 @@
         <w:fldChar w:fldCharType="begin"/>
       </w:r>
       <w:r>
-        <w:instrText xml:space="preserve"> PAGEREF _Toc8760 \h </w:instrText>
+        <w:instrText xml:space="preserve"> PAGEREF _Toc10700 \h </w:instrText>
       </w:r>
       <w:r>
         <w:fldChar w:fldCharType="separate"/>
       </w:r>
       <w:r>
-        <w:t>13</w:t>
+        <w:t>12</w:t>
       </w:r>
       <w:r>
         <w:fldChar w:fldCharType="end"/>
@@ -2041,7 +2043,7 @@
         <w:fldChar w:fldCharType="begin"/>
       </w:r>
       <w:r>
-        <w:instrText xml:space="preserve"> HYPERLINK \l _Toc22624 </w:instrText>
+        <w:instrText xml:space="preserve"> HYPERLINK \l _Toc18186 </w:instrText>
       </w:r>
       <w:r>
         <w:fldChar w:fldCharType="separate"/>
@@ -2056,13 +2058,13 @@
         <w:fldChar w:fldCharType="begin"/>
       </w:r>
       <w:r>
-        <w:instrText xml:space="preserve"> PAGEREF _Toc22624 \h </w:instrText>
+        <w:instrText xml:space="preserve"> PAGEREF _Toc18186 \h </w:instrText>
       </w:r>
       <w:r>
         <w:fldChar w:fldCharType="separate"/>
       </w:r>
       <w:r>
-        <w:t>13</w:t>
+        <w:t>12</w:t>
       </w:r>
       <w:r>
         <w:fldChar w:fldCharType="end"/>
@@ -2082,7 +2084,7 @@
         <w:fldChar w:fldCharType="begin"/>
       </w:r>
       <w:r>
-        <w:instrText xml:space="preserve"> HYPERLINK \l _Toc3435 </w:instrText>
+        <w:instrText xml:space="preserve"> HYPERLINK \l _Toc23407 </w:instrText>
       </w:r>
       <w:r>
         <w:fldChar w:fldCharType="separate"/>
@@ -2097,13 +2099,13 @@
         <w:fldChar w:fldCharType="begin"/>
       </w:r>
       <w:r>
-        <w:instrText xml:space="preserve"> PAGEREF _Toc3435 \h </w:instrText>
+        <w:instrText xml:space="preserve"> PAGEREF _Toc23407 \h </w:instrText>
       </w:r>
       <w:r>
         <w:fldChar w:fldCharType="separate"/>
       </w:r>
       <w:r>
-        <w:t>14</w:t>
+        <w:t>13</w:t>
       </w:r>
       <w:r>
         <w:fldChar w:fldCharType="end"/>
@@ -2123,7 +2125,7 @@
         <w:fldChar w:fldCharType="begin"/>
       </w:r>
       <w:r>
-        <w:instrText xml:space="preserve"> HYPERLINK \l _Toc32628 </w:instrText>
+        <w:instrText xml:space="preserve"> HYPERLINK \l _Toc2260 </w:instrText>
       </w:r>
       <w:r>
         <w:fldChar w:fldCharType="separate"/>
@@ -2138,13 +2140,13 @@
         <w:fldChar w:fldCharType="begin"/>
       </w:r>
       <w:r>
-        <w:instrText xml:space="preserve"> PAGEREF _Toc32628 \h </w:instrText>
+        <w:instrText xml:space="preserve"> PAGEREF _Toc2260 \h </w:instrText>
       </w:r>
       <w:r>
         <w:fldChar w:fldCharType="separate"/>
       </w:r>
       <w:r>
-        <w:t>14</w:t>
+        <w:t>13</w:t>
       </w:r>
       <w:r>
         <w:fldChar w:fldCharType="end"/>
@@ -2164,7 +2166,7 @@
         <w:fldChar w:fldCharType="begin"/>
       </w:r>
       <w:r>
-        <w:instrText xml:space="preserve"> HYPERLINK \l _Toc28365 </w:instrText>
+        <w:instrText xml:space="preserve"> HYPERLINK \l _Toc29723 </w:instrText>
       </w:r>
       <w:r>
         <w:fldChar w:fldCharType="separate"/>
@@ -2179,13 +2181,13 @@
         <w:fldChar w:fldCharType="begin"/>
       </w:r>
       <w:r>
-        <w:instrText xml:space="preserve"> PAGEREF _Toc28365 \h </w:instrText>
+        <w:instrText xml:space="preserve"> PAGEREF _Toc29723 \h </w:instrText>
       </w:r>
       <w:r>
         <w:fldChar w:fldCharType="separate"/>
       </w:r>
       <w:r>
-        <w:t>15</w:t>
+        <w:t>14</w:t>
       </w:r>
       <w:r>
         <w:fldChar w:fldCharType="end"/>
@@ -2205,7 +2207,7 @@
         <w:fldChar w:fldCharType="begin"/>
       </w:r>
       <w:r>
-        <w:instrText xml:space="preserve"> HYPERLINK \l _Toc9623 </w:instrText>
+        <w:instrText xml:space="preserve"> HYPERLINK \l _Toc32338 </w:instrText>
       </w:r>
       <w:r>
         <w:fldChar w:fldCharType="separate"/>
@@ -2220,13 +2222,13 @@
         <w:fldChar w:fldCharType="begin"/>
       </w:r>
       <w:r>
-        <w:instrText xml:space="preserve"> PAGEREF _Toc9623 \h </w:instrText>
+        <w:instrText xml:space="preserve"> PAGEREF _Toc32338 \h </w:instrText>
       </w:r>
       <w:r>
         <w:fldChar w:fldCharType="separate"/>
       </w:r>
       <w:r>
-        <w:t>16</w:t>
+        <w:t>15</w:t>
       </w:r>
       <w:r>
         <w:fldChar w:fldCharType="end"/>
@@ -2246,7 +2248,7 @@
         <w:fldChar w:fldCharType="begin"/>
       </w:r>
       <w:r>
-        <w:instrText xml:space="preserve"> HYPERLINK \l _Toc13097 </w:instrText>
+        <w:instrText xml:space="preserve"> HYPERLINK \l _Toc18491 </w:instrText>
       </w:r>
       <w:r>
         <w:fldChar w:fldCharType="separate"/>
@@ -2261,13 +2263,13 @@
         <w:fldChar w:fldCharType="begin"/>
       </w:r>
       <w:r>
-        <w:instrText xml:space="preserve"> PAGEREF _Toc13097 \h </w:instrText>
+        <w:instrText xml:space="preserve"> PAGEREF _Toc18491 \h </w:instrText>
       </w:r>
       <w:r>
         <w:fldChar w:fldCharType="separate"/>
       </w:r>
       <w:r>
-        <w:t>16</w:t>
+        <w:t>15</w:t>
       </w:r>
       <w:r>
         <w:fldChar w:fldCharType="end"/>
@@ -2287,7 +2289,7 @@
         <w:fldChar w:fldCharType="begin"/>
       </w:r>
       <w:r>
-        <w:instrText xml:space="preserve"> HYPERLINK \l _Toc29523 </w:instrText>
+        <w:instrText xml:space="preserve"> HYPERLINK \l _Toc2759 </w:instrText>
       </w:r>
       <w:r>
         <w:fldChar w:fldCharType="separate"/>
@@ -2302,13 +2304,13 @@
         <w:fldChar w:fldCharType="begin"/>
       </w:r>
       <w:r>
-        <w:instrText xml:space="preserve"> PAGEREF _Toc29523 \h </w:instrText>
+        <w:instrText xml:space="preserve"> PAGEREF _Toc2759 \h </w:instrText>
       </w:r>
       <w:r>
         <w:fldChar w:fldCharType="separate"/>
       </w:r>
       <w:r>
-        <w:t>17</w:t>
+        <w:t>16</w:t>
       </w:r>
       <w:r>
         <w:fldChar w:fldCharType="end"/>
@@ -2328,7 +2330,7 @@
         <w:fldChar w:fldCharType="begin"/>
       </w:r>
       <w:r>
-        <w:instrText xml:space="preserve"> HYPERLINK \l _Toc15395 </w:instrText>
+        <w:instrText xml:space="preserve"> HYPERLINK \l _Toc5246 </w:instrText>
       </w:r>
       <w:r>
         <w:fldChar w:fldCharType="separate"/>
@@ -2343,13 +2345,13 @@
         <w:fldChar w:fldCharType="begin"/>
       </w:r>
       <w:r>
-        <w:instrText xml:space="preserve"> PAGEREF _Toc15395 \h </w:instrText>
+        <w:instrText xml:space="preserve"> PAGEREF _Toc5246 \h </w:instrText>
       </w:r>
       <w:r>
         <w:fldChar w:fldCharType="separate"/>
       </w:r>
       <w:r>
-        <w:t>18</w:t>
+        <w:t>17</w:t>
       </w:r>
       <w:r>
         <w:fldChar w:fldCharType="end"/>
@@ -2369,7 +2371,7 @@
         <w:fldChar w:fldCharType="begin"/>
       </w:r>
       <w:r>
-        <w:instrText xml:space="preserve"> HYPERLINK \l _Toc14838 </w:instrText>
+        <w:instrText xml:space="preserve"> HYPERLINK \l _Toc11445 </w:instrText>
       </w:r>
       <w:r>
         <w:fldChar w:fldCharType="separate"/>
@@ -2384,13 +2386,13 @@
         <w:fldChar w:fldCharType="begin"/>
       </w:r>
       <w:r>
-        <w:instrText xml:space="preserve"> PAGEREF _Toc14838 \h </w:instrText>
+        <w:instrText xml:space="preserve"> PAGEREF _Toc11445 \h </w:instrText>
       </w:r>
       <w:r>
         <w:fldChar w:fldCharType="separate"/>
       </w:r>
       <w:r>
-        <w:t>19</w:t>
+        <w:t>18</w:t>
       </w:r>
       <w:r>
         <w:fldChar w:fldCharType="end"/>
@@ -2410,7 +2412,7 @@
         <w:fldChar w:fldCharType="begin"/>
       </w:r>
       <w:r>
-        <w:instrText xml:space="preserve"> HYPERLINK \l _Toc6950 </w:instrText>
+        <w:instrText xml:space="preserve"> HYPERLINK \l _Toc1961 </w:instrText>
       </w:r>
       <w:r>
         <w:fldChar w:fldCharType="separate"/>
@@ -2425,13 +2427,13 @@
         <w:fldChar w:fldCharType="begin"/>
       </w:r>
       <w:r>
-        <w:instrText xml:space="preserve"> PAGEREF _Toc6950 \h </w:instrText>
+        <w:instrText xml:space="preserve"> PAGEREF _Toc1961 \h </w:instrText>
       </w:r>
       <w:r>
         <w:fldChar w:fldCharType="separate"/>
       </w:r>
       <w:r>
-        <w:t>19</w:t>
+        <w:t>18</w:t>
       </w:r>
       <w:r>
         <w:fldChar w:fldCharType="end"/>
@@ -2451,7 +2453,7 @@
         <w:fldChar w:fldCharType="begin"/>
       </w:r>
       <w:r>
-        <w:instrText xml:space="preserve"> HYPERLINK \l _Toc32074 </w:instrText>
+        <w:instrText xml:space="preserve"> HYPERLINK \l _Toc243 </w:instrText>
       </w:r>
       <w:r>
         <w:fldChar w:fldCharType="separate"/>
@@ -2466,13 +2468,13 @@
         <w:fldChar w:fldCharType="begin"/>
       </w:r>
       <w:r>
-        <w:instrText xml:space="preserve"> PAGEREF _Toc32074 \h </w:instrText>
+        <w:instrText xml:space="preserve"> PAGEREF _Toc243 \h </w:instrText>
       </w:r>
       <w:r>
         <w:fldChar w:fldCharType="separate"/>
       </w:r>
       <w:r>
-        <w:t>19</w:t>
+        <w:t>18</w:t>
       </w:r>
       <w:r>
         <w:fldChar w:fldCharType="end"/>
@@ -2492,7 +2494,7 @@
         <w:fldChar w:fldCharType="begin"/>
       </w:r>
       <w:r>
-        <w:instrText xml:space="preserve"> HYPERLINK \l _Toc17588 </w:instrText>
+        <w:instrText xml:space="preserve"> HYPERLINK \l _Toc22483 </w:instrText>
       </w:r>
       <w:r>
         <w:fldChar w:fldCharType="separate"/>
@@ -2507,13 +2509,13 @@
         <w:fldChar w:fldCharType="begin"/>
       </w:r>
       <w:r>
-        <w:instrText xml:space="preserve"> PAGEREF _Toc17588 \h </w:instrText>
+        <w:instrText xml:space="preserve"> PAGEREF _Toc22483 \h </w:instrText>
       </w:r>
       <w:r>
         <w:fldChar w:fldCharType="separate"/>
       </w:r>
       <w:r>
-        <w:t>20</w:t>
+        <w:t>19</w:t>
       </w:r>
       <w:r>
         <w:fldChar w:fldCharType="end"/>
@@ -2533,7 +2535,7 @@
         <w:fldChar w:fldCharType="begin"/>
       </w:r>
       <w:r>
-        <w:instrText xml:space="preserve"> HYPERLINK \l _Toc26659 </w:instrText>
+        <w:instrText xml:space="preserve"> HYPERLINK \l _Toc10093 </w:instrText>
       </w:r>
       <w:r>
         <w:fldChar w:fldCharType="separate"/>
@@ -2548,13 +2550,13 @@
         <w:fldChar w:fldCharType="begin"/>
       </w:r>
       <w:r>
-        <w:instrText xml:space="preserve"> PAGEREF _Toc26659 \h </w:instrText>
+        <w:instrText xml:space="preserve"> PAGEREF _Toc10093 \h </w:instrText>
       </w:r>
       <w:r>
         <w:fldChar w:fldCharType="separate"/>
       </w:r>
       <w:r>
-        <w:t>20</w:t>
+        <w:t>19</w:t>
       </w:r>
       <w:r>
         <w:fldChar w:fldCharType="end"/>
@@ -2574,7 +2576,7 @@
         <w:fldChar w:fldCharType="begin"/>
       </w:r>
       <w:r>
-        <w:instrText xml:space="preserve"> HYPERLINK \l _Toc1861 </w:instrText>
+        <w:instrText xml:space="preserve"> HYPERLINK \l _Toc9885 </w:instrText>
       </w:r>
       <w:r>
         <w:fldChar w:fldCharType="separate"/>
@@ -2589,13 +2591,13 @@
         <w:fldChar w:fldCharType="begin"/>
       </w:r>
       <w:r>
-        <w:instrText xml:space="preserve"> PAGEREF _Toc1861 \h </w:instrText>
+        <w:instrText xml:space="preserve"> PAGEREF _Toc9885 \h </w:instrText>
       </w:r>
       <w:r>
         <w:fldChar w:fldCharType="separate"/>
       </w:r>
       <w:r>
-        <w:t>21</w:t>
+        <w:t>20</w:t>
       </w:r>
       <w:r>
         <w:fldChar w:fldCharType="end"/>
@@ -2615,7 +2617,7 @@
         <w:fldChar w:fldCharType="begin"/>
       </w:r>
       <w:r>
-        <w:instrText xml:space="preserve"> HYPERLINK \l _Toc27199 </w:instrText>
+        <w:instrText xml:space="preserve"> HYPERLINK \l _Toc24321 </w:instrText>
       </w:r>
       <w:r>
         <w:fldChar w:fldCharType="separate"/>
@@ -2630,13 +2632,13 @@
         <w:fldChar w:fldCharType="begin"/>
       </w:r>
       <w:r>
-        <w:instrText xml:space="preserve"> PAGEREF _Toc27199 \h </w:instrText>
+        <w:instrText xml:space="preserve"> PAGEREF _Toc24321 \h </w:instrText>
       </w:r>
       <w:r>
         <w:fldChar w:fldCharType="separate"/>
       </w:r>
       <w:r>
-        <w:t>22</w:t>
+        <w:t>20</w:t>
       </w:r>
       <w:r>
         <w:fldChar w:fldCharType="end"/>
@@ -2656,7 +2658,7 @@
         <w:fldChar w:fldCharType="begin"/>
       </w:r>
       <w:r>
-        <w:instrText xml:space="preserve"> HYPERLINK \l _Toc10782 </w:instrText>
+        <w:instrText xml:space="preserve"> HYPERLINK \l _Toc21550 </w:instrText>
       </w:r>
       <w:r>
         <w:fldChar w:fldCharType="separate"/>
@@ -2671,13 +2673,13 @@
         <w:fldChar w:fldCharType="begin"/>
       </w:r>
       <w:r>
-        <w:instrText xml:space="preserve"> PAGEREF _Toc10782 \h </w:instrText>
+        <w:instrText xml:space="preserve"> PAGEREF _Toc21550 \h </w:instrText>
       </w:r>
       <w:r>
         <w:fldChar w:fldCharType="separate"/>
       </w:r>
       <w:r>
-        <w:t>23</w:t>
+        <w:t>22</w:t>
       </w:r>
       <w:r>
         <w:fldChar w:fldCharType="end"/>
@@ -2697,13 +2699,13 @@
         <w:fldChar w:fldCharType="begin"/>
       </w:r>
       <w:r>
-        <w:instrText xml:space="preserve"> HYPERLINK \l _Toc29264 </w:instrText>
+        <w:instrText xml:space="preserve"> HYPERLINK \l _Toc6412 </w:instrText>
       </w:r>
       <w:r>
         <w:fldChar w:fldCharType="separate"/>
       </w:r>
       <w:r>
-        <w:t>6.1 验证设计与数据来源</w:t>
+        <w:t>6.1 测试环境与验证范围</w:t>
       </w:r>
       <w:r>
         <w:tab/>
@@ -2712,13 +2714,13 @@
         <w:fldChar w:fldCharType="begin"/>
       </w:r>
       <w:r>
-        <w:instrText xml:space="preserve"> PAGEREF _Toc29264 \h </w:instrText>
+        <w:instrText xml:space="preserve"> PAGEREF _Toc6412 \h </w:instrText>
       </w:r>
       <w:r>
         <w:fldChar w:fldCharType="separate"/>
       </w:r>
       <w:r>
-        <w:t>23</w:t>
+        <w:t>22</w:t>
       </w:r>
       <w:r>
         <w:fldChar w:fldCharType="end"/>
@@ -2738,7 +2740,7 @@
         <w:fldChar w:fldCharType="begin"/>
       </w:r>
       <w:r>
-        <w:instrText xml:space="preserve"> HYPERLINK \l _Toc31674 </w:instrText>
+        <w:instrText xml:space="preserve"> HYPERLINK \l _Toc7922 </w:instrText>
       </w:r>
       <w:r>
         <w:fldChar w:fldCharType="separate"/>
@@ -2753,7 +2755,7 @@
         <w:fldChar w:fldCharType="begin"/>
       </w:r>
       <w:r>
-        <w:instrText xml:space="preserve"> PAGEREF _Toc31674 \h </w:instrText>
+        <w:instrText xml:space="preserve"> PAGEREF _Toc7922 \h </w:instrText>
       </w:r>
       <w:r>
         <w:fldChar w:fldCharType="separate"/>
@@ -2779,7 +2781,7 @@
         <w:fldChar w:fldCharType="begin"/>
       </w:r>
       <w:r>
-        <w:instrText xml:space="preserve"> HYPERLINK \l _Toc3368 </w:instrText>
+        <w:instrText xml:space="preserve"> HYPERLINK \l _Toc2732 </w:instrText>
       </w:r>
       <w:r>
         <w:fldChar w:fldCharType="separate"/>
@@ -2794,13 +2796,13 @@
         <w:fldChar w:fldCharType="begin"/>
       </w:r>
       <w:r>
-        <w:instrText xml:space="preserve"> PAGEREF _Toc3368 \h </w:instrText>
+        <w:instrText xml:space="preserve"> PAGEREF _Toc2732 \h </w:instrText>
       </w:r>
       <w:r>
         <w:fldChar w:fldCharType="separate"/>
       </w:r>
       <w:r>
-        <w:t>24</w:t>
+        <w:t>23</w:t>
       </w:r>
       <w:r>
         <w:fldChar w:fldCharType="end"/>
@@ -2820,7 +2822,7 @@
         <w:fldChar w:fldCharType="begin"/>
       </w:r>
       <w:r>
-        <w:instrText xml:space="preserve"> HYPERLINK \l _Toc5321 </w:instrText>
+        <w:instrText xml:space="preserve"> HYPERLINK \l _Toc7792 </w:instrText>
       </w:r>
       <w:r>
         <w:fldChar w:fldCharType="separate"/>
@@ -2835,13 +2837,13 @@
         <w:fldChar w:fldCharType="begin"/>
       </w:r>
       <w:r>
-        <w:instrText xml:space="preserve"> PAGEREF _Toc5321 \h </w:instrText>
+        <w:instrText xml:space="preserve"> PAGEREF _Toc7792 \h </w:instrText>
       </w:r>
       <w:r>
         <w:fldChar w:fldCharType="separate"/>
       </w:r>
       <w:r>
-        <w:t>25</w:t>
+        <w:t>24</w:t>
       </w:r>
       <w:r>
         <w:fldChar w:fldCharType="end"/>
@@ -2861,13 +2863,13 @@
         <w:fldChar w:fldCharType="begin"/>
       </w:r>
       <w:r>
-        <w:instrText xml:space="preserve"> HYPERLINK \l _Toc15192 </w:instrText>
+        <w:instrText xml:space="preserve"> HYPERLINK \l _Toc12478 </w:instrText>
       </w:r>
       <w:r>
         <w:fldChar w:fldCharType="separate"/>
       </w:r>
       <w:r>
-        <w:t>6.5 集成问题与修复验证</w:t>
+        <w:t>6.5 数据库事务与消息路由结果</w:t>
       </w:r>
       <w:r>
         <w:tab/>
@@ -2876,13 +2878,13 @@
         <w:fldChar w:fldCharType="begin"/>
       </w:r>
       <w:r>
-        <w:instrText xml:space="preserve"> PAGEREF _Toc15192 \h </w:instrText>
+        <w:instrText xml:space="preserve"> PAGEREF _Toc12478 \h </w:instrText>
       </w:r>
       <w:r>
         <w:fldChar w:fldCharType="separate"/>
       </w:r>
       <w:r>
-        <w:t>26</w:t>
+        <w:t>25</w:t>
       </w:r>
       <w:r>
         <w:fldChar w:fldCharType="end"/>
@@ -2902,13 +2904,13 @@
         <w:fldChar w:fldCharType="begin"/>
       </w:r>
       <w:r>
-        <w:instrText xml:space="preserve"> HYPERLINK \l _Toc31690 </w:instrText>
+        <w:instrText xml:space="preserve"> HYPERLINK \l _Toc22963 </w:instrText>
       </w:r>
       <w:r>
         <w:fldChar w:fldCharType="separate"/>
       </w:r>
       <w:r>
-        <w:t>6.6 性能指标与尚未完成的实验</w:t>
+        <w:t>6.6 WebSocket心跳性能分析</w:t>
       </w:r>
       <w:r>
         <w:tab/>
@@ -2917,7 +2919,7 @@
         <w:fldChar w:fldCharType="begin"/>
       </w:r>
       <w:r>
-        <w:instrText xml:space="preserve"> PAGEREF _Toc31690 \h </w:instrText>
+        <w:instrText xml:space="preserve"> PAGEREF _Toc22963 \h </w:instrText>
       </w:r>
       <w:r>
         <w:fldChar w:fldCharType="separate"/>
@@ -2943,7 +2945,7 @@
         <w:fldChar w:fldCharType="begin"/>
       </w:r>
       <w:r>
-        <w:instrText xml:space="preserve"> HYPERLINK \l _Toc6342 </w:instrText>
+        <w:instrText xml:space="preserve"> HYPERLINK \l _Toc9507 </w:instrText>
       </w:r>
       <w:r>
         <w:fldChar w:fldCharType="separate"/>
@@ -2958,13 +2960,13 @@
         <w:fldChar w:fldCharType="begin"/>
       </w:r>
       <w:r>
-        <w:instrText xml:space="preserve"> PAGEREF _Toc6342 \h </w:instrText>
+        <w:instrText xml:space="preserve"> PAGEREF _Toc9507 \h </w:instrText>
       </w:r>
       <w:r>
         <w:fldChar w:fldCharType="separate"/>
       </w:r>
       <w:r>
-        <w:t>29</w:t>
+        <w:t>27</w:t>
       </w:r>
       <w:r>
         <w:fldChar w:fldCharType="end"/>
@@ -2984,7 +2986,7 @@
         <w:fldChar w:fldCharType="begin"/>
       </w:r>
       <w:r>
-        <w:instrText xml:space="preserve"> HYPERLINK \l _Toc30410 </w:instrText>
+        <w:instrText xml:space="preserve"> HYPERLINK \l _Toc32283 </w:instrText>
       </w:r>
       <w:r>
         <w:fldChar w:fldCharType="separate"/>
@@ -2999,13 +3001,13 @@
         <w:fldChar w:fldCharType="begin"/>
       </w:r>
       <w:r>
-        <w:instrText xml:space="preserve"> PAGEREF _Toc30410 \h </w:instrText>
+        <w:instrText xml:space="preserve"> PAGEREF _Toc32283 \h </w:instrText>
       </w:r>
       <w:r>
         <w:fldChar w:fldCharType="separate"/>
       </w:r>
       <w:r>
-        <w:t>29</w:t>
+        <w:t>27</w:t>
       </w:r>
       <w:r>
         <w:fldChar w:fldCharType="end"/>
@@ -3025,7 +3027,7 @@
         <w:fldChar w:fldCharType="begin"/>
       </w:r>
       <w:r>
-        <w:instrText xml:space="preserve"> HYPERLINK \l _Toc3594 </w:instrText>
+        <w:instrText xml:space="preserve"> HYPERLINK \l _Toc22223 </w:instrText>
       </w:r>
       <w:r>
         <w:fldChar w:fldCharType="separate"/>
@@ -3040,13 +3042,13 @@
         <w:fldChar w:fldCharType="begin"/>
       </w:r>
       <w:r>
-        <w:instrText xml:space="preserve"> PAGEREF _Toc3594 \h </w:instrText>
+        <w:instrText xml:space="preserve"> PAGEREF _Toc22223 \h </w:instrText>
       </w:r>
       <w:r>
         <w:fldChar w:fldCharType="separate"/>
       </w:r>
       <w:r>
-        <w:t>29</w:t>
+        <w:t>27</w:t>
       </w:r>
       <w:r>
         <w:fldChar w:fldCharType="end"/>
@@ -3066,7 +3068,7 @@
         <w:fldChar w:fldCharType="begin"/>
       </w:r>
       <w:r>
-        <w:instrText xml:space="preserve"> HYPERLINK \l _Toc978 </w:instrText>
+        <w:instrText xml:space="preserve"> HYPERLINK \l _Toc8590 </w:instrText>
       </w:r>
       <w:r>
         <w:fldChar w:fldCharType="separate"/>
@@ -3081,13 +3083,13 @@
         <w:fldChar w:fldCharType="begin"/>
       </w:r>
       <w:r>
-        <w:instrText xml:space="preserve"> PAGEREF _Toc978 \h </w:instrText>
+        <w:instrText xml:space="preserve"> PAGEREF _Toc8590 \h </w:instrText>
       </w:r>
       <w:r>
         <w:fldChar w:fldCharType="separate"/>
       </w:r>
       <w:r>
-        <w:t>31</w:t>
+        <w:t>28</w:t>
       </w:r>
       <w:r>
         <w:fldChar w:fldCharType="end"/>
@@ -3107,7 +3109,7 @@
         <w:fldChar w:fldCharType="begin"/>
       </w:r>
       <w:r>
-        <w:instrText xml:space="preserve"> HYPERLINK \l _Toc16783 </w:instrText>
+        <w:instrText xml:space="preserve"> HYPERLINK \l _Toc942 </w:instrText>
       </w:r>
       <w:r>
         <w:fldChar w:fldCharType="separate"/>
@@ -3122,13 +3124,13 @@
         <w:fldChar w:fldCharType="begin"/>
       </w:r>
       <w:r>
-        <w:instrText xml:space="preserve"> PAGEREF _Toc16783 \h </w:instrText>
+        <w:instrText xml:space="preserve"> PAGEREF _Toc942 \h </w:instrText>
       </w:r>
       <w:r>
         <w:fldChar w:fldCharType="separate"/>
       </w:r>
       <w:r>
-        <w:t>32</w:t>
+        <w:t>29</w:t>
       </w:r>
       <w:r>
         <w:fldChar w:fldCharType="end"/>
@@ -3148,7 +3150,7 @@
         <w:fldChar w:fldCharType="begin"/>
       </w:r>
       <w:r>
-        <w:instrText xml:space="preserve"> HYPERLINK \l _Toc30215 </w:instrText>
+        <w:instrText xml:space="preserve"> HYPERLINK \l _Toc4964 </w:instrText>
       </w:r>
       <w:r>
         <w:fldChar w:fldCharType="separate"/>
@@ -3163,13 +3165,13 @@
         <w:fldChar w:fldCharType="begin"/>
       </w:r>
       <w:r>
-        <w:instrText xml:space="preserve"> PAGEREF _Toc30215 \h </w:instrText>
+        <w:instrText xml:space="preserve"> PAGEREF _Toc4964 \h </w:instrText>
       </w:r>
       <w:r>
         <w:fldChar w:fldCharType="separate"/>
       </w:r>
       <w:r>
-        <w:t>34</w:t>
+        <w:t>31</w:t>
       </w:r>
       <w:r>
         <w:fldChar w:fldCharType="end"/>
@@ -3189,7 +3191,7 @@
         <w:fldChar w:fldCharType="begin"/>
       </w:r>
       <w:r>
-        <w:instrText xml:space="preserve"> HYPERLINK \l _Toc28356 </w:instrText>
+        <w:instrText xml:space="preserve"> HYPERLINK \l _Toc2669 </w:instrText>
       </w:r>
       <w:r>
         <w:fldChar w:fldCharType="separate"/>
@@ -3204,13 +3206,13 @@
         <w:fldChar w:fldCharType="begin"/>
       </w:r>
       <w:r>
-        <w:instrText xml:space="preserve"> PAGEREF _Toc28356 \h </w:instrText>
+        <w:instrText xml:space="preserve"> PAGEREF _Toc2669 \h </w:instrText>
       </w:r>
       <w:r>
         <w:fldChar w:fldCharType="separate"/>
       </w:r>
       <w:r>
-        <w:t>34</w:t>
+        <w:t>31</w:t>
       </w:r>
       <w:r>
         <w:fldChar w:fldCharType="end"/>
@@ -3230,7 +3232,7 @@
         <w:fldChar w:fldCharType="begin"/>
       </w:r>
       <w:r>
-        <w:instrText xml:space="preserve"> HYPERLINK \l _Toc25739 </w:instrText>
+        <w:instrText xml:space="preserve"> HYPERLINK \l _Toc6533 </w:instrText>
       </w:r>
       <w:r>
         <w:fldChar w:fldCharType="separate"/>
@@ -3245,13 +3247,13 @@
         <w:fldChar w:fldCharType="begin"/>
       </w:r>
       <w:r>
-        <w:instrText xml:space="preserve"> PAGEREF _Toc25739 \h </w:instrText>
+        <w:instrText xml:space="preserve"> PAGEREF _Toc6533 \h </w:instrText>
       </w:r>
       <w:r>
         <w:fldChar w:fldCharType="separate"/>
       </w:r>
       <w:r>
-        <w:t>34</w:t>
+        <w:t>31</w:t>
       </w:r>
       <w:r>
         <w:fldChar w:fldCharType="end"/>
@@ -3271,13 +3273,13 @@
         <w:fldChar w:fldCharType="begin"/>
       </w:r>
       <w:r>
-        <w:instrText xml:space="preserve"> HYPERLINK \l _Toc15340 </w:instrText>
+        <w:instrText xml:space="preserve"> HYPERLINK \l _Toc7061 </w:instrText>
       </w:r>
       <w:r>
         <w:fldChar w:fldCharType="separate"/>
       </w:r>
       <w:r>
-        <w:t>A.3 待开展实验</w:t>
+        <w:t>A.3 实验配置与记录规范</w:t>
       </w:r>
       <w:r>
         <w:tab/>
@@ -3286,54 +3288,13 @@
         <w:fldChar w:fldCharType="begin"/>
       </w:r>
       <w:r>
-        <w:instrText xml:space="preserve"> PAGEREF _Toc15340 \h </w:instrText>
+        <w:instrText xml:space="preserve"> PAGEREF _Toc7061 \h </w:instrText>
       </w:r>
       <w:r>
         <w:fldChar w:fldCharType="separate"/>
       </w:r>
       <w:r>
-        <w:t>34</w:t>
-      </w:r>
-      <w:r>
-        <w:fldChar w:fldCharType="end"/>
-      </w:r>
-      <w:r>
-        <w:fldChar w:fldCharType="end"/>
-      </w:r>
-    </w:p>
-    <w:p>
-      <w:pPr>
-        <w:pStyle w:val="27"/>
-        <w:tabs>
-          <w:tab w:val="right" w:leader="dot" w:pos="9072"/>
-        </w:tabs>
-      </w:pPr>
-      <w:r>
-        <w:fldChar w:fldCharType="begin"/>
-      </w:r>
-      <w:r>
-        <w:instrText xml:space="preserve"> HYPERLINK \l _Toc16796 </w:instrText>
-      </w:r>
-      <w:r>
-        <w:fldChar w:fldCharType="separate"/>
-      </w:r>
-      <w:r>
-        <w:t>附录B 初稿排版约定与待补信息</w:t>
-      </w:r>
-      <w:r>
-        <w:tab/>
-      </w:r>
-      <w:r>
-        <w:fldChar w:fldCharType="begin"/>
-      </w:r>
-      <w:r>
-        <w:instrText xml:space="preserve"> PAGEREF _Toc16796 \h </w:instrText>
-      </w:r>
-      <w:r>
-        <w:fldChar w:fldCharType="separate"/>
-      </w:r>
-      <w:r>
-        <w:t>35</w:t>
+        <w:t>31</w:t>
       </w:r>
       <w:r>
         <w:fldChar w:fldCharType="end"/>
@@ -3371,7 +3332,7 @@
         <w:pStyle w:val="3"/>
         <w:spacing w:after="360"/>
       </w:pPr>
-      <w:bookmarkStart w:id="0" w:name="_Toc27643"/>
+      <w:bookmarkStart w:id="0" w:name="_Toc12278"/>
       <w:r>
         <w:t>摘要</w:t>
       </w:r>
@@ -3382,18 +3343,7 @@
         <w:jc w:val="both"/>
       </w:pPr>
       <w:r>
-        <w:t>道路运输企业在线培训需要记录学员参加的课程、有效学时、身份抽验和考核结果，浏览器播放进度与课程完成标记难以单独说明培训过程。针对重复上报、网络中断、跨服务状态同步和历史档案查询等问题，本研究以企业培训平台为对象，采用业务建模、方案比较、源码核查和分层测试方法，设计并实现基于Dubbo的在线培训系统。系统以发布快照固定课程规则，通过服务端时间与媒体位置共同约束有效学时，利用本地事务和Outbox传递学习结果，并以独立抽验任务保留零提交超时记录。</w:t>
-      </w:r>
-      <w:r>
-        <w:rPr>
-          <w:rFonts w:ascii="宋体" w:hAnsi="宋体" w:eastAsia="宋体" w:cs="宋体"/>
-          <w:sz w:val="24"/>
-          <w:szCs w:val="24"/>
-        </w:rPr>
-        <w:t>系统测试结果表明，核心业务链路及数据库集成场景能够按预期运行；在模拟网络抖动场景下，100秒媒体播放累计95秒有效学时，能够识别播放异常造成的学时损失，并支持课件结束后的继续补学。系统形成了从培训任务、学习会话、过程事件到学习成绩的完整查询链路，支持企业范围内的数据隔离与历史记录只读访问。研究结果表明，本文方案能够实现在线培训过程的有效学时计算、异常学习识别和结果留痕，可为企业在线培训过程监管与结果追溯提供实现参考</w:t>
-      </w:r>
-      <w:r>
-        <w:t>。</w:t>
+        <w:t>道路运输企业在线培训需要记录学员参加的课程、有效学时、身份抽验和考核结果，浏览器播放进度与课程完成标记难以单独说明培训过程。针对重复上报、网络中断、跨服务状态同步和历史档案查询等问题，本研究以企业培训平台为对象，采用业务建模、方案比较、源码核查和分层测试方法，设计并实现基于Dubbo的在线培训系统。系统以发布快照固定课程规则，通过服务端时间与媒体位置共同约束有效学时，利用本地事务和Outbox传递学习结果，并以独立抽验任务保留零提交超时记录。归档测试结果表明，已覆盖的学时计算、幂等处理、档案查询规则及数据库集成场景按预期执行；在总媒体位置增量为100秒的合成抖动输入下，计算器累计95秒有效学时，体现了逐段保守计时产生的差额。补学入口的规则与界面契约测试支持课件结束后的继续学习。系统形成了从培训任务、学习会话、过程事件到学习成绩的完整查询链路，支持企业范围内的数据隔离与历史记录只读访问。研究结果表明，本文方案能够实现在线培训过程的有效学时计算、异常学习识别和结果留痕，可为企业在线培训过程监管与结果追溯提供实现参考。</w:t>
       </w:r>
     </w:p>
     <w:p>
@@ -3421,7 +3371,7 @@
         <w:pStyle w:val="3"/>
         <w:spacing w:after="360"/>
       </w:pPr>
-      <w:bookmarkStart w:id="1" w:name="_Toc14631"/>
+      <w:bookmarkStart w:id="1" w:name="_Toc17515"/>
       <w:r>
         <w:t>Abstract</w:t>
       </w:r>
@@ -3432,31 +3382,7 @@
         <w:pStyle w:val="168"/>
       </w:pPr>
       <w:r>
-        <w:t>Online</w:t>
-      </w:r>
-      <w:r>
-        <w:rPr>
-          <w:rFonts w:hint="eastAsia"/>
-        </w:rPr>
-        <w:t xml:space="preserve"> training for road transport enterprises requires records of the courses attended by trainees, credited learning time, identity verification checks, and assessment results. Browser playback progress and course completion markers alone are insufficient to fully represent the training process. To address issues such as duplicate reporting, network interruptions, cross-service state synchronization, and historical record retrieval, this study takes an enterprise training platform as the research object and adopts business modelling, solution comparison, source code inspection, and layered testing to design and implement an online training system based on Dubbo. The system uses published snapshots to preserve course rules, jointly constrains credited learning time through server-side elapsed time and media position, propagates learning outcomes through local transactions and a transactional Outbox mechanism, and employs independent identity verification tasks to retain timeout records </w:t>
-      </w:r>
-      <w:bookmarkStart w:id="55" w:name="_GoBack"/>
-      <w:bookmarkEnd w:id="55"/>
-      <w:r>
-        <w:rPr>
-          <w:rFonts w:hint="eastAsia"/>
-        </w:rPr>
-        <w:t>even when no verification submission is made. System testing shows that the core business workflows and database integration scenarios operate as expected. Under simulated network jitter, 100 seconds of media playback resulted in 95 seconds of credited learning time, enabling the system to identify learning-time loss caused by playback abnormalities and support supplementary learning after the courseware reaches its end. The system establishes a complete query chain from training tasks and learning sessions to process events and learning results, while supporting enterprise-level data isolation and read-only access to historical records. The results indicate that the proposed solution can effectively support credited learning-time calculation, abnormal learning detection, and training-result traceability in online training, providing a practical implementation reference for enterprise training-process supervision and result trackin</w:t>
-      </w:r>
-      <w:r>
-        <w:rPr>
-          <w:rFonts w:hint="eastAsia"/>
-          <w:lang w:val="en-US" w:eastAsia="zh-CN"/>
-        </w:rPr>
-        <w:t>g</w:t>
-      </w:r>
-      <w:r>
-        <w:t>.</w:t>
+        <w:t>Online training for road transport enterprises requires records of the courses attended by trainees, credited learning time, identity verification checks, and assessment results. Browser playback progress and course completion markers alone are insufficient to fully represent the training process. To address issues such as duplicate reporting, network interruptions, cross-service state synchronization, and historical record retrieval, this study takes an enterprise training platform as the research object and adopts business modelling, solution comparison, source code inspection, and layered testing to design and implement an online training system based on Dubbo. The system uses published snapshots to preserve course rules, jointly constrains credited learning time through server-side elapsed time and media position, propagates learning outcomes through local transactions and a transactional Outbox mechanism, and employs independent identity verification tasks to retain timeout records even when no verification submission is made. Archived tests show that the covered learning-time calculation, idempotency, record-query rules, and database integration scenarios operate as expected. For synthetic jitter inputs with a total media-position increment of 100 seconds, the calculator credited 95 seconds, demonstrating the difference introduced by interval-wise conservative accounting. Rule and UI contract tests support the supplementary-learning entry after courseware playback reaches its end. The system establishes a complete query chain from training tasks and learning sessions to process events and learning results, while supporting enterprise-level data isolation and read-only access to historical records. The results indicate that the proposed solution can effectively support credited learning-time calculation, abnormal learning detection, and training-result traceability in online training, providing a practical implementation reference for enterprise training-process supervision and result tracking.</w:t>
       </w:r>
     </w:p>
     <w:p>
@@ -3508,7 +3434,7 @@
         <w:pStyle w:val="3"/>
         <w:pageBreakBefore w:val="0"/>
       </w:pPr>
-      <w:bookmarkStart w:id="2" w:name="_Toc21515"/>
+      <w:bookmarkStart w:id="2" w:name="_Toc11858"/>
       <w:r>
         <w:t>1 绪论</w:t>
       </w:r>
@@ -3519,7 +3445,7 @@
         <w:pStyle w:val="4"/>
         <w:pageBreakBefore w:val="0"/>
       </w:pPr>
-      <w:bookmarkStart w:id="3" w:name="_Toc1877"/>
+      <w:bookmarkStart w:id="3" w:name="_Toc16185"/>
       <w:r>
         <w:t>1.1 研究背景与问题提出</w:t>
       </w:r>
@@ -3572,7 +3498,7 @@
         <w:jc w:val="both"/>
       </w:pPr>
       <w:r>
-        <w:t>本研究以道路运输企业在线培训平台为对象，结合项目代码、数据库迁移与阶段验收材料，围绕上述问题开展需求分析、系统设计和实现验证。研究对象是企业内部安全培训的软件原型，覆盖基础管理、课程与计划、学习会话、抽验、考试和档案统计。车辆模块提供企业台账支撑，不承担运输调度、驾驶行为识别或车辆年审业务。</w:t>
+        <w:t>本研究以道路运输企业在线培训平台为对象，结合项目代码、数据库迁移与归档测试材料，围绕上述问题开展需求分析、系统设计和实现验证。研究对象是企业内部安全培训的软件原型，覆盖基础管理、课程与计划、学习会话、抽验、考试和档案统计。车辆模块提供企业台账支撑，不承担运输调度、驾驶行为识别或车辆年审业务。</w:t>
       </w:r>
     </w:p>
     <w:p>
@@ -3580,7 +3506,7 @@
         <w:pStyle w:val="4"/>
         <w:pageBreakBefore w:val="0"/>
       </w:pPr>
-      <w:bookmarkStart w:id="4" w:name="_Toc7"/>
+      <w:bookmarkStart w:id="4" w:name="_Toc4957"/>
       <w:r>
         <w:t>1.2 研究目标与意义</w:t>
       </w:r>
@@ -3615,7 +3541,7 @@
         <w:pStyle w:val="4"/>
         <w:pageBreakBefore w:val="0"/>
       </w:pPr>
-      <w:bookmarkStart w:id="5" w:name="_Toc17135"/>
+      <w:bookmarkStart w:id="5" w:name="_Toc27221"/>
       <w:r>
         <w:t>1.3 国内外相关研究进展</w:t>
       </w:r>
@@ -3677,7 +3603,7 @@
         <w:t>[5]</w:t>
       </w:r>
       <w:r>
-        <w:t>对本项目而言，仅展示累计时长不能充分帮助学员理解进度，剩余学时、异常原因和可执行的补学入口应与数据一起呈现。不过，界面提供反馈不必然提高学习成绩，是否有效仍需结合目标群体评估。</w:t>
+        <w:t>对本项目而言，仅展示累计时长不能充分帮助学员理解进度，剩余学时、异常原因和可执行的补学入口应与数据一起呈现。界面反馈与学习成绩改善属于不同的评价对象，本文研究范围为进度解释与操作反馈。</w:t>
       </w:r>
     </w:p>
     <w:p>
@@ -3728,7 +3654,7 @@
         <w:t>[8]</w:t>
       </w:r>
       <w:r>
-        <w:t>研究材料主要来自产品公开描述，不能视为对每个系统开展了安全实测。其价值在于指出技术能力必须附带可解释的数据流程。本项目将抽验任务与提交记录分别保存，并限制档案返回字段，正是为了让异常具有明确来源；人工复核与替代验证仍需完善。</w:t>
+        <w:t>研究材料主要来自产品公开描述，不能视为对每个系统开展了安全实测。其价值在于指出技术能力必须附带可解释的数据流程。本项目将抽验任务与提交记录分别保存，并限制档案返回字段，正是为了让异常具有明确来源。</w:t>
       </w:r>
     </w:p>
     <w:p>
@@ -3745,7 +3671,7 @@
         <w:t>[9]</w:t>
       </w:r>
       <w:r>
-        <w:t>该研究表明服务拆分后，仅有模块名称不足以支持故障定位，还需要了解一次请求和一个业务结果经过哪些服务。本文因此围绕任务、会话与事件标识分析调用关系；当前实现并未开展自动依赖发现，不能将综述中的运维能力写成项目已有功能。</w:t>
+        <w:t>该研究表明服务拆分后，仅有模块名称不足以支持故障定位，还需要了解一次请求和一个业务结果经过哪些服务。本文因此围绕任务、会话与事件标识分析调用关系，研究范围为业务调用关系与结果传播机制。</w:t>
       </w:r>
     </w:p>
     <w:p>
@@ -3778,7 +3704,7 @@
         <w:pStyle w:val="4"/>
         <w:pageBreakBefore w:val="0"/>
       </w:pPr>
-      <w:bookmarkStart w:id="6" w:name="_Toc1331"/>
+      <w:bookmarkStart w:id="6" w:name="_Toc29552"/>
       <w:r>
         <w:t>1.4 研究方法与论文组织</w:t>
       </w:r>
@@ -3797,7 +3723,7 @@
         <w:jc w:val="both"/>
       </w:pPr>
       <w:r>
-        <w:t>验证材料按形成方式区分为领域规则测试、数据库和消息组件集成测试、浏览器接口契约测试、真实接口回归及待开展的真实媒体实验。同一结果只在对应范围内使用，重复运行不累加为额外样本。本文的实现说明核对至2026年9月13日提交96a8d84，测试结果仍以9月9日存档验收为依据；后续代码的静态核查不代表这些测试已经在新版本重新执行。</w:t>
+        <w:t>验证材料包括领域规则测试、数据库和消息组件集成测试、浏览器接口契约测试及真实接口回归。本文以固定归档源码开展实现级核查，以具有执行记录的归档版本统计实验结果；源码核查用于确认机制与边界控制，测试执行用于评价指定输入和环境下的行为。不同证据分别使用，重复运行不累加样本，归档结果不扩展至其覆盖范围之外的代码。</w:t>
       </w:r>
     </w:p>
     <w:p>
@@ -3805,7 +3731,7 @@
         <w:jc w:val="both"/>
       </w:pPr>
       <w:r>
-        <w:t>全文共七章。第一章说明问题、目标与相关研究；第二章介绍服务边界、状态机和消息一致性等方法；第三章确定业务需求与约束；第四章给出架构、数据模型及核心流程；第五章分析关键功能实现；第六章比较测试结果并解释证据边界；第七章归纳完成的工作及后续验证方向。</w:t>
+        <w:t>全文共七章。第一章说明问题、目标与相关研究；第二章介绍服务边界、状态机和消息一致性等方法；第三章确定业务需求与约束；第四章给出架构、数据模型及核心流程；第五章分析关键功能实现；第六章比较测试结果并解释证据边界；第七章归纳研究结果、局限与拓展方向。</w:t>
       </w:r>
     </w:p>
     <w:p>
@@ -3813,7 +3739,7 @@
         <w:pStyle w:val="3"/>
         <w:pageBreakBefore/>
       </w:pPr>
-      <w:bookmarkStart w:id="7" w:name="_Toc10144"/>
+      <w:bookmarkStart w:id="7" w:name="_Toc21894"/>
       <w:r>
         <w:t>2 相关理论与关键技术</w:t>
       </w:r>
@@ -3824,7 +3750,7 @@
         <w:pStyle w:val="4"/>
         <w:pageBreakBefore w:val="0"/>
       </w:pPr>
-      <w:bookmarkStart w:id="8" w:name="_Toc9758"/>
+      <w:bookmarkStart w:id="8" w:name="_Toc193"/>
       <w:r>
         <w:t>2.1 服务边界与远程调用</w:t>
       </w:r>
@@ -3869,7 +3795,7 @@
         <w:t>[12]</w:t>
       </w:r>
       <w:r>
-        <w:t>这一经验提示本项目应先明确数据所有权，再决定调用关系。对于查询页面，逐行跨服务读取可能造成请求数量随列表长度增长。项目以当前页任务集合为输入，批量查询学习进度，再在Web API完成组合。这一处理把远程请求数量与页面记录数适度分离，同时保持各服务对自身数据的解释权。由于缺少相同负载下的前后耗时实测，本文将其视为控制调用规模的设计，而不声称响应时间已经降低某一比例。</w:t>
+        <w:t>这一经验提示本项目应先明确数据所有权，再决定调用关系。对于查询页面，逐行跨服务读取可能造成请求数量随列表长度增长。项目以当前页任务集合为输入，批量查询学习进度，再在Web API完成组合。这一处理把远程请求数量与页面记录数适度分离，同时保持各服务对自身数据的解释权。从调用结构可以确认，批量读取控制了远程调用规模；本文据此分析访问组织方式，不据此量化响应时间的改善。</w:t>
       </w:r>
     </w:p>
     <w:p>
@@ -3877,7 +3803,7 @@
         <w:pStyle w:val="4"/>
         <w:pageBreakBefore w:val="0"/>
       </w:pPr>
-      <w:bookmarkStart w:id="9" w:name="_Toc21770"/>
+      <w:bookmarkStart w:id="9" w:name="_Toc28045"/>
       <w:r>
         <w:t>2.2 状态机与有效学时</w:t>
       </w:r>
@@ -3935,7 +3861,7 @@
         <w:pStyle w:val="4"/>
         <w:pageBreakBefore w:val="0"/>
       </w:pPr>
-      <w:bookmarkStart w:id="10" w:name="_Toc30210"/>
+      <w:bookmarkStart w:id="10" w:name="_Toc29411"/>
       <w:r>
         <w:t>2.3 本地事务与消息最终一致性</w:t>
       </w:r>
@@ -3997,7 +3923,7 @@
         <w:pStyle w:val="4"/>
         <w:pageBreakBefore w:val="0"/>
       </w:pPr>
-      <w:bookmarkStart w:id="11" w:name="_Toc17173"/>
+      <w:bookmarkStart w:id="11" w:name="_Toc31262"/>
       <w:r>
         <w:t>2.4 身份抽验与信息保护</w:t>
       </w:r>
@@ -4034,7 +3960,7 @@
         <w:t>[17]</w:t>
       </w:r>
       <w:r>
-        <w:t>项目使用已经提供的模型进行推理，没有重新训练模型，也不把原论文的基准指标直接作为本系统指标。检测到人脸与核实登记身份是两个步骤，身份相似度比较又不同于活体检测，三者需要分别验证。</w:t>
+        <w:t>项目使用已经提供的模型进行推理，没有重新训练模型，也不把原论文的基准指标直接作为本系统指标。人脸检测、身份相似度比较与活体检测具有不同目标，本文采用前两者组织身份抽验流程。</w:t>
       </w:r>
     </w:p>
     <w:p>
@@ -4060,7 +3986,7 @@
         <w:t>[19]</w:t>
       </w:r>
       <w:r>
-        <w:t>因此，私有存储和访问控制只是系统设计的一部分，正式应用还需要明确告知、授权依据、保存与删除策略，并落实合理便捷的替代核验流程。当前原型不能因为已经接入模型就被描述为完成了全部应用合规要求。</w:t>
+        <w:t>本文在实现层面采用私有存储和访问控制处理照片数据，应用治理的范围与局限见7.2节。</w:t>
       </w:r>
     </w:p>
     <w:p>
@@ -4068,7 +3994,7 @@
         <w:pStyle w:val="4"/>
         <w:pageBreakBefore w:val="0"/>
       </w:pPr>
-      <w:bookmarkStart w:id="12" w:name="_Toc24668"/>
+      <w:bookmarkStart w:id="12" w:name="_Toc28521"/>
       <w:r>
         <w:t>2.5 前后端与持久化技术选择</w:t>
       </w:r>
@@ -4095,16 +4021,13 @@
         </w:rPr>
         <w:t>[20]</w:t>
       </w:r>
-      <w:r>
-        <w:t>项目仍需通过真实OSS和浏览器解码实验验证存储配置与播放链路的组合行为。</w:t>
-      </w:r>
     </w:p>
     <w:p>
       <w:pPr>
         <w:pStyle w:val="3"/>
         <w:pageBreakBefore/>
       </w:pPr>
-      <w:bookmarkStart w:id="13" w:name="_Toc32181"/>
+      <w:bookmarkStart w:id="13" w:name="_Toc15496"/>
       <w:r>
         <w:t>3 需求与可行性分析</w:t>
       </w:r>
@@ -4115,7 +4038,7 @@
         <w:pStyle w:val="4"/>
         <w:pageBreakBefore w:val="0"/>
       </w:pPr>
-      <w:bookmarkStart w:id="14" w:name="_Toc32273"/>
+      <w:bookmarkStart w:id="14" w:name="_Toc9306"/>
       <w:r>
         <w:t>3.1 用户角色与业务范围</w:t>
       </w:r>
@@ -4134,7 +4057,7 @@
         <w:jc w:val="both"/>
       </w:pPr>
       <w:r>
-        <w:t>论文中的学时监管指企业管理员对本企业学习过程的查询和核对。虽然项目已经整理行政区域数据范围规则，但行业管理机构跨企业监管还需要独立授权模型，不能把行政区域字段存在等同于跨企业监管已经实现。车辆模块维护车牌、企业、可选部门及启停状态，并支持人员可选绑定一辆本企业车辆，同一车辆可关联多人；不承担营运证生命周期或驾驶员调度。</w:t>
+        <w:t>论文中的学时监管指企业管理员对本企业学习过程的查询和核对。本文授权模型以企业数据隔离和本人任务访问为边界，行政区域用于基础组织信息，不承担行业管理机构的跨企业监管授权。车辆模块维护车牌、企业、可选部门及启停状态，并支持人员可选绑定一辆本企业车辆，同一车辆可关联多人；不承担营运证生命周期或驾驶员调度。</w:t>
       </w:r>
     </w:p>
     <w:p>
@@ -4525,7 +4448,7 @@
         <w:pStyle w:val="4"/>
         <w:pageBreakBefore w:val="0"/>
       </w:pPr>
-      <w:bookmarkStart w:id="15" w:name="_Toc3061"/>
+      <w:bookmarkStart w:id="15" w:name="_Toc15554"/>
       <w:r>
         <w:t>3.2 培训业务流程与功能需求</w:t>
       </w:r>
@@ -4536,7 +4459,7 @@
         <w:pStyle w:val="5"/>
         <w:pageBreakBefore w:val="0"/>
       </w:pPr>
-      <w:bookmarkStart w:id="16" w:name="_Toc11476"/>
+      <w:bookmarkStart w:id="16" w:name="_Toc2976"/>
       <w:r>
         <w:t>3.2.1 课程与计划发布</w:t>
       </w:r>
@@ -4563,7 +4486,7 @@
         <w:pStyle w:val="5"/>
         <w:pageBreakBefore w:val="0"/>
       </w:pPr>
-      <w:bookmarkStart w:id="17" w:name="_Toc17479"/>
+      <w:bookmarkStart w:id="17" w:name="_Toc32693"/>
       <w:r>
         <w:t>3.2.2 学习与异常恢复</w:t>
       </w:r>
@@ -4590,7 +4513,7 @@
         <w:pStyle w:val="5"/>
         <w:pageBreakBefore w:val="0"/>
       </w:pPr>
-      <w:bookmarkStart w:id="18" w:name="_Toc17069"/>
+      <w:bookmarkStart w:id="18" w:name="_Toc18073"/>
       <w:r>
         <w:t>3.2.3 抽验与考试</w:t>
       </w:r>
@@ -4617,7 +4540,7 @@
         <w:pStyle w:val="5"/>
         <w:pageBreakBefore w:val="0"/>
       </w:pPr>
-      <w:bookmarkStart w:id="19" w:name="_Toc8298"/>
+      <w:bookmarkStart w:id="19" w:name="_Toc30967"/>
       <w:r>
         <w:t>3.2.4 档案与统计</w:t>
       </w:r>
@@ -4644,7 +4567,7 @@
         <w:pStyle w:val="4"/>
         <w:pageBreakBefore w:val="0"/>
       </w:pPr>
-      <w:bookmarkStart w:id="20" w:name="_Toc18132"/>
+      <w:bookmarkStart w:id="20" w:name="_Toc15209"/>
       <w:r>
         <w:t>3.3 非功能需求</w:t>
       </w:r>
@@ -4671,7 +4594,7 @@
         <w:jc w:val="both"/>
       </w:pPr>
       <w:r>
-        <w:t>可维护性要求服务职责、接口泛型和数据库迁移保持明确。数据库迁移提供从空库建立结构及检查约束的路径，测试应覆盖真实数据库中的事务回滚和唯一索引，而不能只在替身对象上断言方法被调用。可部署性以单实例演示环境为目标，当前不提出已经满足多地域部署、自动故障转移或大规模并发的结论。</w:t>
+        <w:t>可维护性要求服务职责、接口泛型和数据库迁移保持明确。数据库迁移提供从空库建立结构及检查约束的路径，测试应覆盖真实数据库中的事务回滚和唯一索引，而不能只在替身对象上断言方法被调用。可部署性以单实例演示环境为目标。</w:t>
       </w:r>
     </w:p>
     <w:p>
@@ -4679,7 +4602,7 @@
         <w:pStyle w:val="4"/>
         <w:pageBreakBefore w:val="0"/>
       </w:pPr>
-      <w:bookmarkStart w:id="21" w:name="_Toc30052"/>
+      <w:bookmarkStart w:id="21" w:name="_Toc23391"/>
       <w:r>
         <w:t>3.4 方案可行性与选择</w:t>
       </w:r>
@@ -4690,7 +4613,7 @@
         <w:jc w:val="both"/>
       </w:pPr>
       <w:r>
-        <w:t>从技术条件看，项目已有独立模块、迁移脚本和自动化测试，基础管理、学习规则及档案查询具备代码支撑。浏览器媒体与模型接口所依赖的工具也已有接入位置，因此研究能够围绕实际实现展开。与此同时，私有OSS授权、真实照片和完整培训数据仍影响端到端验收，技术可行性不能直接替代实验完成状态。</w:t>
+        <w:t>从技术条件看，系统已形成独立服务模块、数据库迁移和自动化测试结构。源码核查表明，基础管理、学习规则、档案查询以及媒体授权和模型调用接口均具有对应实现。上述代码结构为研究所需的业务分析和分层实验提供了基础。</w:t>
       </w:r>
     </w:p>
     <w:p>
@@ -5274,7 +5197,7 @@
         <w:pStyle w:val="3"/>
         <w:pageBreakBefore/>
       </w:pPr>
-      <w:bookmarkStart w:id="22" w:name="_Toc8760"/>
+      <w:bookmarkStart w:id="22" w:name="_Toc10700"/>
       <w:r>
         <w:t>4 系统设计</w:t>
       </w:r>
@@ -5285,7 +5208,7 @@
         <w:pStyle w:val="4"/>
         <w:pageBreakBefore w:val="0"/>
       </w:pPr>
-      <w:bookmarkStart w:id="23" w:name="_Toc22624"/>
+      <w:bookmarkStart w:id="23" w:name="_Toc18186"/>
       <w:r>
         <w:t>4.1 总体架构</w:t>
       </w:r>
@@ -5375,7 +5298,7 @@
         <w:pStyle w:val="4"/>
         <w:pageBreakBefore w:val="0"/>
       </w:pPr>
-      <w:bookmarkStart w:id="24" w:name="_Toc3435"/>
+      <w:bookmarkStart w:id="24" w:name="_Toc23407"/>
       <w:r>
         <w:t>4.2 数据模型与发布快照</w:t>
       </w:r>
@@ -5386,7 +5309,7 @@
         <w:pStyle w:val="5"/>
         <w:pageBreakBefore w:val="0"/>
       </w:pPr>
-      <w:bookmarkStart w:id="25" w:name="_Toc32628"/>
+      <w:bookmarkStart w:id="25" w:name="_Toc2260"/>
       <w:r>
         <w:t>4.2.1 主要业务实体</w:t>
       </w:r>
@@ -5397,7 +5320,7 @@
         <w:jc w:val="both"/>
       </w:pPr>
       <w:r>
-        <w:t>数据模型围绕企业、计划参训任务和学习会话组织。一个企业包含多名用户和多辆车辆，用户以可空vehicle_id关联至多一辆本企业车辆，车辆可关联多名用户；该字段通过非唯一索引支持查询，未声明物理外键。一个计划分配给多名学员，形成任务并关联课程快照；任务产生学习会话和进度，会话包含事件与抽验任务，抽验任务可有零次或多次提交。考试记录关联试卷快照及答案。图4-2补充人员车辆关系，照片对象引用由表4-1说明。</w:t>
+        <w:t>数据模型围绕企业、计划参训任务和学习会话组织。一个企业包含多名用户和多辆车辆，用户以可空vehicle_id关联至多一辆本企业车辆，车辆可关联多名用户；该字段通过非唯一索引支持查询，未声明物理外键。一个计划分配给多名学员，形成任务并关联课程快照；任务产生学习会话和进度，会话包含事件与抽验任务，抽验任务可有零次或多次提交。考试记录关联试卷快照及答案。图4-2展示人员车辆关系，照片对象引用由表4-1说明。</w:t>
       </w:r>
     </w:p>
     <w:p>
@@ -6499,7 +6422,7 @@
         <w:pStyle w:val="5"/>
         <w:pageBreakBefore w:val="0"/>
       </w:pPr>
-      <w:bookmarkStart w:id="26" w:name="_Toc28365"/>
+      <w:bookmarkStart w:id="26" w:name="_Toc29723"/>
       <w:r>
         <w:t>4.2.2 快照与历史解释</w:t>
       </w:r>
@@ -6518,7 +6441,7 @@
         <w:jc w:val="both"/>
       </w:pPr>
       <w:r>
-        <w:t>快照不能自动解决全部资源保留问题。数据库中保留对象引用，并不保证对应视频对象永远可用；若未来需要长期归档，还应建立对象保留周期、版本标识和删除约束。当前论文可以确认发布快照的实现与数据结构，但长期对象存储留存策略仍需结合实际运营要求完善。</w:t>
+        <w:t>源码与数据结构核查表明，发布快照保存了任务采用的课程规则和媒体对象引用，使历史记录能够依据发布时的配置解释。数据库快照固定的是业务依据，媒体对象的实际可访问期由对象存储策略决定。</w:t>
       </w:r>
     </w:p>
     <w:p>
@@ -6526,7 +6449,7 @@
         <w:pStyle w:val="5"/>
         <w:pageBreakBefore w:val="0"/>
       </w:pPr>
-      <w:bookmarkStart w:id="27" w:name="_Toc9623"/>
+      <w:bookmarkStart w:id="27" w:name="_Toc32338"/>
       <w:r>
         <w:t>4.2.3 唯一性与删除约束</w:t>
       </w:r>
@@ -6553,7 +6476,7 @@
         <w:pStyle w:val="4"/>
         <w:pageBreakBefore w:val="0"/>
       </w:pPr>
-      <w:bookmarkStart w:id="28" w:name="_Toc13097"/>
+      <w:bookmarkStart w:id="28" w:name="_Toc18491"/>
       <w:r>
         <w:t>4.3 学习消息处理流程</w:t>
       </w:r>
@@ -6635,7 +6558,7 @@
         <w:jc w:val="both"/>
       </w:pPr>
       <w:r>
-        <w:t>多标签页和断线重连可能产生不同连接同时操作同一学习对象的情况。服务端需要校验会话绑定并拒绝不符合当前会话状态的消息，前端配合暂停和状态同步。当前Realtime连接注册表使用进程内ConcurrentHashMap，Redis缓存授权信息而不承担跨实例连接注册。跨实例连接归属与互斥协调仍需进一步设计，不能根据单进程中的连接映射推断集群内已经全局互斥。</w:t>
+        <w:t>多标签页和断线重连可能产生不同连接同时操作同一学习对象的情况。服务端需要校验会话绑定并拒绝不符合当前会话状态的消息，前端配合暂停和状态同步。源码核查表明，Realtime以进程内ConcurrentHashMap维护连接注册，Redis缓存授权信息；该实现的连接管理边界为单个服务实例。</w:t>
       </w:r>
     </w:p>
     <w:p>
@@ -6643,7 +6566,7 @@
         <w:pStyle w:val="4"/>
         <w:pageBreakBefore w:val="0"/>
       </w:pPr>
-      <w:bookmarkStart w:id="29" w:name="_Toc29523"/>
+      <w:bookmarkStart w:id="29" w:name="_Toc2759"/>
       <w:r>
         <w:t>4.4 抽验与考试状态设计</w:t>
       </w:r>
@@ -6678,7 +6601,7 @@
         <w:pStyle w:val="4"/>
         <w:pageBreakBefore w:val="0"/>
       </w:pPr>
-      <w:bookmarkStart w:id="30" w:name="_Toc15395"/>
+      <w:bookmarkStart w:id="30" w:name="_Toc5246"/>
       <w:r>
         <w:t>4.5 安全与只读查询设计</w:t>
       </w:r>
@@ -6705,7 +6628,7 @@
         <w:jc w:val="both"/>
       </w:pPr>
       <w:r>
-        <w:t>档案不公开照片摘要和内部幂等响应；签到、签退及抽验照片通过短期签名预览。访问校验企业、所有者或统计权限及对象类型、状态，平台管理员不经企业学习照片入口读取。私有照片禁止覆盖，旧记录不回填；签名期限不同于保存期限，统一到期清理策略仍需完善。签名地址不得进入公开截图或日志。</w:t>
+        <w:t>档案不公开照片摘要和内部幂等响应；签到、签退及抽验照片通过短期签名预览。访问校验企业、所有者或统计权限及对象类型、状态，平台管理员不经企业学习照片入口读取。私有照片禁止覆盖，旧记录不回填；签名期限控制单次访问的有效期。签名地址不得进入公开截图或日志。</w:t>
       </w:r>
     </w:p>
     <w:p>
@@ -6713,7 +6636,7 @@
         <w:pStyle w:val="3"/>
         <w:pageBreakBefore/>
       </w:pPr>
-      <w:bookmarkStart w:id="31" w:name="_Toc14838"/>
+      <w:bookmarkStart w:id="31" w:name="_Toc11445"/>
       <w:r>
         <w:t>5 系统实现</w:t>
       </w:r>
@@ -6724,7 +6647,7 @@
         <w:pStyle w:val="4"/>
         <w:pageBreakBefore w:val="0"/>
       </w:pPr>
-      <w:bookmarkStart w:id="32" w:name="_Toc6950"/>
+      <w:bookmarkStart w:id="32" w:name="_Toc1961"/>
       <w:r>
         <w:t>5.1 工程组织与基础管理实现</w:t>
       </w:r>
@@ -6743,7 +6666,7 @@
         <w:jc w:val="both"/>
       </w:pPr>
       <w:r>
-        <w:t>基础管理的实现重点在于组织归属及引用约束。新增或调整人员时，服务核验企业、部门和可选车辆关系；车辆操作校验车牌唯一性及部门有效性。本人资料接口只允许修改姓名、手机号，不接受他人标识或权限字段，个人菜单还提供登记照维护入口。无企业归属的平台管理员可维护本人登记照，对象按所有者隔离；操作他人仍按管理权限及企业归属校验。历史真实接口验收已验证跨企业车辆修改被拒绝，新增绑定和个人资料能力的验证状态另行记录。</w:t>
+        <w:t>基础管理的实现重点在于组织归属及引用约束。新增或调整人员时，服务核验企业、部门和可选车辆关系；车辆操作校验车牌唯一性及部门有效性。本人资料接口只允许修改姓名、手机号，不接受他人标识或权限字段，个人菜单还提供登记照维护入口。无企业归属的平台管理员可维护本人登记照，对象按所有者隔离；操作他人仍按管理权限及企业归属校验。源码核查表明，人员绑定和个人资料操作具有相应的归属校验与字段边界控制。</w:t>
       </w:r>
     </w:p>
     <w:p>
@@ -6751,7 +6674,7 @@
         <w:jc w:val="both"/>
       </w:pPr>
       <w:r>
-        <w:t>认证使用RSA签名的访问令牌、Redis刷新令牌轮换和HttpOnly Cookie，CSRF双提交保护修改请求。内置学员权限以student:%前缀初始化，迁移只补齐完全未授权的内置学员角色，不覆盖已有授权。WebSocket认证过滤器调整顺序，防止安全链空上下文覆盖握手身份，连接随后完成学习会话绑定。本机演示采用HTTP和WS，TLS终止、HTTPS摄像头安全上下文与WSS部署仍需环境验证。</w:t>
+        <w:t>认证使用RSA签名的访问令牌、Redis刷新令牌轮换和HttpOnly Cookie，CSRF双提交保护修改请求。内置学员权限以student:%前缀初始化，迁移只补齐完全未授权的内置学员角色，不覆盖已有授权。WebSocket认证过滤器在安全链包装后恢复握手身份，连接随后完成学习会话绑定。</w:t>
       </w:r>
     </w:p>
     <w:p>
@@ -6759,7 +6682,7 @@
         <w:pStyle w:val="4"/>
         <w:pageBreakBefore w:val="0"/>
       </w:pPr>
-      <w:bookmarkStart w:id="33" w:name="_Toc32074"/>
+      <w:bookmarkStart w:id="33" w:name="_Toc243"/>
       <w:r>
         <w:t>5.2 课程资源与计划实现</w:t>
       </w:r>
@@ -6770,7 +6693,7 @@
         <w:jc w:val="both"/>
       </w:pPr>
       <w:r>
-        <w:t>课程管理把媒体元数据与大文件传输分离。浏览器请求上传授权后直传私有OSS，培训服务负责授权生成和完成校验，再保存课件元数据。播放时按任务和资源访问条件取得短期地址，浏览器通过范围请求读取视频。这样的链路需要同时验证后端授权、存储CORS、资源响应和浏览器解码，单独生成一个可以播放的本地视频只能验证其中最后一部分。</w:t>
+        <w:t>课程管理把媒体元数据与大文件传输分离。浏览器请求上传授权后直传私有OSS，培训服务负责授权生成和完成校验，再保存课件元数据。播放时按任务和资源访问条件取得短期地址，浏览器通过范围请求读取视频。从实现逻辑可以确认，后端承担授权与元数据检查，存储服务承担资源传输，浏览器承担媒体解码，各环节通过对象引用与短期访问地址衔接。</w:t>
       </w:r>
     </w:p>
     <w:p>
@@ -6778,7 +6701,7 @@
         <w:jc w:val="both"/>
       </w:pPr>
       <w:r>
-        <w:t>计划发布将课程和课件规则复制为快照，并创建独立保存学习、考试和完成状态的参训任务，基础课程后续修改不回写快照。自然日周期仍使用日期时间字段，未设置批量回写历史计划的迁移；播放授权采用now &lt; endAt，因此不将结束日23:59:59之后的小数秒描述为仍可播放。学员课程目录和要求学时来源于本人任务的发布快照，档案中的未学习课程补零显示，无需提前插入学习累计行。</w:t>
+        <w:t>计划发布将课程和课件规则复制为快照，并创建独立保存学习、考试和完成状态的参训任务，基础课程后续修改不回写快照。自然日周期使用日期时间字段，归一规则作用于新建和更新操作，历史记录保留原时间值；播放授权要求当前时间严格早于结束时刻。学员课程目录和要求学时来源于本人任务的发布快照，档案中的未学习课程补零显示，无需提前插入学习累计行。</w:t>
       </w:r>
     </w:p>
     <w:p>
@@ -6786,7 +6709,7 @@
         <w:jc w:val="both"/>
       </w:pPr>
       <w:r>
-        <w:t>考试相关的题库、试卷和题目快照属于培训服务。试卷维护与发布任务的考核依据分开，减少题目调整对既有考试的影响。当前系统支持两种计划完成模式，本文不扩展为报名缴费、电子证书签发或培训资质审批平台。这一范围限定使实现与论文目标保持一致，也为后续测试提供可控边界。</w:t>
+        <w:t>考试相关的题库、试卷和题目快照属于培训服务。试卷维护与发布任务的考核依据分开，减少题目调整对既有考试的影响。当前系统支持两种计划完成模式，本文不扩展为报名缴费、电子证书签发或培训资质审批平台。这一范围限定使实现与论文目标保持一致，明确了实验分析的业务边界。</w:t>
       </w:r>
     </w:p>
     <w:p>
@@ -6794,7 +6717,7 @@
         <w:pStyle w:val="4"/>
         <w:pageBreakBefore w:val="0"/>
       </w:pPr>
-      <w:bookmarkStart w:id="34" w:name="_Toc17588"/>
+      <w:bookmarkStart w:id="34" w:name="_Toc22483"/>
       <w:r>
         <w:t>5.3 有效学时与补学实现</w:t>
       </w:r>
@@ -6821,7 +6744,7 @@
         <w:jc w:val="both"/>
       </w:pPr>
       <w:r>
-        <w:t>项目为此加入从头补学入口。补学重置已完成课件的当前位置，保留累计学时、完成标记和最高确认位置，随后仍按正常进度规则计时。PLAY事件本身不增加学时，也不因点击补学按钮直接填平差额。该修复回应保守累计带来的实际状态组合，而不通过放宽计时规则掩盖差额。浏览器真实视频在何种网络条件下产生多大差额，仍需后续实验测量。</w:t>
+        <w:t>系统通过从头补学入口处理这一状态。补学重置已完成课件的当前位置，保留累计学时、完成标记和最高确认位置，随后仍按正常进度规则计时。PLAY事件本身不增加学时，也不因点击补学按钮直接填平差额。这一机制处理保守累计产生的状态组合，补学仍遵循原计时约束。</w:t>
       </w:r>
     </w:p>
     <w:p>
@@ -6837,7 +6760,7 @@
         <w:pStyle w:val="4"/>
         <w:pageBreakBefore w:val="0"/>
       </w:pPr>
-      <w:bookmarkStart w:id="35" w:name="_Toc26659"/>
+      <w:bookmarkStart w:id="35" w:name="_Toc10093"/>
       <w:r>
         <w:t>5.4 幂等与异步结果实现</w:t>
       </w:r>
@@ -6856,7 +6779,7 @@
         <w:jc w:val="both"/>
       </w:pPr>
       <w:r>
-        <w:t>学习状态更新与Outbox记录写入同一事务。发送器读取待发送事件，向RabbitMQ发布，并结合确认和退回结果更新发送状态。已有验收发现，仅根据Broker ACK标记SENT会遗漏“消息被代理接收但没有队列可路由”的情况；修复后同时检查NO_ROUTE退回，使此类事件保持可恢复状态。真实Broker实验先构造无队列路由，再补齐临时队列和重建发送器，验证恢复后能够收到事件。</w:t>
+        <w:t>学习状态更新与Outbox记录写入同一事务。发送器读取待发送事件，向RabbitMQ发布，并结合代理确认与路由退回结果更新状态。仅有Broker ACK不足以判定发送成功；出现NO_ROUTE时，事件保留为可重试状态。该实现分别处理代理接收与业务路由两个条件，对应的组件实验结果见6.5节。</w:t>
       </w:r>
     </w:p>
     <w:p>
@@ -6872,7 +6795,7 @@
         <w:pStyle w:val="4"/>
         <w:pageBreakBefore w:val="0"/>
       </w:pPr>
-      <w:bookmarkStart w:id="36" w:name="_Toc1861"/>
+      <w:bookmarkStart w:id="36" w:name="_Toc9885"/>
       <w:r>
         <w:t>5.5 抽验与考试实现</w:t>
       </w:r>
@@ -6883,7 +6806,7 @@
         <w:jc w:val="both"/>
       </w:pPr>
       <w:r>
-        <w:t>FaceCheckServiceImpl管理抽验任务、提交日志和签到签退核验，模型适配器提供人脸检测及相似度计算。学习页面通过摄像头采集照片，关闭、卸载或迟到请求结束时释放设备；登记照另可选图上传。签到签退照片先保存待消费引用，只有对应事件通过凭据检查后才写入正式会话档案，抽验提交保存照片对象引用。私有预览失败或历史无照片时按缺失状态展示，不视为已留存证据。测试替身可验证流程，不能据此计算真人识别准确率或证明活体检测能力。</w:t>
+        <w:t>源码核查表明，FaceCheckServiceImpl管理抽验任务、提交日志和签到签退核验，模型适配器提供人脸检测及相似度计算。学习页面通过摄像头采集照片，关闭、卸载或迟到请求结束时释放设备；登记照另可选图上传。签到签退照片先保存待消费引用，只有对应事件通过凭据检查后才写入正式会话档案，抽验提交保存照片对象引用。私有预览失败或历史无照片时按缺失状态展示，不视为已留存证据。</w:t>
       </w:r>
     </w:p>
     <w:p>
@@ -6891,15 +6814,7 @@
         <w:jc w:val="both"/>
       </w:pPr>
       <w:r>
-        <w:t>目前人脸模型已具备本机接入条件，实际的同人不同照、不同人和多人图像验收仍需授权照片。重复使用同一张图片比较只能检查模型调用是否正常，不能评价真实身份核验效果。活体检测、照片翻拍攻击、复杂光照和遮挡下的表现尚未获得本文可引用的实测结果，均纳入后续验证范围。</w:t>
-      </w:r>
-    </w:p>
-    <w:p>
-      <w:pPr>
-        <w:jc w:val="both"/>
-      </w:pPr>
-      <w:r>
-        <w:t>考试服务维护服务端截止时间、答案和判分结果，在开始或继续进行中的考试前检查学习完成，保留已交卷结果查询。前端串行保存答案，最终交卷由后端判定是否仍可处理；成绩查询不启动考试。学习完成且考试及格才满足考核模式的个人结业条件。首页“待考试”筛选目前仍按考试状态和计划有效期统计，未加入学习完成条件，因此该数值不能解释为当前可参加考试的任务数。</w:t>
+        <w:t>考试服务维护服务端截止时间、答案和判分结果，在开始或继续进行中的考试前检查学习完成，保留已交卷结果查询。前端串行保存答案，最终交卷由后端判定是否仍可处理；成绩查询不启动考试。学习完成且考试及格才满足考核模式的个人结业条件。首页“待考试”指标按考试状态和计划有效期统计，包含学习尚未完成的任务；可否开考由考试服务另行检查学习完成条件，因此该指标表示待考任务数量。</w:t>
       </w:r>
     </w:p>
     <w:p>
@@ -6907,7 +6822,7 @@
         <w:pStyle w:val="4"/>
         <w:pageBreakBefore w:val="0"/>
       </w:pPr>
-      <w:bookmarkStart w:id="37" w:name="_Toc27199"/>
+      <w:bookmarkStart w:id="37" w:name="_Toc24321"/>
       <w:r>
         <w:t>5.6 档案聚合与界面交互实现</w:t>
       </w:r>
@@ -6926,7 +6841,7 @@
         <w:jc w:val="both"/>
       </w:pPr>
       <w:r>
-        <w:t>管理员从任务详情逐层查看课程、会话与抽验，零次提交仍保留任务，并可按权限预览已有照片。任务列表汇总要求学时与有效学时，详情分别展示课程有效学时和视频最高确认位置，时长到秒、百分比限制在0～100；位置进度达到100%不替代服务端结业状态。工作区标签按路径保留访问入口及最近查询参数，支持关闭操作，但不缓存组件状态；试卷改用独立详情页。上述页面调整不改变权限和学时计算规则。</w:t>
+        <w:t>管理员从任务详情逐层查看课程、会话与抽验，零次提交仍保留任务，并可按权限预览已有照片。任务列表汇总要求学时与有效学时，详情分别展示课程有效学时和视频最高确认位置，时长到秒、百分比限制在0～100；位置进度达到100%不替代服务端结业状态。工作区标签按路径保留访问入口及最近查询参数，支持关闭操作，但不缓存组件状态；试卷采用独立详情页。页面展示以既有权限和学时计算规则为依据。</w:t>
       </w:r>
     </w:p>
     <w:p>
@@ -6934,7 +6849,7 @@
         <w:jc w:val="both"/>
       </w:pPr>
       <w:r>
-        <w:t>播放器串行处理课件切换并忽略旧请求、旧播放器事件，只有连接和状态允许时才尝试自动播放下一课件，断线、抽验或页面隐藏会中断衔接。独立抽验查询只返回待处理任务，已终止会话的状态响应可附带最近失败或超时结果，页面据此恢复提示，不自行猜测超时原因。UI夹具可验证交互边界，但不能证明真实媒体闭环；本文沿用功能说明和验证表，不将模拟成绩作为企业真实培训成果。</w:t>
+        <w:t>播放器串行处理课件切换并忽略旧请求、旧播放器事件，只有连接和状态允许时才尝试自动播放下一课件，断线、抽验或页面隐藏会中断衔接。独立抽验查询只返回待处理任务，已终止会话的状态响应可附带最近失败或超时结果，页面据此恢复提示，不自行猜测超时原因。源码核查确认了课件切换、异常中断与结果恢复的处理分支。</w:t>
       </w:r>
     </w:p>
     <w:p>
@@ -6942,7 +6857,7 @@
         <w:pStyle w:val="3"/>
         <w:pageBreakBefore/>
       </w:pPr>
-      <w:bookmarkStart w:id="38" w:name="_Toc10782"/>
+      <w:bookmarkStart w:id="38" w:name="_Toc21550"/>
       <w:r>
         <w:t>6 测试与结果分析</w:t>
       </w:r>
@@ -6953,9 +6868,9 @@
         <w:pStyle w:val="4"/>
         <w:pageBreakBefore w:val="0"/>
       </w:pPr>
-      <w:bookmarkStart w:id="39" w:name="_Toc29264"/>
-      <w:r>
-        <w:t>6.1 验证设计与数据来源</w:t>
+      <w:bookmarkStart w:id="39" w:name="_Toc6412"/>
+      <w:r>
+        <w:t>6.1 测试环境与验证范围</w:t>
       </w:r>
       <w:bookmarkEnd w:id="39"/>
     </w:p>
@@ -6964,7 +6879,7 @@
         <w:jc w:val="both"/>
       </w:pPr>
       <w:r>
-        <w:t>测试围绕需求中的风险点选择层次。纯领域测试适合输入确定的时间和位置组合，检查学时公式、重复请求及截止规则；MySQL集成测试验证迁移、索引、数据范围和事务行为；RabbitMQ实验检查发布确认及路由恢复；浏览器契约测试检查页面与接口约定；真实接口回归验证网关、认证和业务服务组合。真实视频学习还需要独立的媒体实验，不能被前述层次替代。</w:t>
+        <w:t>测试围绕需求中的风险点选择层次。纯领域测试适合输入确定的时间和位置组合，检查学时公式、重复请求及截止规则；MySQL集成测试验证迁移、索引、数据范围和事务行为；RabbitMQ实验检查发布确认及路由恢复；浏览器契约测试检查页面与接口约定；真实接口回归验证网关、认证和业务服务组合。测试执行、源码核查和理论计算分别标识，源码核查不计入实验通过项。</w:t>
       </w:r>
     </w:p>
     <w:p>
@@ -6972,7 +6887,7 @@
         <w:jc w:val="both"/>
       </w:pPr>
       <w:r>
-        <w:t>本文测试结果取自2026年9月7日至9日存档材料。后端CI对应fcbb506，前端对应7ca2f94；记录说明两次提交之间前端源码与工作流没有变化。实现说明已增量核对至9月13日96a8d84，该版本的新增或修改测试未在本次执行，不并入历史通过数量。本文保留执行版本与环境差异，不把静态核查描述为新版本验收。</w:t>
+        <w:t>实验统计采用固定归档版本及其执行记录，数据来源为归档验收报告、CI结果汇总和心跳实验原始记录，版本定位见附录A。实现说明依据固定源码快照核查；归档实验覆盖范围之外的实现仅作为实现级分析，不纳入测试数量和实验结论。</w:t>
       </w:r>
     </w:p>
     <w:p>
@@ -6980,7 +6895,31 @@
         <w:jc w:val="both"/>
       </w:pPr>
       <w:r>
-        <w:t>CI后端使用JDK 17，并在具有Docker条件的环境中执行Testcontainers集成测试。本机演示环境使用Windows、浏览器与单实例服务，数据库、消息代理和对象存储条件按各实验记录确定。测试账号和培训数据为演示数据，不代表随机抽样的运输企业或真实学员总体。当前结果可以分析程序规则与组件行为，不能推断实际岗位培训效果。</w:t>
+        <w:t>后端CI使用JDK 17，在具备Docker的环境中运行Testcontainers集成测试。本机接口与心跳实验采用Windows、Edge浏览器和单实例服务，接口通信使用HTTP与WS。各组件的环境条件以相应归档记录为准，不将不同实验环境合并为统一配置。测试账号与培训数据均为演示数据，实验对象为程序规则与组件行为。</w:t>
+      </w:r>
+    </w:p>
+    <w:p>
+      <w:pPr>
+        <w:jc w:val="both"/>
+      </w:pPr>
+      <w:r>
+        <w:t>实现级核查确认了人员车辆绑定、个人资料、签到签退核验凭据、照片留档、自然日周期、先学后考、提前结业及播放恢复等机制，并检查了权限、状态和异常处理分支。这些内容依据源码说明，不将相关测试文件的存在视为执行通过。</w:t>
+      </w:r>
+    </w:p>
+    <w:p>
+      <w:pPr>
+        <w:jc w:val="both"/>
+      </w:pPr>
+      <w:r>
+        <w:t>本文实验范围覆盖确定输入下的规则、数据库行为、消息路由及接口契约。真实私有OSS与浏览器解码组成的完整培训闭环、真实摄像头采集、真人照片识别效果、真实播放下的学时差额与独立学员并发容量不属于本次实验结果范围。OSS和同人不同照片模型的两项条件测试在归档CI中标记为跳过；UI契约使用接口夹具，合成计时使用确定输入。</w:t>
+      </w:r>
+    </w:p>
+    <w:p>
+      <w:pPr>
+        <w:jc w:val="both"/>
+      </w:pPr>
+      <w:r>
+        <w:t>消息实验采用真实RabbitMQ与生产发送器，数据库Mapper及事务管理器为测试替身，结果限定于发布确认及路由恢复。跨服务持久化重启、自然到期档案的完整运行流程、多实例高可用、HTTPS/WSS部署、跨浏览器与跨终端兼容性及生产环境长期表现不纳入本次实验结论。</w:t>
       </w:r>
     </w:p>
     <w:p>
@@ -6988,7 +6927,7 @@
         <w:pStyle w:val="4"/>
         <w:pageBreakBefore w:val="0"/>
       </w:pPr>
-      <w:bookmarkStart w:id="40" w:name="_Toc31674"/>
+      <w:bookmarkStart w:id="40" w:name="_Toc7922"/>
       <w:r>
         <w:t>6.2 自动化测试结果</w:t>
       </w:r>
@@ -6999,7 +6938,7 @@
         <w:jc w:val="both"/>
       </w:pPr>
       <w:r>
-        <w:t>表6-1列出9月9日存档结果，适用版本见6.1节。数据库与RabbitMQ项目是后端210项中的子集；前端单元、条件守卫和UI契约分别计数，不与后端相加构造“系统通过率”。条件跳过表示实验依赖未满足，既不是通过，也不直接等同于程序失败。</w:t>
+        <w:t>表6-1列出归档版本的自动化测试统计。数据库与RabbitMQ项目是后端210项中的子集；前端单元、条件守卫和UI契约分别计数，不与后端相加构造“系统通过率”。条件跳过表示实验依赖未满足，既不是通过，也不直接等同于程序失败。</w:t>
       </w:r>
     </w:p>
     <w:p>
@@ -7007,7 +6946,7 @@
         <w:pStyle w:val="15"/>
       </w:pPr>
       <w:r>
-        <w:t>表6-1 2026年9月9日自动化验证记录</w:t>
+        <w:t>表6-1 归档版本自动化测试结果</w:t>
       </w:r>
     </w:p>
     <w:tbl>
@@ -8158,7 +8097,7 @@
         <w:jc w:val="both"/>
       </w:pPr>
       <w:r>
-        <w:t>后端208项已执行测试均通过，按全部210项计算，执行覆盖比例为208/210，约99.05%。这个比例只是本次测试清单中已执行项的比例，不是代码覆盖率，也不是系统正确率。剩余两项分别涉及真实Aliyun OSS和同人不同照片模型，CI没有注入所需授权条件，因此保留为跳过。</w:t>
+        <w:t>归档后端测试共210项，其中208项执行通过、2项跳过，失败与错误均为0。跳过项不计为通过；表中的总项数表示测试清单规模，不代表代码覆盖率或系统正确率。</w:t>
       </w:r>
     </w:p>
     <w:p>
@@ -8166,7 +8105,7 @@
         <w:jc w:val="both"/>
       </w:pPr>
       <w:r>
-        <w:t>数据库执行设置独立门禁，读取管理8项、培训2项、学习1项测试报告，缺少报告或存在跳过都会使门禁失败。11项全部通过说明这些条件测试确实执行，而非因环境不足被整体跳过。它们验证对应迁移、查询和事务场景，并不证明完整培训流程已跨全部服务运行成功。</w:t>
+        <w:t>数据库执行门禁读取管理、培训与学习三个服务的测试报告，并检查报告完整性及跳过状态。归档结果中，管理库8项、培训库2项、学习库1项全部执行通过，覆盖相应迁移、查询隔离、唯一约束和事务场景。</w:t>
       </w:r>
     </w:p>
     <w:p>
@@ -8174,7 +8113,7 @@
         <w:pStyle w:val="4"/>
         <w:pageBreakBefore w:val="0"/>
       </w:pPr>
-      <w:bookmarkStart w:id="41" w:name="_Toc3368"/>
+      <w:bookmarkStart w:id="41" w:name="_Toc2732"/>
       <w:r>
         <w:t>6.3 核心业务用例分析</w:t>
       </w:r>
@@ -8642,6 +8581,14 @@
       </w:tr>
       <w:tr>
         <w:tblPrEx>
+          <w:tblBorders>
+            <w:top w:val="single" w:color="D9D9D9" w:sz="4" w:space="0"/>
+            <w:left w:val="single" w:color="D9D9D9" w:sz="4" w:space="0"/>
+            <w:bottom w:val="single" w:color="D9D9D9" w:sz="4" w:space="0"/>
+            <w:right w:val="single" w:color="D9D9D9" w:sz="4" w:space="0"/>
+            <w:insideH w:val="single" w:color="D9D9D9" w:sz="4" w:space="0"/>
+            <w:insideV w:val="single" w:color="D9D9D9" w:sz="4" w:space="0"/>
+          </w:tblBorders>
           <w:tblCellMar>
             <w:top w:w="75" w:type="dxa"/>
             <w:left w:w="75" w:type="dxa"/>
@@ -9153,7 +9100,7 @@
         <w:jc w:val="both"/>
       </w:pPr>
       <w:r>
-        <w:t>上述结果形成从需求到验证的对应关系。学时可信问题由计时、幂等和异常输入测试回应；历史可追溯问题由快照、零进度和零提交查询回应；企业隔离同时具有数据层测试和真实接口回归证据。仍然缺少的是这些机制在真实视频、真实照片与完整计划条件下共同运行的闭环证据。</w:t>
+        <w:t>上述结果形成从需求到验证的对应关系。学时可信问题由计时、幂等和异常输入测试回应；历史可追溯问题由快照、零进度和零提交查询回应；企业隔离同时具有数据层测试和真实接口回归证据。各用例的结论均限定于表中注明的测试层次和输入条件。</w:t>
       </w:r>
     </w:p>
     <w:p>
@@ -9161,7 +9108,7 @@
         <w:pStyle w:val="4"/>
         <w:pageBreakBefore w:val="0"/>
       </w:pPr>
-      <w:bookmarkStart w:id="42" w:name="_Toc5321"/>
+      <w:bookmarkStart w:id="42" w:name="_Toc7792"/>
       <w:r>
         <w:t>6.4 合成计时实验与结果解释</w:t>
       </w:r>
@@ -9381,7 +9328,7 @@
               <w:rPr>
                 <w:sz w:val="21"/>
               </w:rPr>
-              <w:t>均匀间隔10秒</w:t>
+              <w:t>均匀间隔10秒（理论对照）</w:t>
             </w:r>
           </w:p>
         </w:tc>
@@ -9503,7 +9450,7 @@
               <w:rPr>
                 <w:sz w:val="21"/>
               </w:rPr>
-              <w:t>9秒与11秒交替</w:t>
+              <w:t>9秒与11秒交替（测试输入）</w:t>
             </w:r>
           </w:p>
         </w:tc>
@@ -9607,7 +9554,7 @@
         <w:jc w:val="both"/>
       </w:pPr>
       <w:r>
-        <w:t>抖动组95秒已有计算器测试记录；均匀组100秒是同规则下的对照计算值。两者均为确定输入，不是学员样本统计，表中5秒不能解释成真实环境固定5%的误差。这个实验的作用是揭示状态边界并论证补学入口的必要性。补学修复已有规则和界面测试，实际视频差额分布还应在记录解码帧数、真实播放位置和确认学时的实验中观察。</w:t>
+        <w:t>抖动组95秒已有计算器测试记录；均匀组100秒是同规则下的对照计算值。两者均为确定输入，不是学员样本统计，表中5秒不能解释成真实环境固定5%的误差。这个实验的作用是揭示状态边界并论证补学入口的必要性。归档中的补学规则与界面契约测试表明，该入口能够在保留累计学时的条件下提供继续学习路径。</w:t>
       </w:r>
     </w:p>
     <w:p>
@@ -9615,9 +9562,9 @@
         <w:pStyle w:val="4"/>
         <w:pageBreakBefore w:val="0"/>
       </w:pPr>
-      <w:bookmarkStart w:id="43" w:name="_Toc15192"/>
-      <w:r>
-        <w:t>6.5 集成问题与修复验证</w:t>
+      <w:bookmarkStart w:id="43" w:name="_Toc12478"/>
+      <w:r>
+        <w:t>6.5 数据库事务与消息路由结果</w:t>
       </w:r>
       <w:bookmarkEnd w:id="43"/>
     </w:p>
@@ -9626,7 +9573,7 @@
         <w:jc w:val="both"/>
       </w:pPr>
       <w:r>
-        <w:t>数据库条件测试曾暴露最小测试上下文与正常应用装配不一致的问题。管理库测试缺少JdbcTemplate而无法启动，补充自动配置后进入真实数据库执行；多表回滚未生效则通过补充Flex事务自动配置修复。培训库独立测试受到Nacos配置检查干扰，测试配置中关闭无关注册发现和Dubbo后，才使数据库验证聚焦于目标行为。这些失败记录保留在验收材料中，体现测试环境本身也需要核查。</w:t>
+        <w:t>数据库实验使用与应用事务机制相匹配的测试配置。管理库集成测试覆盖多表写入后的异常回滚，归档执行结果表明，发生异常时，关联写入能够一并回滚。培训库与学习库测试分别检查迁移结构、数据范围及学习事件唯一约束，为数据层的状态保存和重复写入防护提供了运行依据。</w:t>
       </w:r>
     </w:p>
     <w:p>
@@ -9634,7 +9581,7 @@
         <w:jc w:val="both"/>
       </w:pPr>
       <w:r>
-        <w:t>权限目录查询断言曾因前缀表达方式导致结果为空，修正查询写法后仍保留原权限内容和数量断言。前端CI还发现锁文件下载地址依赖本机公司镜像，项目将385个地址调整为公开npm来源，同时保持包版本、依赖关系和完整性信息不变。此处的385是依赖来源检查条目数，不是业务测试数量，也不能与55项单元测试合并计数。</w:t>
+        <w:t>管理库测试同时核对权限目录与企业查询范围，保留权限内容、数量及隔离断言。上述结果说明数据层在指定输入下按约束返回和保存记录，与6.3节的服务端归属校验用例共同构成企业隔离的分层证据。</w:t>
       </w:r>
     </w:p>
     <w:p>
@@ -9642,7 +9589,7 @@
         <w:jc w:val="both"/>
       </w:pPr>
       <w:r>
-        <w:t>Outbox实验进一步说明真实组件测试能够揭示替身难以完整表现的协议语义。代理确认成功同时出现NO_ROUTE时，旧处理会过早标记SENT；修复后结合退回结果判定，临时路由恢复后能够重新投递。实验使用真实RabbitMQ与生产发送器，数据库Mapper仍为测试替身，因此只支持消息代理与发送逻辑的结论。MySQL持久化记录在业务服务重启后是否完整恢复，仍需单独实验。</w:t>
+        <w:t>消息路由实验使用真实RabbitMQ与生产发送器，先向无队列的路由发布事件，再建立临时队列并重建发送器。归档结果表明，代理确认伴随NO_ROUTE时事件保持可重试状态，路由恢复后接收端能够收到该事件。这一结果支持发送逻辑同时处理发布确认与路由退回的设计；其持久化及部署范围按6.1节限定。</w:t>
       </w:r>
     </w:p>
     <w:p>
@@ -9650,9 +9597,9 @@
         <w:pStyle w:val="4"/>
         <w:pageBreakBefore w:val="0"/>
       </w:pPr>
-      <w:bookmarkStart w:id="44" w:name="_Toc31690"/>
-      <w:r>
-        <w:t>6.6 性能指标与尚未完成的实验</w:t>
+      <w:bookmarkStart w:id="44" w:name="_Toc22963"/>
+      <w:r>
+        <w:t>6.6 WebSocket心跳性能分析</w:t>
       </w:r>
       <w:bookmarkEnd w:id="44"/>
     </w:p>
@@ -9661,7 +9608,7 @@
         <w:jc w:val="both"/>
       </w:pPr>
       <w:r>
-        <w:t>已有心跳实验只涉及已认证WebSocket连接的协议往返，不绑定学习会话，也不写入学时。2026年9月8日01时06分的存档实验采用同一已认证学员，每个连接顺序发送20次心跳，结果见表6-4。批次耗时包含建立连接，延迟为浏览器测得的往返时间。各组错误数均为零，但样本量、连接建立成本与预热条件不同。</w:t>
+        <w:t>已有心跳实验只涉及已认证WebSocket连接的协议往返，不绑定学习会话，也不写入学时。归档实验采用同一已认证学员，每个连接顺序发送20次心跳，结果见表6-4。批次耗时包含建立连接，延迟为浏览器测得的往返时间。各组错误数均为零，但样本量、连接建立成本与预热条件不同。</w:t>
       </w:r>
     </w:p>
     <w:p>
@@ -10293,726 +10240,45 @@
         <w:jc w:val="both"/>
       </w:pPr>
       <w:r>
-        <w:t>表中连接数不代表独立学员数，响应数每秒也不是学习业务吞吐。50连接组P95小于1连接组，不能推导出增加并发改善系统性能；一次短批次更不能证明长期稳定性。真实学习还会产生进度持久化、快照读取、任务投影、媒体访问和抽验请求，需要同时观测这些路径。本文保留心跳实验的原始数值，同时将真实视频学习的容量评价另行安排。</w:t>
-      </w:r>
+        <w:t>表中连接数不代表独立学员数，响应数每秒也不是学习业务吞吐。50连接组P95小于1连接组，不能推导出增加并发改善系统性能；一次短批次更不能证明长期稳定性。学习业务还涉及进度持久化、快照读取、任务投影、媒体访问与抽验请求，因此表中结果仅描述协议心跳在归档环境下的往返表现。</w:t>
+      </w:r>
+    </w:p>
+    <w:p>
+      <w:pPr>
+        <w:pStyle w:val="3"/>
+        <w:pageBreakBefore/>
+      </w:pPr>
+      <w:bookmarkStart w:id="45" w:name="_Toc9507"/>
+      <w:r>
+        <w:t>7 总结与展望</w:t>
+      </w:r>
+      <w:bookmarkEnd w:id="45"/>
+    </w:p>
+    <w:p>
+      <w:pPr>
+        <w:pStyle w:val="4"/>
+        <w:pageBreakBefore w:val="0"/>
+      </w:pPr>
+      <w:bookmarkStart w:id="46" w:name="_Toc32283"/>
+      <w:r>
+        <w:t>7.1 研究总结</w:t>
+      </w:r>
+      <w:bookmarkEnd w:id="46"/>
     </w:p>
     <w:p>
       <w:pPr>
         <w:jc w:val="both"/>
       </w:pPr>
       <w:r>
-        <w:t>项目已经准备1、5、10名独立学员各正常播放60秒的study-load实验，并配置8项media场景。拟记录的指标包括播放位置增量、解码帧数、确认学时差额、事件响应P50和P95，以及任务开始状态可见时间。可见时间包含轮询与应用处理开销，不能直接称为RabbitMQ内部投递延迟。脚本拒绝复用已有学时的样本，避免初始累计值影响结果。</w:t>
-      </w:r>
-    </w:p>
-    <w:p>
-      <w:pPr>
-        <w:pStyle w:val="15"/>
-      </w:pPr>
-      <w:r>
-        <w:t>表6-5 真实实验状态与所需证据</w:t>
-      </w:r>
-    </w:p>
-    <w:tbl>
-      <w:tblPr>
-        <w:tblStyle w:val="35"/>
-        <w:tblW w:w="0" w:type="auto"/>
-        <w:jc w:val="center"/>
-        <w:tblBorders>
-          <w:top w:val="single" w:color="D9D9D9" w:sz="4" w:space="0"/>
-          <w:left w:val="single" w:color="D9D9D9" w:sz="4" w:space="0"/>
-          <w:bottom w:val="single" w:color="D9D9D9" w:sz="4" w:space="0"/>
-          <w:right w:val="single" w:color="D9D9D9" w:sz="4" w:space="0"/>
-          <w:insideH w:val="single" w:color="D9D9D9" w:sz="4" w:space="0"/>
-          <w:insideV w:val="single" w:color="D9D9D9" w:sz="4" w:space="0"/>
-        </w:tblBorders>
-        <w:tblLayout w:type="fixed"/>
-        <w:tblCellMar>
-          <w:top w:w="75" w:type="dxa"/>
-          <w:left w:w="75" w:type="dxa"/>
-          <w:bottom w:w="75" w:type="dxa"/>
-          <w:right w:w="75" w:type="dxa"/>
-        </w:tblCellMar>
-      </w:tblPr>
-      <w:tblGrid>
-        <w:gridCol w:w="2098"/>
-        <w:gridCol w:w="3175"/>
-        <w:gridCol w:w="3798"/>
-      </w:tblGrid>
-      <w:tr>
-        <w:tblPrEx>
-          <w:tblBorders>
-            <w:top w:val="single" w:color="D9D9D9" w:sz="4" w:space="0"/>
-            <w:left w:val="single" w:color="D9D9D9" w:sz="4" w:space="0"/>
-            <w:bottom w:val="single" w:color="D9D9D9" w:sz="4" w:space="0"/>
-            <w:right w:val="single" w:color="D9D9D9" w:sz="4" w:space="0"/>
-            <w:insideH w:val="single" w:color="D9D9D9" w:sz="4" w:space="0"/>
-            <w:insideV w:val="single" w:color="D9D9D9" w:sz="4" w:space="0"/>
-          </w:tblBorders>
-          <w:tblCellMar>
-            <w:top w:w="75" w:type="dxa"/>
-            <w:left w:w="75" w:type="dxa"/>
-            <w:bottom w:w="75" w:type="dxa"/>
-            <w:right w:w="75" w:type="dxa"/>
-          </w:tblCellMar>
-        </w:tblPrEx>
-        <w:trPr>
-          <w:cantSplit/>
-          <w:tblHeader/>
-          <w:jc w:val="center"/>
-        </w:trPr>
-        <w:tc>
-          <w:tcPr>
-            <w:tcW w:w="2098" w:type="dxa"/>
-            <w:shd w:val="clear" w:color="auto" w:fill="F0F0F0"/>
-            <w:vAlign w:val="center"/>
-          </w:tcPr>
-          <w:p>
-            <w:pPr>
-              <w:keepNext/>
-              <w:spacing w:before="40" w:after="40" w:line="300" w:lineRule="auto"/>
-              <w:ind w:firstLine="0"/>
-              <w:jc w:val="center"/>
-            </w:pPr>
-            <w:r>
-              <w:rPr>
-                <w:b/>
-                <w:sz w:val="21"/>
-              </w:rPr>
-              <w:t>实验</w:t>
-            </w:r>
-          </w:p>
-        </w:tc>
-        <w:tc>
-          <w:tcPr>
-            <w:tcW w:w="3175" w:type="dxa"/>
-            <w:shd w:val="clear" w:color="auto" w:fill="F0F0F0"/>
-            <w:vAlign w:val="center"/>
-          </w:tcPr>
-          <w:p>
-            <w:pPr>
-              <w:keepNext/>
-              <w:spacing w:before="40" w:after="40" w:line="300" w:lineRule="auto"/>
-              <w:ind w:firstLine="0"/>
-              <w:jc w:val="center"/>
-            </w:pPr>
-            <w:r>
-              <w:rPr>
-                <w:b/>
-                <w:sz w:val="21"/>
-              </w:rPr>
-              <w:t>当前状态</w:t>
-            </w:r>
-          </w:p>
-        </w:tc>
-        <w:tc>
-          <w:tcPr>
-            <w:tcW w:w="3798" w:type="dxa"/>
-            <w:shd w:val="clear" w:color="auto" w:fill="F0F0F0"/>
-            <w:vAlign w:val="center"/>
-          </w:tcPr>
-          <w:p>
-            <w:pPr>
-              <w:keepNext/>
-              <w:spacing w:before="40" w:after="40" w:line="300" w:lineRule="auto"/>
-              <w:ind w:firstLine="0"/>
-              <w:jc w:val="center"/>
-            </w:pPr>
-            <w:r>
-              <w:rPr>
-                <w:b/>
-                <w:sz w:val="21"/>
-              </w:rPr>
-              <w:t>应补充的证据</w:t>
-            </w:r>
-          </w:p>
-        </w:tc>
-      </w:tr>
-      <w:tr>
-        <w:tblPrEx>
-          <w:tblBorders>
-            <w:top w:val="single" w:color="D9D9D9" w:sz="4" w:space="0"/>
-            <w:left w:val="single" w:color="D9D9D9" w:sz="4" w:space="0"/>
-            <w:bottom w:val="single" w:color="D9D9D9" w:sz="4" w:space="0"/>
-            <w:right w:val="single" w:color="D9D9D9" w:sz="4" w:space="0"/>
-            <w:insideH w:val="single" w:color="D9D9D9" w:sz="4" w:space="0"/>
-            <w:insideV w:val="single" w:color="D9D9D9" w:sz="4" w:space="0"/>
-          </w:tblBorders>
-          <w:tblCellMar>
-            <w:top w:w="75" w:type="dxa"/>
-            <w:left w:w="75" w:type="dxa"/>
-            <w:bottom w:w="75" w:type="dxa"/>
-            <w:right w:w="75" w:type="dxa"/>
-          </w:tblCellMar>
-        </w:tblPrEx>
-        <w:trPr>
-          <w:cantSplit/>
-          <w:jc w:val="center"/>
-        </w:trPr>
-        <w:tc>
-          <w:tcPr>
-            <w:tcW w:w="2098" w:type="dxa"/>
-            <w:vAlign w:val="center"/>
-          </w:tcPr>
-          <w:p>
-            <w:pPr>
-              <w:keepNext w:val="0"/>
-              <w:spacing w:before="40" w:after="40" w:line="300" w:lineRule="auto"/>
-              <w:ind w:firstLine="0"/>
-              <w:jc w:val="left"/>
-            </w:pPr>
-            <w:r>
-              <w:rPr>
-                <w:sz w:val="21"/>
-              </w:rPr>
-              <w:t>私有OSS上传与Range播放</w:t>
-            </w:r>
-          </w:p>
-        </w:tc>
-        <w:tc>
-          <w:tcPr>
-            <w:tcW w:w="3175" w:type="dxa"/>
-            <w:vAlign w:val="center"/>
-          </w:tcPr>
-          <w:p>
-            <w:pPr>
-              <w:keepNext w:val="0"/>
-              <w:spacing w:before="40" w:after="40" w:line="300" w:lineRule="auto"/>
-              <w:ind w:firstLine="0"/>
-              <w:jc w:val="left"/>
-            </w:pPr>
-            <w:r>
-              <w:rPr>
-                <w:sz w:val="21"/>
-              </w:rPr>
-              <w:t>未完成验收</w:t>
-            </w:r>
-          </w:p>
-        </w:tc>
-        <w:tc>
-          <w:tcPr>
-            <w:tcW w:w="3798" w:type="dxa"/>
-            <w:vAlign w:val="center"/>
-          </w:tcPr>
-          <w:p>
-            <w:pPr>
-              <w:keepNext w:val="0"/>
-              <w:spacing w:before="40" w:after="40" w:line="300" w:lineRule="auto"/>
-              <w:ind w:firstLine="0"/>
-              <w:jc w:val="left"/>
-            </w:pPr>
-            <w:r>
-              <w:rPr>
-                <w:sz w:val="21"/>
-              </w:rPr>
-              <w:t>对象校验、范围响应及浏览器解码记录</w:t>
-            </w:r>
-          </w:p>
-        </w:tc>
-      </w:tr>
-      <w:tr>
-        <w:tblPrEx>
-          <w:tblBorders>
-            <w:top w:val="single" w:color="D9D9D9" w:sz="4" w:space="0"/>
-            <w:left w:val="single" w:color="D9D9D9" w:sz="4" w:space="0"/>
-            <w:bottom w:val="single" w:color="D9D9D9" w:sz="4" w:space="0"/>
-            <w:right w:val="single" w:color="D9D9D9" w:sz="4" w:space="0"/>
-            <w:insideH w:val="single" w:color="D9D9D9" w:sz="4" w:space="0"/>
-            <w:insideV w:val="single" w:color="D9D9D9" w:sz="4" w:space="0"/>
-          </w:tblBorders>
-          <w:tblCellMar>
-            <w:top w:w="75" w:type="dxa"/>
-            <w:left w:w="75" w:type="dxa"/>
-            <w:bottom w:w="75" w:type="dxa"/>
-            <w:right w:w="75" w:type="dxa"/>
-          </w:tblCellMar>
-        </w:tblPrEx>
-        <w:trPr>
-          <w:cantSplit/>
-          <w:jc w:val="center"/>
-        </w:trPr>
-        <w:tc>
-          <w:tcPr>
-            <w:tcW w:w="2098" w:type="dxa"/>
-            <w:vAlign w:val="center"/>
-          </w:tcPr>
-          <w:p>
-            <w:pPr>
-              <w:keepNext w:val="0"/>
-              <w:spacing w:before="40" w:after="40" w:line="300" w:lineRule="auto"/>
-              <w:ind w:firstLine="0"/>
-              <w:jc w:val="left"/>
-            </w:pPr>
-            <w:r>
-              <w:rPr>
-                <w:sz w:val="21"/>
-              </w:rPr>
-              <w:t>两种模式真实结业</w:t>
-            </w:r>
-          </w:p>
-        </w:tc>
-        <w:tc>
-          <w:tcPr>
-            <w:tcW w:w="3175" w:type="dxa"/>
-            <w:vAlign w:val="center"/>
-          </w:tcPr>
-          <w:p>
-            <w:pPr>
-              <w:keepNext w:val="0"/>
-              <w:spacing w:before="40" w:after="40" w:line="300" w:lineRule="auto"/>
-              <w:ind w:firstLine="0"/>
-              <w:jc w:val="left"/>
-            </w:pPr>
-            <w:r>
-              <w:rPr>
-                <w:sz w:val="21"/>
-              </w:rPr>
-              <w:t>未完成验收</w:t>
-            </w:r>
-          </w:p>
-        </w:tc>
-        <w:tc>
-          <w:tcPr>
-            <w:tcW w:w="3798" w:type="dxa"/>
-            <w:vAlign w:val="center"/>
-          </w:tcPr>
-          <w:p>
-            <w:pPr>
-              <w:keepNext w:val="0"/>
-              <w:spacing w:before="40" w:after="40" w:line="300" w:lineRule="auto"/>
-              <w:ind w:firstLine="0"/>
-              <w:jc w:val="left"/>
-            </w:pPr>
-            <w:r>
-              <w:rPr>
-                <w:sz w:val="21"/>
-              </w:rPr>
-              <w:t>新任务、学习会话、成绩和统计对应记录</w:t>
-            </w:r>
-          </w:p>
-        </w:tc>
-      </w:tr>
-      <w:tr>
-        <w:tblPrEx>
-          <w:tblBorders>
-            <w:top w:val="single" w:color="D9D9D9" w:sz="4" w:space="0"/>
-            <w:left w:val="single" w:color="D9D9D9" w:sz="4" w:space="0"/>
-            <w:bottom w:val="single" w:color="D9D9D9" w:sz="4" w:space="0"/>
-            <w:right w:val="single" w:color="D9D9D9" w:sz="4" w:space="0"/>
-            <w:insideH w:val="single" w:color="D9D9D9" w:sz="4" w:space="0"/>
-            <w:insideV w:val="single" w:color="D9D9D9" w:sz="4" w:space="0"/>
-          </w:tblBorders>
-          <w:tblCellMar>
-            <w:top w:w="75" w:type="dxa"/>
-            <w:left w:w="75" w:type="dxa"/>
-            <w:bottom w:w="75" w:type="dxa"/>
-            <w:right w:w="75" w:type="dxa"/>
-          </w:tblCellMar>
-        </w:tblPrEx>
-        <w:trPr>
-          <w:cantSplit/>
-          <w:jc w:val="center"/>
-        </w:trPr>
-        <w:tc>
-          <w:tcPr>
-            <w:tcW w:w="2098" w:type="dxa"/>
-            <w:vAlign w:val="center"/>
-          </w:tcPr>
-          <w:p>
-            <w:pPr>
-              <w:keepNext w:val="0"/>
-              <w:spacing w:before="40" w:after="40" w:line="300" w:lineRule="auto"/>
-              <w:ind w:firstLine="0"/>
-              <w:jc w:val="left"/>
-            </w:pPr>
-            <w:r>
-              <w:rPr>
-                <w:sz w:val="21"/>
-              </w:rPr>
-              <w:t>同人不同照及不同人核验</w:t>
-            </w:r>
-          </w:p>
-        </w:tc>
-        <w:tc>
-          <w:tcPr>
-            <w:tcW w:w="3175" w:type="dxa"/>
-            <w:vAlign w:val="center"/>
-          </w:tcPr>
-          <w:p>
-            <w:pPr>
-              <w:keepNext w:val="0"/>
-              <w:spacing w:before="40" w:after="40" w:line="300" w:lineRule="auto"/>
-              <w:ind w:firstLine="0"/>
-              <w:jc w:val="left"/>
-            </w:pPr>
-            <w:r>
-              <w:rPr>
-                <w:sz w:val="21"/>
-              </w:rPr>
-              <w:t>条件测试跳过</w:t>
-            </w:r>
-          </w:p>
-        </w:tc>
-        <w:tc>
-          <w:tcPr>
-            <w:tcW w:w="3798" w:type="dxa"/>
-            <w:vAlign w:val="center"/>
-          </w:tcPr>
-          <w:p>
-            <w:pPr>
-              <w:keepNext w:val="0"/>
-              <w:spacing w:before="40" w:after="40" w:line="300" w:lineRule="auto"/>
-              <w:ind w:firstLine="0"/>
-              <w:jc w:val="left"/>
-            </w:pPr>
-            <w:r>
-              <w:rPr>
-                <w:sz w:val="21"/>
-              </w:rPr>
-              <w:t>授权照片、模型输出与阈值配置</w:t>
-            </w:r>
-          </w:p>
-        </w:tc>
-      </w:tr>
-      <w:tr>
-        <w:tblPrEx>
-          <w:tblBorders>
-            <w:top w:val="single" w:color="D9D9D9" w:sz="4" w:space="0"/>
-            <w:left w:val="single" w:color="D9D9D9" w:sz="4" w:space="0"/>
-            <w:bottom w:val="single" w:color="D9D9D9" w:sz="4" w:space="0"/>
-            <w:right w:val="single" w:color="D9D9D9" w:sz="4" w:space="0"/>
-            <w:insideH w:val="single" w:color="D9D9D9" w:sz="4" w:space="0"/>
-            <w:insideV w:val="single" w:color="D9D9D9" w:sz="4" w:space="0"/>
-          </w:tblBorders>
-          <w:tblCellMar>
-            <w:top w:w="75" w:type="dxa"/>
-            <w:left w:w="75" w:type="dxa"/>
-            <w:bottom w:w="75" w:type="dxa"/>
-            <w:right w:w="75" w:type="dxa"/>
-          </w:tblCellMar>
-        </w:tblPrEx>
-        <w:trPr>
-          <w:cantSplit/>
-          <w:jc w:val="center"/>
-        </w:trPr>
-        <w:tc>
-          <w:tcPr>
-            <w:tcW w:w="2098" w:type="dxa"/>
-            <w:vAlign w:val="center"/>
-          </w:tcPr>
-          <w:p>
-            <w:pPr>
-              <w:keepNext w:val="0"/>
-              <w:spacing w:before="40" w:after="40" w:line="300" w:lineRule="auto"/>
-              <w:ind w:firstLine="0"/>
-              <w:jc w:val="left"/>
-            </w:pPr>
-            <w:r>
-              <w:rPr>
-                <w:sz w:val="21"/>
-              </w:rPr>
-              <w:t>摄像头真实采集</w:t>
-            </w:r>
-          </w:p>
-        </w:tc>
-        <w:tc>
-          <w:tcPr>
-            <w:tcW w:w="3175" w:type="dxa"/>
-            <w:vAlign w:val="center"/>
-          </w:tcPr>
-          <w:p>
-            <w:pPr>
-              <w:keepNext w:val="0"/>
-              <w:spacing w:before="40" w:after="40" w:line="300" w:lineRule="auto"/>
-              <w:ind w:firstLine="0"/>
-              <w:jc w:val="left"/>
-            </w:pPr>
-            <w:r>
-              <w:rPr>
-                <w:sz w:val="21"/>
-              </w:rPr>
-              <w:t>未执行</w:t>
-            </w:r>
-          </w:p>
-        </w:tc>
-        <w:tc>
-          <w:tcPr>
-            <w:tcW w:w="3798" w:type="dxa"/>
-            <w:vAlign w:val="center"/>
-          </w:tcPr>
-          <w:p>
-            <w:pPr>
-              <w:keepNext w:val="0"/>
-              <w:spacing w:before="40" w:after="40" w:line="300" w:lineRule="auto"/>
-              <w:ind w:firstLine="0"/>
-              <w:jc w:val="left"/>
-            </w:pPr>
-            <w:r>
-              <w:rPr>
-                <w:sz w:val="21"/>
-              </w:rPr>
-              <w:t>操作者、时间、设备与抽验任务记录</w:t>
-            </w:r>
-          </w:p>
-        </w:tc>
-      </w:tr>
-      <w:tr>
-        <w:tblPrEx>
-          <w:tblBorders>
-            <w:top w:val="single" w:color="D9D9D9" w:sz="4" w:space="0"/>
-            <w:left w:val="single" w:color="D9D9D9" w:sz="4" w:space="0"/>
-            <w:bottom w:val="single" w:color="D9D9D9" w:sz="4" w:space="0"/>
-            <w:right w:val="single" w:color="D9D9D9" w:sz="4" w:space="0"/>
-            <w:insideH w:val="single" w:color="D9D9D9" w:sz="4" w:space="0"/>
-            <w:insideV w:val="single" w:color="D9D9D9" w:sz="4" w:space="0"/>
-          </w:tblBorders>
-          <w:tblCellMar>
-            <w:top w:w="75" w:type="dxa"/>
-            <w:left w:w="75" w:type="dxa"/>
-            <w:bottom w:w="75" w:type="dxa"/>
-            <w:right w:w="75" w:type="dxa"/>
-          </w:tblCellMar>
-        </w:tblPrEx>
-        <w:trPr>
-          <w:cantSplit/>
-          <w:jc w:val="center"/>
-        </w:trPr>
-        <w:tc>
-          <w:tcPr>
-            <w:tcW w:w="2098" w:type="dxa"/>
-            <w:vAlign w:val="center"/>
-          </w:tcPr>
-          <w:p>
-            <w:pPr>
-              <w:keepNext w:val="0"/>
-              <w:spacing w:before="40" w:after="40" w:line="300" w:lineRule="auto"/>
-              <w:ind w:firstLine="0"/>
-              <w:jc w:val="left"/>
-            </w:pPr>
-            <w:r>
-              <w:rPr>
-                <w:sz w:val="21"/>
-              </w:rPr>
-              <w:t>1、5、10学员学习实验</w:t>
-            </w:r>
-          </w:p>
-        </w:tc>
-        <w:tc>
-          <w:tcPr>
-            <w:tcW w:w="3175" w:type="dxa"/>
-            <w:vAlign w:val="center"/>
-          </w:tcPr>
-          <w:p>
-            <w:pPr>
-              <w:keepNext w:val="0"/>
-              <w:spacing w:before="40" w:after="40" w:line="300" w:lineRule="auto"/>
-              <w:ind w:firstLine="0"/>
-              <w:jc w:val="left"/>
-            </w:pPr>
-            <w:r>
-              <w:rPr>
-                <w:sz w:val="21"/>
-              </w:rPr>
-              <w:t>尚无实测数值</w:t>
-            </w:r>
-          </w:p>
-        </w:tc>
-        <w:tc>
-          <w:tcPr>
-            <w:tcW w:w="3798" w:type="dxa"/>
-            <w:vAlign w:val="center"/>
-          </w:tcPr>
-          <w:p>
-            <w:pPr>
-              <w:keepNext w:val="0"/>
-              <w:spacing w:before="40" w:after="40" w:line="300" w:lineRule="auto"/>
-              <w:ind w:firstLine="0"/>
-              <w:jc w:val="left"/>
-            </w:pPr>
-            <w:r>
-              <w:rPr>
-                <w:sz w:val="21"/>
-              </w:rPr>
-              <w:t>独立样本的JSON指标报告</w:t>
-            </w:r>
-          </w:p>
-        </w:tc>
-      </w:tr>
-      <w:tr>
-        <w:tblPrEx>
-          <w:tblBorders>
-            <w:top w:val="single" w:color="D9D9D9" w:sz="4" w:space="0"/>
-            <w:left w:val="single" w:color="D9D9D9" w:sz="4" w:space="0"/>
-            <w:bottom w:val="single" w:color="D9D9D9" w:sz="4" w:space="0"/>
-            <w:right w:val="single" w:color="D9D9D9" w:sz="4" w:space="0"/>
-            <w:insideH w:val="single" w:color="D9D9D9" w:sz="4" w:space="0"/>
-            <w:insideV w:val="single" w:color="D9D9D9" w:sz="4" w:space="0"/>
-          </w:tblBorders>
-          <w:tblCellMar>
-            <w:top w:w="75" w:type="dxa"/>
-            <w:left w:w="75" w:type="dxa"/>
-            <w:bottom w:w="75" w:type="dxa"/>
-            <w:right w:w="75" w:type="dxa"/>
-          </w:tblCellMar>
-        </w:tblPrEx>
-        <w:trPr>
-          <w:cantSplit/>
-          <w:jc w:val="center"/>
-        </w:trPr>
-        <w:tc>
-          <w:tcPr>
-            <w:tcW w:w="2098" w:type="dxa"/>
-            <w:vAlign w:val="center"/>
-          </w:tcPr>
-          <w:p>
-            <w:pPr>
-              <w:keepNext w:val="0"/>
-              <w:spacing w:before="40" w:after="40" w:line="300" w:lineRule="auto"/>
-              <w:ind w:firstLine="0"/>
-              <w:jc w:val="left"/>
-            </w:pPr>
-            <w:r>
-              <w:rPr>
-                <w:sz w:val="21"/>
-              </w:rPr>
-              <w:t>MySQL与服务重启恢复</w:t>
-            </w:r>
-          </w:p>
-        </w:tc>
-        <w:tc>
-          <w:tcPr>
-            <w:tcW w:w="3175" w:type="dxa"/>
-            <w:vAlign w:val="center"/>
-          </w:tcPr>
-          <w:p>
-            <w:pPr>
-              <w:keepNext w:val="0"/>
-              <w:spacing w:before="40" w:after="40" w:line="300" w:lineRule="auto"/>
-              <w:ind w:firstLine="0"/>
-              <w:jc w:val="left"/>
-            </w:pPr>
-            <w:r>
-              <w:rPr>
-                <w:sz w:val="21"/>
-              </w:rPr>
-              <w:t>未执行</w:t>
-            </w:r>
-          </w:p>
-        </w:tc>
-        <w:tc>
-          <w:tcPr>
-            <w:tcW w:w="3798" w:type="dxa"/>
-            <w:vAlign w:val="center"/>
-          </w:tcPr>
-          <w:p>
-            <w:pPr>
-              <w:keepNext w:val="0"/>
-              <w:spacing w:before="40" w:after="40" w:line="300" w:lineRule="auto"/>
-              <w:ind w:firstLine="0"/>
-              <w:jc w:val="left"/>
-            </w:pPr>
-            <w:r>
-              <w:rPr>
-                <w:sz w:val="21"/>
-              </w:rPr>
-              <w:t>事件标识关联的Outbox与消费日志</w:t>
-            </w:r>
-          </w:p>
-        </w:tc>
-      </w:tr>
-      <w:tr>
-        <w:tblPrEx>
-          <w:tblBorders>
-            <w:top w:val="single" w:color="D9D9D9" w:sz="4" w:space="0"/>
-            <w:left w:val="single" w:color="D9D9D9" w:sz="4" w:space="0"/>
-            <w:bottom w:val="single" w:color="D9D9D9" w:sz="4" w:space="0"/>
-            <w:right w:val="single" w:color="D9D9D9" w:sz="4" w:space="0"/>
-            <w:insideH w:val="single" w:color="D9D9D9" w:sz="4" w:space="0"/>
-            <w:insideV w:val="single" w:color="D9D9D9" w:sz="4" w:space="0"/>
-          </w:tblBorders>
-          <w:tblCellMar>
-            <w:top w:w="75" w:type="dxa"/>
-            <w:left w:w="75" w:type="dxa"/>
-            <w:bottom w:w="75" w:type="dxa"/>
-            <w:right w:w="75" w:type="dxa"/>
-          </w:tblCellMar>
-        </w:tblPrEx>
-        <w:trPr>
-          <w:cantSplit/>
-          <w:jc w:val="center"/>
-        </w:trPr>
-        <w:tc>
-          <w:tcPr>
-            <w:tcW w:w="2098" w:type="dxa"/>
-            <w:vAlign w:val="center"/>
-          </w:tcPr>
-          <w:p>
-            <w:pPr>
-              <w:keepNext w:val="0"/>
-              <w:spacing w:before="40" w:after="40" w:line="300" w:lineRule="auto"/>
-              <w:ind w:firstLine="0"/>
-              <w:jc w:val="left"/>
-            </w:pPr>
-            <w:r>
-              <w:rPr>
-                <w:sz w:val="21"/>
-              </w:rPr>
-              <w:t>自然到期档案</w:t>
-            </w:r>
-          </w:p>
-        </w:tc>
-        <w:tc>
-          <w:tcPr>
-            <w:tcW w:w="3175" w:type="dxa"/>
-            <w:vAlign w:val="center"/>
-          </w:tcPr>
-          <w:p>
-            <w:pPr>
-              <w:keepNext w:val="0"/>
-              <w:spacing w:before="40" w:after="40" w:line="300" w:lineRule="auto"/>
-              <w:ind w:firstLine="0"/>
-              <w:jc w:val="left"/>
-            </w:pPr>
-            <w:r>
-              <w:rPr>
-                <w:sz w:val="21"/>
-              </w:rPr>
-              <w:t>待真实流程完成</w:t>
-            </w:r>
-          </w:p>
-        </w:tc>
-        <w:tc>
-          <w:tcPr>
-            <w:tcW w:w="3798" w:type="dxa"/>
-            <w:vAlign w:val="center"/>
-          </w:tcPr>
-          <w:p>
-            <w:pPr>
-              <w:keepNext w:val="0"/>
-              <w:spacing w:before="40" w:after="40" w:line="300" w:lineRule="auto"/>
-              <w:ind w:firstLine="0"/>
-              <w:jc w:val="left"/>
-            </w:pPr>
-            <w:r>
-              <w:rPr>
-                <w:sz w:val="21"/>
-              </w:rPr>
-              <w:t>到期前后任务与只读查询记录</w:t>
-            </w:r>
-          </w:p>
-        </w:tc>
-      </w:tr>
-    </w:tbl>
-    <w:p>
-      <w:pPr>
-        <w:spacing w:after="80" w:line="240" w:lineRule="auto"/>
-      </w:pPr>
+        <w:t>本研究完成了道路运输企业在线培训系统的需求分析、架构与数据设计及核心功能实现。系统以Dubbo连接管理、培训与学习服务，以发布快照固定任务依据，以服务端时间和播放位置约束有效学时，并通过抽验、考试和只读档案支持过程记录与结果追溯。企业隔离限定数据访问范围。</w:t>
+      </w:r>
     </w:p>
     <w:p>
       <w:pPr>
         <w:jc w:val="both"/>
       </w:pPr>
       <w:r>
-        <w:t>这些未完成项目限制了结论范围。9月13日版本已具有人员车辆绑定、个人资料、签到签退核验、照片留档、自然日周期、先学后考、提前结业和播放恢复的实现及相关测试代码；本次只核对代码与论文，未执行这些新场景。后续应补验核验凭据过期及跨事件复用、照片越权预览、同日与到期边界、学习未完成时开考、全员结业后的周期内回看，以及断线切片恢复。实验须保留失败记录、代码版本、数据初态和时间信息，不以直接修改数据库状态制造成功结果。</w:t>
+        <w:t>系统针对异常状态形成了相应规则：课件结束后按原计时规则补学；Outbox同时检查代理确认与路由退回，消费端处理重复和迟到事件；抽验以任务为主体保留零提交超时。归档测试覆盖其中的计时、消息路由和超时留痕场景。</w:t>
       </w:r>
     </w:p>
     <w:p>
@@ -11020,7 +10286,42 @@
         <w:jc w:val="both"/>
       </w:pPr>
       <w:r>
-        <w:t>若进一步研究培训对道路安全的作用，还需设计独立效果评价。Stephan等开展的新手驾驶员培训随机试验在完成活动者中观察到安全意向变化，但未获得事故减少的结果，失访也限制了分析。</w:t>
+        <w:t>归档结果中，后端208项执行通过，另有2项条件测试跳过；其中11项MySQL集成测试全部通过。前端55项单元测试、4项条件守卫和5项UI契约测试通过。合成计时结果解释了保守累计形成差额的原因，数据库和消息组件实验支持指定场景下的事务约束与路由恢复。研究结论据此限定于原型实现和已覆盖的实验条件。</w:t>
+      </w:r>
+    </w:p>
+    <w:p>
+      <w:pPr>
+        <w:pStyle w:val="4"/>
+        <w:pageBreakBefore w:val="0"/>
+      </w:pPr>
+      <w:bookmarkStart w:id="47" w:name="_Toc22223"/>
+      <w:r>
+        <w:t>7.2 局限与后续工作</w:t>
+      </w:r>
+      <w:bookmarkEnd w:id="47"/>
+    </w:p>
+    <w:p>
+      <w:pPr>
+        <w:jc w:val="both"/>
+      </w:pPr>
+      <w:r>
+        <w:t>本研究的结论适用于规则与单实例组件实验，具体范围见6.1节。进一步研究可采用获得授权的真实使用数据，分析学时差额、状态反馈和操作体验，并比较不同网络与终端条件下的表现。</w:t>
+      </w:r>
+    </w:p>
+    <w:p>
+      <w:pPr>
+        <w:jc w:val="both"/>
+      </w:pPr>
+      <w:r>
+        <w:t>身份核验研究聚焦任务流程与记录管理，不估计真人识别准确率、活体检测或攻击防护效果。模型阈值与复杂拍摄条件属于独立评价问题。现有实现提供私有存储与受控预览；告知授权、统一保存删除、人工复核与非人脸替代流程属于应用治理的拓展范围。</w:t>
+      </w:r>
+    </w:p>
+    <w:p>
+      <w:pPr>
+        <w:jc w:val="both"/>
+      </w:pPr>
+      <w:r>
+        <w:t>多实例连接协调、持久化恢复、长期对象保存及跨企业监管属于架构拓展方向。培训效果评价另需研究设计。Stephan等的新手驾驶员试验未获得事故减少的结果，且受失访限制。</w:t>
       </w:r>
       <w:r>
         <w:rPr>
@@ -11029,7 +10330,7 @@
         <w:t>[21]</w:t>
       </w:r>
       <w:r>
-        <w:t>该研究的对象与企业驾驶员不同，不能直接推广；它说明软件功能通过验收与培训产生安全成效属于两个研究问题。本文没有收集真实驾驶事故与行为对照数据，因此不对后一问题作效果判断。</w:t>
+        <w:t>本文对象与该研究不同，也不包含驾驶事故或行为对照数据，因此不推断道路安全成效。</w:t>
       </w:r>
     </w:p>
     <w:p>
@@ -11037,107 +10338,18 @@
         <w:pStyle w:val="3"/>
         <w:pageBreakBefore/>
       </w:pPr>
-      <w:bookmarkStart w:id="45" w:name="_Toc6342"/>
-      <w:r>
-        <w:t>7 总结与展望</w:t>
-      </w:r>
-      <w:bookmarkEnd w:id="45"/>
-    </w:p>
-    <w:p>
-      <w:pPr>
-        <w:pStyle w:val="4"/>
-        <w:pageBreakBefore w:val="0"/>
-      </w:pPr>
-      <w:bookmarkStart w:id="46" w:name="_Toc30410"/>
-      <w:r>
-        <w:t>7.1 研究总结</w:t>
-      </w:r>
-      <w:bookmarkEnd w:id="46"/>
+      <w:bookmarkStart w:id="48" w:name="_Toc8590"/>
+      <w:r>
+        <w:t>致谢</w:t>
+      </w:r>
+      <w:bookmarkEnd w:id="48"/>
     </w:p>
     <w:p>
       <w:pPr>
         <w:jc w:val="both"/>
       </w:pPr>
       <w:r>
-        <w:t>本研究围绕道路运输企业在线培训中“学时如何形成、结果如何同步、历史如何查询”三个具体问题，完成了需求、架构、数据和核心实现的分析。系统以Dubbo连接管理、培训与学习服务，采用课程发布快照固定任务依据，以服务端时间和播放位置共同约束有效学时，并通过抽验与考试补充过程和结果记录。企业隔离贯穿对象查询和修改，档案使用独立只读路径保存已结束任务的可访问性。</w:t>
-      </w:r>
-    </w:p>
-    <w:p>
-      <w:pPr>
-        <w:jc w:val="both"/>
-      </w:pPr>
-      <w:r>
-        <w:t>研究形成的工程认识主要体现在规则之间的衔接。保守计时能够限制异常增量，但会出现课件结束而学时不足的状态，因此必须提供遵守原计时规则的补学入口。Outbox能够保留待发送事件，但发送成功判断还必须区分代理确认与路由退回，消费端则需要处理重复和迟到。抽验留痕必须以任务为主体，才能记录没有提交照片的超时行为。这些处理把正常流程之外的状态组合纳入了实现与测试。</w:t>
-      </w:r>
-    </w:p>
-    <w:p>
-      <w:pPr>
-        <w:jc w:val="both"/>
-      </w:pPr>
-      <w:r>
-        <w:t>截至2026年9月9日的验收记录显示，后端210项测试中208项通过、2项因真实依赖条件跳过，11项MySQL集成测试全部执行通过，前端55项单测、4项条件守卫和5项UI契约测试通过。结果支持已覆盖规则与组件行为的实现结论，同时揭示真实媒体和照片验证仍未完成。本文不将自动化通过数量扩展为生产稳定性、真人识别准确率或培训效果提升的证明。</w:t>
-      </w:r>
-    </w:p>
-    <w:p>
-      <w:pPr>
-        <w:pStyle w:val="4"/>
-        <w:pageBreakBefore w:val="0"/>
-      </w:pPr>
-      <w:bookmarkStart w:id="47" w:name="_Toc3594"/>
-      <w:r>
-        <w:t>7.2 局限与后续工作</w:t>
-      </w:r>
-      <w:bookmarkEnd w:id="47"/>
-    </w:p>
-    <w:p>
-      <w:pPr>
-        <w:jc w:val="both"/>
-      </w:pPr>
-      <w:r>
-        <w:t>后续工作首先应完成真实依赖下的业务闭环：使用专用私有OSS、授权照片和独立学员任务，贯通上传、播放、抽验、考试与统计；再执行断线、乱序、服务重启和自然到期档案实验。真实学习并发应记录环境资源、初始任务状态和完整指标，观察学时差额分布及状态可见时间，从而检验当前保守计时与补学方式在实际使用中的代价。</w:t>
-      </w:r>
-    </w:p>
-    <w:p>
-      <w:pPr>
-        <w:jc w:val="both"/>
-      </w:pPr>
-      <w:r>
-        <w:t>身份核验需要进一步验证同人不同照片、不同人、多人和复杂拍摄条件，并明确模型阈值的适用范围。活体检测和攻击防护应单独提出测试目标，不能从相似度比较自然推导。应用层还应补齐非人脸替代核验、告知授权和信息保存删除流程，使身份确认与个人信息保护要求在同一业务流程中得到落实。</w:t>
-      </w:r>
-    </w:p>
-    <w:p>
-      <w:pPr>
-        <w:jc w:val="both"/>
-      </w:pPr>
-      <w:r>
-        <w:t>架构扩展宜在单实例闭环稳定之后开展。多实例Realtime需要共享或协调连接归属，消息恢复需要真实持久化与重启验证，TLS部署需要重新检查媒体、Cookie和摄像头安全上下文。跨企业行业监管应建立与企业自有查询不同的授权模型。只有补齐这些证据，才能进一步讨论生产部署与规模化使用；现阶段的研究贡献是形成一套职责明确、过程可解释且具有验证入口的企业培训实现方案。</w:t>
-      </w:r>
-    </w:p>
-    <w:p>
-      <w:pPr>
-        <w:pStyle w:val="3"/>
-        <w:pageBreakBefore/>
-      </w:pPr>
-      <w:bookmarkStart w:id="48" w:name="_Toc978"/>
-      <w:r>
-        <w:t>致谢</w:t>
-      </w:r>
-      <w:bookmarkEnd w:id="48"/>
-    </w:p>
-    <w:p>
-      <w:pPr>
-        <w:jc w:val="both"/>
-      </w:pPr>
-      <w:r>
-        <w:t>本项目的开发和验证使用了Apache Dubbo、Spring、Vue、OpenCV等开源项目，以及相关工具的公开文档。感谢这些项目的维护者和贡献者，使系统实现与问题复现具有可查阅的技术基础。也感谢本文所引研究的作者，其对培训效果、学习分析、身份核验和服务一致性的讨论，为辨别系统能够说明什么、尚需验证什么提供了具体参照。</w:t>
-      </w:r>
-    </w:p>
-    <w:p>
-      <w:pPr>
-        <w:jc w:val="both"/>
-      </w:pPr>
-      <w:r>
-        <w:t>论文中的实现分析、结果解释和不足说明仍需在后续修改中继续核对。对实际参与指导、项目协作和测试支持的人员，将在确认姓名及具体帮助内容后补充致谢。</w:t>
+        <w:t>本项目的开发和验证使用了Apache Dubbo、Spring、Vue、OpenCV等开源项目，以及相关工具的公开文档。感谢这些项目的维护者和贡献者，使系统实现与问题复现具有可查阅的技术基础。也感谢本文所引研究的作者，其对培训效果、学习分析、身份核验和服务一致性的讨论，为系统设计、实验解释及研究范围的界定提供了具体参照。</w:t>
       </w:r>
     </w:p>
     <w:p>
@@ -11146,7 +10358,7 @@
         <w:pageBreakBefore/>
         <w:spacing w:after="360"/>
       </w:pPr>
-      <w:bookmarkStart w:id="49" w:name="_Toc16783"/>
+      <w:bookmarkStart w:id="49" w:name="_Toc942"/>
       <w:r>
         <w:t>参考文献</w:t>
       </w:r>
@@ -11913,7 +11125,7 @@
         <w:pStyle w:val="3"/>
         <w:pageBreakBefore/>
       </w:pPr>
-      <w:bookmarkStart w:id="50" w:name="_Toc30215"/>
+      <w:bookmarkStart w:id="50" w:name="_Toc4964"/>
       <w:r>
         <w:t>附录A 项目证据与复现入口</w:t>
       </w:r>
@@ -11924,14 +11136,14 @@
         <w:jc w:val="both"/>
       </w:pPr>
       <w:r>
-        <w:t>本附录列出论文实现与测试结论的仓库证据。路径以项目根目录为基准，实现说明于2026年9月13日增量核对至提交96a8d84，覆盖CHG-20260913-01～15；具体条目、文件范围及论文版本登记在docs/changes/2026-09-13-since-09-07.md。测试仍引用存档执行结果，后端CI为fcbb506、前端CI为7ca2f94，本次未重跑业务测试。</w:t>
+        <w:t>本附录给出实现分析与实验结果的归档定位，路径以仓库根目录为基准。实现分析采用源码快照96a8d84；自动化结果采用后端fcbb506和前端7ca2f94对应的归档作业。各定位值用于区分源码核查对象与测试执行对象，实验统计仅适用于其记录覆盖的代码及场景。</w:t>
       </w:r>
     </w:p>
     <w:p>
       <w:pPr>
         <w:pStyle w:val="4"/>
       </w:pPr>
-      <w:bookmarkStart w:id="51" w:name="_Toc28356"/>
+      <w:bookmarkStart w:id="51" w:name="_Toc2669"/>
       <w:r>
         <w:t>A.1 业务与实现</w:t>
       </w:r>
@@ -11949,7 +11161,7 @@
       <w:pPr>
         <w:pStyle w:val="4"/>
       </w:pPr>
-      <w:bookmarkStart w:id="52" w:name="_Toc25739"/>
+      <w:bookmarkStart w:id="52" w:name="_Toc6533"/>
       <w:r>
         <w:t>A.2 测试与数据</w:t>
       </w:r>
@@ -11960,16 +11172,16 @@
         <w:jc w:val="left"/>
       </w:pPr>
       <w:r>
-        <w:t>最新结果见docs/test/acceptance-2026-09-09.md及ci-2026-09-09.json。心跳原始数据见docs/test/heartbeat-2026-09-08.json，统计实现见frontend/e2e/realtime.load.spec.ts。10段合成抖动输入见LearningTimeCalculatorTest.java；100段独立实验见scripts/LearningTimeExperiment.java，两组输入不混为同一次实验。</w:t>
+        <w:t>自动化归档结果见docs/test/acceptance-2026-09-09.md及ci-2026-09-09.json。心跳原始数据见docs/test/heartbeat-2026-09-08.json，统计实现见frontend/e2e/realtime.load.spec.ts。10段合成抖动输入见LearningTimeCalculatorTest.java；100段独立实验见scripts/LearningTimeExperiment.java，两组输入不混为同一次实验。</w:t>
       </w:r>
     </w:p>
     <w:p>
       <w:pPr>
         <w:pStyle w:val="4"/>
       </w:pPr>
-      <w:bookmarkStart w:id="53" w:name="_Toc15340"/>
-      <w:r>
-        <w:t>A.3 待开展实验</w:t>
+      <w:bookmarkStart w:id="53" w:name="_Toc7061"/>
+      <w:r>
+        <w:t>A.3 实验配置与记录规范</w:t>
       </w:r>
       <w:bookmarkEnd w:id="53"/>
     </w:p>
@@ -11978,7 +11190,7 @@
         <w:jc w:val="left"/>
       </w:pPr>
       <w:r>
-        <w:t>真实媒体步骤见docs/test/media-acceptance.md，证据状态见docs/thesis/evidence-index.md。本机启动说明见docs/deployment/local-demo.md。后端复现命令为mvn --batch-mode --no-transfer-progress -f backend/pom.xml clean verify；数据库门禁为python3 scripts/check-database-tests.py。执行真实外部依赖实验前按手册提供专用测试条件。</w:t>
+        <w:t>实验配置与操作规范见docs/test/media-acceptance.md，证据范围见docs/thesis/evidence-index.md，单实例部署说明见docs/deployment/local-demo.md。后端复现命令为mvn --batch-mode --no-transfer-progress -f backend/pom.xml clean verify，数据库报告检查命令为python3 scripts/check-database-tests.py。实验记录以独立任务和事件标识关联输入、输出及环境，操作规范本身不构成测试结果。</w:t>
       </w:r>
     </w:p>
     <w:p>
@@ -12045,41 +11257,6 @@
           <w:sz w:val="24"/>
         </w:rPr>
         <w:fldChar w:fldCharType="end"/>
-      </w:r>
-    </w:p>
-    <w:p>
-      <w:pPr>
-        <w:pStyle w:val="3"/>
-        <w:pageBreakBefore/>
-      </w:pPr>
-      <w:bookmarkStart w:id="54" w:name="_Toc16796"/>
-      <w:r>
-        <w:t>附录B 初稿排版约定与待补信息</w:t>
-      </w:r>
-      <w:bookmarkEnd w:id="54"/>
-    </w:p>
-    <w:p>
-      <w:pPr>
-        <w:jc w:val="both"/>
-      </w:pPr>
-      <w:r>
-        <w:t>本稿按《论文写作与格式规范.md》设置标题、正文、中英文摘要、上标引用和参考文献，目录由Word根据标题样式自动生成。规范没有明确的页面参数暂作为项目内部排版约定：A4纸，上下左右页边距25毫米；封面、承诺书和目录不显示页码，摘要以罗马数字从I开始，正文从阿拉伯数字1重新编号，后续部分连续编号；摘要和正文显示页眉，各章另起一页。图题位于图下、表题位于表上，图表文字与编号统一设置。以上补充设置不作为学校新增要求。</w:t>
-      </w:r>
-    </w:p>
-    <w:p>
-      <w:pPr>
-        <w:jc w:val="both"/>
-      </w:pPr>
-      <w:r>
-        <w:t>封面姓名、准考证号、专业名称、专业代码及指导教师全名尚待填写；承诺人应由作者本人签名，日期与封面一致。致谢应补充实际帮助者及具体贡献。定稿前需按指导教师意见确认页边距、页眉适用范围、图表样式和附录目录收录方式，并更新整个自动目录。</w:t>
-      </w:r>
-    </w:p>
-    <w:p>
-      <w:pPr>
-        <w:jc w:val="both"/>
-      </w:pPr>
-      <w:r>
-        <w:t>参考文献按首次出现顺序编号。近五年以2021年9月9日至2026年9月9日计算，按正式发表时间统计；无明确更新日期的技术文档不计为近五年资料。本文所引国外职业安全、驾驶行为、学习分析和微服务研究具有国外研究机构背景，不仅按英文标题判断来源。法规按对应原始公布或修正日期著录，不能将网站转载日期替换为法规形成时间。</w:t>
       </w:r>
     </w:p>
     <w:sectPr>
@@ -12632,7 +11809,7 @@
     <w:lsdException w:qFormat="1" w:unhideWhenUsed="0" w:uiPriority="69" w:semiHidden="0" w:name="Medium Grid 3"/>
     <w:lsdException w:qFormat="1" w:unhideWhenUsed="0" w:uiPriority="70" w:semiHidden="0" w:name="Dark List"/>
     <w:lsdException w:qFormat="1" w:unhideWhenUsed="0" w:uiPriority="71" w:semiHidden="0" w:name="Colorful Shading"/>
-    <w:lsdException w:unhideWhenUsed="0" w:uiPriority="72" w:semiHidden="0" w:name="Colorful List"/>
+    <w:lsdException w:qFormat="1" w:unhideWhenUsed="0" w:uiPriority="72" w:semiHidden="0" w:name="Colorful List"/>
     <w:lsdException w:qFormat="1" w:unhideWhenUsed="0" w:uiPriority="73" w:semiHidden="0" w:name="Colorful Grid"/>
     <w:lsdException w:qFormat="1" w:unhideWhenUsed="0" w:uiPriority="60" w:semiHidden="0" w:name="Light Shading Accent 1"/>
     <w:lsdException w:qFormat="1" w:unhideWhenUsed="0" w:uiPriority="61" w:semiHidden="0" w:name="Light List Accent 1"/>
@@ -12717,8 +11894,8 @@
     <w:lsdException w:qFormat="1" w:unhideWhenUsed="0" w:uiPriority="67" w:semiHidden="0" w:name="Medium Grid 1 Accent 6"/>
     <w:lsdException w:qFormat="1" w:unhideWhenUsed="0" w:uiPriority="68" w:semiHidden="0" w:name="Medium Grid 2 Accent 6"/>
     <w:lsdException w:qFormat="1" w:unhideWhenUsed="0" w:uiPriority="69" w:semiHidden="0" w:name="Medium Grid 3 Accent 6"/>
-    <w:lsdException w:unhideWhenUsed="0" w:uiPriority="70" w:semiHidden="0" w:name="Dark List Accent 6"/>
-    <w:lsdException w:unhideWhenUsed="0" w:uiPriority="71" w:semiHidden="0" w:name="Colorful Shading Accent 6"/>
+    <w:lsdException w:qFormat="1" w:unhideWhenUsed="0" w:uiPriority="70" w:semiHidden="0" w:name="Dark List Accent 6"/>
+    <w:lsdException w:qFormat="1" w:unhideWhenUsed="0" w:uiPriority="71" w:semiHidden="0" w:name="Colorful Shading Accent 6"/>
     <w:lsdException w:qFormat="1" w:unhideWhenUsed="0" w:uiPriority="72" w:semiHidden="0" w:name="Colorful List Accent 6"/>
     <w:lsdException w:qFormat="1" w:unhideWhenUsed="0" w:uiPriority="73" w:semiHidden="0" w:name="Colorful Grid Accent 6"/>
   </w:latentStyles>
@@ -22407,6 +21584,7 @@
   <w:style w:type="table" w:styleId="113">
     <w:name w:val="Dark List Accent 6"/>
     <w:basedOn w:val="35"/>
+    <w:qFormat/>
     <w:uiPriority w:val="70"/>
     <w:pPr>
       <w:spacing w:after="0" w:line="240" w:lineRule="auto"/>
@@ -23396,6 +22574,7 @@
   <w:style w:type="table" w:styleId="120">
     <w:name w:val="Colorful Shading Accent 6"/>
     <w:basedOn w:val="35"/>
+    <w:qFormat/>
     <w:uiPriority w:val="71"/>
     <w:pPr>
       <w:spacing w:after="0" w:line="240" w:lineRule="auto"/>
@@ -23544,6 +22723,7 @@
   <w:style w:type="table" w:styleId="121">
     <w:name w:val="Colorful List"/>
     <w:basedOn w:val="35"/>
+    <w:qFormat/>
     <w:uiPriority w:val="72"/>
     <w:pPr>
       <w:spacing w:after="0" w:line="240" w:lineRule="auto"/>
@@ -25127,6 +24307,7 @@
     <w:basedOn w:val="135"/>
     <w:link w:val="8"/>
     <w:semiHidden/>
+    <w:qFormat/>
     <w:uiPriority w:val="9"/>
     <w:rPr>
       <w:rFonts w:asciiTheme="majorHAnsi" w:hAnsiTheme="majorHAnsi" w:eastAsiaTheme="majorEastAsia" w:cstheme="majorBidi"/>
@@ -25228,6 +24409,7 @@
     <w:name w:val="Intense Quote Char"/>
     <w:basedOn w:val="135"/>
     <w:link w:val="159"/>
+    <w:qFormat/>
     <w:uiPriority w:val="30"/>
     <w:rPr>
       <w:b/>
